--- a/downloads/teacher/ai-2-week-24.docx
+++ b/downloads/teacher/ai-2-week-24.docx
@@ -2854,6 +2854,396 @@
         <w:t>Log recommender exposure, choice and explicit feedback separately; consider whether its own policy narrows future evidence.</w:t>
       </w:r>
     </w:p>
+    <w:p>
+      <w:pPr>
+        <w:pStyle w:val="Heading1"/>
+      </w:pPr>
+      <w:r>
+        <w:t>07. Prepare, teach and assess</w:t>
+      </w:r>
+    </w:p>
+    <w:p>
+      <w:r>
+        <w:t>Teaching target: Implement a deterministic recommender</w:t>
+      </w:r>
+    </w:p>
+    <w:p>
+      <w:r>
+        <w:t>Prepare the labelled worked-case picture, the matching workbook, fictional input cards and a place for individual responses. No paid AI account is required for the paper reasoning activities.</w:t>
+      </w:r>
+    </w:p>
+    <w:tbl>
+      <w:tblPr>
+        <w:tblStyle w:val="LightShading-Accent1"/>
+        <w:tblW w:type="auto" w:w="0"/>
+        <w:tblLook w:firstColumn="1" w:firstRow="1" w:lastColumn="0" w:lastRow="0" w:noHBand="0" w:noVBand="1" w:val="04A0"/>
+      </w:tblPr>
+      <w:tblGrid>
+        <w:gridCol w:w="3408"/>
+        <w:gridCol w:w="3408"/>
+        <w:gridCol w:w="3408"/>
+      </w:tblGrid>
+      <w:tr>
+        <w:trPr>
+          <w:tblHeader/>
+        </w:trPr>
+        <w:tc>
+          <w:tcPr>
+            <w:tcW w:type="dxa" w:w="3408"/>
+          </w:tcPr>
+          <w:p>
+            <w:r>
+              <w:t>Session</w:t>
+            </w:r>
+          </w:p>
+        </w:tc>
+        <w:tc>
+          <w:tcPr>
+            <w:tcW w:type="dxa" w:w="3408"/>
+          </w:tcPr>
+          <w:p>
+            <w:r>
+              <w:t>Plan</w:t>
+            </w:r>
+          </w:p>
+        </w:tc>
+        <w:tc>
+          <w:tcPr>
+            <w:tcW w:type="dxa" w:w="3408"/>
+          </w:tcPr>
+          <w:p>
+            <w:r>
+              <w:t>Resources</w:t>
+            </w:r>
+          </w:p>
+        </w:tc>
+      </w:tr>
+      <w:tr>
+        <w:tc>
+          <w:tcPr>
+            <w:tcW w:type="dxa" w:w="3408"/>
+          </w:tcPr>
+          <w:p>
+            <w:r>
+              <w:t>Session 1 · Understand · 45 min</w:t>
+            </w:r>
+          </w:p>
+        </w:tc>
+        <w:tc>
+          <w:tcPr>
+            <w:tcW w:type="dxa" w:w="3408"/>
+          </w:tcPr>
+          <w:p>
+            <w:r>
+              <w:t>0–7: recall and prerequisite; 7–15: inspect the concrete case and predict; 15–30: teacher models the worked trace; 30–40: learners explain a step using the text and visual; 40–45: check the core idea.</w:t>
+            </w:r>
+          </w:p>
+        </w:tc>
+        <w:tc>
+          <w:tcPr>
+            <w:tcW w:type="dxa" w:w="3408"/>
+          </w:tcPr>
+          <w:p>
+            <w:r>
+              <w:t>Sections 1–6; record the brief recall in the workbook.</w:t>
+            </w:r>
+          </w:p>
+        </w:tc>
+      </w:tr>
+      <w:tr>
+        <w:tc>
+          <w:tcPr>
+            <w:tcW w:type="dxa" w:w="3408"/>
+          </w:tcPr>
+          <w:p>
+            <w:r>
+              <w:t>Session 2 · Practise · 45 min</w:t>
+            </w:r>
+          </w:p>
+        </w:tc>
+        <w:tc>
+          <w:tcPr>
+            <w:tcW w:type="dxa" w:w="3408"/>
+          </w:tcPr>
+          <w:p>
+            <w:r>
+              <w:t>0–5: retrieve the procedure; 5–15: W2 completion practice; 15–23: explain and check with a partner; 23–30: each learner answers the misconception check; 30–40: targeted reteaching or a harder variation; 40–45: prepare the investigation.</w:t>
+            </w:r>
+          </w:p>
+        </w:tc>
+        <w:tc>
+          <w:tcPr>
+            <w:tcW w:type="dxa" w:w="3408"/>
+          </w:tcPr>
+          <w:p>
+            <w:r>
+              <w:t>Sections 7–10; use the matching workbook W2 and misconception check.</w:t>
+            </w:r>
+          </w:p>
+        </w:tc>
+      </w:tr>
+      <w:tr>
+        <w:tc>
+          <w:tcPr>
+            <w:tcW w:type="dxa" w:w="3408"/>
+          </w:tcPr>
+          <w:p>
+            <w:r>
+              <w:t>Session 3 · Investigate and transfer · 45 min</w:t>
+            </w:r>
+          </w:p>
+        </w:tc>
+        <w:tc>
+          <w:tcPr>
+            <w:tcW w:type="dxa" w:w="3408"/>
+          </w:tcPr>
+          <w:p>
+            <w:r>
+              <w:t>0–5: retrieve the decision rule; 5–20: investigate or trace; 20–30: start the independent case; 30–38: connect the project; 38–43: act on feedback; 43–45: plan the return check.</w:t>
+            </w:r>
+          </w:p>
+        </w:tc>
+        <w:tc>
+          <w:tcPr>
+            <w:tcW w:type="dxa" w:w="3408"/>
+          </w:tcPr>
+          <w:p>
+            <w:r>
+              <w:t>Sections 9 and 11–14. Give extra time to finish the full task set; use Section 15 when the week includes a coding lab.</w:t>
+            </w:r>
+          </w:p>
+        </w:tc>
+      </w:tr>
+    </w:tbl>
+    <w:p>
+      <w:r>
+        <w:t>Before class, solve the supported practice: State recommend([], 10) and the worked items with limit 8.</w:t>
+      </w:r>
+    </w:p>
+    <w:p>
+      <w:r>
+        <w:t>Reasoned practice answer: Both return None; the caller should display no eligible option.</w:t>
+      </w:r>
+    </w:p>
+    <w:p>
+      <w:r>
+        <w:t>Check every learner before discussion: Use the worked case for Implementing a recommender. Proposed explanation: “A successful run proves the conclusion”. Decide whether this explanation is supported. Point to the step or supplied fact that decides; explain your repair if needed.</w:t>
+      </w:r>
+    </w:p>
+    <w:p>
+      <w:r>
+        <w:t>Misconception repair: The recommendation follows a written scoring policy. It does not learn preferences, prove learning benefit or authorize an action. Display the chosen rule and let a person review whether an option is suitable.</w:t>
+      </w:r>
+    </w:p>
+    <w:p>
+      <w:r>
+        <w:t>Support: read the exact case aloud, enlarge the labelled picture, supply input cards and model only the first deciding step. Accept a spoken explanation or drawing; retain the reasoning goal.</w:t>
+      </w:r>
+    </w:p>
+    <w:p>
+      <w:r>
+        <w:t>Extension: On a planned trial, show B once and record no click. Require a prediction and a reason before comparing. Expected result: B gains one exposure but still zero clicks. Reason: The observation now supports a nonclick on that display, not a permanent dislike.</w:t>
+      </w:r>
+    </w:p>
+    <w:p>
+      <w:r>
+        <w:t>Independent assessment: withhold the reserved answer until the learner has attempted the new case. Record support separately from correctness.</w:t>
+      </w:r>
+    </w:p>
+    <w:tbl>
+      <w:tblPr>
+        <w:tblStyle w:val="LightShading-Accent1"/>
+        <w:tblW w:type="auto" w:w="0"/>
+        <w:tblLook w:firstColumn="1" w:firstRow="1" w:lastColumn="0" w:lastRow="0" w:noHBand="0" w:noVBand="1" w:val="04A0"/>
+      </w:tblPr>
+      <w:tblGrid>
+        <w:gridCol w:w="2556"/>
+        <w:gridCol w:w="2556"/>
+        <w:gridCol w:w="2556"/>
+        <w:gridCol w:w="2556"/>
+      </w:tblGrid>
+      <w:tr>
+        <w:trPr>
+          <w:tblHeader/>
+        </w:trPr>
+        <w:tc>
+          <w:tcPr>
+            <w:tcW w:type="dxa" w:w="2556"/>
+          </w:tcPr>
+          <w:p>
+            <w:r>
+              <w:t>Criterion</w:t>
+            </w:r>
+          </w:p>
+        </w:tc>
+        <w:tc>
+          <w:tcPr>
+            <w:tcW w:type="dxa" w:w="2556"/>
+          </w:tcPr>
+          <w:p>
+            <w:r>
+              <w:t>Not yet</w:t>
+            </w:r>
+          </w:p>
+        </w:tc>
+        <w:tc>
+          <w:tcPr>
+            <w:tcW w:type="dxa" w:w="2556"/>
+          </w:tcPr>
+          <w:p>
+            <w:r>
+              <w:t>With support</w:t>
+            </w:r>
+          </w:p>
+        </w:tc>
+        <w:tc>
+          <w:tcPr>
+            <w:tcW w:type="dxa" w:w="2556"/>
+          </w:tcPr>
+          <w:p>
+            <w:r>
+              <w:t>Independent</w:t>
+            </w:r>
+          </w:p>
+        </w:tc>
+      </w:tr>
+      <w:tr>
+        <w:tc>
+          <w:tcPr>
+            <w:tcW w:type="dxa" w:w="2556"/>
+          </w:tcPr>
+          <w:p>
+            <w:r>
+              <w:t>Explanation</w:t>
+            </w:r>
+          </w:p>
+        </w:tc>
+        <w:tc>
+          <w:tcPr>
+            <w:tcW w:type="dxa" w:w="2556"/>
+          </w:tcPr>
+          <w:p>
+            <w:r>
+              <w:t>Names an answer without a deciding fact</w:t>
+            </w:r>
+          </w:p>
+        </w:tc>
+        <w:tc>
+          <w:tcPr>
+            <w:tcW w:type="dxa" w:w="2556"/>
+          </w:tcPr>
+          <w:p>
+            <w:r>
+              <w:t>Uses a hint to link fact and decision</w:t>
+            </w:r>
+          </w:p>
+        </w:tc>
+        <w:tc>
+          <w:tcPr>
+            <w:tcW w:type="dxa" w:w="2556"/>
+          </w:tcPr>
+          <w:p>
+            <w:r>
+              <w:t>Explains the deciding fact in own words</w:t>
+            </w:r>
+          </w:p>
+        </w:tc>
+      </w:tr>
+      <w:tr>
+        <w:tc>
+          <w:tcPr>
+            <w:tcW w:type="dxa" w:w="2556"/>
+          </w:tcPr>
+          <w:p>
+            <w:r>
+              <w:t>Trace or test</w:t>
+            </w:r>
+          </w:p>
+        </w:tc>
+        <w:tc>
+          <w:tcPr>
+            <w:tcW w:type="dxa" w:w="2556"/>
+          </w:tcPr>
+          <w:p>
+            <w:r>
+              <w:t>Cannot connect input and result</w:t>
+            </w:r>
+          </w:p>
+        </w:tc>
+        <w:tc>
+          <w:tcPr>
+            <w:tcW w:type="dxa" w:w="2556"/>
+          </w:tcPr>
+          <w:p>
+            <w:r>
+              <w:t>Completes steps with prompts</w:t>
+            </w:r>
+          </w:p>
+        </w:tc>
+        <w:tc>
+          <w:tcPr>
+            <w:tcW w:type="dxa" w:w="2556"/>
+          </w:tcPr>
+          <w:p>
+            <w:r>
+              <w:t>Traces or tests a changed case accurately</w:t>
+            </w:r>
+          </w:p>
+        </w:tc>
+      </w:tr>
+      <w:tr>
+        <w:tc>
+          <w:tcPr>
+            <w:tcW w:type="dxa" w:w="2556"/>
+          </w:tcPr>
+          <w:p>
+            <w:r>
+              <w:t>Limits and revision</w:t>
+            </w:r>
+          </w:p>
+        </w:tc>
+        <w:tc>
+          <w:tcPr>
+            <w:tcW w:type="dxa" w:w="2556"/>
+          </w:tcPr>
+          <w:p>
+            <w:r>
+              <w:t>Claims more than evidence supports</w:t>
+            </w:r>
+          </w:p>
+        </w:tc>
+        <w:tc>
+          <w:tcPr>
+            <w:tcW w:type="dxa" w:w="2556"/>
+          </w:tcPr>
+          <w:p>
+            <w:r>
+              <w:t>Names a limit after a prompt</w:t>
+            </w:r>
+          </w:p>
+        </w:tc>
+        <w:tc>
+          <w:tcPr>
+            <w:tcW w:type="dxa" w:w="2556"/>
+          </w:tcPr>
+          <w:p>
+            <w:r>
+              <w:t>States a defensible limit and useful next test</w:t>
+            </w:r>
+          </w:p>
+        </w:tc>
+      </w:tr>
+    </w:tbl>
+    <w:p>
+      <w:r>
+        <w:t>Project checkpoint: Evaluate and revise. Compare with your starting method, explain errors and record a justified revision.</w:t>
+      </w:r>
+    </w:p>
+    <w:p>
+      <w:r>
+        <w:t>Use the weekly teacher answer for topic-specific reasoning. A saved progress tick is an activity record; judge mastery from the learner’s explanation and evidence.</w:t>
+      </w:r>
+    </w:p>
     <w:sectPr>
       <w:pgSz w:w="12240" w:h="15840"/>
       <w:pgMar w:top="936" w:right="1008" w:bottom="936" w:left="1008" w:header="720" w:footer="720" w:gutter="0"/>

--- a/downloads/teacher/ai-2-week-24.docx
+++ b/downloads/teacher/ai-2-week-24.docx
@@ -3244,6 +3244,39 @@
         <w:t>Use the weekly teacher answer for topic-specific reasoning. A saved progress tick is an activity record; judge mastery from the learner’s explanation and evidence.</w:t>
       </w:r>
     </w:p>
+    <w:p>
+      <w:pPr>
+        <w:pStyle w:val="Heading1"/>
+      </w:pPr>
+      <w:r>
+        <w:t>08. Use feedback, labs and repair paths</w:t>
+      </w:r>
+    </w:p>
+    <w:p>
+      <w:r>
+        <w:t>Use the two formative questions as supported practice, not as independent mastery scores. Discuss the deciding evidence rather than accepting a guessed selection.</w:t>
+      </w:r>
+    </w:p>
+    <w:p>
+      <w:r>
+        <w:t>The feedback comes from the reviewed public worked case. Do not reveal the separately reserved independent teacher answer until the learner has attempted that case.</w:t>
+      </w:r>
+    </w:p>
+    <w:p>
+      <w:r>
+        <w:t>Ask students to predict before running code. Preserve errors and actual outputs; collect a changed test and an explanation. The branch-boundary and indexing lessons deliberately include failure cases.</w:t>
+      </w:r>
+    </w:p>
+    <w:p>
+      <w:r>
+        <w:t>Use the earlier worked-explanation links to address a specific missing building block, then return to the current question. Adapt this suggestion after observing the learner; it is not an automatic diagnosis.</w:t>
+      </w:r>
+    </w:p>
+    <w:p>
+      <w:r>
+        <w:t>Collect the completed-work portfolio as evidence. Record support separately from correctness, and assess explanation, trace/test and limitations. Progress ticks and quiz selections alone do not establish mastery.</w:t>
+      </w:r>
+    </w:p>
     <w:sectPr>
       <w:pgSz w:w="12240" w:h="15840"/>
       <w:pgMar w:top="936" w:right="1008" w:bottom="936" w:left="1008" w:header="720" w:footer="720" w:gutter="0"/>

--- a/downloads/teacher/ai-2-week-24.docx
+++ b/downloads/teacher/ai-2-week-24.docx
@@ -29,6 +29,11 @@
       </w:r>
     </w:p>
     <w:p>
+      <w:r>
+        <w:t>Prepare Feedback Loops: check the target, prerequisites, resources and adaptable teaching schedule.</w:t>
+      </w:r>
+    </w:p>
+    <w:p>
       <w:pPr>
         <w:pStyle w:val="Heading3"/>
       </w:pPr>
@@ -37,8 +42,32 @@
       </w:r>
     </w:p>
     <w:p>
-      <w:r>
-        <w:t>Primary target: Implement a deterministic recommender</w:t>
+      <w:pPr>
+        <w:spacing w:line="336" w:lineRule="auto" w:after="180"/>
+      </w:pPr>
+      <w:r>
+        <w:rPr>
+          <w:b w:val="0"/>
+        </w:rPr>
+        <w:t xml:space="preserve">Primary target: Implement a </w:t>
+      </w:r>
+      <w:r>
+        <w:rPr>
+          <w:b/>
+        </w:rPr>
+        <w:t>deterministic</w:t>
+      </w:r>
+      <w:r>
+        <w:rPr>
+          <w:b w:val="0"/>
+        </w:rPr>
+        <w:t xml:space="preserve"> </w:t>
+      </w:r>
+      <w:r>
+        <w:rPr>
+          <w:b/>
+        </w:rPr>
+        <w:t>recommender</w:t>
       </w:r>
     </w:p>
     <w:tbl>
@@ -185,13 +214,60 @@
       </w:tr>
     </w:tbl>
     <w:p>
-      <w:r>
-        <w:t>This is a starting allocation of 135 minutes, not a validated duration. Preserve all named topics. Schedule extra time for connected examples, the full investigation, independent cases and project building. Repeated copies of a case share one recorded attempt; they are not new evidence.</w:t>
-      </w:r>
-    </w:p>
-    <w:p>
-      <w:r>
-        <w:t>Case exposure check: this source example appears in ai-2/24, ai-2/33. Reuse a familiar case for recall or modelling; verify that the case used to assess transfer has not already received feedback.</w:t>
+      <w:pPr>
+        <w:spacing w:line="336" w:lineRule="auto" w:after="180"/>
+      </w:pPr>
+      <w:r>
+        <w:rPr>
+          <w:b w:val="0"/>
+        </w:rPr>
+        <w:t>This is a starting allocation of 135 minutes, not a validated duration. Preserve all named topics. Schedule extra time for connected examples, the full investigation, independent cases and project building.</w:t>
+      </w:r>
+    </w:p>
+    <w:p>
+      <w:pPr>
+        <w:spacing w:line="336" w:lineRule="auto" w:after="180"/>
+      </w:pPr>
+      <w:r>
+        <w:rPr>
+          <w:b w:val="0"/>
+        </w:rPr>
+        <w:t xml:space="preserve">Repeated copies of a case share one recorded attempt; they are not new </w:t>
+      </w:r>
+      <w:r>
+        <w:rPr>
+          <w:b/>
+        </w:rPr>
+        <w:t>evidence</w:t>
+      </w:r>
+      <w:r>
+        <w:rPr>
+          <w:b w:val="0"/>
+        </w:rPr>
+        <w:t>.</w:t>
+      </w:r>
+    </w:p>
+    <w:p>
+      <w:pPr>
+        <w:spacing w:line="336" w:lineRule="auto" w:after="180"/>
+      </w:pPr>
+      <w:r>
+        <w:rPr>
+          <w:b w:val="0"/>
+        </w:rPr>
+        <w:t xml:space="preserve">Case </w:t>
+      </w:r>
+      <w:r>
+        <w:rPr>
+          <w:b/>
+        </w:rPr>
+        <w:t>exposure</w:t>
+      </w:r>
+      <w:r>
+        <w:rPr>
+          <w:b w:val="0"/>
+        </w:rPr>
+        <w:t xml:space="preserve"> check: this source example appears in ai-2/24, ai-2/33. Reuse a familiar case for recall or modelling; verify that the case used to assess transfer has not already received feedback.</w:t>
       </w:r>
     </w:p>
     <w:p>
@@ -211,17 +287,35 @@
       </w:r>
     </w:p>
     <w:p>
-      <w:r>
+      <w:pPr>
+        <w:spacing w:line="336" w:lineRule="auto" w:after="180"/>
+      </w:pPr>
+      <w:r>
+        <w:rPr>
+          <w:b w:val="0"/>
+        </w:rPr>
         <w:t>Without opening the old lesson, explain one key idea from Recommendation Scores. Give an example and a mistake that the idea helps you avoid.</w:t>
       </w:r>
     </w:p>
     <w:p>
-      <w:r>
+      <w:pPr>
+        <w:spacing w:line="336" w:lineRule="auto" w:after="180"/>
+      </w:pPr>
+      <w:r>
+        <w:rPr>
+          <w:b w:val="0"/>
+        </w:rPr>
         <w:t>Look for: Compute a weighted score</w:t>
       </w:r>
     </w:p>
     <w:p>
-      <w:r>
+      <w:pPr>
+        <w:spacing w:line="336" w:lineRule="auto" w:after="180"/>
+      </w:pPr>
+      <w:r>
+        <w:rPr>
+          <w:b w:val="0"/>
+        </w:rPr>
         <w:t>Reference example, not the only acceptable wording: Score 8.</w:t>
       </w:r>
     </w:p>
@@ -234,17 +328,35 @@
       </w:r>
     </w:p>
     <w:p>
-      <w:r>
+      <w:pPr>
+        <w:spacing w:line="336" w:lineRule="auto" w:after="180"/>
+      </w:pPr>
+      <w:r>
+        <w:rPr>
+          <w:b w:val="0"/>
+        </w:rPr>
         <w:t>Without opening the old lesson, explain one key idea from Similarity by Selected Traits. Give an example and a mistake that the idea helps you avoid.</w:t>
       </w:r>
     </w:p>
     <w:p>
-      <w:r>
+      <w:pPr>
+        <w:spacing w:line="336" w:lineRule="auto" w:after="180"/>
+      </w:pPr>
+      <w:r>
+        <w:rPr>
+          <w:b w:val="0"/>
+        </w:rPr>
         <w:t>Look for: Represent items with numeric features</w:t>
       </w:r>
     </w:p>
     <w:p>
-      <w:r>
+      <w:pPr>
+        <w:spacing w:line="336" w:lineRule="auto" w:after="180"/>
+      </w:pPr>
+      <w:r>
+        <w:rPr>
+          <w:b w:val="0"/>
+        </w:rPr>
         <w:t>Reference example, not the only acceptable wording: Energy 4, group work 1.</w:t>
       </w:r>
     </w:p>
@@ -257,22 +369,46 @@
       </w:r>
     </w:p>
     <w:p>
-      <w:r>
+      <w:pPr>
+        <w:spacing w:line="336" w:lineRule="auto" w:after="180"/>
+      </w:pPr>
+      <w:r>
+        <w:rPr>
+          <w:b w:val="0"/>
+        </w:rPr>
         <w:t>Without opening the old lesson, explain one key idea from Missing Data. Give an example and a mistake that the idea helps you avoid.</w:t>
       </w:r>
     </w:p>
     <w:p>
-      <w:r>
+      <w:pPr>
+        <w:spacing w:line="336" w:lineRule="auto" w:after="180"/>
+      </w:pPr>
+      <w:r>
+        <w:rPr>
+          <w:b w:val="0"/>
+        </w:rPr>
         <w:t>Look for: Detect absent and unusable values</w:t>
       </w:r>
     </w:p>
     <w:p>
-      <w:r>
+      <w:pPr>
+        <w:spacing w:line="336" w:lineRule="auto" w:after="180"/>
+      </w:pPr>
+      <w:r>
+        <w:rPr>
+          <w:b w:val="0"/>
+        </w:rPr>
         <w:t>Reference example, not the only acceptable wording: 0 is a recorded allowed duration. The other two are unknown under this schema.</w:t>
       </w:r>
     </w:p>
     <w:p>
-      <w:r>
+      <w:pPr>
+        <w:spacing w:line="336" w:lineRule="auto" w:after="180"/>
+      </w:pPr>
+      <w:r>
+        <w:rPr>
+          <w:b w:val="0"/>
+        </w:rPr>
         <w:t>Use the student module and workbook section with this exact week title. The worked case, independent question and answers below form one aligned lesson sequence.</w:t>
       </w:r>
     </w:p>
@@ -285,8 +421,26 @@
       </w:r>
     </w:p>
     <w:p>
-      <w:r>
-        <w:t>A recommender shows poetry in 2 slots and adventure in 20. Poetry gets 1 click; adventure gets 6. Compute clicks per shown slot and explain why neither rate alone proves preference.</w:t>
+      <w:pPr>
+        <w:spacing w:line="336" w:lineRule="auto" w:after="180"/>
+      </w:pPr>
+      <w:r>
+        <w:rPr>
+          <w:b w:val="0"/>
+        </w:rPr>
+        <w:t xml:space="preserve">A </w:t>
+      </w:r>
+      <w:r>
+        <w:rPr>
+          <w:b/>
+        </w:rPr>
+        <w:t>recommender</w:t>
+      </w:r>
+      <w:r>
+        <w:rPr>
+          <w:b w:val="0"/>
+        </w:rPr>
+        <w:t xml:space="preserve"> shows poetry in 2 slots and adventure in 20. Poetry gets 1 click; adventure gets 6. Compute clicks per shown slot and explain why neither rate alone proves preference.</w:t>
       </w:r>
     </w:p>
     <w:p>
@@ -298,7 +452,13 @@
       </w:r>
     </w:p>
     <w:p>
-      <w:r>
+      <w:pPr>
+        <w:spacing w:line="336" w:lineRule="auto" w:after="180"/>
+      </w:pPr>
+      <w:r>
+        <w:rPr>
+          <w:b w:val="0"/>
+        </w:rPr>
         <w:t>Recommendations influence behavior, which then becomes new data.</w:t>
       </w:r>
     </w:p>
@@ -435,26 +595,105 @@
       </w:r>
     </w:p>
     <w:p>
-      <w:r>
+      <w:pPr>
+        <w:spacing w:line="336" w:lineRule="auto" w:after="180"/>
+      </w:pPr>
+      <w:r>
+        <w:rPr>
+          <w:b w:val="0"/>
+        </w:rPr>
         <w:t>Use the supplied scenario, student illustrations and blank paper. For numeric work, offer counters or a calculator after learners show the setup. Fictional records are supplied; personal data and paid accounts are unnecessary.</w:t>
       </w:r>
     </w:p>
     <w:p>
-      <w:r>
-        <w:t>Allow 80 minutes: recall 8; explanation 12; worked demonstration 15; guided practice 20; independent assessment 15; project and reflection 10. Extend the lab into a second session when needed.</w:t>
-      </w:r>
-    </w:p>
-    <w:p>
       <w:pPr>
         <w:pStyle w:val="Heading3"/>
       </w:pPr>
       <w:r>
+        <w:t>Alternative compact allocation</w:t>
+      </w:r>
+    </w:p>
+    <w:p>
+      <w:r>
+        <w:t>This compact option is not the full-week schedule. Use the main teaching cycle and allow extra sessions for the investigation, independent work and project.</w:t>
+      </w:r>
+    </w:p>
+    <w:p>
+      <w:pPr>
+        <w:spacing w:line="336" w:lineRule="auto" w:after="180"/>
+        <w:shd w:fill="F1F6F8"/>
+      </w:pPr>
+      <w:r>
+        <w:rPr>
+          <w:b w:val="0"/>
+        </w:rPr>
+        <w:t xml:space="preserve">Allow 80 minutes: recall 8; </w:t>
+      </w:r>
+      <w:r>
+        <w:rPr>
+          <w:b/>
+        </w:rPr>
+        <w:t>explanation</w:t>
+      </w:r>
+      <w:r>
+        <w:rPr>
+          <w:b w:val="0"/>
+        </w:rPr>
+        <w:t xml:space="preserve"> 12; worked demonstration 15; guided practice 20; independent assessment 15; project and reflection 10. Extend the lab into a second session when needed.</w:t>
+      </w:r>
+    </w:p>
+    <w:p>
+      <w:pPr>
+        <w:pStyle w:val="Heading3"/>
+      </w:pPr>
+      <w:r>
         <w:t>Preparation for the connected explanation</w:t>
       </w:r>
     </w:p>
     <w:p>
-      <w:r>
-        <w:t>Teach Week 24 as a two-session investigation using fictional data. Build a fictional activity recommender using last week's score. Require duration at most a supplied limit. On a tie choose the alphabetically first name. This makes the outcome reproducible rather than dependent on input order. Assume unique names and validated numeric fields. Assess the three stated outcomes through the independent task, not by copying the worked result.</w:t>
+      <w:pPr>
+        <w:spacing w:line="336" w:lineRule="auto" w:after="180"/>
+      </w:pPr>
+      <w:r>
+        <w:rPr>
+          <w:b w:val="0"/>
+        </w:rPr>
+        <w:t xml:space="preserve">Teach Week 24 as a two-session investigation using fictional data. Build a fictional activity </w:t>
+      </w:r>
+      <w:r>
+        <w:rPr>
+          <w:b/>
+        </w:rPr>
+        <w:t>recommender</w:t>
+      </w:r>
+      <w:r>
+        <w:rPr>
+          <w:b w:val="0"/>
+        </w:rPr>
+        <w:t xml:space="preserve"> using last week's score. Require duration at most a supplied limit. On a tie choose the alphabetically first name.</w:t>
+      </w:r>
+    </w:p>
+    <w:p>
+      <w:pPr>
+        <w:spacing w:line="336" w:lineRule="auto" w:after="180"/>
+      </w:pPr>
+      <w:r>
+        <w:rPr>
+          <w:b w:val="0"/>
+        </w:rPr>
+        <w:t xml:space="preserve">This makes the outcome reproducible rather than dependent on </w:t>
+      </w:r>
+      <w:r>
+        <w:rPr>
+          <w:b/>
+        </w:rPr>
+        <w:t>input</w:t>
+      </w:r>
+      <w:r>
+        <w:rPr>
+          <w:b w:val="0"/>
+        </w:rPr>
+        <w:t xml:space="preserve"> order. Assume unique names and validated numeric fields. Assess the three stated outcomes through the independent task, not by copying the worked result.</w:t>
       </w:r>
     </w:p>
     <w:p>
@@ -466,23 +705,59 @@
       </w:r>
     </w:p>
     <w:p>
-      <w:r>
+      <w:pPr>
+        <w:spacing w:line="336" w:lineRule="auto" w:after="180"/>
+      </w:pPr>
+      <w:r>
+        <w:rPr>
+          <w:b w:val="0"/>
+        </w:rPr>
         <w:t>No. Filter by the hard constraint before ranking.</w:t>
       </w:r>
     </w:p>
     <w:p>
-      <w:r>
+      <w:pPr>
+        <w:spacing w:line="336" w:lineRule="auto" w:after="180"/>
+      </w:pPr>
+      <w:r>
+        <w:rPr>
+          <w:b w:val="0"/>
+        </w:rPr>
         <w:t>Python 3 editor with a fresh local practice file</w:t>
       </w:r>
     </w:p>
     <w:p>
-      <w:r>
+      <w:pPr>
+        <w:spacing w:line="336" w:lineRule="auto" w:after="180"/>
+      </w:pPr>
+      <w:r>
+        <w:rPr>
+          <w:b w:val="0"/>
+        </w:rPr>
         <w:t>Paper trace table and the student workbook</w:t>
       </w:r>
     </w:p>
     <w:p>
-      <w:r>
-        <w:t>Fictional input records from this lesson; no real student identifiers</w:t>
+      <w:pPr>
+        <w:spacing w:line="336" w:lineRule="auto" w:after="180"/>
+      </w:pPr>
+      <w:r>
+        <w:rPr>
+          <w:b w:val="0"/>
+        </w:rPr>
+        <w:t xml:space="preserve">Fictional </w:t>
+      </w:r>
+      <w:r>
+        <w:rPr>
+          <w:b/>
+        </w:rPr>
+        <w:t>input</w:t>
+      </w:r>
+      <w:r>
+        <w:rPr>
+          <w:b w:val="0"/>
+        </w:rPr>
+        <w:t xml:space="preserve"> records from this lesson; no real student identifiers</w:t>
       </w:r>
     </w:p>
     <w:p>
@@ -494,12 +769,48 @@
       </w:r>
     </w:p>
     <w:p>
-      <w:r>
-        <w:t>By the end, I can explain how recommendation exposure can create a feedback loop.</w:t>
-      </w:r>
-    </w:p>
-    <w:p>
-      <w:r>
+      <w:pPr>
+        <w:spacing w:line="336" w:lineRule="auto" w:after="180"/>
+      </w:pPr>
+      <w:r>
+        <w:rPr>
+          <w:b w:val="0"/>
+        </w:rPr>
+        <w:t xml:space="preserve">By the end, I can explain how recommendation </w:t>
+      </w:r>
+      <w:r>
+        <w:rPr>
+          <w:b/>
+        </w:rPr>
+        <w:t>exposure</w:t>
+      </w:r>
+      <w:r>
+        <w:rPr>
+          <w:b w:val="0"/>
+        </w:rPr>
+        <w:t xml:space="preserve"> can create a </w:t>
+      </w:r>
+      <w:r>
+        <w:rPr>
+          <w:b/>
+        </w:rPr>
+        <w:t>feedback loop</w:t>
+      </w:r>
+      <w:r>
+        <w:rPr>
+          <w:b w:val="0"/>
+        </w:rPr>
+        <w:t>.</w:t>
+      </w:r>
+    </w:p>
+    <w:p>
+      <w:pPr>
+        <w:spacing w:line="336" w:lineRule="auto" w:after="180"/>
+      </w:pPr>
+      <w:r>
+        <w:rPr>
+          <w:b w:val="0"/>
+        </w:rPr>
         <w:t>This added worked case illustrates the week’s main idea. Retain all original and connected topics; schedule its practice within the teaching cycle.</w:t>
       </w:r>
     </w:p>
@@ -512,61 +823,179 @@
       </w:r>
     </w:p>
     <w:p>
+      <w:r>
+        <w:t>Model Feedback Loops using the supplied case, labelled mechanism and reasoning. Make the scope of each conclusion explicit.</w:t>
+      </w:r>
+    </w:p>
+    <w:p>
+      <w:pPr>
+        <w:spacing w:line="336" w:lineRule="auto" w:after="180"/>
+      </w:pPr>
+      <w:r>
+        <w:rPr>
+          <w:b/>
+        </w:rPr>
+        <w:t>Input</w:t>
+      </w:r>
+      <w:r>
+        <w:rPr>
+          <w:b w:val="0"/>
+        </w:rPr>
+        <w:t xml:space="preserve"> → </w:t>
+      </w:r>
+      <w:r>
+        <w:rPr>
+          <w:b/>
+        </w:rPr>
+        <w:t>Process</w:t>
+      </w:r>
+      <w:r>
+        <w:rPr>
+          <w:b w:val="0"/>
+        </w:rPr>
+        <w:t xml:space="preserve"> → </w:t>
+      </w:r>
+      <w:r>
+        <w:rPr>
+          <w:b/>
+        </w:rPr>
+        <w:t>Output</w:t>
+      </w:r>
+    </w:p>
+    <w:p>
+      <w:pPr>
+        <w:spacing w:line="336" w:lineRule="auto" w:after="180"/>
+      </w:pPr>
+      <w:r>
+        <w:rPr>
+          <w:b w:val="0"/>
+        </w:rPr>
+        <w:t>Trace the information. At each stage, ask what changed and how you could test it.</w:t>
+      </w:r>
+    </w:p>
+    <w:p>
+      <w:pPr>
+        <w:spacing w:line="336" w:lineRule="auto" w:after="180"/>
+      </w:pPr>
+      <w:r>
+        <w:rPr>
+          <w:b w:val="0"/>
+        </w:rPr>
+        <w:t>Which stage could fail even when the other two are correct? Explain:</w:t>
+      </w:r>
+    </w:p>
+    <w:p>
+      <w:pPr>
+        <w:spacing w:line="336" w:lineRule="auto" w:after="180"/>
+      </w:pPr>
+      <w:r>
+        <w:rPr>
+          <w:b w:val="0"/>
+        </w:rPr>
+        <w:t xml:space="preserve">Predict first. Then check each step. A correct answer without visible reasoning is incomplete </w:t>
+      </w:r>
+      <w:r>
+        <w:rPr>
+          <w:b/>
+        </w:rPr>
+        <w:t>evidence</w:t>
+      </w:r>
+      <w:r>
+        <w:rPr>
+          <w:b w:val="0"/>
+        </w:rPr>
+        <w:t>.</w:t>
+      </w:r>
+    </w:p>
+    <w:p>
+      <w:pPr>
+        <w:spacing w:line="336" w:lineRule="auto" w:after="180"/>
+        <w:shd w:fill="F4F9FC"/>
+      </w:pPr>
+      <w:r>
+        <w:rPr>
+          <w:b w:val="0"/>
+        </w:rPr>
+        <w:t>1. System recommends mostly fantasy.</w:t>
+      </w:r>
+    </w:p>
+    <w:p>
+      <w:pPr>
+        <w:spacing w:line="336" w:lineRule="auto" w:after="180"/>
+        <w:shd w:fill="F4F9FC"/>
+      </w:pPr>
+      <w:r>
+        <w:rPr>
+          <w:b w:val="0"/>
+        </w:rPr>
+        <w:t>2. Reader can only click among shown books.</w:t>
+      </w:r>
+    </w:p>
+    <w:p>
+      <w:pPr>
+        <w:spacing w:line="336" w:lineRule="auto" w:after="180"/>
+        <w:shd w:fill="F4F9FC"/>
+      </w:pPr>
+      <w:r>
+        <w:rPr>
+          <w:b w:val="0"/>
+        </w:rPr>
+        <w:t>3. Clicks are treated as stronger fantasy preference.</w:t>
+      </w:r>
+    </w:p>
+    <w:p>
+      <w:pPr>
+        <w:spacing w:line="336" w:lineRule="auto" w:after="180"/>
+        <w:shd w:fill="F4F9FC"/>
+      </w:pPr>
+      <w:r>
+        <w:rPr>
+          <w:b w:val="0"/>
+        </w:rPr>
+        <w:t>4. Next round shows even more fantasy, hiding other possible interests.</w:t>
+      </w:r>
+    </w:p>
+    <w:p>
+      <w:pPr>
+        <w:spacing w:line="336" w:lineRule="auto" w:after="180"/>
+      </w:pPr>
+      <w:r>
+        <w:rPr>
+          <w:b w:val="0"/>
+        </w:rPr>
+        <w:t>Recalculate, retrace, or restate the reasoning in your own representation:</w:t>
+      </w:r>
+    </w:p>
+    <w:p>
+      <w:pPr>
+        <w:spacing w:line="336" w:lineRule="auto" w:after="180"/>
+        <w:shd w:fill="F5F1FB"/>
+      </w:pPr>
+      <w:r>
+        <w:rPr>
+          <w:b w:val="0"/>
+        </w:rPr>
+        <w:t xml:space="preserve">CHECK Did the </w:t>
+      </w:r>
+      <w:r>
+        <w:rPr>
+          <w:b/>
+        </w:rPr>
+        <w:t>evidence</w:t>
+      </w:r>
+      <w:r>
+        <w:rPr>
+          <w:b w:val="0"/>
+        </w:rPr>
+        <w:t xml:space="preserve"> answer the exact question? Did the total, path, or source record stay consistent?</w:t>
+      </w:r>
+    </w:p>
+    <w:p>
       <w:pPr>
         <w:pStyle w:val="Heading3"/>
       </w:pPr>
       <w:r>
-        <w:t>Explain the mechanism</w:t>
-      </w:r>
-    </w:p>
-    <w:p>
-      <w:r>
-        <w:t>Input → Process → Output</w:t>
-      </w:r>
-    </w:p>
-    <w:p>
-      <w:r>
-        <w:t>Trace the information. At each stage, ask what changed and how you could test it.</w:t>
-      </w:r>
-    </w:p>
-    <w:p>
-      <w:r>
-        <w:t>Which stage could fail even when the other two are correct? Explain:</w:t>
-      </w:r>
-    </w:p>
-    <w:p>
-      <w:r>
-        <w:t>Predict first. Then check each step. A correct answer without visible reasoning is incomplete evidence.</w:t>
-      </w:r>
-    </w:p>
-    <w:p>
-      <w:r>
-        <w:t>1. System recommends mostly fantasy.</w:t>
-      </w:r>
-    </w:p>
-    <w:p>
-      <w:r>
-        <w:t>2. Reader can only click among shown books.</w:t>
-      </w:r>
-    </w:p>
-    <w:p>
-      <w:r>
-        <w:t>3. Clicks are treated as stronger fantasy preference.</w:t>
-      </w:r>
-    </w:p>
-    <w:p>
-      <w:r>
-        <w:t>4. Next round shows even more fantasy, hiding other possible interests.</w:t>
-      </w:r>
-    </w:p>
-    <w:p>
-      <w:r>
-        <w:t>Recalculate, retrace, or restate the reasoning in your own representation:</w:t>
-      </w:r>
-    </w:p>
-    <w:p>
-      <w:r>
-        <w:t>CHECK Did the evidence answer the exact question? Did the total, path, or source record stay consistent?</w:t>
+        <w:t>Concrete teaching case</w:t>
       </w:r>
     </w:p>
     <w:p>
@@ -574,17 +1003,31 @@
         <w:pStyle w:val="Heading3"/>
       </w:pPr>
       <w:r>
-        <w:t>Concrete teaching case</w:t>
-      </w:r>
-    </w:p>
-    <w:p>
-      <w:r>
-        <w:t>A recommender shows only adventure books, uses clicks to learn and then shows more adventure.</w:t>
-      </w:r>
-    </w:p>
-    <w:p>
-      <w:r>
-        <w:t>Explain the feedback loop.</w:t>
+        <w:t>The teaching case</w:t>
+      </w:r>
+    </w:p>
+    <w:p>
+      <w:pPr>
+        <w:spacing w:line="336" w:lineRule="auto" w:after="180"/>
+        <w:shd w:fill="F1F6FC"/>
+      </w:pPr>
+      <w:r>
+        <w:rPr>
+          <w:b w:val="0"/>
+        </w:rPr>
+        <w:t xml:space="preserve">A </w:t>
+      </w:r>
+      <w:r>
+        <w:rPr>
+          <w:b/>
+        </w:rPr>
+        <w:t>recommender</w:t>
+      </w:r>
+      <w:r>
+        <w:rPr>
+          <w:b w:val="0"/>
+        </w:rPr>
+        <w:t xml:space="preserve"> shows only adventure books, uses clicks to learn and then shows more adventure.</w:t>
       </w:r>
     </w:p>
     <w:p>
@@ -592,30 +1035,161 @@
         <w:pStyle w:val="Heading3"/>
       </w:pPr>
       <w:r>
+        <w:t>The teaching case</w:t>
+      </w:r>
+    </w:p>
+    <w:p>
+      <w:pPr>
+        <w:spacing w:line="336" w:lineRule="auto" w:after="180"/>
+        <w:shd w:fill="F1F6FC"/>
+      </w:pPr>
+      <w:r>
+        <w:rPr>
+          <w:b w:val="0"/>
+        </w:rPr>
+        <w:t xml:space="preserve">Explain the </w:t>
+      </w:r>
+      <w:r>
+        <w:rPr>
+          <w:b/>
+        </w:rPr>
+        <w:t>feedback loop</w:t>
+      </w:r>
+      <w:r>
+        <w:rPr>
+          <w:b w:val="0"/>
+        </w:rPr>
+        <w:t>.</w:t>
+      </w:r>
+    </w:p>
+    <w:p>
+      <w:pPr>
+        <w:pStyle w:val="Heading3"/>
+      </w:pPr>
+      <w:r>
         <w:t>Exact explanation to model</w:t>
       </w:r>
     </w:p>
     <w:p>
-      <w:r>
-        <w:t>Exposure affects clicks; clicks affect future exposure. Record what was shown and offer controlled variety.</w:t>
-      </w:r>
-    </w:p>
-    <w:p>
       <w:pPr>
         <w:pStyle w:val="Heading3"/>
       </w:pPr>
       <w:r>
+        <w:t>Why the result follows</w:t>
+      </w:r>
+    </w:p>
+    <w:p>
+      <w:pPr>
+        <w:spacing w:line="336" w:lineRule="auto" w:after="180"/>
+        <w:shd w:fill="F1F6FC"/>
+      </w:pPr>
+      <w:r>
+        <w:rPr>
+          <w:b/>
+        </w:rPr>
+        <w:t>Exposure</w:t>
+      </w:r>
+      <w:r>
+        <w:rPr>
+          <w:b w:val="0"/>
+        </w:rPr>
+        <w:t xml:space="preserve"> affects clicks; clicks affect future </w:t>
+      </w:r>
+      <w:r>
+        <w:rPr>
+          <w:b/>
+        </w:rPr>
+        <w:t>exposure</w:t>
+      </w:r>
+      <w:r>
+        <w:rPr>
+          <w:b w:val="0"/>
+        </w:rPr>
+        <w:t>. Record what was shown and offer controlled variety.</w:t>
+      </w:r>
+    </w:p>
+    <w:p>
+      <w:pPr>
+        <w:pStyle w:val="Heading3"/>
+      </w:pPr>
+      <w:r>
         <w:t>Explain the added worked example</w:t>
       </w:r>
     </w:p>
     <w:p>
-      <w:r>
-        <w:t>Build a fictional activity recommender using last week's score. Require duration at most a supplied limit. On a tie choose the alphabetically first name. This makes the outcome reproducible rather than dependent on input order. Assume unique names and validated numeric fields.</w:t>
-      </w:r>
-    </w:p>
-    <w:p>
-      <w:r>
-        <w:t>The function prints nothing; the caller prints A. best starts as None to mean no eligible option found. Python short-circuits or: when best is None, later comparisons in that condition need not run. After selecting an item, best_score is numeric. An empty list or no eligible item returns None.</w:t>
+      <w:pPr>
+        <w:spacing w:line="336" w:lineRule="auto" w:after="180"/>
+      </w:pPr>
+      <w:r>
+        <w:rPr>
+          <w:b w:val="0"/>
+        </w:rPr>
+        <w:t xml:space="preserve">Build a fictional activity </w:t>
+      </w:r>
+      <w:r>
+        <w:rPr>
+          <w:b/>
+        </w:rPr>
+        <w:t>recommender</w:t>
+      </w:r>
+      <w:r>
+        <w:rPr>
+          <w:b w:val="0"/>
+        </w:rPr>
+        <w:t xml:space="preserve"> using last week's score. Require duration at most a supplied limit. On a tie choose the alphabetically first name.</w:t>
+      </w:r>
+    </w:p>
+    <w:p>
+      <w:pPr>
+        <w:spacing w:line="336" w:lineRule="auto" w:after="180"/>
+      </w:pPr>
+      <w:r>
+        <w:rPr>
+          <w:b w:val="0"/>
+        </w:rPr>
+        <w:t xml:space="preserve">This makes the outcome reproducible rather than dependent on </w:t>
+      </w:r>
+      <w:r>
+        <w:rPr>
+          <w:b/>
+        </w:rPr>
+        <w:t>input</w:t>
+      </w:r>
+      <w:r>
+        <w:rPr>
+          <w:b w:val="0"/>
+        </w:rPr>
+        <w:t xml:space="preserve"> order. Assume unique names and validated numeric fields.</w:t>
+      </w:r>
+    </w:p>
+    <w:p>
+      <w:pPr>
+        <w:pStyle w:val="Heading3"/>
+      </w:pPr>
+      <w:r>
+        <w:t>Explain the added worked example · 1</w:t>
+      </w:r>
+    </w:p>
+    <w:p>
+      <w:pPr>
+        <w:spacing w:line="336" w:lineRule="auto" w:after="180"/>
+      </w:pPr>
+      <w:r>
+        <w:rPr>
+          <w:b w:val="0"/>
+        </w:rPr>
+        <w:t>The function prints nothing; the caller prints A. best starts as None to mean no eligible option found. Python short-circuits or: when best is None, later comparisons in that condition need not run.</w:t>
+      </w:r>
+    </w:p>
+    <w:p>
+      <w:pPr>
+        <w:spacing w:line="336" w:lineRule="auto" w:after="180"/>
+      </w:pPr>
+      <w:r>
+        <w:rPr>
+          <w:b w:val="0"/>
+        </w:rPr>
+        <w:t>After selecting an item, best_score is numeric. An empty list or no eligible item returns None.</w:t>
       </w:r>
     </w:p>
     <w:p>
@@ -759,8 +1333,37 @@
       </w:r>
     </w:p>
     <w:p>
-      <w:r>
-        <w:t>Use the complete worked example below before asking learners to complete W2. Reveal a small part, invite a prediction, then explain the deciding step. These teacher notes contain solutions; do not reveal the independent case answer during modelling.</w:t>
+      <w:pPr>
+        <w:spacing w:line="336" w:lineRule="auto" w:after="180"/>
+      </w:pPr>
+      <w:r>
+        <w:rPr>
+          <w:b w:val="0"/>
+        </w:rPr>
+        <w:t xml:space="preserve">Use the complete worked example below before asking learners to complete W2. Reveal a small part, invite a </w:t>
+      </w:r>
+      <w:r>
+        <w:rPr>
+          <w:b/>
+        </w:rPr>
+        <w:t>prediction</w:t>
+      </w:r>
+      <w:r>
+        <w:rPr>
+          <w:b w:val="0"/>
+        </w:rPr>
+        <w:t>, then explain the deciding step.</w:t>
+      </w:r>
+    </w:p>
+    <w:p>
+      <w:pPr>
+        <w:spacing w:line="336" w:lineRule="auto" w:after="180"/>
+      </w:pPr>
+      <w:r>
+        <w:rPr>
+          <w:b w:val="0"/>
+        </w:rPr>
+        <w:t>These teacher notes contain solutions; do not reveal the independent case answer during modelling.</w:t>
       </w:r>
     </w:p>
     <w:p>
@@ -904,8 +1507,26 @@
       </w:tr>
     </w:tbl>
     <w:p>
-      <w:r>
-        <w:t>Use the diagram and verbal explanation together. Ask learners to match a sentence to a specific visual step; do not assign learners fixed visual or auditory learning styles.</w:t>
+      <w:pPr>
+        <w:spacing w:line="336" w:lineRule="auto" w:after="180"/>
+      </w:pPr>
+      <w:r>
+        <w:rPr>
+          <w:b w:val="0"/>
+        </w:rPr>
+        <w:t xml:space="preserve">Use the diagram and verbal </w:t>
+      </w:r>
+      <w:r>
+        <w:rPr>
+          <w:b/>
+        </w:rPr>
+        <w:t>explanation</w:t>
+      </w:r>
+      <w:r>
+        <w:rPr>
+          <w:b w:val="0"/>
+        </w:rPr>
+        <w:t xml:space="preserve"> together. Ask learners to match a sentence to a specific visual step; do not assign learners fixed visual or auditory learning styles.</w:t>
       </w:r>
     </w:p>
     <w:p>
@@ -917,7 +1538,13 @@
       </w:r>
     </w:p>
     <w:p>
-      <w:r>
+      <w:pPr>
+        <w:spacing w:line="336" w:lineRule="auto" w:after="180"/>
+      </w:pPr>
+      <w:r>
+        <w:rPr>
+          <w:b w:val="0"/>
+        </w:rPr>
         <w:t>A fictional catalogue repeatedly recommends two books using observed clicks.</w:t>
       </w:r>
     </w:p>
@@ -930,12 +1557,42 @@
       </w:r>
     </w:p>
     <w:p>
-      <w:r>
+      <w:pPr>
+        <w:pStyle w:val="Heading3"/>
+      </w:pPr>
+      <w:r>
+        <w:t>Supplied facts</w:t>
+      </w:r>
+    </w:p>
+    <w:p>
+      <w:pPr>
+        <w:spacing w:line="336" w:lineRule="auto" w:after="180"/>
+        <w:shd w:fill="F1F6FC"/>
+      </w:pPr>
+      <w:r>
+        <w:rPr>
+          <w:b w:val="0"/>
+        </w:rPr>
         <w:t>Initially each click count is 0. Equal counts choose earlier ID A over B.</w:t>
       </w:r>
     </w:p>
     <w:p>
-      <w:r>
+      <w:pPr>
+        <w:pStyle w:val="Heading3"/>
+      </w:pPr>
+      <w:r>
+        <w:t>Supplied facts</w:t>
+      </w:r>
+    </w:p>
+    <w:p>
+      <w:pPr>
+        <w:spacing w:line="336" w:lineRule="auto" w:after="180"/>
+        <w:shd w:fill="F1F6FC"/>
+      </w:pPr>
+      <w:r>
+        <w:rPr>
+          <w:b w:val="0"/>
+        </w:rPr>
         <w:t>Only the recommended book is shown. In an invented three-round record, A is shown and clicked each round; B is never shown.</w:t>
       </w:r>
     </w:p>
@@ -1157,57 +1814,259 @@
       </w:r>
     </w:p>
     <w:p>
-      <w:r>
-        <w:t>The selection policy changes which evidence is available. A accumulates clicks partly because the system gives it every opportunity, while B has none. These records cannot compare enjoyment of two equally exposed books. Keep display counts separate from click counts; investigate alternatives with a teacher-approved exposure plan rather than treating zero as negative feedback.</w:t>
-      </w:r>
-    </w:p>
-    <w:p>
       <w:pPr>
         <w:pStyle w:val="Heading3"/>
       </w:pPr>
       <w:r>
+        <w:t>Why the result follows</w:t>
+      </w:r>
+    </w:p>
+    <w:p>
+      <w:pPr>
+        <w:spacing w:line="336" w:lineRule="auto" w:after="180"/>
+        <w:shd w:fill="F1F6FC"/>
+      </w:pPr>
+      <w:r>
+        <w:rPr>
+          <w:b w:val="0"/>
+        </w:rPr>
+        <w:t xml:space="preserve">The selection policy changes which </w:t>
+      </w:r>
+      <w:r>
+        <w:rPr>
+          <w:b/>
+        </w:rPr>
+        <w:t>evidence</w:t>
+      </w:r>
+      <w:r>
+        <w:rPr>
+          <w:b w:val="0"/>
+        </w:rPr>
+        <w:t xml:space="preserve"> is available. A accumulates clicks partly because the system gives it every opportunity, while B has none. These records cannot compare enjoyment of two equally exposed books.</w:t>
+      </w:r>
+    </w:p>
+    <w:p>
+      <w:pPr>
+        <w:spacing w:line="336" w:lineRule="auto" w:after="180"/>
+        <w:shd w:fill="F1F6FC"/>
+      </w:pPr>
+      <w:r>
+        <w:rPr>
+          <w:b w:val="0"/>
+        </w:rPr>
+        <w:t xml:space="preserve">Keep display counts separate from click counts; investigate alternatives with a teacher-approved </w:t>
+      </w:r>
+      <w:r>
+        <w:rPr>
+          <w:b/>
+        </w:rPr>
+        <w:t>exposure</w:t>
+      </w:r>
+      <w:r>
+        <w:rPr>
+          <w:b w:val="0"/>
+        </w:rPr>
+        <w:t xml:space="preserve"> plan rather than treating zero as negative feedback.</w:t>
+      </w:r>
+    </w:p>
+    <w:p>
+      <w:pPr>
+        <w:pStyle w:val="Heading3"/>
+      </w:pPr>
+      <w:r>
         <w:t>What this example does not establish</w:t>
       </w:r>
     </w:p>
     <w:p>
-      <w:r>
-        <w:t>A click can reflect curiosity or a mistake; even equal exposure does not reveal every reason for selection.</w:t>
-      </w:r>
-    </w:p>
-    <w:p>
       <w:pPr>
         <w:pStyle w:val="Heading3"/>
       </w:pPr>
       <w:r>
+        <w:t>Keep the stated limit</w:t>
+      </w:r>
+    </w:p>
+    <w:p>
+      <w:pPr>
+        <w:spacing w:line="336" w:lineRule="auto" w:after="180"/>
+        <w:shd w:fill="FFF5E6"/>
+      </w:pPr>
+      <w:r>
+        <w:rPr>
+          <w:b w:val="0"/>
+        </w:rPr>
+        <w:t xml:space="preserve">A click can reflect curiosity or a mistake; even equal </w:t>
+      </w:r>
+      <w:r>
+        <w:rPr>
+          <w:b/>
+        </w:rPr>
+        <w:t>exposure</w:t>
+      </w:r>
+      <w:r>
+        <w:rPr>
+          <w:b w:val="0"/>
+        </w:rPr>
+        <w:t xml:space="preserve"> does not reveal every reason for selection.</w:t>
+      </w:r>
+    </w:p>
+    <w:p>
+      <w:pPr>
+        <w:pStyle w:val="Heading3"/>
+      </w:pPr>
+      <w:r>
         <w:t>Change one thing in the pictured case</w:t>
       </w:r>
     </w:p>
     <w:p>
-      <w:r>
+      <w:pPr>
+        <w:pStyle w:val="Heading3"/>
+      </w:pPr>
+      <w:r>
+        <w:t>Change one thing</w:t>
+      </w:r>
+    </w:p>
+    <w:p>
+      <w:pPr>
+        <w:spacing w:line="336" w:lineRule="auto" w:after="180"/>
+        <w:shd w:fill="F5F1FB"/>
+      </w:pPr>
+      <w:r>
+        <w:rPr>
+          <w:b w:val="0"/>
+        </w:rPr>
         <w:t>Change: On a planned trial, show B once and record no click.</w:t>
       </w:r>
     </w:p>
     <w:p>
-      <w:r>
-        <w:t>Prediction: B gains one exposure but still zero clicks.</w:t>
-      </w:r>
-    </w:p>
-    <w:p>
-      <w:r>
-        <w:t>Reason: The observation now supports a nonclick on that display, not a permanent dislike.</w:t>
-      </w:r>
-    </w:p>
-    <w:p>
       <w:pPr>
         <w:pStyle w:val="Heading3"/>
       </w:pPr>
       <w:r>
+        <w:t>Predicted result</w:t>
+      </w:r>
+    </w:p>
+    <w:p>
+      <w:pPr>
+        <w:spacing w:line="336" w:lineRule="auto" w:after="180"/>
+        <w:shd w:fill="F1F6FC"/>
+      </w:pPr>
+      <w:r>
+        <w:rPr>
+          <w:b/>
+        </w:rPr>
+        <w:t>Prediction</w:t>
+      </w:r>
+      <w:r>
+        <w:rPr>
+          <w:b w:val="0"/>
+        </w:rPr>
+        <w:t xml:space="preserve">: B gains one </w:t>
+      </w:r>
+      <w:r>
+        <w:rPr>
+          <w:b/>
+        </w:rPr>
+        <w:t>exposure</w:t>
+      </w:r>
+      <w:r>
+        <w:rPr>
+          <w:b w:val="0"/>
+        </w:rPr>
+        <w:t xml:space="preserve"> but still zero clicks.</w:t>
+      </w:r>
+    </w:p>
+    <w:p>
+      <w:pPr>
+        <w:pStyle w:val="Heading3"/>
+      </w:pPr>
+      <w:r>
+        <w:t>Why the result follows</w:t>
+      </w:r>
+    </w:p>
+    <w:p>
+      <w:pPr>
+        <w:spacing w:line="336" w:lineRule="auto" w:after="180"/>
+        <w:shd w:fill="F1F6FC"/>
+      </w:pPr>
+      <w:r>
+        <w:rPr>
+          <w:b w:val="0"/>
+        </w:rPr>
+        <w:t xml:space="preserve">Reason: The </w:t>
+      </w:r>
+      <w:r>
+        <w:rPr>
+          <w:b/>
+        </w:rPr>
+        <w:t>observation</w:t>
+      </w:r>
+      <w:r>
+        <w:rPr>
+          <w:b w:val="0"/>
+        </w:rPr>
+        <w:t xml:space="preserve"> now supports a nonclick on that display, not a permanent dislike.</w:t>
+      </w:r>
+    </w:p>
+    <w:p>
+      <w:pPr>
+        <w:pStyle w:val="Heading3"/>
+      </w:pPr>
+      <w:r>
         <w:t>Ask while showing the picture</w:t>
       </w:r>
     </w:p>
     <w:p>
-      <w:r>
-        <w:t>Cover the result. Ask learners to name the inputs and predict the next step. Uncover one step, connect the icon to the actual procedure, and explain its evidence. Then change the supplied condition and compare. The picture is a representation; it does not document execution of a real AI model.</w:t>
+      <w:pPr>
+        <w:pStyle w:val="Heading3"/>
+      </w:pPr>
+      <w:r>
+        <w:t>Ask while showing the picture · 2</w:t>
+      </w:r>
+    </w:p>
+    <w:p>
+      <w:pPr>
+        <w:spacing w:line="336" w:lineRule="auto" w:after="180"/>
+      </w:pPr>
+      <w:r>
+        <w:rPr>
+          <w:b w:val="0"/>
+        </w:rPr>
+        <w:t xml:space="preserve">Cover the result. Ask learners to name the </w:t>
+      </w:r>
+      <w:r>
+        <w:rPr>
+          <w:b/>
+        </w:rPr>
+        <w:t>input</w:t>
+      </w:r>
+      <w:r>
+        <w:rPr>
+          <w:b w:val="0"/>
+        </w:rPr>
+        <w:t xml:space="preserve">s and predict the next step. Uncover one step, connect the icon to the actual procedure, and explain its </w:t>
+      </w:r>
+      <w:r>
+        <w:rPr>
+          <w:b/>
+        </w:rPr>
+        <w:t>evidence</w:t>
+      </w:r>
+      <w:r>
+        <w:rPr>
+          <w:b w:val="0"/>
+        </w:rPr>
+        <w:t>. Then change the supplied condition and compare.</w:t>
+      </w:r>
+    </w:p>
+    <w:p>
+      <w:pPr>
+        <w:spacing w:line="336" w:lineRule="auto" w:after="180"/>
+      </w:pPr>
+      <w:r>
+        <w:rPr>
+          <w:b w:val="0"/>
+        </w:rPr>
+        <w:t>The picture is a representation; it does not document execution of a real AI model.</w:t>
       </w:r>
     </w:p>
     <w:p>
@@ -1219,11 +2078,16 @@
       </w:r>
     </w:p>
     <w:p>
+      <w:r>
+        <w:t>Demonstrate Feedback Loops, reduce support deliberately and check individual reasoning before discussing answers.</w:t>
+      </w:r>
+    </w:p>
+    <w:p>
       <w:pPr>
         <w:pStyle w:val="Heading3"/>
       </w:pPr>
       <w:r>
-        <w:t>Demonstrate and guide practice</w:t>
+        <w:t>Board sequence</w:t>
       </w:r>
     </w:p>
     <w:p>
@@ -1231,26 +2095,138 @@
         <w:pStyle w:val="Heading3"/>
       </w:pPr>
       <w:r>
-        <w:t>Board sequence</w:t>
-      </w:r>
-    </w:p>
-    <w:p>
-      <w:r>
-        <w:t>Write the given facts: A recommender shows only adventure books, uses clicks to learn and then shows more adventure.</w:t>
-      </w:r>
-    </w:p>
-    <w:p>
-      <w:r>
-        <w:t>Write the question to explain: Explain the feedback loop.</w:t>
-      </w:r>
-    </w:p>
-    <w:p>
-      <w:r>
-        <w:t>Reveal after predictions: Exposure affects clicks; clicks affect future exposure. Record what was shown and offer controlled variety.</w:t>
-      </w:r>
-    </w:p>
-    <w:p>
-      <w:r>
+        <w:t>1. Put the facts on the board</w:t>
+      </w:r>
+    </w:p>
+    <w:p>
+      <w:pPr>
+        <w:spacing w:line="336" w:lineRule="auto" w:after="180"/>
+        <w:shd w:fill="F4F9FC"/>
+      </w:pPr>
+      <w:r>
+        <w:rPr>
+          <w:b w:val="0"/>
+        </w:rPr>
+        <w:t xml:space="preserve">Write the given facts: A </w:t>
+      </w:r>
+      <w:r>
+        <w:rPr>
+          <w:b/>
+        </w:rPr>
+        <w:t>recommender</w:t>
+      </w:r>
+      <w:r>
+        <w:rPr>
+          <w:b w:val="0"/>
+        </w:rPr>
+        <w:t xml:space="preserve"> shows only adventure books, uses clicks to learn and then shows more adventure.</w:t>
+      </w:r>
+    </w:p>
+    <w:p>
+      <w:pPr>
+        <w:pStyle w:val="Heading3"/>
+      </w:pPr>
+      <w:r>
+        <w:t>2. State the decision to explain</w:t>
+      </w:r>
+    </w:p>
+    <w:p>
+      <w:pPr>
+        <w:spacing w:line="336" w:lineRule="auto" w:after="180"/>
+        <w:shd w:fill="F4F9FC"/>
+      </w:pPr>
+      <w:r>
+        <w:rPr>
+          <w:b w:val="0"/>
+        </w:rPr>
+        <w:t xml:space="preserve">Write the question to explain: Explain the </w:t>
+      </w:r>
+      <w:r>
+        <w:rPr>
+          <w:b/>
+        </w:rPr>
+        <w:t>feedback loop</w:t>
+      </w:r>
+      <w:r>
+        <w:rPr>
+          <w:b w:val="0"/>
+        </w:rPr>
+        <w:t>.</w:t>
+      </w:r>
+    </w:p>
+    <w:p>
+      <w:pPr>
+        <w:pStyle w:val="Heading3"/>
+      </w:pPr>
+      <w:r>
+        <w:t>3. Reveal the worked reasoning</w:t>
+      </w:r>
+    </w:p>
+    <w:p>
+      <w:pPr>
+        <w:spacing w:line="336" w:lineRule="auto" w:after="180"/>
+        <w:shd w:fill="F1F6FC"/>
+      </w:pPr>
+      <w:r>
+        <w:rPr>
+          <w:b w:val="0"/>
+        </w:rPr>
+        <w:t xml:space="preserve">Reveal after </w:t>
+      </w:r>
+      <w:r>
+        <w:rPr>
+          <w:b/>
+        </w:rPr>
+        <w:t>prediction</w:t>
+      </w:r>
+      <w:r>
+        <w:rPr>
+          <w:b w:val="0"/>
+        </w:rPr>
+        <w:t xml:space="preserve">s: </w:t>
+      </w:r>
+      <w:r>
+        <w:rPr>
+          <w:b/>
+        </w:rPr>
+        <w:t>Exposure</w:t>
+      </w:r>
+      <w:r>
+        <w:rPr>
+          <w:b w:val="0"/>
+        </w:rPr>
+        <w:t xml:space="preserve"> affects clicks; clicks affect future </w:t>
+      </w:r>
+      <w:r>
+        <w:rPr>
+          <w:b/>
+        </w:rPr>
+        <w:t>exposure</w:t>
+      </w:r>
+      <w:r>
+        <w:rPr>
+          <w:b w:val="0"/>
+        </w:rPr>
+        <w:t>. Record what was shown and offer controlled variety.</w:t>
+      </w:r>
+    </w:p>
+    <w:p>
+      <w:pPr>
+        <w:pStyle w:val="Heading3"/>
+      </w:pPr>
+      <w:r>
+        <w:t>Hold back the independent task</w:t>
+      </w:r>
+    </w:p>
+    <w:p>
+      <w:pPr>
+        <w:spacing w:line="336" w:lineRule="auto" w:after="180"/>
+        <w:shd w:fill="FFF5E6"/>
+      </w:pPr>
+      <w:r>
+        <w:rPr>
+          <w:b w:val="0"/>
+        </w:rPr>
         <w:t>Keep for an independent attempt: Only space books are shown, so nearly every click is on space. Can these clicks prove readers dislike other topics? Explain the loop.</w:t>
       </w:r>
     </w:p>
@@ -1263,23 +2239,89 @@
       </w:r>
     </w:p>
     <w:p>
-      <w:r>
+      <w:pPr>
+        <w:pStyle w:val="Heading3"/>
+      </w:pPr>
+      <w:r>
+        <w:t>Ask the class</w:t>
+      </w:r>
+    </w:p>
+    <w:p>
+      <w:pPr>
+        <w:spacing w:line="336" w:lineRule="auto" w:after="180"/>
+        <w:shd w:fill="F5F1FB"/>
+      </w:pPr>
+      <w:r>
+        <w:rPr>
+          <w:b w:val="0"/>
+        </w:rPr>
         <w:t>Ask: Which facts are given, and which would we have to assume? Learners mark relevant details before discussing answers.</w:t>
       </w:r>
     </w:p>
     <w:p>
-      <w:r>
-        <w:t>Say: Predict first. Show the rule, information path or calculation that would produce the result. A correct guess is not yet an explanation.</w:t>
-      </w:r>
-    </w:p>
-    <w:p>
-      <w:r>
+      <w:pPr>
+        <w:pStyle w:val="Heading3"/>
+      </w:pPr>
+      <w:r>
+        <w:t>Language to model</w:t>
+      </w:r>
+    </w:p>
+    <w:p>
+      <w:pPr>
+        <w:spacing w:line="336" w:lineRule="auto" w:after="180"/>
+        <w:shd w:fill="F1F6F8"/>
+      </w:pPr>
+      <w:r>
+        <w:rPr>
+          <w:b w:val="0"/>
+        </w:rPr>
+        <w:t xml:space="preserve">Say: Predict first. Show the rule, information path or calculation that would produce the result. A correct guess is not yet an </w:t>
+      </w:r>
+      <w:r>
+        <w:rPr>
+          <w:b/>
+        </w:rPr>
+        <w:t>explanation</w:t>
+      </w:r>
+      <w:r>
+        <w:rPr>
+          <w:b w:val="0"/>
+        </w:rPr>
+        <w:t>.</w:t>
+      </w:r>
+    </w:p>
+    <w:p>
+      <w:pPr>
+        <w:spacing w:line="336" w:lineRule="auto" w:after="180"/>
+      </w:pPr>
+      <w:r>
+        <w:rPr>
+          <w:b w:val="0"/>
+        </w:rPr>
         <w:t>Reveal reasoning one step at a time. Explain why a tempting alternative fails. Write units and denominators for arithmetic, trace conditions for decisions, and identify supporting sources for claims.</w:t>
       </w:r>
     </w:p>
     <w:p>
-      <w:r>
-        <w:t>In pairs, one learner solves while the other checks evidence; exchange roles. Remove the worked answer before independent assessment.</w:t>
+      <w:pPr>
+        <w:spacing w:line="336" w:lineRule="auto" w:after="180"/>
+      </w:pPr>
+      <w:r>
+        <w:rPr>
+          <w:b w:val="0"/>
+        </w:rPr>
+        <w:t xml:space="preserve">In pairs, one learner solves while the other checks </w:t>
+      </w:r>
+      <w:r>
+        <w:rPr>
+          <w:b/>
+        </w:rPr>
+        <w:t>evidence</w:t>
+      </w:r>
+      <w:r>
+        <w:rPr>
+          <w:b w:val="0"/>
+        </w:rPr>
+        <w:t>; exchange roles. Remove the worked answer before independent assessment.</w:t>
       </w:r>
     </w:p>
     <w:p>
@@ -1291,7 +2333,13 @@
       </w:r>
     </w:p>
     <w:p>
-      <w:r>
+      <w:pPr>
+        <w:spacing w:line="336" w:lineRule="auto" w:after="180"/>
+      </w:pPr>
+      <w:r>
+        <w:rPr>
+          <w:b w:val="0"/>
+        </w:rPr>
         <w:t>Reversing still returns A. Limit 8 leaves no eligible item and returns None. Exit: X meets the 12-minute limit and ties for highest eligible score 9; the alphabetical tie rule selects X.</w:t>
       </w:r>
     </w:p>
@@ -1524,18 +2572,77 @@
       </w:r>
     </w:p>
     <w:p>
-      <w:r>
+      <w:pPr>
+        <w:pStyle w:val="Heading3"/>
+      </w:pPr>
+      <w:r>
+        <w:t>Completion practice</w:t>
+      </w:r>
+    </w:p>
+    <w:p>
+      <w:pPr>
+        <w:spacing w:line="336" w:lineRule="auto" w:after="180"/>
+        <w:shd w:fill="F5F1FB"/>
+      </w:pPr>
+      <w:r>
+        <w:rPr>
+          <w:b w:val="0"/>
+        </w:rPr>
         <w:t>Completion task: State recommend([], 10) and the worked items with limit 8.</w:t>
       </w:r>
     </w:p>
     <w:p>
-      <w:r>
+      <w:pPr>
+        <w:pStyle w:val="Heading3"/>
+      </w:pPr>
+      <w:r>
+        <w:t>Reasoning to listen for</w:t>
+      </w:r>
+    </w:p>
+    <w:p>
+      <w:pPr>
+        <w:spacing w:line="336" w:lineRule="auto" w:after="180"/>
+        <w:shd w:fill="F1F6FC"/>
+      </w:pPr>
+      <w:r>
+        <w:rPr>
+          <w:b w:val="0"/>
+        </w:rPr>
         <w:t>Teacher check: Both return None; the caller should display no eligible option.</w:t>
       </w:r>
     </w:p>
     <w:p>
-      <w:r>
-        <w:t>Start by identifying the given inputs together. Leave the intermediate steps blank. If needed, model one step, then withdraw that help on the next step. Move to a full trace only when the partial trace is understood. For partners, alternate explainer and checker; collect a response from every learner before discussion.</w:t>
+      <w:pPr>
+        <w:spacing w:line="336" w:lineRule="auto" w:after="180"/>
+      </w:pPr>
+      <w:r>
+        <w:rPr>
+          <w:b w:val="0"/>
+        </w:rPr>
+        <w:t xml:space="preserve">Start by identifying the given </w:t>
+      </w:r>
+      <w:r>
+        <w:rPr>
+          <w:b/>
+        </w:rPr>
+        <w:t>input</w:t>
+      </w:r>
+      <w:r>
+        <w:rPr>
+          <w:b w:val="0"/>
+        </w:rPr>
+        <w:t>s together. Leave the intermediate steps blank. If needed, model one step, then withdraw that help on the next step. Move to a full trace only when the partial trace is understood.</w:t>
+      </w:r>
+    </w:p>
+    <w:p>
+      <w:pPr>
+        <w:spacing w:line="336" w:lineRule="auto" w:after="180"/>
+      </w:pPr>
+      <w:r>
+        <w:rPr>
+          <w:b w:val="0"/>
+        </w:rPr>
+        <w:t>For partners, alternate explainer and checker; collect a response from every learner before discussion.</w:t>
       </w:r>
     </w:p>
     <w:p>
@@ -1547,18 +2654,61 @@
       </w:r>
     </w:p>
     <w:p>
-      <w:r>
-        <w:t>Use the worked case for Implementing a recommender. Proposed explanation: “A successful run proves the conclusion”. Decide whether this explanation is supported. Point to the step or supplied fact that decides; explain your repair if needed.</w:t>
-      </w:r>
-    </w:p>
-    <w:p>
-      <w:r>
-        <w:t>Expected correction: The recommendation follows a written scoring policy. It does not learn preferences, prove learning benefit or authorize an action. Display the chosen rule and let a person review whether an option is suitable.</w:t>
-      </w:r>
-    </w:p>
-    <w:p>
-      <w:r>
-        <w:t>Collect explanations, not only yes/no votes. If a misunderstanding is common, re-model the relevant step for the class. If it affects a few learners, give a short targeted group explanation while others solve a more demanding variation.</w:t>
+      <w:pPr>
+        <w:spacing w:line="336" w:lineRule="auto" w:after="180"/>
+      </w:pPr>
+      <w:r>
+        <w:rPr>
+          <w:b w:val="0"/>
+        </w:rPr>
+        <w:t xml:space="preserve">Use the worked case for Implementing a </w:t>
+      </w:r>
+      <w:r>
+        <w:rPr>
+          <w:b/>
+        </w:rPr>
+        <w:t>recommender</w:t>
+      </w:r>
+      <w:r>
+        <w:rPr>
+          <w:b w:val="0"/>
+        </w:rPr>
+        <w:t xml:space="preserve">. Proposed </w:t>
+      </w:r>
+      <w:r>
+        <w:rPr>
+          <w:b/>
+        </w:rPr>
+        <w:t>explanation</w:t>
+      </w:r>
+      <w:r>
+        <w:rPr>
+          <w:b w:val="0"/>
+        </w:rPr>
+        <w:t xml:space="preserve">: “A successful run proves the conclusion”. Decide whether this </w:t>
+      </w:r>
+      <w:r>
+        <w:rPr>
+          <w:b/>
+        </w:rPr>
+        <w:t>explanation</w:t>
+      </w:r>
+      <w:r>
+        <w:rPr>
+          <w:b w:val="0"/>
+        </w:rPr>
+        <w:t xml:space="preserve"> is supported.</w:t>
+      </w:r>
+    </w:p>
+    <w:p>
+      <w:pPr>
+        <w:spacing w:line="336" w:lineRule="auto" w:after="180"/>
+      </w:pPr>
+      <w:r>
+        <w:rPr>
+          <w:b w:val="0"/>
+        </w:rPr>
+        <w:t>Point to the step or supplied fact that decides; explain your repair if needed.</w:t>
       </w:r>
     </w:p>
     <w:p>
@@ -1566,11 +2716,96 @@
         <w:pStyle w:val="Heading3"/>
       </w:pPr>
       <w:r>
+        <w:t>Expected repair</w:t>
+      </w:r>
+    </w:p>
+    <w:p>
+      <w:pPr>
+        <w:spacing w:line="336" w:lineRule="auto" w:after="180"/>
+        <w:shd w:fill="F1F6FC"/>
+      </w:pPr>
+      <w:r>
+        <w:rPr>
+          <w:b w:val="0"/>
+        </w:rPr>
+        <w:t>Expected correction: The recommendation follows a written scoring policy. It does not learn preferences, prove learning benefit or authorize an action.</w:t>
+      </w:r>
+    </w:p>
+    <w:p>
+      <w:pPr>
+        <w:spacing w:line="336" w:lineRule="auto" w:after="180"/>
+        <w:shd w:fill="F1F6FC"/>
+      </w:pPr>
+      <w:r>
+        <w:rPr>
+          <w:b w:val="0"/>
+        </w:rPr>
+        <w:t>Display the chosen rule and let a person review whether an option is suitable.</w:t>
+      </w:r>
+    </w:p>
+    <w:p>
+      <w:pPr>
+        <w:spacing w:line="336" w:lineRule="auto" w:after="180"/>
+      </w:pPr>
+      <w:r>
+        <w:rPr>
+          <w:b w:val="0"/>
+        </w:rPr>
+        <w:t xml:space="preserve">Collect </w:t>
+      </w:r>
+      <w:r>
+        <w:rPr>
+          <w:b/>
+        </w:rPr>
+        <w:t>explanation</w:t>
+      </w:r>
+      <w:r>
+        <w:rPr>
+          <w:b w:val="0"/>
+        </w:rPr>
+        <w:t>s, not only yes/no votes. If a misunderstanding is common, re-model the relevant step for the class.</w:t>
+      </w:r>
+    </w:p>
+    <w:p>
+      <w:pPr>
+        <w:spacing w:line="336" w:lineRule="auto" w:after="180"/>
+      </w:pPr>
+      <w:r>
+        <w:rPr>
+          <w:b w:val="0"/>
+        </w:rPr>
+        <w:t xml:space="preserve">If it affects a few learners, give a short targeted group </w:t>
+      </w:r>
+      <w:r>
+        <w:rPr>
+          <w:b/>
+        </w:rPr>
+        <w:t>explanation</w:t>
+      </w:r>
+      <w:r>
+        <w:rPr>
+          <w:b w:val="0"/>
+        </w:rPr>
+        <w:t xml:space="preserve"> while others solve a more demanding variation.</w:t>
+      </w:r>
+    </w:p>
+    <w:p>
+      <w:pPr>
+        <w:pStyle w:val="Heading3"/>
+      </w:pPr>
+      <w:r>
         <w:t>Pictorial practice question</w:t>
       </w:r>
     </w:p>
     <w:p>
-      <w:r>
+      <w:pPr>
+        <w:spacing w:line="336" w:lineRule="auto" w:after="180"/>
+        <w:shd w:fill="F5F1FB"/>
+      </w:pPr>
+      <w:r>
+        <w:rPr>
+          <w:b w:val="0"/>
+        </w:rPr>
         <w:t>What extra field would reveal why comparing raw clicks is misleading?</w:t>
       </w:r>
     </w:p>
@@ -1583,18 +2818,108 @@
       </w:r>
     </w:p>
     <w:p>
-      <w:r>
-        <w:t>Display or exposure count: A shown three times, B zero. Raw clicks confound opportunities with response.</w:t>
-      </w:r>
-    </w:p>
-    <w:p>
-      <w:r>
-        <w:t>Changed-case reasoning: B gains one exposure but still zero clicks. The observation now supports a nonclick on that display, not a permanent dislike.</w:t>
-      </w:r>
-    </w:p>
-    <w:p>
-      <w:r>
-        <w:t>Collect each learner’s explanation before discussion. Use the first missing connection between input, deciding step and result to choose support. This question is worked-case practice, not fresh mastery evidence.</w:t>
+      <w:pPr>
+        <w:spacing w:line="336" w:lineRule="auto" w:after="180"/>
+      </w:pPr>
+      <w:r>
+        <w:rPr>
+          <w:b w:val="0"/>
+        </w:rPr>
+        <w:t xml:space="preserve">Display or </w:t>
+      </w:r>
+      <w:r>
+        <w:rPr>
+          <w:b/>
+        </w:rPr>
+        <w:t>exposure</w:t>
+      </w:r>
+      <w:r>
+        <w:rPr>
+          <w:b w:val="0"/>
+        </w:rPr>
+        <w:t xml:space="preserve"> count: A shown three times, B zero. Raw clicks confound opportunities with response.</w:t>
+      </w:r>
+    </w:p>
+    <w:p>
+      <w:pPr>
+        <w:spacing w:line="336" w:lineRule="auto" w:after="180"/>
+      </w:pPr>
+      <w:r>
+        <w:rPr>
+          <w:b w:val="0"/>
+        </w:rPr>
+        <w:t xml:space="preserve">Changed-case reasoning: B gains one </w:t>
+      </w:r>
+      <w:r>
+        <w:rPr>
+          <w:b/>
+        </w:rPr>
+        <w:t>exposure</w:t>
+      </w:r>
+      <w:r>
+        <w:rPr>
+          <w:b w:val="0"/>
+        </w:rPr>
+        <w:t xml:space="preserve"> but still zero clicks. The </w:t>
+      </w:r>
+      <w:r>
+        <w:rPr>
+          <w:b/>
+        </w:rPr>
+        <w:t>observation</w:t>
+      </w:r>
+      <w:r>
+        <w:rPr>
+          <w:b w:val="0"/>
+        </w:rPr>
+        <w:t xml:space="preserve"> now supports a nonclick on that display, not a permanent dislike.</w:t>
+      </w:r>
+    </w:p>
+    <w:p>
+      <w:pPr>
+        <w:spacing w:line="336" w:lineRule="auto" w:after="180"/>
+      </w:pPr>
+      <w:r>
+        <w:rPr>
+          <w:b w:val="0"/>
+        </w:rPr>
+        <w:t xml:space="preserve">Collect each learner’s </w:t>
+      </w:r>
+      <w:r>
+        <w:rPr>
+          <w:b/>
+        </w:rPr>
+        <w:t>explanation</w:t>
+      </w:r>
+      <w:r>
+        <w:rPr>
+          <w:b w:val="0"/>
+        </w:rPr>
+        <w:t xml:space="preserve"> before discussion. Use the first missing connection between </w:t>
+      </w:r>
+      <w:r>
+        <w:rPr>
+          <w:b/>
+        </w:rPr>
+        <w:t>input</w:t>
+      </w:r>
+      <w:r>
+        <w:rPr>
+          <w:b w:val="0"/>
+        </w:rPr>
+        <w:t xml:space="preserve">, deciding step and result to choose support. This question is worked-case practice, not fresh mastery </w:t>
+      </w:r>
+      <w:r>
+        <w:rPr>
+          <w:b/>
+        </w:rPr>
+        <w:t>evidence</w:t>
+      </w:r>
+      <w:r>
+        <w:rPr>
+          <w:b w:val="0"/>
+        </w:rPr>
+        <w:t>.</w:t>
       </w:r>
     </w:p>
     <w:p>
@@ -1606,54 +2931,105 @@
       </w:r>
     </w:p>
     <w:p>
+      <w:r>
+        <w:t>Run the Feedback Loops investigation and use the first unsupported step to choose a teaching response.</w:t>
+      </w:r>
+    </w:p>
+    <w:p>
+      <w:pPr>
+        <w:spacing w:line="336" w:lineRule="auto" w:after="180"/>
+      </w:pPr>
+      <w:r>
+        <w:rPr>
+          <w:b w:val="0"/>
+        </w:rPr>
+        <w:t>Words You Can Use to Reason</w:t>
+      </w:r>
+    </w:p>
+    <w:p>
+      <w:pPr>
+        <w:spacing w:line="336" w:lineRule="auto" w:after="180"/>
+      </w:pPr>
+      <w:r>
+        <w:rPr>
+          <w:b w:val="0"/>
+        </w:rPr>
+        <w:t>A definition matters when you can recognize the idea, use it, and contrast it with a near-miss.</w:t>
+      </w:r>
+    </w:p>
+    <w:p>
+      <w:pPr>
+        <w:spacing w:line="336" w:lineRule="auto" w:after="180"/>
+      </w:pPr>
+      <w:r>
+        <w:rPr>
+          <w:b w:val="0"/>
+        </w:rPr>
+        <w:t>Predict → Test → Record → Explain</w:t>
+      </w:r>
+    </w:p>
+    <w:p>
+      <w:pPr>
+        <w:spacing w:line="336" w:lineRule="auto" w:after="180"/>
+      </w:pPr>
+      <w:r>
+        <w:rPr>
+          <w:b w:val="0"/>
+        </w:rPr>
+        <w:t>Keep expected and actual results separate. Surprises are useful data when recorded honestly.</w:t>
+      </w:r>
+    </w:p>
+    <w:p>
+      <w:pPr>
+        <w:spacing w:line="336" w:lineRule="auto" w:after="180"/>
+      </w:pPr>
+      <w:r>
+        <w:rPr>
+          <w:b w:val="0"/>
+        </w:rPr>
+        <w:t>Act out three recommendation rounds. Log shown items, choices, and updated profile; add an exploration rule and compare diversity.</w:t>
+      </w:r>
+    </w:p>
+    <w:p>
+      <w:pPr>
+        <w:spacing w:line="336" w:lineRule="auto" w:after="180"/>
+        <w:shd w:fill="F5F1FB"/>
+      </w:pPr>
+      <w:r>
+        <w:rPr>
+          <w:b w:val="0"/>
+        </w:rPr>
+        <w:t>What did the hardest test teach you that the normal test did not?</w:t>
+      </w:r>
+    </w:p>
+    <w:p>
       <w:pPr>
         <w:pStyle w:val="Heading3"/>
       </w:pPr>
       <w:r>
-        <w:t>Run the weekly evidence lab</w:t>
-      </w:r>
-    </w:p>
-    <w:p>
-      <w:r>
-        <w:t>Words You Can Use to Reason</w:t>
-      </w:r>
-    </w:p>
-    <w:p>
-      <w:r>
-        <w:t>A definition matters when you can recognize the idea, use it, and contrast it with a near-miss.</w:t>
-      </w:r>
-    </w:p>
-    <w:p>
-      <w:r>
-        <w:t>Predict → Test → Record → Explain</w:t>
-      </w:r>
-    </w:p>
-    <w:p>
-      <w:r>
-        <w:t>Keep expected and actual results separate. Surprises are useful data when recorded honestly.</w:t>
-      </w:r>
-    </w:p>
-    <w:p>
-      <w:r>
-        <w:t>Act out three recommendation rounds. Log shown items, choices, and updated profile; add an exploration rule and compare diversity.</w:t>
-      </w:r>
-    </w:p>
-    <w:p>
-      <w:r>
-        <w:t>What did the hardest test teach you that the normal test did not?</w:t>
-      </w:r>
-    </w:p>
-    <w:p>
-      <w:pPr>
-        <w:pStyle w:val="Heading3"/>
-      </w:pPr>
-      <w:r>
         <w:t>Make the lab runnable</w:t>
       </w:r>
     </w:p>
     <w:p>
-      <w:r>
-        <w:t>Use the concrete case as the shared normal case and the independent question as a second case. Each pair creates a boundary or missing-information case and predicts its result before testing. Keep the expected result separate from an observed mistake.</w:t>
+      <w:pPr>
+        <w:spacing w:line="336" w:lineRule="auto" w:after="180"/>
+      </w:pPr>
+      <w:r>
+        <w:rPr>
+          <w:b w:val="0"/>
+        </w:rPr>
+        <w:t>Use the concrete case as the shared normal case and the independent question as a second case. Each pair creates a boundary or missing-information case and predicts its result before testing.</w:t>
+      </w:r>
+    </w:p>
+    <w:p>
+      <w:pPr>
+        <w:spacing w:line="336" w:lineRule="auto" w:after="180"/>
+      </w:pPr>
+      <w:r>
+        <w:rPr>
+          <w:b w:val="0"/>
+        </w:rPr>
+        <w:t>Keep the expected result separate from an observed mistake.</w:t>
       </w:r>
     </w:p>
     <w:tbl>
@@ -1811,8 +3187,25 @@
       </w:r>
     </w:p>
     <w:p>
-      <w:r>
-        <w:t>For guessing, return to given facts and request a trace. For vocabulary without application, use one example and one non-example. For arithmetic errors, check the setup before the calculation. Finish with a different uncoached case before recording mastery.</w:t>
+      <w:pPr>
+        <w:spacing w:line="336" w:lineRule="auto" w:after="180"/>
+      </w:pPr>
+      <w:r>
+        <w:rPr>
+          <w:b w:val="0"/>
+        </w:rPr>
+        <w:t>For guessing, return to given facts and request a trace. For vocabulary without application, use one example and one non-example. For arithmetic errors, check the setup before the calculation.</w:t>
+      </w:r>
+    </w:p>
+    <w:p>
+      <w:pPr>
+        <w:spacing w:line="336" w:lineRule="auto" w:after="180"/>
+      </w:pPr>
+      <w:r>
+        <w:rPr>
+          <w:b w:val="0"/>
+        </w:rPr>
+        <w:t>Finish with a different uncoached case before recording mastery.</w:t>
       </w:r>
     </w:p>
     <w:p>
@@ -1824,18 +3217,82 @@
       </w:r>
     </w:p>
     <w:p>
-      <w:r>
-        <w:t>A successful run proves the conclusion: The recommendation follows a written scoring policy. It does not learn preferences, prove learning benefit or authorize an action. Display the chosen rule and let a person review whether an option is suitable.</w:t>
-      </w:r>
-    </w:p>
-    <w:p>
-      <w:r>
-        <w:t>Matching the example is enough: Require the new W4 case, explicit predictions and an explanation. Fresh retry: B (2,4,8), C (3,2,8), A (5,5,9), limit 8. B/C tie at 8; B wins. Limit 7 returns None.</w:t>
-      </w:r>
-    </w:p>
-    <w:p>
-      <w:r>
-        <w:t>A convenient shortcut preserves meaning: Updating best on score &gt;= best_score makes the last tied item win, so reordering can change results. Use the explicit name comparison for ties. Test both orders and a no-match case after the repair.</w:t>
+      <w:pPr>
+        <w:spacing w:line="336" w:lineRule="auto" w:after="180"/>
+      </w:pPr>
+      <w:r>
+        <w:rPr>
+          <w:b w:val="0"/>
+        </w:rPr>
+        <w:t>A successful run proves the conclusion: The recommendation follows a written scoring policy. It does not learn preferences, prove learning benefit or authorize an action.</w:t>
+      </w:r>
+    </w:p>
+    <w:p>
+      <w:pPr>
+        <w:spacing w:line="336" w:lineRule="auto" w:after="180"/>
+      </w:pPr>
+      <w:r>
+        <w:rPr>
+          <w:b w:val="0"/>
+        </w:rPr>
+        <w:t>Display the chosen rule and let a person review whether an option is suitable.</w:t>
+      </w:r>
+    </w:p>
+    <w:p>
+      <w:pPr>
+        <w:spacing w:line="336" w:lineRule="auto" w:after="180"/>
+      </w:pPr>
+      <w:r>
+        <w:rPr>
+          <w:b w:val="0"/>
+        </w:rPr>
+        <w:t xml:space="preserve">Matching the example is enough: Require the new W4 case, explicit </w:t>
+      </w:r>
+      <w:r>
+        <w:rPr>
+          <w:b/>
+        </w:rPr>
+        <w:t>prediction</w:t>
+      </w:r>
+      <w:r>
+        <w:rPr>
+          <w:b w:val="0"/>
+        </w:rPr>
+        <w:t xml:space="preserve">s and an </w:t>
+      </w:r>
+      <w:r>
+        <w:rPr>
+          <w:b/>
+        </w:rPr>
+        <w:t>explanation</w:t>
+      </w:r>
+      <w:r>
+        <w:rPr>
+          <w:b w:val="0"/>
+        </w:rPr>
+        <w:t>. Fresh retry: B (2,4,8), C (3,2,8), A (5,5,9), limit 8. B/C tie at 8; B wins. Limit 7 returns None.</w:t>
+      </w:r>
+    </w:p>
+    <w:p>
+      <w:pPr>
+        <w:spacing w:line="336" w:lineRule="auto" w:after="180"/>
+      </w:pPr>
+      <w:r>
+        <w:rPr>
+          <w:b w:val="0"/>
+        </w:rPr>
+        <w:t>A convenient shortcut preserves meaning: Updating best on score &gt;= best_score makes the last tied item win, so reordering can change results. Use the explicit name comparison for ties.</w:t>
+      </w:r>
+    </w:p>
+    <w:p>
+      <w:pPr>
+        <w:spacing w:line="336" w:lineRule="auto" w:after="180"/>
+      </w:pPr>
+      <w:r>
+        <w:rPr>
+          <w:b w:val="0"/>
+        </w:rPr>
+        <w:t>Test both orders and a no-match case after the repair.</w:t>
       </w:r>
     </w:p>
     <w:p>
@@ -1993,8 +3450,37 @@
       </w:tr>
     </w:tbl>
     <w:p>
-      <w:r>
-        <w:t>Offer an oral explanation, drawing, enlarged visual or fewer examples when that removes a reading/writing barrier. Keep the same reasoning goal. Stretch secure learners by changing a boundary or assumption and asking them to defend the effect, not simply by assigning more of the same questions.</w:t>
+      <w:pPr>
+        <w:spacing w:line="336" w:lineRule="auto" w:after="180"/>
+      </w:pPr>
+      <w:r>
+        <w:rPr>
+          <w:b w:val="0"/>
+        </w:rPr>
+        <w:t xml:space="preserve">Offer an oral </w:t>
+      </w:r>
+      <w:r>
+        <w:rPr>
+          <w:b/>
+        </w:rPr>
+        <w:t>explanation</w:t>
+      </w:r>
+      <w:r>
+        <w:rPr>
+          <w:b w:val="0"/>
+        </w:rPr>
+        <w:t>, drawing, enlarged visual or fewer examples when that removes a reading/writing barrier. Keep the same reasoning goal.</w:t>
+      </w:r>
+    </w:p>
+    <w:p>
+      <w:pPr>
+        <w:spacing w:line="336" w:lineRule="auto" w:after="180"/>
+      </w:pPr>
+      <w:r>
+        <w:rPr>
+          <w:b w:val="0"/>
+        </w:rPr>
+        <w:t>Stretch secure learners by changing a boundary or assumption and asking them to defend the effect, not simply by assigning more of the same questions.</w:t>
       </w:r>
     </w:p>
     <w:p>
@@ -2006,11 +3492,16 @@
       </w:r>
     </w:p>
     <w:p>
+      <w:r>
+        <w:t>Use the Feedback Loops questions, teacher keys and criteria after the relevant attempts. Previously discussed cases are practice; protect the separately selected independent task.</w:t>
+      </w:r>
+    </w:p>
+    <w:p>
       <w:pPr>
         <w:pStyle w:val="Heading3"/>
       </w:pPr>
       <w:r>
-        <w:t>Assess and explain the answers</w:t>
+        <w:t>Worked case answer</w:t>
       </w:r>
     </w:p>
     <w:p>
@@ -2018,12 +3509,37 @@
         <w:pStyle w:val="Heading3"/>
       </w:pPr>
       <w:r>
-        <w:t>Worked case answer</w:t>
-      </w:r>
-    </w:p>
-    <w:p>
-      <w:r>
-        <w:t>Exposure affects clicks; clicks affect future exposure. Record what was shown and offer controlled variety.</w:t>
+        <w:t>Teacher key · Worked case answer</w:t>
+      </w:r>
+    </w:p>
+    <w:p>
+      <w:pPr>
+        <w:spacing w:line="336" w:lineRule="auto" w:after="180"/>
+        <w:shd w:fill="F1F6FC"/>
+      </w:pPr>
+      <w:r>
+        <w:rPr>
+          <w:b/>
+        </w:rPr>
+        <w:t>Exposure</w:t>
+      </w:r>
+      <w:r>
+        <w:rPr>
+          <w:b w:val="0"/>
+        </w:rPr>
+        <w:t xml:space="preserve"> affects clicks; clicks affect future </w:t>
+      </w:r>
+      <w:r>
+        <w:rPr>
+          <w:b/>
+        </w:rPr>
+        <w:t>exposure</w:t>
+      </w:r>
+      <w:r>
+        <w:rPr>
+          <w:b w:val="0"/>
+        </w:rPr>
+        <w:t>. Record what was shown and offer controlled variety.</w:t>
       </w:r>
     </w:p>
     <w:p>
@@ -2035,7 +3551,22 @@
       </w:r>
     </w:p>
     <w:p>
-      <w:r>
+      <w:pPr>
+        <w:pStyle w:val="Heading3"/>
+      </w:pPr>
+      <w:r>
+        <w:t>Independent question · withhold the key</w:t>
+      </w:r>
+    </w:p>
+    <w:p>
+      <w:pPr>
+        <w:spacing w:line="336" w:lineRule="auto" w:after="180"/>
+        <w:shd w:fill="F5F1FB"/>
+      </w:pPr>
+      <w:r>
+        <w:rPr>
+          <w:b w:val="0"/>
+        </w:rPr>
         <w:t>Only space books are shown, so nearly every click is on space. Can these clicks prove readers dislike other topics? Explain the loop.</w:t>
       </w:r>
     </w:p>
@@ -2048,8 +3579,35 @@
       </w:r>
     </w:p>
     <w:p>
-      <w:r>
-        <w:t>No. Exposure affects what can be clicked. Showing space produces space clicks that may cause even more space recommendations; test other relevant options to learn more.</w:t>
+      <w:pPr>
+        <w:pStyle w:val="Heading3"/>
+      </w:pPr>
+      <w:r>
+        <w:t>Teacher key · Expected independent answer</w:t>
+      </w:r>
+    </w:p>
+    <w:p>
+      <w:pPr>
+        <w:spacing w:line="336" w:lineRule="auto" w:after="180"/>
+        <w:shd w:fill="F1F6FC"/>
+      </w:pPr>
+      <w:r>
+        <w:rPr>
+          <w:b w:val="0"/>
+        </w:rPr>
+        <w:t xml:space="preserve">No. </w:t>
+      </w:r>
+      <w:r>
+        <w:rPr>
+          <w:b/>
+        </w:rPr>
+        <w:t>Exposure</w:t>
+      </w:r>
+      <w:r>
+        <w:rPr>
+          <w:b w:val="0"/>
+        </w:rPr>
+        <w:t xml:space="preserve"> affects what can be clicked. Showing space produces space clicks that may cause even more space recommendations; test other relevant options to learn more.</w:t>
       </w:r>
     </w:p>
     <w:p>
@@ -2287,8 +3845,25 @@
       </w:tr>
     </w:tbl>
     <w:p>
-      <w:r>
-        <w:t>Use 6/8 as a classroom checkpoint, with 2 required for both Result and Reasoning. This is a proposed teaching rule, not a validated certification threshold. Do not count a coached answer as independent mastery; correct unsafe or unsupported claims regardless of total.</w:t>
+      <w:pPr>
+        <w:spacing w:line="336" w:lineRule="auto" w:after="180"/>
+      </w:pPr>
+      <w:r>
+        <w:rPr>
+          <w:b w:val="0"/>
+        </w:rPr>
+        <w:t>Use 6/8 as a classroom checkpoint, with 2 required for both Result and Reasoning. This is a proposed teaching rule, not a validated certification threshold.</w:t>
+      </w:r>
+    </w:p>
+    <w:p>
+      <w:pPr>
+        <w:spacing w:line="336" w:lineRule="auto" w:after="180"/>
+      </w:pPr>
+      <w:r>
+        <w:rPr>
+          <w:b w:val="0"/>
+        </w:rPr>
+        <w:t>Do not count a coached answer as independent mastery; correct unsafe or unsupported claims regardless of total.</w:t>
       </w:r>
     </w:p>
     <w:p>
@@ -2300,8 +3875,26 @@
       </w:r>
     </w:p>
     <w:p>
-      <w:r>
-        <w:t>Ask the learner to find the evidence that challenges this claim: “Clicks reveal preferences independently of what is offered.” Keep the first attempt and an uncoached retry separate.</w:t>
+      <w:pPr>
+        <w:spacing w:line="336" w:lineRule="auto" w:after="180"/>
+      </w:pPr>
+      <w:r>
+        <w:rPr>
+          <w:b w:val="0"/>
+        </w:rPr>
+        <w:t xml:space="preserve">Ask the learner to find the </w:t>
+      </w:r>
+      <w:r>
+        <w:rPr>
+          <w:b/>
+        </w:rPr>
+        <w:t>evidence</w:t>
+      </w:r>
+      <w:r>
+        <w:rPr>
+          <w:b w:val="0"/>
+        </w:rPr>
+        <w:t xml:space="preserve"> that challenges this claim: “Clicks reveal preferences independently of what is offered.” Keep the first attempt and an uncoached retry separate.</w:t>
       </w:r>
     </w:p>
     <w:p>
@@ -2313,15 +3906,54 @@
       </w:r>
     </w:p>
     <w:p>
-      <w:r>
-        <w:t>Poetry is 1/2=50%; adventure is 6/20=30%. Raw clicks favour adventure but exposure rates differ. Position, user mix and tiny poetry sample confound interpretation. Run a balanced comparison and record exposures and outcomes.</w:t>
-      </w:r>
-    </w:p>
-    <w:p>
       <w:pPr>
         <w:pStyle w:val="Heading3"/>
       </w:pPr>
       <w:r>
+        <w:t>Teacher key · Original transfer answer</w:t>
+      </w:r>
+    </w:p>
+    <w:p>
+      <w:pPr>
+        <w:spacing w:line="336" w:lineRule="auto" w:after="180"/>
+        <w:shd w:fill="F1F6FC"/>
+      </w:pPr>
+      <w:r>
+        <w:rPr>
+          <w:b w:val="0"/>
+        </w:rPr>
+        <w:t xml:space="preserve">Poetry is 1/2=50%; adventure is 6/20=30%. Raw clicks favour adventure but </w:t>
+      </w:r>
+      <w:r>
+        <w:rPr>
+          <w:b/>
+        </w:rPr>
+        <w:t>exposure</w:t>
+      </w:r>
+      <w:r>
+        <w:rPr>
+          <w:b w:val="0"/>
+        </w:rPr>
+        <w:t xml:space="preserve"> rates differ. Position, user mix and tiny poetry sample confound interpretation. Run a balanced comparison and record </w:t>
+      </w:r>
+      <w:r>
+        <w:rPr>
+          <w:b/>
+        </w:rPr>
+        <w:t>exposure</w:t>
+      </w:r>
+      <w:r>
+        <w:rPr>
+          <w:b w:val="0"/>
+        </w:rPr>
+        <w:t>s and outcomes.</w:t>
+      </w:r>
+    </w:p>
+    <w:p>
+      <w:pPr>
+        <w:pStyle w:val="Heading3"/>
+      </w:pPr>
+      <w:r>
         <w:t>Explanations for the additional workbook examples</w:t>
       </w:r>
     </w:p>
@@ -2334,12 +3966,54 @@
       </w:r>
     </w:p>
     <w:p>
-      <w:r>
-        <w:t>Why does A win the worked example even though B is processed first?</w:t>
-      </w:r>
-    </w:p>
-    <w:p>
-      <w:r>
+      <w:pPr>
+        <w:pStyle w:val="Heading3"/>
+      </w:pPr>
+      <w:r>
+        <w:t>Workbook question · W1</w:t>
+      </w:r>
+    </w:p>
+    <w:p>
+      <w:pPr>
+        <w:spacing w:line="336" w:lineRule="auto" w:after="180"/>
+        <w:shd w:fill="F5F1FB"/>
+      </w:pPr>
+      <w:r>
+        <w:rPr>
+          <w:b w:val="0"/>
+        </w:rPr>
+        <w:t xml:space="preserve">Why does A win the worked example even though B is </w:t>
+      </w:r>
+      <w:r>
+        <w:rPr>
+          <w:b/>
+        </w:rPr>
+        <w:t>process</w:t>
+      </w:r>
+      <w:r>
+        <w:rPr>
+          <w:b w:val="0"/>
+        </w:rPr>
+        <w:t>ed first?</w:t>
+      </w:r>
+    </w:p>
+    <w:p>
+      <w:pPr>
+        <w:pStyle w:val="Heading3"/>
+      </w:pPr>
+      <w:r>
+        <w:t>Teacher reasoning · W1</w:t>
+      </w:r>
+    </w:p>
+    <w:p>
+      <w:pPr>
+        <w:spacing w:line="336" w:lineRule="auto" w:after="180"/>
+        <w:shd w:fill="F1F6FC"/>
+      </w:pPr>
+      <w:r>
+        <w:rPr>
+          <w:b w:val="0"/>
+        </w:rPr>
         <w:t>Both score 8 and qualify; A is alphabetically first under the tie rule.</w:t>
       </w:r>
     </w:p>
@@ -2352,53 +4026,194 @@
       </w:r>
     </w:p>
     <w:p>
-      <w:r>
+      <w:pPr>
+        <w:pStyle w:val="Heading3"/>
+      </w:pPr>
+      <w:r>
+        <w:t>Workbook question · W2</w:t>
+      </w:r>
+    </w:p>
+    <w:p>
+      <w:pPr>
+        <w:spacing w:line="336" w:lineRule="auto" w:after="180"/>
+        <w:shd w:fill="F5F1FB"/>
+      </w:pPr>
+      <w:r>
+        <w:rPr>
+          <w:b w:val="0"/>
+        </w:rPr>
         <w:t>State recommend([], 10) and the worked items with limit 8.</w:t>
       </w:r>
     </w:p>
     <w:p>
-      <w:r>
+      <w:pPr>
+        <w:pStyle w:val="Heading3"/>
+      </w:pPr>
+      <w:r>
+        <w:t>Teacher reasoning · W2</w:t>
+      </w:r>
+    </w:p>
+    <w:p>
+      <w:pPr>
+        <w:spacing w:line="336" w:lineRule="auto" w:after="180"/>
+        <w:shd w:fill="F1F6FC"/>
+      </w:pPr>
+      <w:r>
+        <w:rPr>
+          <w:b w:val="0"/>
+        </w:rPr>
         <w:t>Both return None; the caller should display no eligible option.</w:t>
       </w:r>
     </w:p>
     <w:p>
-      <w:r>
-        <w:t>For the empty list, the loop has no iterations, so best stays None. With the worked durations 10 and 9 under a limit of 8, neither item passes the eligibility check, so best again stays None. The caller must turn this result into a clear no-eligible-option message; it must not treat None as an activity name.</w:t>
-      </w:r>
-    </w:p>
-    <w:p>
       <w:pPr>
         <w:pStyle w:val="Heading3"/>
       </w:pPr>
       <w:r>
+        <w:t>Teacher reasoning · W2</w:t>
+      </w:r>
+    </w:p>
+    <w:p>
+      <w:pPr>
+        <w:spacing w:line="336" w:lineRule="auto" w:after="180"/>
+        <w:shd w:fill="F1F6FC"/>
+      </w:pPr>
+      <w:r>
+        <w:rPr>
+          <w:b w:val="0"/>
+        </w:rPr>
+        <w:t>For the empty list, the loop has no iterations, so best stays None. With the worked durations 10 and 9 under a limit of 8, neither item passes the eligibility check, so best again stays None.</w:t>
+      </w:r>
+    </w:p>
+    <w:p>
+      <w:pPr>
+        <w:spacing w:line="336" w:lineRule="auto" w:after="180"/>
+        <w:shd w:fill="F1F6FC"/>
+      </w:pPr>
+      <w:r>
+        <w:rPr>
+          <w:b w:val="0"/>
+        </w:rPr>
+        <w:t>The caller must turn this result into a clear no-eligible-option message; it must not treat None as an activity name.</w:t>
+      </w:r>
+    </w:p>
+    <w:p>
+      <w:pPr>
+        <w:pStyle w:val="Heading3"/>
+      </w:pPr>
+      <w:r>
         <w:t>W3 Repair order dependence</w:t>
       </w:r>
     </w:p>
     <w:p>
-      <w:r>
-        <w:t>A tied selection changes after reversing input order. Identify the likely missing policy and test.</w:t>
-      </w:r>
-    </w:p>
-    <w:p>
-      <w:r>
-        <w:t>An explicit deterministic tie rule is missing or incorrect. Apply alphabetical name order and rerun both orders.</w:t>
-      </w:r>
-    </w:p>
-    <w:p>
       <w:pPr>
         <w:pStyle w:val="Heading3"/>
       </w:pPr>
       <w:r>
+        <w:t>Workbook question · W3</w:t>
+      </w:r>
+    </w:p>
+    <w:p>
+      <w:pPr>
+        <w:spacing w:line="336" w:lineRule="auto" w:after="180"/>
+        <w:shd w:fill="F5F1FB"/>
+      </w:pPr>
+      <w:r>
+        <w:rPr>
+          <w:b w:val="0"/>
+        </w:rPr>
+        <w:t xml:space="preserve">A tied selection changes after reversing </w:t>
+      </w:r>
+      <w:r>
+        <w:rPr>
+          <w:b/>
+        </w:rPr>
+        <w:t>input</w:t>
+      </w:r>
+      <w:r>
+        <w:rPr>
+          <w:b w:val="0"/>
+        </w:rPr>
+        <w:t xml:space="preserve"> order. Identify the likely missing policy and test.</w:t>
+      </w:r>
+    </w:p>
+    <w:p>
+      <w:pPr>
+        <w:pStyle w:val="Heading3"/>
+      </w:pPr>
+      <w:r>
+        <w:t>Teacher reasoning · W3</w:t>
+      </w:r>
+    </w:p>
+    <w:p>
+      <w:pPr>
+        <w:spacing w:line="336" w:lineRule="auto" w:after="180"/>
+        <w:shd w:fill="F1F6FC"/>
+      </w:pPr>
+      <w:r>
+        <w:rPr>
+          <w:b w:val="0"/>
+        </w:rPr>
+        <w:t xml:space="preserve">An explicit </w:t>
+      </w:r>
+      <w:r>
+        <w:rPr>
+          <w:b/>
+        </w:rPr>
+        <w:t>deterministic</w:t>
+      </w:r>
+      <w:r>
+        <w:rPr>
+          <w:b w:val="0"/>
+        </w:rPr>
+        <w:t xml:space="preserve"> tie rule is missing or incorrect. Apply alphabetical name order and rerun both orders.</w:t>
+      </w:r>
+    </w:p>
+    <w:p>
+      <w:pPr>
+        <w:pStyle w:val="Heading3"/>
+      </w:pPr>
+      <w:r>
         <w:t>W4 Implement independently</w:t>
       </w:r>
     </w:p>
     <w:p>
-      <w:r>
+      <w:pPr>
+        <w:pStyle w:val="Heading3"/>
+      </w:pPr>
+      <w:r>
+        <w:t>Workbook question · W4</w:t>
+      </w:r>
+    </w:p>
+    <w:p>
+      <w:pPr>
+        <w:spacing w:line="336" w:lineRule="auto" w:after="180"/>
+        <w:shd w:fill="F5F1FB"/>
+      </w:pPr>
+      <w:r>
+        <w:rPr>
+          <w:b w:val="0"/>
+        </w:rPr>
         <w:t>Use the function with X (fun 4, learning 1, minutes 12), Y (3,3,10), Z (5,5,13), limit 12. Predict the winner, reverse the list and retest. Also test limit 9.</w:t>
       </w:r>
     </w:p>
     <w:p>
-      <w:r>
+      <w:pPr>
+        <w:pStyle w:val="Heading3"/>
+      </w:pPr>
+      <w:r>
+        <w:t>Teacher reasoning · W4</w:t>
+      </w:r>
+    </w:p>
+    <w:p>
+      <w:pPr>
+        <w:spacing w:line="336" w:lineRule="auto" w:after="180"/>
+        <w:shd w:fill="F1F6FC"/>
+      </w:pPr>
+      <w:r>
+        <w:rPr>
+          <w:b w:val="0"/>
+        </w:rPr>
         <w:t>X and Y score 9; Z is excluded. X wins alphabetically in either order. Limit 9 returns None.</w:t>
       </w:r>
     </w:p>
@@ -2411,12 +4226,54 @@
       </w:r>
     </w:p>
     <w:p>
-      <w:r>
-        <w:t>Write a one-sentence explanation of X winning without calling it objectively best.</w:t>
-      </w:r>
-    </w:p>
-    <w:p>
-      <w:r>
+      <w:pPr>
+        <w:pStyle w:val="Heading3"/>
+      </w:pPr>
+      <w:r>
+        <w:t>Workbook question · W5</w:t>
+      </w:r>
+    </w:p>
+    <w:p>
+      <w:pPr>
+        <w:spacing w:line="336" w:lineRule="auto" w:after="180"/>
+        <w:shd w:fill="F5F1FB"/>
+      </w:pPr>
+      <w:r>
+        <w:rPr>
+          <w:b w:val="0"/>
+        </w:rPr>
+        <w:t xml:space="preserve">Write a one-sentence </w:t>
+      </w:r>
+      <w:r>
+        <w:rPr>
+          <w:b/>
+        </w:rPr>
+        <w:t>explanation</w:t>
+      </w:r>
+      <w:r>
+        <w:rPr>
+          <w:b w:val="0"/>
+        </w:rPr>
+        <w:t xml:space="preserve"> of X winning without calling it objectively best.</w:t>
+      </w:r>
+    </w:p>
+    <w:p>
+      <w:pPr>
+        <w:pStyle w:val="Heading3"/>
+      </w:pPr>
+      <w:r>
+        <w:t>Teacher reasoning · W5</w:t>
+      </w:r>
+    </w:p>
+    <w:p>
+      <w:pPr>
+        <w:spacing w:line="336" w:lineRule="auto" w:after="180"/>
+        <w:shd w:fill="F1F6FC"/>
+      </w:pPr>
+      <w:r>
+        <w:rPr>
+          <w:b w:val="0"/>
+        </w:rPr>
         <w:t>X meets the 12-minute limit and ties for highest eligible score 9; the alphabetical tie rule selects X.</w:t>
       </w:r>
     </w:p>
@@ -2429,7 +4286,22 @@
       </w:r>
     </w:p>
     <w:p>
-      <w:r>
+      <w:pPr>
+        <w:pStyle w:val="Heading3"/>
+      </w:pPr>
+      <w:r>
+        <w:t>Independent question · withhold the key</w:t>
+      </w:r>
+    </w:p>
+    <w:p>
+      <w:pPr>
+        <w:spacing w:line="336" w:lineRule="auto" w:after="180"/>
+        <w:shd w:fill="F5F1FB"/>
+      </w:pPr>
+      <w:r>
+        <w:rPr>
+          <w:b w:val="0"/>
+        </w:rPr>
         <w:t>Selected case: Use the function with X (fun 4, learning 1, minutes 12), Y (3,3,10), Z (5,5,13), limit 12. Predict the winner, reverse the list and retest. Also test limit 9.</w:t>
       </w:r>
     </w:p>
@@ -2442,7 +4314,22 @@
       </w:r>
     </w:p>
     <w:p>
-      <w:r>
+      <w:pPr>
+        <w:pStyle w:val="Heading3"/>
+      </w:pPr>
+      <w:r>
+        <w:t>Teacher key · Selected case answer</w:t>
+      </w:r>
+    </w:p>
+    <w:p>
+      <w:pPr>
+        <w:spacing w:line="336" w:lineRule="auto" w:after="180"/>
+        <w:shd w:fill="F1F6FC"/>
+      </w:pPr>
+      <w:r>
+        <w:rPr>
+          <w:b w:val="0"/>
+        </w:rPr>
         <w:t>X and Y score 9; Z is excluded. X wins alphabetically in either order. Limit 9 returns None.</w:t>
       </w:r>
     </w:p>
@@ -2549,21 +4436,77 @@
       </w:tr>
     </w:tbl>
     <w:p>
-      <w:r>
-        <w:t>Record each dimension as not yet, with support, or independent. Accept a valid alternative procedure with a defensible trace. Do not penalise an honestly recorded model failure if the learner correctly explains its evidence and limits.</w:t>
-      </w:r>
-    </w:p>
-    <w:p>
       <w:pPr>
         <w:pStyle w:val="Heading3"/>
       </w:pPr>
       <w:r>
+        <w:t>Teacher key · Selected case answer</w:t>
+      </w:r>
+    </w:p>
+    <w:p>
+      <w:pPr>
+        <w:spacing w:line="336" w:lineRule="auto" w:after="180"/>
+        <w:shd w:fill="F1F6FC"/>
+      </w:pPr>
+      <w:r>
+        <w:rPr>
+          <w:b w:val="0"/>
+        </w:rPr>
+        <w:t>Record each dimension as not yet, with support, or independent. Accept a valid alternative procedure with a defensible trace.</w:t>
+      </w:r>
+    </w:p>
+    <w:p>
+      <w:pPr>
+        <w:spacing w:line="336" w:lineRule="auto" w:after="180"/>
+        <w:shd w:fill="F1F6FC"/>
+      </w:pPr>
+      <w:r>
+        <w:rPr>
+          <w:b w:val="0"/>
+        </w:rPr>
+        <w:t xml:space="preserve">Do not penalise an honestly recorded model failure if the learner correctly explains its </w:t>
+      </w:r>
+      <w:r>
+        <w:rPr>
+          <w:b/>
+        </w:rPr>
+        <w:t>evidence</w:t>
+      </w:r>
+      <w:r>
+        <w:rPr>
+          <w:b w:val="0"/>
+        </w:rPr>
+        <w:t xml:space="preserve"> and limits.</w:t>
+      </w:r>
+    </w:p>
+    <w:p>
+      <w:pPr>
+        <w:pStyle w:val="Heading3"/>
+      </w:pPr>
+      <w:r>
         <w:t>Feedback that the learner uses</w:t>
       </w:r>
     </w:p>
     <w:p>
-      <w:r>
-        <w:t>Name the earliest unsupported step and give one action to repair it. Have the learner make that repair now and explain why. Then assess the relevant skill on a fresh, fully specified case. Confirm it was not previously practised with feedback; solve and check the new case before assigning it. A follow-up design prompt is a starting brief, not automatically an equivalent test.</w:t>
+      <w:pPr>
+        <w:spacing w:line="336" w:lineRule="auto" w:after="180"/>
+      </w:pPr>
+      <w:r>
+        <w:rPr>
+          <w:b w:val="0"/>
+        </w:rPr>
+        <w:t>Name the earliest unsupported step and give one action to repair it. Have the learner make that repair now and explain why. Then assess the relevant skill on a fresh, fully specified case.</w:t>
+      </w:r>
+    </w:p>
+    <w:p>
+      <w:pPr>
+        <w:spacing w:line="336" w:lineRule="auto" w:after="180"/>
+      </w:pPr>
+      <w:r>
+        <w:rPr>
+          <w:b w:val="0"/>
+        </w:rPr>
+        <w:t>Confirm it was not previously practised with feedback; solve and check the new case before assigning it. A follow-up design prompt is a starting brief, not automatically an equivalent test.</w:t>
       </w:r>
     </w:p>
     <w:p>
@@ -2575,11 +4518,74 @@
       </w:r>
     </w:p>
     <w:p>
+      <w:r>
+        <w:t>Connect Feedback Loops to Transparent Book Recommender, adapt support and plan a later changed-case check.</w:t>
+      </w:r>
+    </w:p>
+    <w:p>
       <w:pPr>
         <w:pStyle w:val="Heading3"/>
       </w:pPr>
       <w:r>
-        <w:t>Connect and extend learning</w:t>
+        <w:t>Transparent Book Recommender</w:t>
+      </w:r>
+    </w:p>
+    <w:p>
+      <w:pPr>
+        <w:spacing w:line="336" w:lineRule="auto" w:after="180"/>
+      </w:pPr>
+      <w:r>
+        <w:rPr>
+          <w:b w:val="0"/>
+        </w:rPr>
+        <w:t>Reserve some varied suggestions and distinguish ‘not shown’ from ‘not liked.’</w:t>
+      </w:r>
+    </w:p>
+    <w:p>
+      <w:pPr>
+        <w:spacing w:line="336" w:lineRule="auto" w:after="180"/>
+      </w:pPr>
+      <w:r>
+        <w:rPr>
+          <w:b w:val="0"/>
+        </w:rPr>
+        <w:t xml:space="preserve">Keep the decision, </w:t>
+      </w:r>
+      <w:r>
+        <w:rPr>
+          <w:b/>
+        </w:rPr>
+        <w:t>input</w:t>
+      </w:r>
+      <w:r>
+        <w:rPr>
+          <w:b w:val="0"/>
+        </w:rPr>
+        <w:t xml:space="preserve">, result, </w:t>
+      </w:r>
+      <w:r>
+        <w:rPr>
+          <w:b/>
+        </w:rPr>
+        <w:t>explanation</w:t>
+      </w:r>
+      <w:r>
+        <w:rPr>
+          <w:b w:val="0"/>
+        </w:rPr>
+        <w:t xml:space="preserve"> and remaining limitation in the project </w:t>
+      </w:r>
+      <w:r>
+        <w:rPr>
+          <w:b/>
+        </w:rPr>
+        <w:t>evidence</w:t>
+      </w:r>
+      <w:r>
+        <w:rPr>
+          <w:b w:val="0"/>
+        </w:rPr>
+        <w:t xml:space="preserve"> record. Retrieve this record next week rather than restarting the project.</w:t>
       </w:r>
     </w:p>
     <w:p>
@@ -2587,17 +4593,18 @@
         <w:pStyle w:val="Heading3"/>
       </w:pPr>
       <w:r>
-        <w:t>Transparent Book Recommender</w:t>
-      </w:r>
-    </w:p>
-    <w:p>
-      <w:r>
-        <w:t>Reserve some varied suggestions and distinguish ‘not shown’ from ‘not liked.’</w:t>
-      </w:r>
-    </w:p>
-    <w:p>
-      <w:r>
-        <w:t>Keep the decision, input, result, explanation and remaining limitation in the project evidence record. Retrieve this record next week rather than restarting the project.</w:t>
+        <w:t>Support and stretch</w:t>
+      </w:r>
+    </w:p>
+    <w:p>
+      <w:pPr>
+        <w:spacing w:line="336" w:lineRule="auto" w:after="180"/>
+      </w:pPr>
+      <w:r>
+        <w:rPr>
+          <w:b w:val="0"/>
+        </w:rPr>
+        <w:t>Trace one record or condition at a time with counters and labelled columns. Stretch: introduce a tie, boundary or missing field and declare its handling policy before rerunning.</w:t>
       </w:r>
     </w:p>
     <w:p>
@@ -2605,12 +4612,30 @@
         <w:pStyle w:val="Heading3"/>
       </w:pPr>
       <w:r>
-        <w:t>Support and stretch</w:t>
-      </w:r>
-    </w:p>
-    <w:p>
-      <w:r>
-        <w:t>Trace one record or condition at a time with counters and labelled columns. Stretch: introduce a tie, boundary or missing field and declare its handling policy before rerunning.</w:t>
+        <w:t>Exit reflection</w:t>
+      </w:r>
+    </w:p>
+    <w:p>
+      <w:pPr>
+        <w:spacing w:line="336" w:lineRule="auto" w:after="180"/>
+      </w:pPr>
+      <w:r>
+        <w:rPr>
+          <w:b w:val="0"/>
+        </w:rPr>
+        <w:t xml:space="preserve">Ask for one decision the learner can now justify and one situation requiring more </w:t>
+      </w:r>
+      <w:r>
+        <w:rPr>
+          <w:b/>
+        </w:rPr>
+        <w:t>evidence</w:t>
+      </w:r>
+      <w:r>
+        <w:rPr>
+          <w:b w:val="0"/>
+        </w:rPr>
+        <w:t xml:space="preserve"> or human review. Confidence ratings are separate from correct independent performance.</w:t>
       </w:r>
     </w:p>
     <w:p>
@@ -2618,12 +4643,30 @@
         <w:pStyle w:val="Heading3"/>
       </w:pPr>
       <w:r>
-        <w:t>Exit reflection</w:t>
-      </w:r>
-    </w:p>
-    <w:p>
-      <w:r>
-        <w:t>Ask for one decision the learner can now justify and one situation requiring more evidence or human review. Confidence ratings are separate from correct independent performance.</w:t>
+        <w:t>Bridge to the next week</w:t>
+      </w:r>
+    </w:p>
+    <w:p>
+      <w:pPr>
+        <w:spacing w:line="336" w:lineRule="auto" w:after="180"/>
+      </w:pPr>
+      <w:r>
+        <w:rPr>
+          <w:b w:val="0"/>
+        </w:rPr>
+        <w:t xml:space="preserve">Next: Week 25: Text as Pieces. Retrieve today’s </w:t>
+      </w:r>
+      <w:r>
+        <w:rPr>
+          <w:b/>
+        </w:rPr>
+        <w:t>evidence</w:t>
+      </w:r>
+      <w:r>
+        <w:rPr>
+          <w:b w:val="0"/>
+        </w:rPr>
+        <w:t xml:space="preserve"> and identify what carries forward and what is new.</w:t>
       </w:r>
     </w:p>
     <w:p>
@@ -2631,12 +4674,111 @@
         <w:pStyle w:val="Heading3"/>
       </w:pPr>
       <w:r>
-        <w:t>Bridge to the next week</w:t>
-      </w:r>
-    </w:p>
-    <w:p>
-      <w:r>
-        <w:t>Next: Week 25: Text as Pieces. Retrieve today’s evidence and identify what carries forward and what is new.</w:t>
+        <w:t>Support and fresh reassessment</w:t>
+      </w:r>
+    </w:p>
+    <w:p>
+      <w:pPr>
+        <w:spacing w:line="336" w:lineRule="auto" w:after="180"/>
+      </w:pPr>
+      <w:r>
+        <w:rPr>
+          <w:b w:val="0"/>
+        </w:rPr>
+        <w:t>Trace best and best_score row by row. Extension: return a record with name, score and reason while retaining the same selection policy.</w:t>
+      </w:r>
+    </w:p>
+    <w:p>
+      <w:pPr>
+        <w:spacing w:line="336" w:lineRule="auto" w:after="180"/>
+      </w:pPr>
+      <w:r>
+        <w:rPr>
+          <w:b w:val="0"/>
+        </w:rPr>
+        <w:t xml:space="preserve">Independent W4 </w:t>
+      </w:r>
+      <w:r>
+        <w:rPr>
+          <w:b/>
+        </w:rPr>
+        <w:t>evidence</w:t>
+      </w:r>
+      <w:r>
+        <w:rPr>
+          <w:b w:val="0"/>
+        </w:rPr>
+        <w:t xml:space="preserve">: X and Y score 9; Z is excluded. X wins alphabetically in either order. Limit 9 returns None. Record whether the learner needed no help, a hint or </w:t>
+      </w:r>
+      <w:r>
+        <w:rPr>
+          <w:b/>
+        </w:rPr>
+        <w:t>explanation</w:t>
+      </w:r>
+      <w:r>
+        <w:rPr>
+          <w:b w:val="0"/>
+        </w:rPr>
+        <w:t>.</w:t>
+      </w:r>
+    </w:p>
+    <w:p>
+      <w:pPr>
+        <w:spacing w:line="336" w:lineRule="auto" w:after="180"/>
+      </w:pPr>
+      <w:r>
+        <w:rPr>
+          <w:b w:val="0"/>
+        </w:rPr>
+        <w:t>Fresh retry: B (2,4,8), C (3,2,8), A (5,5,9), limit 8. B/C tie at 8; B wins. Limit 7 returns None.</w:t>
+      </w:r>
+    </w:p>
+    <w:p>
+      <w:pPr>
+        <w:spacing w:line="336" w:lineRule="auto" w:after="180"/>
+      </w:pPr>
+      <w:r>
+        <w:rPr>
+          <w:b w:val="0"/>
+        </w:rPr>
+        <w:t xml:space="preserve">Next week: File </w:t>
+      </w:r>
+      <w:r>
+        <w:rPr>
+          <w:b/>
+        </w:rPr>
+        <w:t>input</w:t>
+      </w:r>
+      <w:r>
+        <w:rPr>
+          <w:b w:val="0"/>
+        </w:rPr>
+        <w:t xml:space="preserve"> and </w:t>
+      </w:r>
+      <w:r>
+        <w:rPr>
+          <w:b/>
+        </w:rPr>
+        <w:t>output</w:t>
+      </w:r>
+      <w:r>
+        <w:rPr>
+          <w:b w:val="0"/>
+        </w:rPr>
+        <w:t xml:space="preserve">. Reuse this week's explicit contracts and </w:t>
+      </w:r>
+      <w:r>
+        <w:rPr>
+          <w:b/>
+        </w:rPr>
+        <w:t>evidence</w:t>
+      </w:r>
+      <w:r>
+        <w:rPr>
+          <w:b w:val="0"/>
+        </w:rPr>
+        <w:t>.</w:t>
       </w:r>
     </w:p>
     <w:p>
@@ -2644,40 +4786,40 @@
         <w:pStyle w:val="Heading3"/>
       </w:pPr>
       <w:r>
-        <w:t>Support and fresh reassessment</w:t>
-      </w:r>
-    </w:p>
-    <w:p>
-      <w:r>
-        <w:t>Trace best and best_score row by row. Extension: return a record with name, score and reason while retaining the same selection policy.</w:t>
-      </w:r>
-    </w:p>
-    <w:p>
-      <w:r>
-        <w:t>Independent W4 evidence: X and Y score 9; Z is excluded. X wins alphabetically in either order. Limit 9 returns None. Record whether the learner needed no help, a hint or explanation. Fresh retry: B (2,4,8), C (3,2,8), A (5,5,9), limit 8. B/C tie at 8; B wins. Limit 7 returns None.</w:t>
-      </w:r>
-    </w:p>
-    <w:p>
-      <w:r>
-        <w:t>Next week: File input and output. Reuse this week's explicit contracts and evidence.</w:t>
-      </w:r>
-    </w:p>
-    <w:p>
-      <w:pPr>
-        <w:pStyle w:val="Heading3"/>
-      </w:pPr>
-      <w:r>
         <w:t>Plan the delayed return</w:t>
       </w:r>
     </w:p>
     <w:p>
-      <w:r>
+      <w:pPr>
+        <w:spacing w:line="336" w:lineRule="auto" w:after="180"/>
+      </w:pPr>
+      <w:r>
+        <w:rPr>
+          <w:b w:val="0"/>
+        </w:rPr>
         <w:t>Suggested return points in this level: ai-2/25, ai-2/27, ai-2/30. Use actual classroom dates, adjusting for holidays and gaps. One, three and six teaching weeks are scheduling choices, not a claimed optimal spacing.</w:t>
       </w:r>
     </w:p>
     <w:p>
-      <w:r>
-        <w:t>At a delayed check, ask for the idea from memory and a changed application. Compare with the earlier independent response and record support used. For a new level, revisit the previous capstone before checking the new prerequisites.</w:t>
+      <w:pPr>
+        <w:spacing w:line="336" w:lineRule="auto" w:after="180"/>
+      </w:pPr>
+      <w:r>
+        <w:rPr>
+          <w:b w:val="0"/>
+        </w:rPr>
+        <w:t>At a delayed check, ask for the idea from memory and a changed application. Compare with the earlier independent response and record support used.</w:t>
+      </w:r>
+    </w:p>
+    <w:p>
+      <w:pPr>
+        <w:spacing w:line="336" w:lineRule="auto" w:after="180"/>
+      </w:pPr>
+      <w:r>
+        <w:rPr>
+          <w:b w:val="0"/>
+        </w:rPr>
+        <w:t>For a new level, revisit the previous capstone before checking the new prerequisites.</w:t>
       </w:r>
     </w:p>
     <w:tbl>
@@ -2837,8 +4979,26 @@
       </w:tr>
     </w:tbl>
     <w:p>
-      <w:r>
-        <w:t>Use the evidence to choose reteaching or the next step. A completed page, confidence rating or attractive project does not by itself demonstrate understanding.</w:t>
+      <w:pPr>
+        <w:spacing w:line="336" w:lineRule="auto" w:after="180"/>
+      </w:pPr>
+      <w:r>
+        <w:rPr>
+          <w:b w:val="0"/>
+        </w:rPr>
+        <w:t xml:space="preserve">Use the </w:t>
+      </w:r>
+      <w:r>
+        <w:rPr>
+          <w:b/>
+        </w:rPr>
+        <w:t>evidence</w:t>
+      </w:r>
+      <w:r>
+        <w:rPr>
+          <w:b w:val="0"/>
+        </w:rPr>
+        <w:t xml:space="preserve"> to choose reteaching or the next step. A completed page, confidence rating or attractive project does not by itself demonstrate understanding.</w:t>
       </w:r>
     </w:p>
     <w:p>
@@ -2850,8 +5010,50 @@
       </w:r>
     </w:p>
     <w:p>
-      <w:r>
-        <w:t>Log recommender exposure, choice and explicit feedback separately; consider whether its own policy narrows future evidence.</w:t>
+      <w:pPr>
+        <w:spacing w:line="336" w:lineRule="auto" w:after="180"/>
+      </w:pPr>
+      <w:r>
+        <w:rPr>
+          <w:b w:val="0"/>
+        </w:rPr>
+        <w:t xml:space="preserve">Log </w:t>
+      </w:r>
+      <w:r>
+        <w:rPr>
+          <w:b/>
+        </w:rPr>
+        <w:t>recommender</w:t>
+      </w:r>
+      <w:r>
+        <w:rPr>
+          <w:b w:val="0"/>
+        </w:rPr>
+        <w:t xml:space="preserve"> </w:t>
+      </w:r>
+      <w:r>
+        <w:rPr>
+          <w:b/>
+        </w:rPr>
+        <w:t>exposure</w:t>
+      </w:r>
+      <w:r>
+        <w:rPr>
+          <w:b w:val="0"/>
+        </w:rPr>
+        <w:t xml:space="preserve">, choice and explicit feedback separately; consider whether its own policy narrows future </w:t>
+      </w:r>
+      <w:r>
+        <w:rPr>
+          <w:b/>
+        </w:rPr>
+        <w:t>evidence</w:t>
+      </w:r>
+      <w:r>
+        <w:rPr>
+          <w:b w:val="0"/>
+        </w:rPr>
+        <w:t>.</w:t>
       </w:r>
     </w:p>
     <w:p>
@@ -2864,12 +5066,68 @@
     </w:p>
     <w:p>
       <w:r>
-        <w:t>Teaching target: Implement a deterministic recommender</w:t>
-      </w:r>
-    </w:p>
-    <w:p>
-      <w:r>
-        <w:t>Prepare the labelled worked-case picture, the matching workbook, fictional input cards and a place for individual responses. No paid AI account is required for the paper reasoning activities.</w:t>
+        <w:t>Use this preparation summary alongside the detailed Feedback Loops lesson; it is a checklist rather than a replacement for the full sequence.</w:t>
+      </w:r>
+    </w:p>
+    <w:p>
+      <w:pPr>
+        <w:pStyle w:val="Heading3"/>
+      </w:pPr>
+      <w:r>
+        <w:t>Teaching target</w:t>
+      </w:r>
+    </w:p>
+    <w:p>
+      <w:pPr>
+        <w:spacing w:line="336" w:lineRule="auto" w:after="180"/>
+        <w:shd w:fill="EDF7F3"/>
+      </w:pPr>
+      <w:r>
+        <w:rPr>
+          <w:b w:val="0"/>
+        </w:rPr>
+        <w:t xml:space="preserve">Teaching target: Implement a </w:t>
+      </w:r>
+      <w:r>
+        <w:rPr>
+          <w:b/>
+        </w:rPr>
+        <w:t>deterministic</w:t>
+      </w:r>
+      <w:r>
+        <w:rPr>
+          <w:b w:val="0"/>
+        </w:rPr>
+        <w:t xml:space="preserve"> </w:t>
+      </w:r>
+      <w:r>
+        <w:rPr>
+          <w:b/>
+        </w:rPr>
+        <w:t>recommender</w:t>
+      </w:r>
+    </w:p>
+    <w:p>
+      <w:pPr>
+        <w:spacing w:line="336" w:lineRule="auto" w:after="180"/>
+      </w:pPr>
+      <w:r>
+        <w:rPr>
+          <w:b w:val="0"/>
+        </w:rPr>
+        <w:t xml:space="preserve">Prepare the labelled worked-case picture, the matching workbook, fictional </w:t>
+      </w:r>
+      <w:r>
+        <w:rPr>
+          <w:b/>
+        </w:rPr>
+        <w:t>input</w:t>
+      </w:r>
+      <w:r>
+        <w:rPr>
+          <w:b w:val="0"/>
+        </w:rPr>
+        <w:t xml:space="preserve"> cards and a place for individual responses. No paid AI account is required for the paper reasoning activities.</w:t>
       </w:r>
     </w:p>
     <w:tbl>
@@ -3016,37 +5274,255 @@
       </w:tr>
     </w:tbl>
     <w:p>
-      <w:r>
+      <w:pPr>
+        <w:spacing w:line="336" w:lineRule="auto" w:after="180"/>
+      </w:pPr>
+      <w:r>
+        <w:rPr>
+          <w:b w:val="0"/>
+        </w:rPr>
         <w:t>Before class, solve the supported practice: State recommend([], 10) and the worked items with limit 8.</w:t>
       </w:r>
     </w:p>
     <w:p>
-      <w:r>
+      <w:pPr>
+        <w:pStyle w:val="Heading3"/>
+      </w:pPr>
+      <w:r>
+        <w:t>Supported practice answer</w:t>
+      </w:r>
+    </w:p>
+    <w:p>
+      <w:pPr>
+        <w:spacing w:line="336" w:lineRule="auto" w:after="180"/>
+        <w:shd w:fill="F1F6FC"/>
+      </w:pPr>
+      <w:r>
+        <w:rPr>
+          <w:b w:val="0"/>
+        </w:rPr>
         <w:t>Reasoned practice answer: Both return None; the caller should display no eligible option.</w:t>
       </w:r>
     </w:p>
     <w:p>
-      <w:r>
-        <w:t>Check every learner before discussion: Use the worked case for Implementing a recommender. Proposed explanation: “A successful run proves the conclusion”. Decide whether this explanation is supported. Point to the step or supplied fact that decides; explain your repair if needed.</w:t>
-      </w:r>
-    </w:p>
-    <w:p>
-      <w:r>
-        <w:t>Misconception repair: The recommendation follows a written scoring policy. It does not learn preferences, prove learning benefit or authorize an action. Display the chosen rule and let a person review whether an option is suitable.</w:t>
-      </w:r>
-    </w:p>
-    <w:p>
-      <w:r>
-        <w:t>Support: read the exact case aloud, enlarge the labelled picture, supply input cards and model only the first deciding step. Accept a spoken explanation or drawing; retain the reasoning goal.</w:t>
-      </w:r>
-    </w:p>
-    <w:p>
-      <w:r>
-        <w:t>Extension: On a planned trial, show B once and record no click. Require a prediction and a reason before comparing. Expected result: B gains one exposure but still zero clicks. Reason: The observation now supports a nonclick on that display, not a permanent dislike.</w:t>
-      </w:r>
-    </w:p>
-    <w:p>
-      <w:r>
+      <w:pPr>
+        <w:spacing w:line="336" w:lineRule="auto" w:after="180"/>
+      </w:pPr>
+      <w:r>
+        <w:rPr>
+          <w:b w:val="0"/>
+        </w:rPr>
+        <w:t xml:space="preserve">Check every learner before discussion: Use the worked case for Implementing a </w:t>
+      </w:r>
+      <w:r>
+        <w:rPr>
+          <w:b/>
+        </w:rPr>
+        <w:t>recommender</w:t>
+      </w:r>
+      <w:r>
+        <w:rPr>
+          <w:b w:val="0"/>
+        </w:rPr>
+        <w:t xml:space="preserve">. Proposed </w:t>
+      </w:r>
+      <w:r>
+        <w:rPr>
+          <w:b/>
+        </w:rPr>
+        <w:t>explanation</w:t>
+      </w:r>
+      <w:r>
+        <w:rPr>
+          <w:b w:val="0"/>
+        </w:rPr>
+        <w:t xml:space="preserve">: “A successful run proves the conclusion”. Decide whether this </w:t>
+      </w:r>
+      <w:r>
+        <w:rPr>
+          <w:b/>
+        </w:rPr>
+        <w:t>explanation</w:t>
+      </w:r>
+      <w:r>
+        <w:rPr>
+          <w:b w:val="0"/>
+        </w:rPr>
+        <w:t xml:space="preserve"> is supported.</w:t>
+      </w:r>
+    </w:p>
+    <w:p>
+      <w:pPr>
+        <w:spacing w:line="336" w:lineRule="auto" w:after="180"/>
+      </w:pPr>
+      <w:r>
+        <w:rPr>
+          <w:b w:val="0"/>
+        </w:rPr>
+        <w:t>Point to the step or supplied fact that decides; explain your repair if needed.</w:t>
+      </w:r>
+    </w:p>
+    <w:p>
+      <w:pPr>
+        <w:pStyle w:val="Heading3"/>
+      </w:pPr>
+      <w:r>
+        <w:t>Repair the misconception</w:t>
+      </w:r>
+    </w:p>
+    <w:p>
+      <w:pPr>
+        <w:spacing w:line="336" w:lineRule="auto" w:after="180"/>
+        <w:shd w:fill="FFF5E6"/>
+      </w:pPr>
+      <w:r>
+        <w:rPr>
+          <w:b w:val="0"/>
+        </w:rPr>
+        <w:t>Misconception repair: The recommendation follows a written scoring policy. It does not learn preferences, prove learning benefit or authorize an action.</w:t>
+      </w:r>
+    </w:p>
+    <w:p>
+      <w:pPr>
+        <w:spacing w:line="336" w:lineRule="auto" w:after="180"/>
+        <w:shd w:fill="FFF5E6"/>
+      </w:pPr>
+      <w:r>
+        <w:rPr>
+          <w:b w:val="0"/>
+        </w:rPr>
+        <w:t>Display the chosen rule and let a person review whether an option is suitable.</w:t>
+      </w:r>
+    </w:p>
+    <w:p>
+      <w:pPr>
+        <w:pStyle w:val="Heading3"/>
+      </w:pPr>
+      <w:r>
+        <w:t>Support without giving away the answer</w:t>
+      </w:r>
+    </w:p>
+    <w:p>
+      <w:pPr>
+        <w:spacing w:line="336" w:lineRule="auto" w:after="180"/>
+        <w:shd w:fill="F1F6F8"/>
+      </w:pPr>
+      <w:r>
+        <w:rPr>
+          <w:b w:val="0"/>
+        </w:rPr>
+        <w:t xml:space="preserve">Support: read the exact case aloud, enlarge the labelled picture, supply </w:t>
+      </w:r>
+      <w:r>
+        <w:rPr>
+          <w:b/>
+        </w:rPr>
+        <w:t>input</w:t>
+      </w:r>
+      <w:r>
+        <w:rPr>
+          <w:b w:val="0"/>
+        </w:rPr>
+        <w:t xml:space="preserve"> cards and model only the first deciding step. Accept a spoken </w:t>
+      </w:r>
+      <w:r>
+        <w:rPr>
+          <w:b/>
+        </w:rPr>
+        <w:t>explanation</w:t>
+      </w:r>
+      <w:r>
+        <w:rPr>
+          <w:b w:val="0"/>
+        </w:rPr>
+        <w:t xml:space="preserve"> or drawing; retain the reasoning goal.</w:t>
+      </w:r>
+    </w:p>
+    <w:p>
+      <w:pPr>
+        <w:pStyle w:val="Heading3"/>
+      </w:pPr>
+      <w:r>
+        <w:t>Extend the reasoning</w:t>
+      </w:r>
+    </w:p>
+    <w:p>
+      <w:pPr>
+        <w:spacing w:line="336" w:lineRule="auto" w:after="180"/>
+        <w:shd w:fill="F5F1FB"/>
+      </w:pPr>
+      <w:r>
+        <w:rPr>
+          <w:b w:val="0"/>
+        </w:rPr>
+        <w:t xml:space="preserve">Extension: On a planned trial, show B once and record no click. Require a </w:t>
+      </w:r>
+      <w:r>
+        <w:rPr>
+          <w:b/>
+        </w:rPr>
+        <w:t>prediction</w:t>
+      </w:r>
+      <w:r>
+        <w:rPr>
+          <w:b w:val="0"/>
+        </w:rPr>
+        <w:t xml:space="preserve"> and a reason before comparing. Expected result: B gains one </w:t>
+      </w:r>
+      <w:r>
+        <w:rPr>
+          <w:b/>
+        </w:rPr>
+        <w:t>exposure</w:t>
+      </w:r>
+      <w:r>
+        <w:rPr>
+          <w:b w:val="0"/>
+        </w:rPr>
+        <w:t xml:space="preserve"> but still zero clicks.</w:t>
+      </w:r>
+    </w:p>
+    <w:p>
+      <w:pPr>
+        <w:spacing w:line="336" w:lineRule="auto" w:after="180"/>
+        <w:shd w:fill="F5F1FB"/>
+      </w:pPr>
+      <w:r>
+        <w:rPr>
+          <w:b w:val="0"/>
+        </w:rPr>
+        <w:t xml:space="preserve">Reason: The </w:t>
+      </w:r>
+      <w:r>
+        <w:rPr>
+          <w:b/>
+        </w:rPr>
+        <w:t>observation</w:t>
+      </w:r>
+      <w:r>
+        <w:rPr>
+          <w:b w:val="0"/>
+        </w:rPr>
+        <w:t xml:space="preserve"> now supports a nonclick on that display, not a permanent dislike.</w:t>
+      </w:r>
+    </w:p>
+    <w:p>
+      <w:pPr>
+        <w:pStyle w:val="Heading3"/>
+      </w:pPr>
+      <w:r>
+        <w:t>Protect the independent attempt</w:t>
+      </w:r>
+    </w:p>
+    <w:p>
+      <w:pPr>
+        <w:spacing w:line="336" w:lineRule="auto" w:after="180"/>
+        <w:shd w:fill="FFF5E6"/>
+      </w:pPr>
+      <w:r>
+        <w:rPr>
+          <w:b w:val="0"/>
+        </w:rPr>
         <w:t>Independent assessment: withhold the reserved answer until the learner has attempted the new case. Record support separately from correctness.</w:t>
       </w:r>
     </w:p>
@@ -3235,13 +5711,58 @@
       </w:tr>
     </w:tbl>
     <w:p>
-      <w:r>
+      <w:pPr>
+        <w:pStyle w:val="Heading3"/>
+      </w:pPr>
+      <w:r>
+        <w:t>Project checkpoint</w:t>
+      </w:r>
+    </w:p>
+    <w:p>
+      <w:pPr>
+        <w:spacing w:line="336" w:lineRule="auto" w:after="180"/>
+        <w:shd w:fill="EDF7F3"/>
+      </w:pPr>
+      <w:r>
+        <w:rPr>
+          <w:b w:val="0"/>
+        </w:rPr>
         <w:t>Project checkpoint: Evaluate and revise. Compare with your starting method, explain errors and record a justified revision.</w:t>
       </w:r>
     </w:p>
     <w:p>
-      <w:r>
-        <w:t>Use the weekly teacher answer for topic-specific reasoning. A saved progress tick is an activity record; judge mastery from the learner’s explanation and evidence.</w:t>
+      <w:pPr>
+        <w:spacing w:line="336" w:lineRule="auto" w:after="180"/>
+      </w:pPr>
+      <w:r>
+        <w:rPr>
+          <w:b w:val="0"/>
+        </w:rPr>
+        <w:t xml:space="preserve">Use the weekly teacher answer for topic-specific reasoning. A saved progress tick is an activity record; judge mastery from the learner’s </w:t>
+      </w:r>
+      <w:r>
+        <w:rPr>
+          <w:b/>
+        </w:rPr>
+        <w:t>explanation</w:t>
+      </w:r>
+      <w:r>
+        <w:rPr>
+          <w:b w:val="0"/>
+        </w:rPr>
+        <w:t xml:space="preserve"> and </w:t>
+      </w:r>
+      <w:r>
+        <w:rPr>
+          <w:b/>
+        </w:rPr>
+        <w:t>evidence</w:t>
+      </w:r>
+      <w:r>
+        <w:rPr>
+          <w:b w:val="0"/>
+        </w:rPr>
+        <w:t>.</w:t>
       </w:r>
     </w:p>
     <w:p>
@@ -3254,27 +5775,1017 @@
     </w:p>
     <w:p>
       <w:r>
-        <w:t>Use the two formative questions as supported practice, not as independent mastery scores. Discuss the deciding evidence rather than accepting a guessed selection.</w:t>
-      </w:r>
-    </w:p>
-    <w:p>
-      <w:r>
+        <w:t>Use feedback, earlier review and portfolios purposefully. Apply the coding routine only when this lesson has an executable lab.</w:t>
+      </w:r>
+    </w:p>
+    <w:p>
+      <w:pPr>
+        <w:spacing w:line="336" w:lineRule="auto" w:after="180"/>
+      </w:pPr>
+      <w:r>
+        <w:rPr>
+          <w:b w:val="0"/>
+        </w:rPr>
+        <w:t xml:space="preserve">Use the two formative questions as supported practice, not as independent mastery scores. Discuss the deciding </w:t>
+      </w:r>
+      <w:r>
+        <w:rPr>
+          <w:b/>
+        </w:rPr>
+        <w:t>evidence</w:t>
+      </w:r>
+      <w:r>
+        <w:rPr>
+          <w:b w:val="0"/>
+        </w:rPr>
+        <w:t xml:space="preserve"> rather than accepting a guessed selection.</w:t>
+      </w:r>
+    </w:p>
+    <w:p>
+      <w:pPr>
+        <w:spacing w:line="336" w:lineRule="auto" w:after="180"/>
+      </w:pPr>
+      <w:r>
+        <w:rPr>
+          <w:b w:val="0"/>
+        </w:rPr>
         <w:t>The feedback comes from the reviewed public worked case. Do not reveal the separately reserved independent teacher answer until the learner has attempted that case.</w:t>
       </w:r>
     </w:p>
     <w:p>
-      <w:r>
-        <w:t>Ask students to predict before running code. Preserve errors and actual outputs; collect a changed test and an explanation. The branch-boundary and indexing lessons deliberately include failure cases.</w:t>
-      </w:r>
-    </w:p>
-    <w:p>
-      <w:r>
-        <w:t>Use the earlier worked-explanation links to address a specific missing building block, then return to the current question. Adapt this suggestion after observing the learner; it is not an automatic diagnosis.</w:t>
-      </w:r>
-    </w:p>
-    <w:p>
-      <w:r>
-        <w:t>Collect the completed-work portfolio as evidence. Record support separately from correctness, and assess explanation, trace/test and limitations. Progress ticks and quiz selections alone do not establish mastery.</w:t>
+      <w:pPr>
+        <w:spacing w:line="336" w:lineRule="auto" w:after="180"/>
+      </w:pPr>
+      <w:r>
+        <w:rPr>
+          <w:b w:val="0"/>
+        </w:rPr>
+        <w:t xml:space="preserve">Ask students to predict before running code. Preserve errors and actual </w:t>
+      </w:r>
+      <w:r>
+        <w:rPr>
+          <w:b/>
+        </w:rPr>
+        <w:t>output</w:t>
+      </w:r>
+      <w:r>
+        <w:rPr>
+          <w:b w:val="0"/>
+        </w:rPr>
+        <w:t xml:space="preserve">s; collect a changed test and an </w:t>
+      </w:r>
+      <w:r>
+        <w:rPr>
+          <w:b/>
+        </w:rPr>
+        <w:t>explanation</w:t>
+      </w:r>
+      <w:r>
+        <w:rPr>
+          <w:b w:val="0"/>
+        </w:rPr>
+        <w:t>. The branch-boundary and indexing lessons deliberately include failure cases.</w:t>
+      </w:r>
+    </w:p>
+    <w:p>
+      <w:pPr>
+        <w:spacing w:line="336" w:lineRule="auto" w:after="180"/>
+      </w:pPr>
+      <w:r>
+        <w:rPr>
+          <w:b w:val="0"/>
+        </w:rPr>
+        <w:t>Use the earlier worked-</w:t>
+      </w:r>
+      <w:r>
+        <w:rPr>
+          <w:b/>
+        </w:rPr>
+        <w:t>explanation</w:t>
+      </w:r>
+      <w:r>
+        <w:rPr>
+          <w:b w:val="0"/>
+        </w:rPr>
+        <w:t xml:space="preserve"> links to address a specific missing building block, then return to the current question. Adapt this suggestion after observing the learner; it is not an automatic diagnosis.</w:t>
+      </w:r>
+    </w:p>
+    <w:p>
+      <w:pPr>
+        <w:spacing w:line="336" w:lineRule="auto" w:after="180"/>
+      </w:pPr>
+      <w:r>
+        <w:rPr>
+          <w:b w:val="0"/>
+        </w:rPr>
+        <w:t xml:space="preserve">Collect the completed-work portfolio as </w:t>
+      </w:r>
+      <w:r>
+        <w:rPr>
+          <w:b/>
+        </w:rPr>
+        <w:t>evidence</w:t>
+      </w:r>
+      <w:r>
+        <w:rPr>
+          <w:b w:val="0"/>
+        </w:rPr>
+        <w:t xml:space="preserve">. Record support separately from correctness, and assess </w:t>
+      </w:r>
+      <w:r>
+        <w:rPr>
+          <w:b/>
+        </w:rPr>
+        <w:t>explanation</w:t>
+      </w:r>
+      <w:r>
+        <w:rPr>
+          <w:b w:val="0"/>
+        </w:rPr>
+        <w:t>, trace/test and limitations. Progress ticks and quiz selections alone do not establish mastery.</w:t>
+      </w:r>
+    </w:p>
+    <w:p>
+      <w:pPr>
+        <w:pStyle w:val="Heading1"/>
+      </w:pPr>
+      <w:r>
+        <w:t>09. Visual concept journey</w:t>
+      </w:r>
+    </w:p>
+    <w:p>
+      <w:r>
+        <w:t>Show one Feedback Loops graphic at a time, request a prediction and discuss its trace before the independent assessment.</w:t>
+      </w:r>
+    </w:p>
+    <w:p>
+      <w:pPr>
+        <w:spacing w:line="336" w:lineRule="auto" w:after="180"/>
+      </w:pPr>
+      <w:r>
+        <w:rPr>
+          <w:b w:val="0"/>
+        </w:rPr>
+        <w:t xml:space="preserve">Use one picture at a time. Hide a worked result before asking for a </w:t>
+      </w:r>
+      <w:r>
+        <w:rPr>
+          <w:b/>
+        </w:rPr>
+        <w:t>prediction</w:t>
+      </w:r>
+      <w:r>
+        <w:rPr>
+          <w:b w:val="0"/>
+        </w:rPr>
+        <w:t>, then reveal it for feedback. These are supported teaching cases; retain the separate independent assessment for a fresh first attempt.</w:t>
+      </w:r>
+    </w:p>
+    <w:p>
+      <w:pPr>
+        <w:pStyle w:val="Heading3"/>
+      </w:pPr>
+      <w:r>
+        <w:t>01. Feedback Loops: the case</w:t>
+      </w:r>
+    </w:p>
+    <w:p>
+      <w:r>
+        <w:drawing>
+          <wp:inline xmlns:a="http://schemas.openxmlformats.org/drawingml/2006/main" xmlns:pic="http://schemas.openxmlformats.org/drawingml/2006/picture">
+            <wp:extent cx="5486400" cy="2840736"/>
+            <wp:docPr id="3" name="Picture 3" descr="A fictional catalogue repeatedly recommends two books using observed clicks. Supplied facts: Initially each click count is 0. Equal counts choose earlier ID A over B. Only the recommended book is shown. In an invented three-round record, A is shown and clicked each round; B is never shown."/>
+            <wp:cNvGraphicFramePr>
+              <a:graphicFrameLocks noChangeAspect="1"/>
+            </wp:cNvGraphicFramePr>
+            <a:graphic>
+              <a:graphicData uri="http://schemas.openxmlformats.org/drawingml/2006/picture">
+                <pic:pic>
+                  <pic:nvPicPr>
+                    <pic:cNvPr id="0" name="academy-story-ai-2-24-01.png"/>
+                    <pic:cNvPicPr/>
+                  </pic:nvPicPr>
+                  <pic:blipFill>
+                    <a:blip r:embed="rId11"/>
+                    <a:stretch>
+                      <a:fillRect/>
+                    </a:stretch>
+                  </pic:blipFill>
+                  <pic:spPr>
+                    <a:xfrm>
+                      <a:off x="0" y="0"/>
+                      <a:ext cx="5486400" cy="2840736"/>
+                    </a:xfrm>
+                    <a:prstGeom prst="rect"/>
+                  </pic:spPr>
+                </pic:pic>
+              </a:graphicData>
+            </a:graphic>
+          </wp:inline>
+        </w:drawing>
+      </w:r>
+    </w:p>
+    <w:p>
+      <w:pPr>
+        <w:spacing w:line="336" w:lineRule="auto" w:after="180"/>
+      </w:pPr>
+      <w:r>
+        <w:rPr>
+          <w:b w:val="0"/>
+        </w:rPr>
+        <w:t>A fictional catalogue repeatedly recommends two books using observed clicks. Supplied facts: Initially each click count is 0. Equal counts choose earlier ID A over B. Only the recommended book is shown.</w:t>
+      </w:r>
+    </w:p>
+    <w:p>
+      <w:pPr>
+        <w:spacing w:line="336" w:lineRule="auto" w:after="180"/>
+      </w:pPr>
+      <w:r>
+        <w:rPr>
+          <w:b w:val="0"/>
+        </w:rPr>
+        <w:t>In an invented three-round record, A is shown and clicked each round; B is never shown.</w:t>
+      </w:r>
+    </w:p>
+    <w:p>
+      <w:pPr>
+        <w:spacing w:line="336" w:lineRule="auto" w:after="180"/>
+        <w:shd w:fill="F5F1FB"/>
+      </w:pPr>
+      <w:r>
+        <w:rPr>
+          <w:b w:val="0"/>
+        </w:rPr>
+        <w:t>Point to the given fact that matters most. Explain why it matters.</w:t>
+      </w:r>
+    </w:p>
+    <w:p>
+      <w:pPr>
+        <w:pStyle w:val="Heading3"/>
+      </w:pPr>
+      <w:r>
+        <w:t>Discuss while showing the picture</w:t>
+      </w:r>
+    </w:p>
+    <w:p>
+      <w:pPr>
+        <w:spacing w:line="336" w:lineRule="auto" w:after="180"/>
+        <w:shd w:fill="F1F6F8"/>
+      </w:pPr>
+      <w:r>
+        <w:rPr>
+          <w:b w:val="0"/>
+        </w:rPr>
+        <w:t>Teacher prompt: Point to the given fact that matters most. Explain why it matters. Ask learners to describe one label or arrow in ordinary words. Use the adjacent transcript if the image is difficult to see.</w:t>
+      </w:r>
+    </w:p>
+    <w:p>
+      <w:pPr>
+        <w:pStyle w:val="Heading3"/>
+      </w:pPr>
+      <w:r>
+        <w:t>02. Follow the deciding steps</w:t>
+      </w:r>
+    </w:p>
+    <w:p>
+      <w:r>
+        <w:drawing>
+          <wp:inline xmlns:a="http://schemas.openxmlformats.org/drawingml/2006/main" xmlns:pic="http://schemas.openxmlformats.org/drawingml/2006/picture">
+            <wp:extent cx="5486400" cy="4005072"/>
+            <wp:docPr id="4" name="Picture 4" descr="Initial tie: Counts A=0,B=0; ID rule shows A. → Record event: A receives a click, so its count becomes 1; B stays 0. → Repeat selection: Higher A count causes A to be shown again; after three clicks A=3,B=0. → Interpret carefully: B’s zero may mean no exposure, not dislike."/>
+            <wp:cNvGraphicFramePr>
+              <a:graphicFrameLocks noChangeAspect="1"/>
+            </wp:cNvGraphicFramePr>
+            <a:graphic>
+              <a:graphicData uri="http://schemas.openxmlformats.org/drawingml/2006/picture">
+                <pic:pic>
+                  <pic:nvPicPr>
+                    <pic:cNvPr id="0" name="academy-story-ai-2-24-02.png"/>
+                    <pic:cNvPicPr/>
+                  </pic:nvPicPr>
+                  <pic:blipFill>
+                    <a:blip r:embed="rId12"/>
+                    <a:stretch>
+                      <a:fillRect/>
+                    </a:stretch>
+                  </pic:blipFill>
+                  <pic:spPr>
+                    <a:xfrm>
+                      <a:off x="0" y="0"/>
+                      <a:ext cx="5486400" cy="4005072"/>
+                    </a:xfrm>
+                    <a:prstGeom prst="rect"/>
+                  </pic:spPr>
+                </pic:pic>
+              </a:graphicData>
+            </a:graphic>
+          </wp:inline>
+        </w:drawing>
+      </w:r>
+    </w:p>
+    <w:p>
+      <w:pPr>
+        <w:spacing w:line="336" w:lineRule="auto" w:after="180"/>
+      </w:pPr>
+      <w:r>
+        <w:rPr>
+          <w:b w:val="0"/>
+        </w:rPr>
+        <w:t xml:space="preserve">Initial tie: Counts A=0,B=0; ID rule shows A. → Record event: A receives a click, so its count becomes 1; B stays 0. → Repeat selection: Higher A count causes A to be shown again; after three clicks A=3,B=0. → Interpret carefully: B’s zero may mean no </w:t>
+      </w:r>
+      <w:r>
+        <w:rPr>
+          <w:b/>
+        </w:rPr>
+        <w:t>exposure</w:t>
+      </w:r>
+      <w:r>
+        <w:rPr>
+          <w:b w:val="0"/>
+        </w:rPr>
+        <w:t>, not dislike.</w:t>
+      </w:r>
+    </w:p>
+    <w:p>
+      <w:pPr>
+        <w:spacing w:line="336" w:lineRule="auto" w:after="180"/>
+        <w:shd w:fill="F5F1FB"/>
+      </w:pPr>
+      <w:r>
+        <w:rPr>
+          <w:b w:val="0"/>
+        </w:rPr>
+        <w:t xml:space="preserve">Point to each numbered stage and explain which recorded </w:t>
+      </w:r>
+      <w:r>
+        <w:rPr>
+          <w:b/>
+        </w:rPr>
+        <w:t>input</w:t>
+      </w:r>
+      <w:r>
+        <w:rPr>
+          <w:b w:val="0"/>
+        </w:rPr>
+        <w:t xml:space="preserve"> it uses.</w:t>
+      </w:r>
+    </w:p>
+    <w:p>
+      <w:pPr>
+        <w:pStyle w:val="Heading3"/>
+      </w:pPr>
+      <w:r>
+        <w:t>Discuss while showing the picture</w:t>
+      </w:r>
+    </w:p>
+    <w:p>
+      <w:pPr>
+        <w:spacing w:line="336" w:lineRule="auto" w:after="180"/>
+        <w:shd w:fill="F1F6F8"/>
+      </w:pPr>
+      <w:r>
+        <w:rPr>
+          <w:b w:val="0"/>
+        </w:rPr>
+        <w:t xml:space="preserve">Teacher prompt: Point to each numbered stage and explain which recorded </w:t>
+      </w:r>
+      <w:r>
+        <w:rPr>
+          <w:b/>
+        </w:rPr>
+        <w:t>input</w:t>
+      </w:r>
+      <w:r>
+        <w:rPr>
+          <w:b w:val="0"/>
+        </w:rPr>
+        <w:t xml:space="preserve"> it uses. Ask learners to describe one label or arrow in ordinary words. Use the adjacent transcript if the image is difficult to see.</w:t>
+      </w:r>
+    </w:p>
+    <w:p>
+      <w:pPr>
+        <w:pStyle w:val="Heading3"/>
+      </w:pPr>
+      <w:r>
+        <w:t>03. Exposure and clicks after the invented three rounds</w:t>
+      </w:r>
+    </w:p>
+    <w:p>
+      <w:r>
+        <w:drawing>
+          <wp:inline xmlns:a="http://schemas.openxmlformats.org/drawingml/2006/main" xmlns:pic="http://schemas.openxmlformats.org/drawingml/2006/picture">
+            <wp:extent cx="5486400" cy="3096768"/>
+            <wp:docPr id="5" name="Picture 5" descr="Exposure and clicks after the invented three rounds. A: Shown = 3, Clicked = 3. B: Shown = 0, Clicked = 0."/>
+            <wp:cNvGraphicFramePr>
+              <a:graphicFrameLocks noChangeAspect="1"/>
+            </wp:cNvGraphicFramePr>
+            <a:graphic>
+              <a:graphicData uri="http://schemas.openxmlformats.org/drawingml/2006/picture">
+                <pic:pic>
+                  <pic:nvPicPr>
+                    <pic:cNvPr id="0" name="academy-story-ai-2-24-03.png"/>
+                    <pic:cNvPicPr/>
+                  </pic:nvPicPr>
+                  <pic:blipFill>
+                    <a:blip r:embed="rId13"/>
+                    <a:stretch>
+                      <a:fillRect/>
+                    </a:stretch>
+                  </pic:blipFill>
+                  <pic:spPr>
+                    <a:xfrm>
+                      <a:off x="0" y="0"/>
+                      <a:ext cx="5486400" cy="3096768"/>
+                    </a:xfrm>
+                    <a:prstGeom prst="rect"/>
+                  </pic:spPr>
+                </pic:pic>
+              </a:graphicData>
+            </a:graphic>
+          </wp:inline>
+        </w:drawing>
+      </w:r>
+    </w:p>
+    <w:p>
+      <w:pPr>
+        <w:spacing w:line="336" w:lineRule="auto" w:after="180"/>
+      </w:pPr>
+      <w:r>
+        <w:rPr>
+          <w:b/>
+        </w:rPr>
+        <w:t>Exposure</w:t>
+      </w:r>
+      <w:r>
+        <w:rPr>
+          <w:b w:val="0"/>
+        </w:rPr>
+        <w:t xml:space="preserve"> and clicks after the invented three rounds. A: Shown = 3, Clicked = 3. B: Shown = 0, Clicked = 0.</w:t>
+      </w:r>
+    </w:p>
+    <w:p>
+      <w:pPr>
+        <w:spacing w:line="336" w:lineRule="auto" w:after="180"/>
+        <w:shd w:fill="F5F1FB"/>
+      </w:pPr>
+      <w:r>
+        <w:rPr>
+          <w:b w:val="0"/>
+        </w:rPr>
+        <w:t>Read the labels and values. Explain the relationship the model shows.</w:t>
+      </w:r>
+    </w:p>
+    <w:p>
+      <w:pPr>
+        <w:pStyle w:val="Heading3"/>
+      </w:pPr>
+      <w:r>
+        <w:t>Discuss while showing the picture</w:t>
+      </w:r>
+    </w:p>
+    <w:p>
+      <w:pPr>
+        <w:spacing w:line="336" w:lineRule="auto" w:after="180"/>
+        <w:shd w:fill="F1F6F8"/>
+      </w:pPr>
+      <w:r>
+        <w:rPr>
+          <w:b w:val="0"/>
+        </w:rPr>
+        <w:t>Teacher prompt: Read the labels and values. Explain the relationship the model shows. Ask learners to describe one label or arrow in ordinary words. Use the adjacent transcript if the image is difficult to see.</w:t>
+      </w:r>
+    </w:p>
+    <w:p>
+      <w:pPr>
+        <w:spacing w:line="336" w:lineRule="auto" w:after="180"/>
+        <w:shd w:fill="F1F6F8"/>
+      </w:pPr>
+      <w:r>
+        <w:rPr>
+          <w:b w:val="0"/>
+        </w:rPr>
+        <w:t>Check row/column meanings, units and denominators before discussing a difference. Supplied toy values are not real class or model results.</w:t>
+      </w:r>
+    </w:p>
+    <w:p>
+      <w:pPr>
+        <w:pStyle w:val="Heading3"/>
+      </w:pPr>
+      <w:r>
+        <w:t>04. Change one thing. Trace what follows.</w:t>
+      </w:r>
+    </w:p>
+    <w:p>
+      <w:r>
+        <w:drawing>
+          <wp:inline xmlns:a="http://schemas.openxmlformats.org/drawingml/2006/main" xmlns:pic="http://schemas.openxmlformats.org/drawingml/2006/picture">
+            <wp:extent cx="5486400" cy="3026664"/>
+            <wp:docPr id="6" name="Picture 6" descr="Original case: B’s zero may mean no exposure, not dislike. Changed condition: On a planned trial, show B once and record no click. Expected result: B gains one exposure but still zero clicks. Reason: The observation now supports a nonclick on that display, not a permanent dislike."/>
+            <wp:cNvGraphicFramePr>
+              <a:graphicFrameLocks noChangeAspect="1"/>
+            </wp:cNvGraphicFramePr>
+            <a:graphic>
+              <a:graphicData uri="http://schemas.openxmlformats.org/drawingml/2006/picture">
+                <pic:pic>
+                  <pic:nvPicPr>
+                    <pic:cNvPr id="0" name="academy-story-ai-2-24-04.png"/>
+                    <pic:cNvPicPr/>
+                  </pic:nvPicPr>
+                  <pic:blipFill>
+                    <a:blip r:embed="rId14"/>
+                    <a:stretch>
+                      <a:fillRect/>
+                    </a:stretch>
+                  </pic:blipFill>
+                  <pic:spPr>
+                    <a:xfrm>
+                      <a:off x="0" y="0"/>
+                      <a:ext cx="5486400" cy="3026664"/>
+                    </a:xfrm>
+                    <a:prstGeom prst="rect"/>
+                  </pic:spPr>
+                </pic:pic>
+              </a:graphicData>
+            </a:graphic>
+          </wp:inline>
+        </w:drawing>
+      </w:r>
+    </w:p>
+    <w:p>
+      <w:pPr>
+        <w:spacing w:line="336" w:lineRule="auto" w:after="180"/>
+      </w:pPr>
+      <w:r>
+        <w:rPr>
+          <w:b w:val="0"/>
+        </w:rPr>
+        <w:t xml:space="preserve">Original case: B’s zero may mean no </w:t>
+      </w:r>
+      <w:r>
+        <w:rPr>
+          <w:b/>
+        </w:rPr>
+        <w:t>exposure</w:t>
+      </w:r>
+      <w:r>
+        <w:rPr>
+          <w:b w:val="0"/>
+        </w:rPr>
+        <w:t xml:space="preserve">, not dislike. Changed condition: On a planned trial, show B once and record no click. Expected result: B gains one </w:t>
+      </w:r>
+      <w:r>
+        <w:rPr>
+          <w:b/>
+        </w:rPr>
+        <w:t>exposure</w:t>
+      </w:r>
+      <w:r>
+        <w:rPr>
+          <w:b w:val="0"/>
+        </w:rPr>
+        <w:t xml:space="preserve"> but still zero clicks.</w:t>
+      </w:r>
+    </w:p>
+    <w:p>
+      <w:pPr>
+        <w:spacing w:line="336" w:lineRule="auto" w:after="180"/>
+      </w:pPr>
+      <w:r>
+        <w:rPr>
+          <w:b w:val="0"/>
+        </w:rPr>
+        <w:t xml:space="preserve">Reason: The </w:t>
+      </w:r>
+      <w:r>
+        <w:rPr>
+          <w:b/>
+        </w:rPr>
+        <w:t>observation</w:t>
+      </w:r>
+      <w:r>
+        <w:rPr>
+          <w:b w:val="0"/>
+        </w:rPr>
+        <w:t xml:space="preserve"> now supports a nonclick on that display, not a permanent dislike.</w:t>
+      </w:r>
+    </w:p>
+    <w:p>
+      <w:pPr>
+        <w:spacing w:line="336" w:lineRule="auto" w:after="180"/>
+        <w:shd w:fill="F5F1FB"/>
+      </w:pPr>
+      <w:r>
+        <w:rPr>
+          <w:b w:val="0"/>
+        </w:rPr>
+        <w:t>Predict before checking the worked changed-case result. Name what changed and what the supplied facts allow you to conclude.</w:t>
+      </w:r>
+    </w:p>
+    <w:p>
+      <w:pPr>
+        <w:pStyle w:val="Heading3"/>
+      </w:pPr>
+      <w:r>
+        <w:t>Discuss while showing the picture</w:t>
+      </w:r>
+    </w:p>
+    <w:p>
+      <w:pPr>
+        <w:spacing w:line="336" w:lineRule="auto" w:after="180"/>
+        <w:shd w:fill="F1F6F8"/>
+      </w:pPr>
+      <w:r>
+        <w:rPr>
+          <w:b w:val="0"/>
+        </w:rPr>
+        <w:t>Teacher prompt: Predict before checking the worked changed-case result. Name what changed and what the supplied facts allow you to conclude. Ask learners to describe one label or arrow in ordinary words.</w:t>
+      </w:r>
+    </w:p>
+    <w:p>
+      <w:pPr>
+        <w:spacing w:line="336" w:lineRule="auto" w:after="180"/>
+        <w:shd w:fill="F1F6F8"/>
+      </w:pPr>
+      <w:r>
+        <w:rPr>
+          <w:b w:val="0"/>
+        </w:rPr>
+        <w:t xml:space="preserve">Use the adjacent transcript if the image is difficult to see. Changed-case reasoning: The </w:t>
+      </w:r>
+      <w:r>
+        <w:rPr>
+          <w:b/>
+        </w:rPr>
+        <w:t>observation</w:t>
+      </w:r>
+      <w:r>
+        <w:rPr>
+          <w:b w:val="0"/>
+        </w:rPr>
+        <w:t xml:space="preserve"> now supports a nonclick on that display, not a permanent dislike.</w:t>
+      </w:r>
+    </w:p>
+    <w:p>
+      <w:pPr>
+        <w:pStyle w:val="Heading3"/>
+      </w:pPr>
+      <w:r>
+        <w:t>05. Connect the explanation to its limit</w:t>
+      </w:r>
+    </w:p>
+    <w:p>
+      <w:r>
+        <w:drawing>
+          <wp:inline xmlns:a="http://schemas.openxmlformats.org/drawingml/2006/main" xmlns:pic="http://schemas.openxmlformats.org/drawingml/2006/picture">
+            <wp:extent cx="5486400" cy="2941320"/>
+            <wp:docPr id="7" name="Picture 7" descr="The selection policy changes which evidence is available. A accumulates clicks partly because the system gives it every opportunity, while B has none. These records cannot compare enjoyment of two equally exposed books. Keep display counts separate from click counts; investigate alternatives with a teacher-approved exposure plan rather than treating zero as negative feedback. Limit: A click can reflect curiosity or a mistake; even equal exposure does not reveal every reason for selection."/>
+            <wp:cNvGraphicFramePr>
+              <a:graphicFrameLocks noChangeAspect="1"/>
+            </wp:cNvGraphicFramePr>
+            <a:graphic>
+              <a:graphicData uri="http://schemas.openxmlformats.org/drawingml/2006/picture">
+                <pic:pic>
+                  <pic:nvPicPr>
+                    <pic:cNvPr id="0" name="academy-story-ai-2-24-05.png"/>
+                    <pic:cNvPicPr/>
+                  </pic:nvPicPr>
+                  <pic:blipFill>
+                    <a:blip r:embed="rId15"/>
+                    <a:stretch>
+                      <a:fillRect/>
+                    </a:stretch>
+                  </pic:blipFill>
+                  <pic:spPr>
+                    <a:xfrm>
+                      <a:off x="0" y="0"/>
+                      <a:ext cx="5486400" cy="2941320"/>
+                    </a:xfrm>
+                    <a:prstGeom prst="rect"/>
+                  </pic:spPr>
+                </pic:pic>
+              </a:graphicData>
+            </a:graphic>
+          </wp:inline>
+        </w:drawing>
+      </w:r>
+    </w:p>
+    <w:p>
+      <w:pPr>
+        <w:spacing w:line="336" w:lineRule="auto" w:after="180"/>
+      </w:pPr>
+      <w:r>
+        <w:rPr>
+          <w:b w:val="0"/>
+        </w:rPr>
+        <w:t xml:space="preserve">The selection policy changes which </w:t>
+      </w:r>
+      <w:r>
+        <w:rPr>
+          <w:b/>
+        </w:rPr>
+        <w:t>evidence</w:t>
+      </w:r>
+      <w:r>
+        <w:rPr>
+          <w:b w:val="0"/>
+        </w:rPr>
+        <w:t xml:space="preserve"> is available. A accumulates clicks partly because the system gives it every opportunity, while B has none. These records cannot compare enjoyment of two equally exposed books.</w:t>
+      </w:r>
+    </w:p>
+    <w:p>
+      <w:pPr>
+        <w:spacing w:line="336" w:lineRule="auto" w:after="180"/>
+      </w:pPr>
+      <w:r>
+        <w:rPr>
+          <w:b w:val="0"/>
+        </w:rPr>
+        <w:t xml:space="preserve">Keep display counts separate from click counts; investigate alternatives with a teacher-approved </w:t>
+      </w:r>
+      <w:r>
+        <w:rPr>
+          <w:b/>
+        </w:rPr>
+        <w:t>exposure</w:t>
+      </w:r>
+      <w:r>
+        <w:rPr>
+          <w:b w:val="0"/>
+        </w:rPr>
+        <w:t xml:space="preserve"> plan rather than treating zero as negative feedback.</w:t>
+      </w:r>
+    </w:p>
+    <w:p>
+      <w:pPr>
+        <w:spacing w:line="336" w:lineRule="auto" w:after="180"/>
+      </w:pPr>
+      <w:r>
+        <w:rPr>
+          <w:b w:val="0"/>
+        </w:rPr>
+        <w:t xml:space="preserve">Limit: A click can reflect curiosity or a mistake; even equal </w:t>
+      </w:r>
+      <w:r>
+        <w:rPr>
+          <w:b/>
+        </w:rPr>
+        <w:t>exposure</w:t>
+      </w:r>
+      <w:r>
+        <w:rPr>
+          <w:b w:val="0"/>
+        </w:rPr>
+        <w:t xml:space="preserve"> does not reveal every reason for selection.</w:t>
+      </w:r>
+    </w:p>
+    <w:p>
+      <w:pPr>
+        <w:spacing w:line="336" w:lineRule="auto" w:after="180"/>
+        <w:shd w:fill="F5F1FB"/>
+      </w:pPr>
+      <w:r>
+        <w:rPr>
+          <w:b w:val="0"/>
+        </w:rPr>
+        <w:t>Explain the case, then point to a limit on the claim.</w:t>
+      </w:r>
+    </w:p>
+    <w:p>
+      <w:pPr>
+        <w:pStyle w:val="Heading3"/>
+      </w:pPr>
+      <w:r>
+        <w:t>Discuss while showing the picture</w:t>
+      </w:r>
+    </w:p>
+    <w:p>
+      <w:pPr>
+        <w:spacing w:line="336" w:lineRule="auto" w:after="180"/>
+        <w:shd w:fill="F1F6F8"/>
+      </w:pPr>
+      <w:r>
+        <w:rPr>
+          <w:b w:val="0"/>
+        </w:rPr>
+        <w:t>Teacher prompt: Explain the case, then point to a limit on the claim. Ask learners to describe one label or arrow in ordinary words. Use the adjacent transcript if the image is difficult to see.</w:t>
+      </w:r>
+    </w:p>
+    <w:p>
+      <w:pPr>
+        <w:spacing w:line="336" w:lineRule="auto" w:after="180"/>
+        <w:shd w:fill="F1F6F8"/>
+      </w:pPr>
+      <w:r>
+        <w:rPr>
+          <w:b w:val="0"/>
+        </w:rPr>
+        <w:t xml:space="preserve">Keep the stated scope: A click can reflect curiosity or a mistake; even equal </w:t>
+      </w:r>
+      <w:r>
+        <w:rPr>
+          <w:b/>
+        </w:rPr>
+        <w:t>exposure</w:t>
+      </w:r>
+      <w:r>
+        <w:rPr>
+          <w:b w:val="0"/>
+        </w:rPr>
+        <w:t xml:space="preserve"> does not reveal every reason for selection.</w:t>
+      </w:r>
+    </w:p>
+    <w:p>
+      <w:pPr>
+        <w:pStyle w:val="Heading3"/>
+      </w:pPr>
+      <w:r>
+        <w:t>06. Make the idea visible in your project</w:t>
+      </w:r>
+    </w:p>
+    <w:p>
+      <w:r>
+        <w:drawing>
+          <wp:inline xmlns:a="http://schemas.openxmlformats.org/drawingml/2006/main" xmlns:pic="http://schemas.openxmlformats.org/drawingml/2006/picture">
+            <wp:extent cx="5486400" cy="3380232"/>
+            <wp:docPr id="8" name="Picture 8" descr="Log recommender exposure, choice and explicit feedback separately; consider whether its own policy narrows future evidence. Draw your input, deciding step, result and limit. Supported question: What extra field would reveal why comparing raw clicks is misleading?"/>
+            <wp:cNvGraphicFramePr>
+              <a:graphicFrameLocks noChangeAspect="1"/>
+            </wp:cNvGraphicFramePr>
+            <a:graphic>
+              <a:graphicData uri="http://schemas.openxmlformats.org/drawingml/2006/picture">
+                <pic:pic>
+                  <pic:nvPicPr>
+                    <pic:cNvPr id="0" name="academy-story-ai-2-24-06.png"/>
+                    <pic:cNvPicPr/>
+                  </pic:nvPicPr>
+                  <pic:blipFill>
+                    <a:blip r:embed="rId16"/>
+                    <a:stretch>
+                      <a:fillRect/>
+                    </a:stretch>
+                  </pic:blipFill>
+                  <pic:spPr>
+                    <a:xfrm>
+                      <a:off x="0" y="0"/>
+                      <a:ext cx="5486400" cy="3380232"/>
+                    </a:xfrm>
+                    <a:prstGeom prst="rect"/>
+                  </pic:spPr>
+                </pic:pic>
+              </a:graphicData>
+            </a:graphic>
+          </wp:inline>
+        </w:drawing>
+      </w:r>
+    </w:p>
+    <w:p>
+      <w:pPr>
+        <w:spacing w:line="336" w:lineRule="auto" w:after="180"/>
+      </w:pPr>
+      <w:r>
+        <w:rPr>
+          <w:b w:val="0"/>
+        </w:rPr>
+        <w:t xml:space="preserve">Log </w:t>
+      </w:r>
+      <w:r>
+        <w:rPr>
+          <w:b/>
+        </w:rPr>
+        <w:t>recommender</w:t>
+      </w:r>
+      <w:r>
+        <w:rPr>
+          <w:b w:val="0"/>
+        </w:rPr>
+        <w:t xml:space="preserve"> </w:t>
+      </w:r>
+      <w:r>
+        <w:rPr>
+          <w:b/>
+        </w:rPr>
+        <w:t>exposure</w:t>
+      </w:r>
+      <w:r>
+        <w:rPr>
+          <w:b w:val="0"/>
+        </w:rPr>
+        <w:t xml:space="preserve">, choice and explicit feedback separately; consider whether its own policy narrows future </w:t>
+      </w:r>
+      <w:r>
+        <w:rPr>
+          <w:b/>
+        </w:rPr>
+        <w:t>evidence</w:t>
+      </w:r>
+      <w:r>
+        <w:rPr>
+          <w:b w:val="0"/>
+        </w:rPr>
+        <w:t xml:space="preserve">. Draw your </w:t>
+      </w:r>
+      <w:r>
+        <w:rPr>
+          <w:b/>
+        </w:rPr>
+        <w:t>input</w:t>
+      </w:r>
+      <w:r>
+        <w:rPr>
+          <w:b w:val="0"/>
+        </w:rPr>
+        <w:t>, deciding step, result and limit.</w:t>
+      </w:r>
+    </w:p>
+    <w:p>
+      <w:pPr>
+        <w:spacing w:line="336" w:lineRule="auto" w:after="180"/>
+      </w:pPr>
+      <w:r>
+        <w:rPr>
+          <w:b w:val="0"/>
+        </w:rPr>
+        <w:t>Supported question: What extra field would reveal why comparing raw clicks is misleading?</w:t>
+      </w:r>
+    </w:p>
+    <w:p>
+      <w:pPr>
+        <w:spacing w:line="336" w:lineRule="auto" w:after="180"/>
+        <w:shd w:fill="F5F1FB"/>
+      </w:pPr>
+      <w:r>
+        <w:rPr>
+          <w:b w:val="0"/>
+        </w:rPr>
+        <w:t xml:space="preserve">Draw your project trace and justify the deciding step using </w:t>
+      </w:r>
+      <w:r>
+        <w:rPr>
+          <w:b/>
+        </w:rPr>
+        <w:t>evidence</w:t>
+      </w:r>
+      <w:r>
+        <w:rPr>
+          <w:b w:val="0"/>
+        </w:rPr>
+        <w:t>.</w:t>
+      </w:r>
+    </w:p>
+    <w:p>
+      <w:pPr>
+        <w:pStyle w:val="Heading3"/>
+      </w:pPr>
+      <w:r>
+        <w:t>Discuss while showing the picture</w:t>
+      </w:r>
+    </w:p>
+    <w:p>
+      <w:pPr>
+        <w:spacing w:line="336" w:lineRule="auto" w:after="180"/>
+        <w:shd w:fill="F1F6F8"/>
+      </w:pPr>
+      <w:r>
+        <w:rPr>
+          <w:b w:val="0"/>
+        </w:rPr>
+        <w:t xml:space="preserve">Teacher prompt: Draw your project trace and justify the deciding step using </w:t>
+      </w:r>
+      <w:r>
+        <w:rPr>
+          <w:b/>
+        </w:rPr>
+        <w:t>evidence</w:t>
+      </w:r>
+      <w:r>
+        <w:rPr>
+          <w:b w:val="0"/>
+        </w:rPr>
+        <w:t>. Ask learners to describe one label or arrow in ordinary words. Use the adjacent transcript if the image is difficult to see.</w:t>
+      </w:r>
+    </w:p>
+    <w:p>
+      <w:pPr>
+        <w:spacing w:line="336" w:lineRule="auto" w:after="180"/>
+        <w:shd w:fill="F1F6F8"/>
+      </w:pPr>
+      <w:r>
+        <w:rPr>
+          <w:b w:val="0"/>
+        </w:rPr>
+        <w:t xml:space="preserve">Supported practice key: Display or </w:t>
+      </w:r>
+      <w:r>
+        <w:rPr>
+          <w:b/>
+        </w:rPr>
+        <w:t>exposure</w:t>
+      </w:r>
+      <w:r>
+        <w:rPr>
+          <w:b w:val="0"/>
+        </w:rPr>
+        <w:t xml:space="preserve"> count: A shown three times, B zero. Raw clicks confound opportunities with response.</w:t>
       </w:r>
     </w:p>
     <w:sectPr>

--- a/downloads/teacher/ai-2-week-24.docx
+++ b/downloads/teacher/ai-2-week-24.docx
@@ -143,7 +143,7 @@
           </w:tcPr>
           <w:p>
             <w:r>
-              <w:t>Sections 1–6; record the brief recall in the workbook.</w:t>
+              <w:t>Use Your mission, Notice the evidence, See how it works, Compare the cases, Words that unlock the idea and Follow a worked example; record the brief recall in the workbook.</w:t>
             </w:r>
           </w:p>
         </w:tc>
@@ -175,7 +175,7 @@
           </w:tcPr>
           <w:p>
             <w:r>
-              <w:t>Sections 7–10; use the matching workbook W2 and misconception check.</w:t>
+              <w:t>Use Find and repair a mistake, Practise together, Run the investigation and Build your understanding; use the matching workbook W2 and misconception check.</w:t>
             </w:r>
           </w:p>
         </w:tc>
@@ -207,7 +207,7 @@
           </w:tcPr>
           <w:p>
             <w:r>
-              <w:t>Sections 9 and 11–14. Give extra time to finish the full task set; use Section 15 when the week includes a coding lab.</w:t>
+              <w:t>Use Run the investigation, Connect your project, Show what you know, Study a complete case and Try a new case independently. Allow extra time for the full task set. Use a coding lab only when this week actually provides one; Your lesson route is the planning section.</w:t>
             </w:r>
           </w:p>
         </w:tc>
@@ -5203,7 +5203,7 @@
           </w:tcPr>
           <w:p>
             <w:r>
-              <w:t>Sections 1–6; record the brief recall in the workbook.</w:t>
+              <w:t>Use Your mission, Notice the evidence, See how it works, Compare the cases, Words that unlock the idea and Follow a worked example; record the brief recall in the workbook.</w:t>
             </w:r>
           </w:p>
         </w:tc>
@@ -5235,7 +5235,7 @@
           </w:tcPr>
           <w:p>
             <w:r>
-              <w:t>Sections 7–10; use the matching workbook W2 and misconception check.</w:t>
+              <w:t>Use Find and repair a mistake, Practise together, Run the investigation and Build your understanding; use the matching workbook W2 and misconception check.</w:t>
             </w:r>
           </w:p>
         </w:tc>
@@ -5267,7 +5267,7 @@
           </w:tcPr>
           <w:p>
             <w:r>
-              <w:t>Sections 9 and 11–14. Give extra time to finish the full task set; use Section 15 when the week includes a coding lab.</w:t>
+              <w:t>Use Run the investigation, Connect your project, Show what you know, Study a complete case and Try a new case independently. Allow extra time for the full task set. Use a coding lab only when this week actually provides one; Your lesson route is the planning section.</w:t>
             </w:r>
           </w:p>
         </w:tc>

--- a/downloads/teacher/ai-2-week-24.docx
+++ b/downloads/teacher/ai-2-week-24.docx
@@ -25,20 +25,38 @@
         <w:pStyle w:val="Heading1"/>
       </w:pPr>
       <w:r>
-        <w:t>01. Feedback Loops</w:t>
-      </w:r>
-    </w:p>
-    <w:p>
-      <w:r>
-        <w:t>Prepare Feedback Loops: check the target, prerequisites, resources and adaptable teaching schedule.</w:t>
-      </w:r>
-    </w:p>
-    <w:p>
-      <w:pPr>
-        <w:pStyle w:val="Heading3"/>
-      </w:pPr>
-      <w:r>
-        <w:t>Teach the learning cycle</w:t>
+        <w:t>Teach feedback using explicit event logs and denominators.</w:t>
+      </w:r>
+    </w:p>
+    <w:p>
+      <w:r>
+        <w:t>Supply complete scripts, preserve implementation review and assess the current exposure-log task consistently.</w:t>
+      </w:r>
+    </w:p>
+    <w:p>
+      <w:r>
+        <w:t>Require a policy/exposure/feedback chain and a limit on any preference claim.</w:t>
+      </w:r>
+    </w:p>
+    <w:p>
+      <w:pPr>
+        <w:pStyle w:val="Heading1"/>
+      </w:pPr>
+      <w:r>
+        <w:t>01. Prepare the feedback-loop investigation</w:t>
+      </w:r>
+    </w:p>
+    <w:p>
+      <w:r>
+        <w:t>Keep current goals and assessment separate from earlier implementation review.</w:t>
+      </w:r>
+    </w:p>
+    <w:p>
+      <w:pPr>
+        <w:pStyle w:val="Heading2"/>
+      </w:pPr>
+      <w:r>
+        <w:t>Current targets and preparation</w:t>
       </w:r>
     </w:p>
     <w:p>
@@ -49,25 +67,144 @@
         <w:rPr>
           <w:b w:val="0"/>
         </w:rPr>
-        <w:t xml:space="preserve">Primary target: Implement a </w:t>
-      </w:r>
-      <w:r>
-        <w:rPr>
-          <w:b/>
-        </w:rPr>
-        <w:t>deterministic</w:t>
-      </w:r>
+        <w:t>Main targets are exposure, clicks and selection feedback. Prepare the two scripted three-round logs and a fresh X/Y/Z independent audit. Use invented events; no real user testing or personal profiles are needed. The source case-exposure and implementation notes below concern retained scoring-function review, not the new feedback-loop assessment.</w:t>
+      </w:r>
+    </w:p>
+    <w:p>
+      <w:pPr>
+        <w:spacing w:line="336" w:lineRule="auto" w:after="180"/>
+      </w:pPr>
       <w:r>
         <w:rPr>
           <w:b w:val="0"/>
         </w:rPr>
-        <w:t xml:space="preserve"> </w:t>
-      </w:r>
-      <w:r>
-        <w:rPr>
-          <w:b/>
-        </w:rPr>
-        <w:t>recommender</w:t>
+        <w:t>This added worked case illustrates the week’s main idea. Retain all original and connected topics; schedule its practice within the teaching cycle.</w:t>
+      </w:r>
+    </w:p>
+    <w:p>
+      <w:pPr>
+        <w:pStyle w:val="Heading2"/>
+      </w:pPr>
+      <w:r>
+        <w:t>Retrieve prior score/constraint knowledge</w:t>
+      </w:r>
+    </w:p>
+    <w:p>
+      <w:pPr>
+        <w:spacing w:line="336" w:lineRule="auto" w:after="180"/>
+      </w:pPr>
+      <w:r>
+        <w:rPr>
+          <w:b w:val="0"/>
+        </w:rPr>
+        <w:t>Without opening the old lesson, explain one key idea from Recommendation Scores. Give an example and a mistake that the idea helps you avoid.</w:t>
+      </w:r>
+    </w:p>
+    <w:p>
+      <w:pPr>
+        <w:spacing w:line="336" w:lineRule="auto" w:after="180"/>
+      </w:pPr>
+      <w:r>
+        <w:rPr>
+          <w:b w:val="0"/>
+        </w:rPr>
+        <w:t>Look for: Compute a weighted score</w:t>
+      </w:r>
+    </w:p>
+    <w:p>
+      <w:pPr>
+        <w:spacing w:line="336" w:lineRule="auto" w:after="180"/>
+      </w:pPr>
+      <w:r>
+        <w:rPr>
+          <w:b w:val="0"/>
+        </w:rPr>
+        <w:t>Reference example, not the only acceptable wording: Score 8.</w:t>
+      </w:r>
+    </w:p>
+    <w:p>
+      <w:pPr>
+        <w:spacing w:line="336" w:lineRule="auto" w:after="180"/>
+      </w:pPr>
+      <w:r>
+        <w:rPr>
+          <w:b w:val="0"/>
+        </w:rPr>
+        <w:t>Without opening the old lesson, explain one key idea from Similarity by Selected Traits. Give an example and a mistake that the idea helps you avoid.</w:t>
+      </w:r>
+    </w:p>
+    <w:p>
+      <w:pPr>
+        <w:spacing w:line="336" w:lineRule="auto" w:after="180"/>
+      </w:pPr>
+      <w:r>
+        <w:rPr>
+          <w:b w:val="0"/>
+        </w:rPr>
+        <w:t>Look for: Represent items with numeric features</w:t>
+      </w:r>
+    </w:p>
+    <w:p>
+      <w:pPr>
+        <w:spacing w:line="336" w:lineRule="auto" w:after="180"/>
+      </w:pPr>
+      <w:r>
+        <w:rPr>
+          <w:b w:val="0"/>
+        </w:rPr>
+        <w:t>Reference example, not the only acceptable wording: Energy 4, group work 1.</w:t>
+      </w:r>
+    </w:p>
+    <w:p>
+      <w:pPr>
+        <w:spacing w:line="336" w:lineRule="auto" w:after="180"/>
+      </w:pPr>
+      <w:r>
+        <w:rPr>
+          <w:b w:val="0"/>
+        </w:rPr>
+        <w:t>Without opening the old lesson, explain one key idea from Missing Data. Give an example and a mistake that the idea helps you avoid.</w:t>
+      </w:r>
+    </w:p>
+    <w:p>
+      <w:pPr>
+        <w:spacing w:line="336" w:lineRule="auto" w:after="180"/>
+      </w:pPr>
+      <w:r>
+        <w:rPr>
+          <w:b w:val="0"/>
+        </w:rPr>
+        <w:t>Look for: Detect absent and unusable values</w:t>
+      </w:r>
+    </w:p>
+    <w:p>
+      <w:pPr>
+        <w:spacing w:line="336" w:lineRule="auto" w:after="180"/>
+      </w:pPr>
+      <w:r>
+        <w:rPr>
+          <w:b w:val="0"/>
+        </w:rPr>
+        <w:t>Reference example, not the only acceptable wording: 0 is a recorded allowed duration. The other two are unknown under this schema.</w:t>
+      </w:r>
+    </w:p>
+    <w:p>
+      <w:pPr>
+        <w:spacing w:line="336" w:lineRule="auto" w:after="180"/>
+      </w:pPr>
+      <w:r>
+        <w:rPr>
+          <w:b w:val="0"/>
+        </w:rPr>
+        <w:t>No. Filter by the hard constraint before ranking.</w:t>
+      </w:r>
+    </w:p>
+    <w:p>
+      <w:pPr>
+        <w:pStyle w:val="Heading2"/>
+      </w:pPr>
+      <w:r>
+        <w:t>Flexible teaching plan</w:t>
       </w:r>
     </w:p>
     <w:tbl>
@@ -249,12 +386,49 @@
     </w:p>
     <w:p>
       <w:pPr>
+        <w:pStyle w:val="Heading2"/>
+      </w:pPr>
+      <w:r>
+        <w:t>Review · Earlier implementation setup · reference / check after trying</w:t>
+      </w:r>
+    </w:p>
+    <w:p>
+      <w:pPr>
         <w:spacing w:line="336" w:lineRule="auto" w:after="180"/>
       </w:pPr>
       <w:r>
         <w:rPr>
           <w:b w:val="0"/>
         </w:rPr>
+        <w:t xml:space="preserve">Primary target: Implement a </w:t>
+      </w:r>
+      <w:r>
+        <w:rPr>
+          <w:b/>
+        </w:rPr>
+        <w:t>deterministic</w:t>
+      </w:r>
+      <w:r>
+        <w:rPr>
+          <w:b w:val="0"/>
+        </w:rPr>
+        <w:t xml:space="preserve"> </w:t>
+      </w:r>
+      <w:r>
+        <w:rPr>
+          <w:b/>
+        </w:rPr>
+        <w:t>recommender</w:t>
+      </w:r>
+    </w:p>
+    <w:p>
+      <w:pPr>
+        <w:spacing w:line="336" w:lineRule="auto" w:after="180"/>
+      </w:pPr>
+      <w:r>
+        <w:rPr>
+          <w:b w:val="0"/>
+        </w:rPr>
         <w:t xml:space="preserve">Case </w:t>
       </w:r>
       <w:r>
@@ -272,9 +446,124 @@
     </w:p>
     <w:p>
       <w:pPr>
+        <w:spacing w:line="336" w:lineRule="auto" w:after="180"/>
+      </w:pPr>
+      <w:r>
+        <w:rPr>
+          <w:b w:val="0"/>
+        </w:rPr>
+        <w:t xml:space="preserve">Teach Week 24 as a two-session investigation using fictional data. Build a fictional activity </w:t>
+      </w:r>
+      <w:r>
+        <w:rPr>
+          <w:b/>
+        </w:rPr>
+        <w:t>recommender</w:t>
+      </w:r>
+      <w:r>
+        <w:rPr>
+          <w:b w:val="0"/>
+        </w:rPr>
+        <w:t xml:space="preserve"> using last week's score. Require duration at most a supplied limit. On a tie choose the alphabetically first name.</w:t>
+      </w:r>
+    </w:p>
+    <w:p>
+      <w:pPr>
+        <w:spacing w:line="336" w:lineRule="auto" w:after="180"/>
+      </w:pPr>
+      <w:r>
+        <w:rPr>
+          <w:b w:val="0"/>
+        </w:rPr>
+        <w:t xml:space="preserve">This makes the outcome reproducible rather than dependent on </w:t>
+      </w:r>
+      <w:r>
+        <w:rPr>
+          <w:b/>
+        </w:rPr>
+        <w:t>input</w:t>
+      </w:r>
+      <w:r>
+        <w:rPr>
+          <w:b w:val="0"/>
+        </w:rPr>
+        <w:t xml:space="preserve"> order. Assume unique names and validated numeric fields. Assess the three stated outcomes through the independent task, not by copying the worked result.</w:t>
+      </w:r>
+    </w:p>
+    <w:p>
+      <w:pPr>
+        <w:spacing w:line="336" w:lineRule="auto" w:after="180"/>
+      </w:pPr>
+      <w:r>
+        <w:rPr>
+          <w:b w:val="0"/>
+        </w:rPr>
+        <w:t>Python 3 editor with a fresh local practice file</w:t>
+      </w:r>
+    </w:p>
+    <w:p>
+      <w:pPr>
+        <w:spacing w:line="336" w:lineRule="auto" w:after="180"/>
+      </w:pPr>
+      <w:r>
+        <w:rPr>
+          <w:b w:val="0"/>
+        </w:rPr>
+        <w:t>Paper trace table and the student workbook</w:t>
+      </w:r>
+    </w:p>
+    <w:p>
+      <w:pPr>
+        <w:spacing w:line="336" w:lineRule="auto" w:after="180"/>
+      </w:pPr>
+      <w:r>
+        <w:rPr>
+          <w:b w:val="0"/>
+        </w:rPr>
+        <w:t xml:space="preserve">Fictional </w:t>
+      </w:r>
+      <w:r>
+        <w:rPr>
+          <w:b/>
+        </w:rPr>
+        <w:t>input</w:t>
+      </w:r>
+      <w:r>
+        <w:rPr>
+          <w:b w:val="0"/>
+        </w:rPr>
+        <w:t xml:space="preserve"> records from this lesson; no real student identifiers</w:t>
+      </w:r>
+    </w:p>
+    <w:p>
+      <w:pPr>
         <w:pStyle w:val="Heading3"/>
       </w:pPr>
       <w:r>
+        <w:t>End goal for the pictorial case</w:t>
+      </w:r>
+    </w:p>
+    <w:p>
+      <w:pPr>
+        <w:pStyle w:val="Heading2"/>
+      </w:pPr>
+      <w:r>
+        <w:t>Earlier wording, alternatives and picture transcripts · reference / check after trying</w:t>
+      </w:r>
+    </w:p>
+    <w:p>
+      <w:pPr>
+        <w:pStyle w:val="Heading3"/>
+      </w:pPr>
+      <w:r>
+        <w:t>Teach the learning cycle</w:t>
+      </w:r>
+    </w:p>
+    <w:p>
+      <w:pPr>
+        <w:pStyle w:val="Heading3"/>
+      </w:pPr>
+      <w:r>
         <w:t>Retrieval answer guidance</w:t>
       </w:r>
     </w:p>
@@ -288,39 +577,6 @@
     </w:p>
     <w:p>
       <w:pPr>
-        <w:spacing w:line="336" w:lineRule="auto" w:after="180"/>
-      </w:pPr>
-      <w:r>
-        <w:rPr>
-          <w:b w:val="0"/>
-        </w:rPr>
-        <w:t>Without opening the old lesson, explain one key idea from Recommendation Scores. Give an example and a mistake that the idea helps you avoid.</w:t>
-      </w:r>
-    </w:p>
-    <w:p>
-      <w:pPr>
-        <w:spacing w:line="336" w:lineRule="auto" w:after="180"/>
-      </w:pPr>
-      <w:r>
-        <w:rPr>
-          <w:b w:val="0"/>
-        </w:rPr>
-        <w:t>Look for: Compute a weighted score</w:t>
-      </w:r>
-    </w:p>
-    <w:p>
-      <w:pPr>
-        <w:spacing w:line="336" w:lineRule="auto" w:after="180"/>
-      </w:pPr>
-      <w:r>
-        <w:rPr>
-          <w:b w:val="0"/>
-        </w:rPr>
-        <w:t>Reference example, not the only acceptable wording: Score 8.</w:t>
-      </w:r>
-    </w:p>
-    <w:p>
-      <w:pPr>
         <w:pStyle w:val="Heading3"/>
       </w:pPr>
       <w:r>
@@ -329,76 +585,10 @@
     </w:p>
     <w:p>
       <w:pPr>
-        <w:spacing w:line="336" w:lineRule="auto" w:after="180"/>
-      </w:pPr>
-      <w:r>
-        <w:rPr>
-          <w:b w:val="0"/>
-        </w:rPr>
-        <w:t>Without opening the old lesson, explain one key idea from Similarity by Selected Traits. Give an example and a mistake that the idea helps you avoid.</w:t>
-      </w:r>
-    </w:p>
-    <w:p>
-      <w:pPr>
-        <w:spacing w:line="336" w:lineRule="auto" w:after="180"/>
-      </w:pPr>
-      <w:r>
-        <w:rPr>
-          <w:b w:val="0"/>
-        </w:rPr>
-        <w:t>Look for: Represent items with numeric features</w:t>
-      </w:r>
-    </w:p>
-    <w:p>
-      <w:pPr>
-        <w:spacing w:line="336" w:lineRule="auto" w:after="180"/>
-      </w:pPr>
-      <w:r>
-        <w:rPr>
-          <w:b w:val="0"/>
-        </w:rPr>
-        <w:t>Reference example, not the only acceptable wording: Energy 4, group work 1.</w:t>
-      </w:r>
-    </w:p>
-    <w:p>
-      <w:pPr>
         <w:pStyle w:val="Heading3"/>
       </w:pPr>
       <w:r>
         <w:t>Missing Data</w:t>
-      </w:r>
-    </w:p>
-    <w:p>
-      <w:pPr>
-        <w:spacing w:line="336" w:lineRule="auto" w:after="180"/>
-      </w:pPr>
-      <w:r>
-        <w:rPr>
-          <w:b w:val="0"/>
-        </w:rPr>
-        <w:t>Without opening the old lesson, explain one key idea from Missing Data. Give an example and a mistake that the idea helps you avoid.</w:t>
-      </w:r>
-    </w:p>
-    <w:p>
-      <w:pPr>
-        <w:spacing w:line="336" w:lineRule="auto" w:after="180"/>
-      </w:pPr>
-      <w:r>
-        <w:rPr>
-          <w:b w:val="0"/>
-        </w:rPr>
-        <w:t>Look for: Detect absent and unusable values</w:t>
-      </w:r>
-    </w:p>
-    <w:p>
-      <w:pPr>
-        <w:spacing w:line="336" w:lineRule="auto" w:after="180"/>
-      </w:pPr>
-      <w:r>
-        <w:rPr>
-          <w:b w:val="0"/>
-        </w:rPr>
-        <w:t>Reference example, not the only acceptable wording: 0 is a recorded allowed duration. The other two are unknown under this schema.</w:t>
       </w:r>
     </w:p>
     <w:p>
@@ -606,40 +796,615 @@
       </w:r>
     </w:p>
     <w:p>
+      <w:r>
+        <w:t>This compact option is not the full-week schedule. Use the main teaching cycle and allow extra sessions for the investigation, independent work and project.</w:t>
+      </w:r>
+    </w:p>
+    <w:p>
+      <w:pPr>
+        <w:spacing w:line="336" w:lineRule="auto" w:after="180"/>
+      </w:pPr>
+      <w:r>
+        <w:rPr>
+          <w:b w:val="0"/>
+        </w:rPr>
+        <w:t xml:space="preserve">Allow 80 minutes: recall 8; </w:t>
+      </w:r>
+      <w:r>
+        <w:rPr>
+          <w:b/>
+        </w:rPr>
+        <w:t>explanation</w:t>
+      </w:r>
+      <w:r>
+        <w:rPr>
+          <w:b w:val="0"/>
+        </w:rPr>
+        <w:t xml:space="preserve"> 12; worked demonstration 15; guided practice 20; independent assessment 15; project and reflection 10. Extend the lab into a second session when needed.</w:t>
+      </w:r>
+    </w:p>
+    <w:p>
       <w:pPr>
         <w:pStyle w:val="Heading3"/>
       </w:pPr>
       <w:r>
-        <w:t>Alternative compact allocation</w:t>
-      </w:r>
-    </w:p>
-    <w:p>
-      <w:r>
-        <w:t>This compact option is not the full-week schedule. Use the main teaching cycle and allow extra sessions for the investigation, independent work and project.</w:t>
+        <w:t>Preparation for the connected explanation</w:t>
+      </w:r>
+    </w:p>
+    <w:p>
+      <w:pPr>
+        <w:pStyle w:val="Heading3"/>
+      </w:pPr>
+      <w:r>
+        <w:t>Readiness answer</w:t>
       </w:r>
     </w:p>
     <w:p>
       <w:pPr>
         <w:spacing w:line="336" w:lineRule="auto" w:after="180"/>
-        <w:shd w:fill="F1F6F8"/>
       </w:pPr>
       <w:r>
         <w:rPr>
           <w:b w:val="0"/>
         </w:rPr>
-        <w:t xml:space="preserve">Allow 80 minutes: recall 8; </w:t>
+        <w:t xml:space="preserve">By the end, I can explain how recommendation </w:t>
       </w:r>
       <w:r>
         <w:rPr>
           <w:b/>
         </w:rPr>
+        <w:t>exposure</w:t>
+      </w:r>
+      <w:r>
+        <w:rPr>
+          <w:b w:val="0"/>
+        </w:rPr>
+        <w:t xml:space="preserve"> can create a </w:t>
+      </w:r>
+      <w:r>
+        <w:rPr>
+          <w:b/>
+        </w:rPr>
+        <w:t>feedback loop</w:t>
+      </w:r>
+      <w:r>
+        <w:rPr>
+          <w:b w:val="0"/>
+        </w:rPr>
+        <w:t>.</w:t>
+      </w:r>
+    </w:p>
+    <w:p>
+      <w:pPr>
+        <w:pStyle w:val="Heading1"/>
+      </w:pPr>
+      <w:r>
+        <w:t>02. Teach the exposure-feedback mechanism before interpreting a click total</w:t>
+      </w:r>
+    </w:p>
+    <w:p>
+      <w:r>
+        <w:t>Keep the retained implementation program explicitly separate.</w:t>
+      </w:r>
+    </w:p>
+    <w:p>
+      <w:pPr>
+        <w:pStyle w:val="Heading2"/>
+      </w:pPr>
+      <w:r>
+        <w:t>State the concrete feedback loop</w:t>
+      </w:r>
+    </w:p>
+    <w:p>
+      <w:pPr>
+        <w:spacing w:line="336" w:lineRule="auto" w:after="180"/>
+      </w:pPr>
+      <w:r>
+        <w:rPr>
+          <w:b w:val="0"/>
+        </w:rPr>
+        <w:t xml:space="preserve">A </w:t>
+      </w:r>
+      <w:r>
+        <w:rPr>
+          <w:b/>
+        </w:rPr>
+        <w:t>recommender</w:t>
+      </w:r>
+      <w:r>
+        <w:rPr>
+          <w:b w:val="0"/>
+        </w:rPr>
+        <w:t xml:space="preserve"> shows only adventure books, uses clicks to learn and then shows more adventure.</w:t>
+      </w:r>
+    </w:p>
+    <w:p>
+      <w:pPr>
+        <w:spacing w:line="336" w:lineRule="auto" w:after="180"/>
+      </w:pPr>
+      <w:r>
+        <w:rPr>
+          <w:b w:val="0"/>
+        </w:rPr>
+        <w:t xml:space="preserve">Explain the </w:t>
+      </w:r>
+      <w:r>
+        <w:rPr>
+          <w:b/>
+        </w:rPr>
+        <w:t>feedback loop</w:t>
+      </w:r>
+      <w:r>
+        <w:rPr>
+          <w:b w:val="0"/>
+        </w:rPr>
+        <w:t>.</w:t>
+      </w:r>
+    </w:p>
+    <w:p>
+      <w:pPr>
+        <w:spacing w:line="336" w:lineRule="auto" w:after="180"/>
+      </w:pPr>
+      <w:r>
+        <w:rPr>
+          <w:b/>
+        </w:rPr>
+        <w:t>Exposure</w:t>
+      </w:r>
+      <w:r>
+        <w:rPr>
+          <w:b w:val="0"/>
+        </w:rPr>
+        <w:t xml:space="preserve"> affects clicks; clicks affect future </w:t>
+      </w:r>
+      <w:r>
+        <w:rPr>
+          <w:b/>
+        </w:rPr>
+        <w:t>exposure</w:t>
+      </w:r>
+      <w:r>
+        <w:rPr>
+          <w:b w:val="0"/>
+        </w:rPr>
+        <w:t>. Record what was shown and offer controlled variety.</w:t>
+      </w:r>
+    </w:p>
+    <w:p>
+      <w:pPr>
+        <w:pStyle w:val="Heading2"/>
+      </w:pPr>
+      <w:r>
+        <w:t>Trace the pictured initial tie and3rounds</w:t>
+      </w:r>
+    </w:p>
+    <w:p>
+      <w:pPr>
+        <w:spacing w:line="336" w:lineRule="auto" w:after="180"/>
+      </w:pPr>
+      <w:r>
+        <w:rPr>
+          <w:b w:val="0"/>
+        </w:rPr>
+        <w:t>A fictional catalogue repeatedly recommends two books using observed clicks.</w:t>
+      </w:r>
+    </w:p>
+    <w:p>
+      <w:pPr>
+        <w:spacing w:line="336" w:lineRule="auto" w:after="180"/>
+      </w:pPr>
+      <w:r>
+        <w:rPr>
+          <w:b w:val="0"/>
+        </w:rPr>
+        <w:t>Initially each click count is 0. Equal counts choose earlier ID A over B.</w:t>
+      </w:r>
+    </w:p>
+    <w:p>
+      <w:pPr>
+        <w:spacing w:line="336" w:lineRule="auto" w:after="180"/>
+      </w:pPr>
+      <w:r>
+        <w:rPr>
+          <w:b w:val="0"/>
+        </w:rPr>
+        <w:t>Only the recommended book is shown. In an invented three-round record, A is shown and clicked each round; B is never shown.</w:t>
+      </w:r>
+    </w:p>
+    <w:p>
+      <w:r>
+        <w:drawing>
+          <wp:inline xmlns:a="http://schemas.openxmlformats.org/drawingml/2006/main" xmlns:pic="http://schemas.openxmlformats.org/drawingml/2006/picture">
+            <wp:extent cx="5486400" cy="4005072"/>
+            <wp:docPr id="1" name="Picture 1" descr="Initial tie: Counts A=0,B=0; ID rule shows A. → Record event: A receives a click, so its count becomes 1; B stays 0. → Repeat selection: Higher A count causes A to be shown again; after three clicks A=3,B=0. → Interpret carefully: B’s zero may mean no exposure, not dislike."/>
+            <wp:cNvGraphicFramePr>
+              <a:graphicFrameLocks noChangeAspect="1"/>
+            </wp:cNvGraphicFramePr>
+            <a:graphic>
+              <a:graphicData uri="http://schemas.openxmlformats.org/drawingml/2006/picture">
+                <pic:pic>
+                  <pic:nvPicPr>
+                    <pic:cNvPr id="0" name="academy-story-ai-2-24-02.png"/>
+                    <pic:cNvPicPr/>
+                  </pic:nvPicPr>
+                  <pic:blipFill>
+                    <a:blip r:embed="rId9"/>
+                    <a:stretch>
+                      <a:fillRect/>
+                    </a:stretch>
+                  </pic:blipFill>
+                  <pic:spPr>
+                    <a:xfrm>
+                      <a:off x="0" y="0"/>
+                      <a:ext cx="5486400" cy="4005072"/>
+                    </a:xfrm>
+                    <a:prstGeom prst="rect"/>
+                  </pic:spPr>
+                </pic:pic>
+              </a:graphicData>
+            </a:graphic>
+          </wp:inline>
+        </w:drawing>
+      </w:r>
+    </w:p>
+    <w:p>
+      <w:pPr>
+        <w:pStyle w:val="Heading2"/>
+      </w:pPr>
+      <w:r>
+        <w:t>Explain the observation and preference limits</w:t>
+      </w:r>
+    </w:p>
+    <w:p>
+      <w:pPr>
+        <w:spacing w:line="336" w:lineRule="auto" w:after="180"/>
+      </w:pPr>
+      <w:r>
+        <w:rPr>
+          <w:b w:val="0"/>
+        </w:rPr>
+        <w:t xml:space="preserve">The selection policy changes which </w:t>
+      </w:r>
+      <w:r>
+        <w:rPr>
+          <w:b/>
+        </w:rPr>
+        <w:t>evidence</w:t>
+      </w:r>
+      <w:r>
+        <w:rPr>
+          <w:b w:val="0"/>
+        </w:rPr>
+        <w:t xml:space="preserve"> is available. A accumulates clicks partly because the system gives it every opportunity, while B has none. These records cannot compare enjoyment of two equally exposed books.</w:t>
+      </w:r>
+    </w:p>
+    <w:p>
+      <w:pPr>
+        <w:spacing w:line="336" w:lineRule="auto" w:after="180"/>
+      </w:pPr>
+      <w:r>
+        <w:rPr>
+          <w:b w:val="0"/>
+        </w:rPr>
+        <w:t xml:space="preserve">Keep display counts separate from click counts; investigate alternatives with a teacher-approved </w:t>
+      </w:r>
+      <w:r>
+        <w:rPr>
+          <w:b/>
+        </w:rPr>
+        <w:t>exposure</w:t>
+      </w:r>
+      <w:r>
+        <w:rPr>
+          <w:b w:val="0"/>
+        </w:rPr>
+        <w:t xml:space="preserve"> plan rather than treating zero as negative feedback.</w:t>
+      </w:r>
+    </w:p>
+    <w:p>
+      <w:pPr>
+        <w:spacing w:line="336" w:lineRule="auto" w:after="180"/>
+      </w:pPr>
+      <w:r>
+        <w:rPr>
+          <w:b w:val="0"/>
+        </w:rPr>
+        <w:t xml:space="preserve">A click can reflect curiosity or a mistake; even equal </w:t>
+      </w:r>
+      <w:r>
+        <w:rPr>
+          <w:b/>
+        </w:rPr>
+        <w:t>exposure</w:t>
+      </w:r>
+      <w:r>
+        <w:rPr>
+          <w:b w:val="0"/>
+        </w:rPr>
+        <w:t xml:space="preserve"> does not reveal every reason for selection.</w:t>
+      </w:r>
+    </w:p>
+    <w:p>
+      <w:pPr>
+        <w:pStyle w:val="Heading2"/>
+      </w:pPr>
+      <w:r>
+        <w:t>Predict the one-display nonclick trial</w:t>
+      </w:r>
+    </w:p>
+    <w:p>
+      <w:pPr>
+        <w:spacing w:line="336" w:lineRule="auto" w:after="180"/>
+      </w:pPr>
+      <w:r>
+        <w:rPr>
+          <w:b w:val="0"/>
+        </w:rPr>
+        <w:t>Change: On a planned trial, show B once and record no click.</w:t>
+      </w:r>
+    </w:p>
+    <w:p>
+      <w:pPr>
+        <w:spacing w:line="336" w:lineRule="auto" w:after="180"/>
+      </w:pPr>
+      <w:r>
+        <w:rPr>
+          <w:b/>
+        </w:rPr>
+        <w:t>Prediction</w:t>
+      </w:r>
+      <w:r>
+        <w:rPr>
+          <w:b w:val="0"/>
+        </w:rPr>
+        <w:t xml:space="preserve">: B gains one </w:t>
+      </w:r>
+      <w:r>
+        <w:rPr>
+          <w:b/>
+        </w:rPr>
+        <w:t>exposure</w:t>
+      </w:r>
+      <w:r>
+        <w:rPr>
+          <w:b w:val="0"/>
+        </w:rPr>
+        <w:t xml:space="preserve"> but still zero clicks.</w:t>
+      </w:r>
+    </w:p>
+    <w:p>
+      <w:pPr>
+        <w:spacing w:line="336" w:lineRule="auto" w:after="180"/>
+      </w:pPr>
+      <w:r>
+        <w:rPr>
+          <w:b w:val="0"/>
+        </w:rPr>
+        <w:t xml:space="preserve">Reason: The </w:t>
+      </w:r>
+      <w:r>
+        <w:rPr>
+          <w:b/>
+        </w:rPr>
+        <w:t>observation</w:t>
+      </w:r>
+      <w:r>
+        <w:rPr>
+          <w:b w:val="0"/>
+        </w:rPr>
+        <w:t xml:space="preserve"> now supports a nonclick on that display, not a permanent dislike.</w:t>
+      </w:r>
+    </w:p>
+    <w:p>
+      <w:pPr>
+        <w:pStyle w:val="Heading2"/>
+      </w:pPr>
+      <w:r>
+        <w:t>Run the complete scripted comparison</w:t>
+      </w:r>
+    </w:p>
+    <w:p>
+      <w:r>
+        <w:rPr>
+          <w:rFonts w:ascii="Courier New" w:hAnsi="Courier New"/>
+          <w:sz w:val="18"/>
+        </w:rPr>
+        <w:t>def simulate(plan=None):</w:t>
+        <w:br/>
+        <w:t xml:space="preserve">    exposures = {"A": 0, "B": 0}</w:t>
+        <w:br/>
+        <w:t xml:space="preserve">    clicks = {"A": 0, "B": 0}</w:t>
+        <w:br/>
+        <w:t xml:space="preserve">    scripted_click = {"A": True, "B": False}</w:t>
+        <w:br/>
+        <w:t xml:space="preserve">    log = []</w:t>
+        <w:br/>
+        <w:t xml:space="preserve">    for round_number in range(3):</w:t>
+        <w:br/>
+        <w:t xml:space="preserve">        if plan is None:</w:t>
+        <w:br/>
+        <w:t xml:space="preserve">            shown = sorted(clicks, key=lambda name: (-clicks[name], name))[0]</w:t>
+        <w:br/>
+        <w:t xml:space="preserve">        else:</w:t>
+        <w:br/>
+        <w:t xml:space="preserve">            shown = plan[round_number]</w:t>
+        <w:br/>
+        <w:t xml:space="preserve">        exposures[shown] += 1</w:t>
+        <w:br/>
+        <w:t xml:space="preserve">        clicked = scripted_click[shown]</w:t>
+        <w:br/>
+        <w:t xml:space="preserve">        if clicked:</w:t>
+        <w:br/>
+        <w:t xml:space="preserve">            clicks[shown] += 1</w:t>
+        <w:br/>
+        <w:t xml:space="preserve">        log.append((round_number + 1, shown, clicked, exposures.copy(), clicks.copy()))</w:t>
+        <w:br/>
+        <w:t xml:space="preserve">    return log, exposures, clicks</w:t>
+        <w:br/>
+        <w:t>for label, plan in [("click-count policy", None), ("planned exposure", ["A", "B", "A"])]:</w:t>
+        <w:br/>
+        <w:t xml:space="preserve">    log, exposures, clicks = simulate(plan)</w:t>
+        <w:br/>
+        <w:t xml:space="preserve">    print(label)</w:t>
+        <w:br/>
+        <w:t xml:space="preserve">    for event in log:</w:t>
+        <w:br/>
+        <w:t xml:space="preserve">        print(event)</w:t>
+        <w:br/>
+        <w:t xml:space="preserve">    print("displays", exposures, "clicks", clicks)</w:t>
+      </w:r>
+    </w:p>
+    <w:p>
+      <w:pPr>
+        <w:pStyle w:val="Heading2"/>
+      </w:pPr>
+      <w:r>
+        <w:t>Elicit the exposure-field explanation</w:t>
+      </w:r>
+    </w:p>
+    <w:p>
+      <w:pPr>
+        <w:spacing w:line="336" w:lineRule="auto" w:after="180"/>
+      </w:pPr>
+      <w:r>
+        <w:rPr>
+          <w:b w:val="0"/>
+        </w:rPr>
+        <w:t xml:space="preserve">Use the diagram and verbal </w:t>
+      </w:r>
+      <w:r>
+        <w:rPr>
+          <w:b/>
+        </w:rPr>
         <w:t>explanation</w:t>
       </w:r>
       <w:r>
         <w:rPr>
           <w:b w:val="0"/>
         </w:rPr>
-        <w:t xml:space="preserve"> 12; worked demonstration 15; guided practice 20; independent assessment 15; project and reflection 10. Extend the lab into a second session when needed.</w:t>
+        <w:t xml:space="preserve"> together. Ask learners to match a sentence to a specific visual step; do not assign learners fixed visual or auditory learning styles.</w:t>
+      </w:r>
+    </w:p>
+    <w:p>
+      <w:pPr>
+        <w:spacing w:line="336" w:lineRule="auto" w:after="180"/>
+      </w:pPr>
+      <w:r>
+        <w:rPr>
+          <w:b w:val="0"/>
+        </w:rPr>
+        <w:t xml:space="preserve">Cover the result. Ask learners to name the </w:t>
+      </w:r>
+      <w:r>
+        <w:rPr>
+          <w:b/>
+        </w:rPr>
+        <w:t>input</w:t>
+      </w:r>
+      <w:r>
+        <w:rPr>
+          <w:b w:val="0"/>
+        </w:rPr>
+        <w:t xml:space="preserve">s and predict the next step. Uncover one step, connect the icon to the actual procedure, and explain its </w:t>
+      </w:r>
+      <w:r>
+        <w:rPr>
+          <w:b/>
+        </w:rPr>
+        <w:t>evidence</w:t>
+      </w:r>
+      <w:r>
+        <w:rPr>
+          <w:b w:val="0"/>
+        </w:rPr>
+        <w:t>. Then change the supplied condition and compare.</w:t>
+      </w:r>
+    </w:p>
+    <w:p>
+      <w:pPr>
+        <w:spacing w:line="336" w:lineRule="auto" w:after="180"/>
+      </w:pPr>
+      <w:r>
+        <w:rPr>
+          <w:b w:val="0"/>
+        </w:rPr>
+        <w:t>The picture is a representation; it does not document execution of a real AI model.</w:t>
+      </w:r>
+    </w:p>
+    <w:p>
+      <w:pPr>
+        <w:pStyle w:val="Heading2"/>
+      </w:pPr>
+      <w:r>
+        <w:t>Review · Earlier scoring-function explanation · reference / check after trying</w:t>
+      </w:r>
+    </w:p>
+    <w:p>
+      <w:pPr>
+        <w:spacing w:line="336" w:lineRule="auto" w:after="180"/>
+      </w:pPr>
+      <w:r>
+        <w:rPr>
+          <w:b w:val="0"/>
+        </w:rPr>
+        <w:t xml:space="preserve">Build a fictional activity </w:t>
+      </w:r>
+      <w:r>
+        <w:rPr>
+          <w:b/>
+        </w:rPr>
+        <w:t>recommender</w:t>
+      </w:r>
+      <w:r>
+        <w:rPr>
+          <w:b w:val="0"/>
+        </w:rPr>
+        <w:t xml:space="preserve"> using last week's score. Require duration at most a supplied limit. On a tie choose the alphabetically first name.</w:t>
+      </w:r>
+    </w:p>
+    <w:p>
+      <w:pPr>
+        <w:spacing w:line="336" w:lineRule="auto" w:after="180"/>
+      </w:pPr>
+      <w:r>
+        <w:rPr>
+          <w:b w:val="0"/>
+        </w:rPr>
+        <w:t xml:space="preserve">This makes the outcome reproducible rather than dependent on </w:t>
+      </w:r>
+      <w:r>
+        <w:rPr>
+          <w:b/>
+        </w:rPr>
+        <w:t>input</w:t>
+      </w:r>
+      <w:r>
+        <w:rPr>
+          <w:b w:val="0"/>
+        </w:rPr>
+        <w:t xml:space="preserve"> order. Assume unique names and validated numeric fields.</w:t>
+      </w:r>
+    </w:p>
+    <w:p>
+      <w:pPr>
+        <w:spacing w:line="336" w:lineRule="auto" w:after="180"/>
+      </w:pPr>
+      <w:r>
+        <w:rPr>
+          <w:b w:val="0"/>
+        </w:rPr>
+        <w:t>The function prints nothing; the caller prints A. best starts as None to mean no eligible option found. Python short-circuits or: when best is None, later comparisons in that condition need not run.</w:t>
+      </w:r>
+    </w:p>
+    <w:p>
+      <w:pPr>
+        <w:spacing w:line="336" w:lineRule="auto" w:after="180"/>
+      </w:pPr>
+      <w:r>
+        <w:rPr>
+          <w:b w:val="0"/>
+        </w:rPr>
+        <w:t>After selecting an item, best_score is numeric. An empty list or no eligible item returns None.</w:t>
       </w:r>
     </w:p>
     <w:p>
@@ -647,7 +1412,45 @@
         <w:pStyle w:val="Heading3"/>
       </w:pPr>
       <w:r>
-        <w:t>Preparation for the connected explanation</w:t>
+        <w:t>Predict the result if the list order is reversed, and if the limit is 8.</w:t>
+      </w:r>
+    </w:p>
+    <w:p>
+      <w:r>
+        <w:t>________________________________________________________________</w:t>
+      </w:r>
+    </w:p>
+    <w:p>
+      <w:r>
+        <w:t>________________________________________________________________</w:t>
+      </w:r>
+    </w:p>
+    <w:p>
+      <w:r>
+        <w:t>________________________________________________________________</w:t>
+      </w:r>
+    </w:p>
+    <w:p>
+      <w:r>
+        <w:t>________________________________________________________________</w:t>
+      </w:r>
+    </w:p>
+    <w:p>
+      <w:r>
+        <w:t>________________________________________________________________</w:t>
+      </w:r>
+    </w:p>
+    <w:p>
+      <w:r>
+        <w:t>________________________________________________________________</w:t>
+      </w:r>
+    </w:p>
+    <w:p>
+      <w:pPr>
+        <w:pStyle w:val="Heading2"/>
+      </w:pPr>
+      <w:r>
+        <w:t>Earlier wording, alternatives and picture transcripts · reference / check after trying</w:t>
       </w:r>
     </w:p>
     <w:p>
@@ -658,19 +1461,42 @@
         <w:rPr>
           <w:b w:val="0"/>
         </w:rPr>
-        <w:t xml:space="preserve">Teach Week 24 as a two-session investigation using fictional data. Build a fictional activity </w:t>
-      </w:r>
+        <w:t>Explain the mechanism</w:t>
+      </w:r>
+    </w:p>
+    <w:p>
+      <w:pPr>
+        <w:spacing w:line="336" w:lineRule="auto" w:after="180"/>
+      </w:pPr>
       <w:r>
         <w:rPr>
           <w:b/>
         </w:rPr>
-        <w:t>recommender</w:t>
+        <w:t>Input</w:t>
       </w:r>
       <w:r>
         <w:rPr>
           <w:b w:val="0"/>
         </w:rPr>
-        <w:t xml:space="preserve"> using last week's score. Require duration at most a supplied limit. On a tie choose the alphabetically first name.</w:t>
+        <w:t xml:space="preserve"> → </w:t>
+      </w:r>
+      <w:r>
+        <w:rPr>
+          <w:b/>
+        </w:rPr>
+        <w:t>Process</w:t>
+      </w:r>
+      <w:r>
+        <w:rPr>
+          <w:b w:val="0"/>
+        </w:rPr>
+        <w:t xml:space="preserve"> → </w:t>
+      </w:r>
+      <w:r>
+        <w:rPr>
+          <w:b/>
+        </w:rPr>
+        <w:t>Output</w:t>
       </w:r>
     </w:p>
     <w:p>
@@ -681,19 +1507,119 @@
         <w:rPr>
           <w:b w:val="0"/>
         </w:rPr>
-        <w:t xml:space="preserve">This makes the outcome reproducible rather than dependent on </w:t>
+        <w:t>Trace the information. At each stage, ask what changed and how you could test it.</w:t>
+      </w:r>
+    </w:p>
+    <w:p>
+      <w:pPr>
+        <w:spacing w:line="336" w:lineRule="auto" w:after="180"/>
+      </w:pPr>
+      <w:r>
+        <w:rPr>
+          <w:b w:val="0"/>
+        </w:rPr>
+        <w:t>Which stage could fail even when the other two are correct? Explain:</w:t>
+      </w:r>
+    </w:p>
+    <w:p>
+      <w:pPr>
+        <w:spacing w:line="336" w:lineRule="auto" w:after="180"/>
+      </w:pPr>
+      <w:r>
+        <w:rPr>
+          <w:b w:val="0"/>
+        </w:rPr>
+        <w:t xml:space="preserve">Predict first. Then check each step. A correct answer without visible reasoning is incomplete </w:t>
       </w:r>
       <w:r>
         <w:rPr>
           <w:b/>
         </w:rPr>
-        <w:t>input</w:t>
+        <w:t>evidence</w:t>
       </w:r>
       <w:r>
         <w:rPr>
           <w:b w:val="0"/>
         </w:rPr>
-        <w:t xml:space="preserve"> order. Assume unique names and validated numeric fields. Assess the three stated outcomes through the independent task, not by copying the worked result.</w:t>
+        <w:t>.</w:t>
+      </w:r>
+    </w:p>
+    <w:p>
+      <w:pPr>
+        <w:spacing w:line="336" w:lineRule="auto" w:after="180"/>
+      </w:pPr>
+      <w:r>
+        <w:rPr>
+          <w:b w:val="0"/>
+        </w:rPr>
+        <w:t>1. System recommends mostly fantasy.</w:t>
+      </w:r>
+    </w:p>
+    <w:p>
+      <w:pPr>
+        <w:spacing w:line="336" w:lineRule="auto" w:after="180"/>
+      </w:pPr>
+      <w:r>
+        <w:rPr>
+          <w:b w:val="0"/>
+        </w:rPr>
+        <w:t>2. Reader can only click among shown books.</w:t>
+      </w:r>
+    </w:p>
+    <w:p>
+      <w:pPr>
+        <w:spacing w:line="336" w:lineRule="auto" w:after="180"/>
+      </w:pPr>
+      <w:r>
+        <w:rPr>
+          <w:b w:val="0"/>
+        </w:rPr>
+        <w:t>3. Clicks are treated as stronger fantasy preference.</w:t>
+      </w:r>
+    </w:p>
+    <w:p>
+      <w:pPr>
+        <w:spacing w:line="336" w:lineRule="auto" w:after="180"/>
+      </w:pPr>
+      <w:r>
+        <w:rPr>
+          <w:b w:val="0"/>
+        </w:rPr>
+        <w:t>4. Next round shows even more fantasy, hiding other possible interests.</w:t>
+      </w:r>
+    </w:p>
+    <w:p>
+      <w:pPr>
+        <w:spacing w:line="336" w:lineRule="auto" w:after="180"/>
+      </w:pPr>
+      <w:r>
+        <w:rPr>
+          <w:b w:val="0"/>
+        </w:rPr>
+        <w:t>Recalculate, retrace, or restate the reasoning in your own representation:</w:t>
+      </w:r>
+    </w:p>
+    <w:p>
+      <w:pPr>
+        <w:spacing w:line="336" w:lineRule="auto" w:after="180"/>
+      </w:pPr>
+      <w:r>
+        <w:rPr>
+          <w:b w:val="0"/>
+        </w:rPr>
+        <w:t xml:space="preserve">CHECK Did the </w:t>
+      </w:r>
+      <w:r>
+        <w:rPr>
+          <w:b/>
+        </w:rPr>
+        <w:t>evidence</w:t>
+      </w:r>
+      <w:r>
+        <w:rPr>
+          <w:b w:val="0"/>
+        </w:rPr>
+        <w:t xml:space="preserve"> answer the exact question? Did the total, path, or source record stay consistent?</w:t>
       </w:r>
     </w:p>
     <w:p>
@@ -701,63 +1627,7 @@
         <w:pStyle w:val="Heading3"/>
       </w:pPr>
       <w:r>
-        <w:t>Readiness answer</w:t>
-      </w:r>
-    </w:p>
-    <w:p>
-      <w:pPr>
-        <w:spacing w:line="336" w:lineRule="auto" w:after="180"/>
-      </w:pPr>
-      <w:r>
-        <w:rPr>
-          <w:b w:val="0"/>
-        </w:rPr>
-        <w:t>No. Filter by the hard constraint before ranking.</w:t>
-      </w:r>
-    </w:p>
-    <w:p>
-      <w:pPr>
-        <w:spacing w:line="336" w:lineRule="auto" w:after="180"/>
-      </w:pPr>
-      <w:r>
-        <w:rPr>
-          <w:b w:val="0"/>
-        </w:rPr>
-        <w:t>Python 3 editor with a fresh local practice file</w:t>
-      </w:r>
-    </w:p>
-    <w:p>
-      <w:pPr>
-        <w:spacing w:line="336" w:lineRule="auto" w:after="180"/>
-      </w:pPr>
-      <w:r>
-        <w:rPr>
-          <w:b w:val="0"/>
-        </w:rPr>
-        <w:t>Paper trace table and the student workbook</w:t>
-      </w:r>
-    </w:p>
-    <w:p>
-      <w:pPr>
-        <w:spacing w:line="336" w:lineRule="auto" w:after="180"/>
-      </w:pPr>
-      <w:r>
-        <w:rPr>
-          <w:b w:val="0"/>
-        </w:rPr>
-        <w:t xml:space="preserve">Fictional </w:t>
-      </w:r>
-      <w:r>
-        <w:rPr>
-          <w:b/>
-        </w:rPr>
-        <w:t>input</w:t>
-      </w:r>
-      <w:r>
-        <w:rPr>
-          <w:b w:val="0"/>
-        </w:rPr>
-        <w:t xml:space="preserve"> records from this lesson; no real student identifiers</w:t>
+        <w:t>Concrete teaching case</w:t>
       </w:r>
     </w:p>
     <w:p>
@@ -765,229 +1635,7 @@
         <w:pStyle w:val="Heading3"/>
       </w:pPr>
       <w:r>
-        <w:t>End goal for the pictorial case</w:t>
-      </w:r>
-    </w:p>
-    <w:p>
-      <w:pPr>
-        <w:spacing w:line="336" w:lineRule="auto" w:after="180"/>
-      </w:pPr>
-      <w:r>
-        <w:rPr>
-          <w:b w:val="0"/>
-        </w:rPr>
-        <w:t xml:space="preserve">By the end, I can explain how recommendation </w:t>
-      </w:r>
-      <w:r>
-        <w:rPr>
-          <w:b/>
-        </w:rPr>
-        <w:t>exposure</w:t>
-      </w:r>
-      <w:r>
-        <w:rPr>
-          <w:b w:val="0"/>
-        </w:rPr>
-        <w:t xml:space="preserve"> can create a </w:t>
-      </w:r>
-      <w:r>
-        <w:rPr>
-          <w:b/>
-        </w:rPr>
-        <w:t>feedback loop</w:t>
-      </w:r>
-      <w:r>
-        <w:rPr>
-          <w:b w:val="0"/>
-        </w:rPr>
-        <w:t>.</w:t>
-      </w:r>
-    </w:p>
-    <w:p>
-      <w:pPr>
-        <w:spacing w:line="336" w:lineRule="auto" w:after="180"/>
-      </w:pPr>
-      <w:r>
-        <w:rPr>
-          <w:b w:val="0"/>
-        </w:rPr>
-        <w:t>This added worked case illustrates the week’s main idea. Retain all original and connected topics; schedule its practice within the teaching cycle.</w:t>
-      </w:r>
-    </w:p>
-    <w:p>
-      <w:pPr>
-        <w:pStyle w:val="Heading1"/>
-      </w:pPr>
-      <w:r>
-        <w:t>02. Explain the mechanism</w:t>
-      </w:r>
-    </w:p>
-    <w:p>
-      <w:r>
-        <w:t>Model Feedback Loops using the supplied case, labelled mechanism and reasoning. Make the scope of each conclusion explicit.</w:t>
-      </w:r>
-    </w:p>
-    <w:p>
-      <w:pPr>
-        <w:spacing w:line="336" w:lineRule="auto" w:after="180"/>
-      </w:pPr>
-      <w:r>
-        <w:rPr>
-          <w:b/>
-        </w:rPr>
-        <w:t>Input</w:t>
-      </w:r>
-      <w:r>
-        <w:rPr>
-          <w:b w:val="0"/>
-        </w:rPr>
-        <w:t xml:space="preserve"> → </w:t>
-      </w:r>
-      <w:r>
-        <w:rPr>
-          <w:b/>
-        </w:rPr>
-        <w:t>Process</w:t>
-      </w:r>
-      <w:r>
-        <w:rPr>
-          <w:b w:val="0"/>
-        </w:rPr>
-        <w:t xml:space="preserve"> → </w:t>
-      </w:r>
-      <w:r>
-        <w:rPr>
-          <w:b/>
-        </w:rPr>
-        <w:t>Output</w:t>
-      </w:r>
-    </w:p>
-    <w:p>
-      <w:pPr>
-        <w:spacing w:line="336" w:lineRule="auto" w:after="180"/>
-      </w:pPr>
-      <w:r>
-        <w:rPr>
-          <w:b w:val="0"/>
-        </w:rPr>
-        <w:t>Trace the information. At each stage, ask what changed and how you could test it.</w:t>
-      </w:r>
-    </w:p>
-    <w:p>
-      <w:pPr>
-        <w:spacing w:line="336" w:lineRule="auto" w:after="180"/>
-      </w:pPr>
-      <w:r>
-        <w:rPr>
-          <w:b w:val="0"/>
-        </w:rPr>
-        <w:t>Which stage could fail even when the other two are correct? Explain:</w:t>
-      </w:r>
-    </w:p>
-    <w:p>
-      <w:pPr>
-        <w:spacing w:line="336" w:lineRule="auto" w:after="180"/>
-      </w:pPr>
-      <w:r>
-        <w:rPr>
-          <w:b w:val="0"/>
-        </w:rPr>
-        <w:t xml:space="preserve">Predict first. Then check each step. A correct answer without visible reasoning is incomplete </w:t>
-      </w:r>
-      <w:r>
-        <w:rPr>
-          <w:b/>
-        </w:rPr>
-        <w:t>evidence</w:t>
-      </w:r>
-      <w:r>
-        <w:rPr>
-          <w:b w:val="0"/>
-        </w:rPr>
-        <w:t>.</w:t>
-      </w:r>
-    </w:p>
-    <w:p>
-      <w:pPr>
-        <w:spacing w:line="336" w:lineRule="auto" w:after="180"/>
-        <w:shd w:fill="F4F9FC"/>
-      </w:pPr>
-      <w:r>
-        <w:rPr>
-          <w:b w:val="0"/>
-        </w:rPr>
-        <w:t>1. System recommends mostly fantasy.</w:t>
-      </w:r>
-    </w:p>
-    <w:p>
-      <w:pPr>
-        <w:spacing w:line="336" w:lineRule="auto" w:after="180"/>
-        <w:shd w:fill="F4F9FC"/>
-      </w:pPr>
-      <w:r>
-        <w:rPr>
-          <w:b w:val="0"/>
-        </w:rPr>
-        <w:t>2. Reader can only click among shown books.</w:t>
-      </w:r>
-    </w:p>
-    <w:p>
-      <w:pPr>
-        <w:spacing w:line="336" w:lineRule="auto" w:after="180"/>
-        <w:shd w:fill="F4F9FC"/>
-      </w:pPr>
-      <w:r>
-        <w:rPr>
-          <w:b w:val="0"/>
-        </w:rPr>
-        <w:t>3. Clicks are treated as stronger fantasy preference.</w:t>
-      </w:r>
-    </w:p>
-    <w:p>
-      <w:pPr>
-        <w:spacing w:line="336" w:lineRule="auto" w:after="180"/>
-        <w:shd w:fill="F4F9FC"/>
-      </w:pPr>
-      <w:r>
-        <w:rPr>
-          <w:b w:val="0"/>
-        </w:rPr>
-        <w:t>4. Next round shows even more fantasy, hiding other possible interests.</w:t>
-      </w:r>
-    </w:p>
-    <w:p>
-      <w:pPr>
-        <w:spacing w:line="336" w:lineRule="auto" w:after="180"/>
-      </w:pPr>
-      <w:r>
-        <w:rPr>
-          <w:b w:val="0"/>
-        </w:rPr>
-        <w:t>Recalculate, retrace, or restate the reasoning in your own representation:</w:t>
-      </w:r>
-    </w:p>
-    <w:p>
-      <w:pPr>
-        <w:spacing w:line="336" w:lineRule="auto" w:after="180"/>
-        <w:shd w:fill="F5F1FB"/>
-      </w:pPr>
-      <w:r>
-        <w:rPr>
-          <w:b w:val="0"/>
-        </w:rPr>
-        <w:t xml:space="preserve">CHECK Did the </w:t>
-      </w:r>
-      <w:r>
-        <w:rPr>
-          <w:b/>
-        </w:rPr>
-        <w:t>evidence</w:t>
-      </w:r>
-      <w:r>
-        <w:rPr>
-          <w:b w:val="0"/>
-        </w:rPr>
-        <w:t xml:space="preserve"> answer the exact question? Did the total, path, or source record stay consistent?</w:t>
+        <w:t>Exact explanation to model</w:t>
       </w:r>
     </w:p>
     <w:p>
@@ -995,201 +1643,7 @@
         <w:pStyle w:val="Heading3"/>
       </w:pPr>
       <w:r>
-        <w:t>Concrete teaching case</w:t>
-      </w:r>
-    </w:p>
-    <w:p>
-      <w:pPr>
-        <w:pStyle w:val="Heading3"/>
-      </w:pPr>
-      <w:r>
-        <w:t>The teaching case</w:t>
-      </w:r>
-    </w:p>
-    <w:p>
-      <w:pPr>
-        <w:spacing w:line="336" w:lineRule="auto" w:after="180"/>
-        <w:shd w:fill="F1F6FC"/>
-      </w:pPr>
-      <w:r>
-        <w:rPr>
-          <w:b w:val="0"/>
-        </w:rPr>
-        <w:t xml:space="preserve">A </w:t>
-      </w:r>
-      <w:r>
-        <w:rPr>
-          <w:b/>
-        </w:rPr>
-        <w:t>recommender</w:t>
-      </w:r>
-      <w:r>
-        <w:rPr>
-          <w:b w:val="0"/>
-        </w:rPr>
-        <w:t xml:space="preserve"> shows only adventure books, uses clicks to learn and then shows more adventure.</w:t>
-      </w:r>
-    </w:p>
-    <w:p>
-      <w:pPr>
-        <w:pStyle w:val="Heading3"/>
-      </w:pPr>
-      <w:r>
-        <w:t>The teaching case</w:t>
-      </w:r>
-    </w:p>
-    <w:p>
-      <w:pPr>
-        <w:spacing w:line="336" w:lineRule="auto" w:after="180"/>
-        <w:shd w:fill="F1F6FC"/>
-      </w:pPr>
-      <w:r>
-        <w:rPr>
-          <w:b w:val="0"/>
-        </w:rPr>
-        <w:t xml:space="preserve">Explain the </w:t>
-      </w:r>
-      <w:r>
-        <w:rPr>
-          <w:b/>
-        </w:rPr>
-        <w:t>feedback loop</w:t>
-      </w:r>
-      <w:r>
-        <w:rPr>
-          <w:b w:val="0"/>
-        </w:rPr>
-        <w:t>.</w:t>
-      </w:r>
-    </w:p>
-    <w:p>
-      <w:pPr>
-        <w:pStyle w:val="Heading3"/>
-      </w:pPr>
-      <w:r>
-        <w:t>Exact explanation to model</w:t>
-      </w:r>
-    </w:p>
-    <w:p>
-      <w:pPr>
-        <w:pStyle w:val="Heading3"/>
-      </w:pPr>
-      <w:r>
-        <w:t>Why the result follows</w:t>
-      </w:r>
-    </w:p>
-    <w:p>
-      <w:pPr>
-        <w:spacing w:line="336" w:lineRule="auto" w:after="180"/>
-        <w:shd w:fill="F1F6FC"/>
-      </w:pPr>
-      <w:r>
-        <w:rPr>
-          <w:b/>
-        </w:rPr>
-        <w:t>Exposure</w:t>
-      </w:r>
-      <w:r>
-        <w:rPr>
-          <w:b w:val="0"/>
-        </w:rPr>
-        <w:t xml:space="preserve"> affects clicks; clicks affect future </w:t>
-      </w:r>
-      <w:r>
-        <w:rPr>
-          <w:b/>
-        </w:rPr>
-        <w:t>exposure</w:t>
-      </w:r>
-      <w:r>
-        <w:rPr>
-          <w:b w:val="0"/>
-        </w:rPr>
-        <w:t>. Record what was shown and offer controlled variety.</w:t>
-      </w:r>
-    </w:p>
-    <w:p>
-      <w:pPr>
-        <w:pStyle w:val="Heading3"/>
-      </w:pPr>
-      <w:r>
         <w:t>Explain the added worked example</w:t>
-      </w:r>
-    </w:p>
-    <w:p>
-      <w:pPr>
-        <w:spacing w:line="336" w:lineRule="auto" w:after="180"/>
-      </w:pPr>
-      <w:r>
-        <w:rPr>
-          <w:b w:val="0"/>
-        </w:rPr>
-        <w:t xml:space="preserve">Build a fictional activity </w:t>
-      </w:r>
-      <w:r>
-        <w:rPr>
-          <w:b/>
-        </w:rPr>
-        <w:t>recommender</w:t>
-      </w:r>
-      <w:r>
-        <w:rPr>
-          <w:b w:val="0"/>
-        </w:rPr>
-        <w:t xml:space="preserve"> using last week's score. Require duration at most a supplied limit. On a tie choose the alphabetically first name.</w:t>
-      </w:r>
-    </w:p>
-    <w:p>
-      <w:pPr>
-        <w:spacing w:line="336" w:lineRule="auto" w:after="180"/>
-      </w:pPr>
-      <w:r>
-        <w:rPr>
-          <w:b w:val="0"/>
-        </w:rPr>
-        <w:t xml:space="preserve">This makes the outcome reproducible rather than dependent on </w:t>
-      </w:r>
-      <w:r>
-        <w:rPr>
-          <w:b/>
-        </w:rPr>
-        <w:t>input</w:t>
-      </w:r>
-      <w:r>
-        <w:rPr>
-          <w:b w:val="0"/>
-        </w:rPr>
-        <w:t xml:space="preserve"> order. Assume unique names and validated numeric fields.</w:t>
-      </w:r>
-    </w:p>
-    <w:p>
-      <w:pPr>
-        <w:pStyle w:val="Heading3"/>
-      </w:pPr>
-      <w:r>
-        <w:t>Explain the added worked example · 1</w:t>
-      </w:r>
-    </w:p>
-    <w:p>
-      <w:pPr>
-        <w:spacing w:line="336" w:lineRule="auto" w:after="180"/>
-      </w:pPr>
-      <w:r>
-        <w:rPr>
-          <w:b w:val="0"/>
-        </w:rPr>
-        <w:t>The function prints nothing; the caller prints A. best starts as None to mean no eligible option found. Python short-circuits or: when best is None, later comparisons in that condition need not run.</w:t>
-      </w:r>
-    </w:p>
-    <w:p>
-      <w:pPr>
-        <w:spacing w:line="336" w:lineRule="auto" w:after="180"/>
-      </w:pPr>
-      <w:r>
-        <w:rPr>
-          <w:b w:val="0"/>
-        </w:rPr>
-        <w:t>After selecting an item, best_score is numeric. An empty list or no eligible item returns None.</w:t>
       </w:r>
     </w:p>
     <w:p>
@@ -1366,44 +1820,6 @@
         <w:t>These teacher notes contain solutions; do not reveal the independent case answer during modelling.</w:t>
       </w:r>
     </w:p>
-    <w:p>
-      <w:pPr>
-        <w:pStyle w:val="Heading3"/>
-      </w:pPr>
-      <w:r>
-        <w:t>Predict the result if the list order is reversed, and if the limit is 8.</w:t>
-      </w:r>
-    </w:p>
-    <w:p>
-      <w:r>
-        <w:t>________________________________________________________________</w:t>
-      </w:r>
-    </w:p>
-    <w:p>
-      <w:r>
-        <w:t>________________________________________________________________</w:t>
-      </w:r>
-    </w:p>
-    <w:p>
-      <w:r>
-        <w:t>________________________________________________________________</w:t>
-      </w:r>
-    </w:p>
-    <w:p>
-      <w:r>
-        <w:t>________________________________________________________________</w:t>
-      </w:r>
-    </w:p>
-    <w:p>
-      <w:r>
-        <w:t>________________________________________________________________</w:t>
-      </w:r>
-    </w:p>
-    <w:p>
-      <w:r>
-        <w:t>________________________________________________________________</w:t>
-      </w:r>
-    </w:p>
     <w:tbl>
       <w:tblPr>
         <w:tblStyle w:val="LightShading-Accent1"/>
@@ -1508,29 +1924,6 @@
     </w:tbl>
     <w:p>
       <w:pPr>
-        <w:spacing w:line="336" w:lineRule="auto" w:after="180"/>
-      </w:pPr>
-      <w:r>
-        <w:rPr>
-          <w:b w:val="0"/>
-        </w:rPr>
-        <w:t xml:space="preserve">Use the diagram and verbal </w:t>
-      </w:r>
-      <w:r>
-        <w:rPr>
-          <w:b/>
-        </w:rPr>
-        <w:t>explanation</w:t>
-      </w:r>
-      <w:r>
-        <w:rPr>
-          <w:b w:val="0"/>
-        </w:rPr>
-        <w:t xml:space="preserve"> together. Ask learners to match a sentence to a specific visual step; do not assign learners fixed visual or auditory learning styles.</w:t>
-      </w:r>
-    </w:p>
-    <w:p>
-      <w:pPr>
         <w:pStyle w:val="Heading3"/>
       </w:pPr>
       <w:r>
@@ -1539,61 +1932,10 @@
     </w:p>
     <w:p>
       <w:pPr>
-        <w:spacing w:line="336" w:lineRule="auto" w:after="180"/>
-      </w:pPr>
-      <w:r>
-        <w:rPr>
-          <w:b w:val="0"/>
-        </w:rPr>
-        <w:t>A fictional catalogue repeatedly recommends two books using observed clicks.</w:t>
-      </w:r>
-    </w:p>
-    <w:p>
-      <w:pPr>
         <w:pStyle w:val="Heading3"/>
       </w:pPr>
       <w:r>
         <w:t>The facts we will use</w:t>
-      </w:r>
-    </w:p>
-    <w:p>
-      <w:pPr>
-        <w:pStyle w:val="Heading3"/>
-      </w:pPr>
-      <w:r>
-        <w:t>Supplied facts</w:t>
-      </w:r>
-    </w:p>
-    <w:p>
-      <w:pPr>
-        <w:spacing w:line="336" w:lineRule="auto" w:after="180"/>
-        <w:shd w:fill="F1F6FC"/>
-      </w:pPr>
-      <w:r>
-        <w:rPr>
-          <w:b w:val="0"/>
-        </w:rPr>
-        <w:t>Initially each click count is 0. Equal counts choose earlier ID A over B.</w:t>
-      </w:r>
-    </w:p>
-    <w:p>
-      <w:pPr>
-        <w:pStyle w:val="Heading3"/>
-      </w:pPr>
-      <w:r>
-        <w:t>Supplied facts</w:t>
-      </w:r>
-    </w:p>
-    <w:p>
-      <w:pPr>
-        <w:spacing w:line="336" w:lineRule="auto" w:after="180"/>
-        <w:shd w:fill="F1F6FC"/>
-      </w:pPr>
-      <w:r>
-        <w:rPr>
-          <w:b w:val="0"/>
-        </w:rPr>
-        <w:t>Only the recommended book is shown. In an invented three-round record, A is shown and clicked each round; B is never shown.</w:t>
       </w:r>
     </w:p>
     <w:p>
@@ -1601,7 +1943,7 @@
         <w:drawing>
           <wp:inline xmlns:a="http://schemas.openxmlformats.org/drawingml/2006/main" xmlns:pic="http://schemas.openxmlformats.org/drawingml/2006/picture">
             <wp:extent cx="5486400" cy="3077029"/>
-            <wp:docPr id="1" name="Picture 1" descr="Exposure and clicks after the invented three rounds"/>
+            <wp:docPr id="2" name="Picture 2" descr="Exposure and clicks after the invented three rounds"/>
             <wp:cNvGraphicFramePr>
               <a:graphicFrameLocks noChangeAspect="1"/>
             </wp:cNvGraphicFramePr>
@@ -1613,7 +1955,7 @@
                     <pic:cNvPicPr/>
                   </pic:nvPicPr>
                   <pic:blipFill>
-                    <a:blip r:embed="rId9"/>
+                    <a:blip r:embed="rId10"/>
                     <a:stretch>
                       <a:fillRect/>
                     </a:stretch>
@@ -1637,7 +1979,7 @@
         <w:drawing>
           <wp:inline xmlns:a="http://schemas.openxmlformats.org/drawingml/2006/main" xmlns:pic="http://schemas.openxmlformats.org/drawingml/2006/picture">
             <wp:extent cx="5346057" cy="5943599"/>
-            <wp:docPr id="2" name="Picture 2" descr="Feedback Loops. Initial tie: Counts A=0,B=0; ID rule shows A.. Record event: A receives a click, so its count becomes 1; B stays 0.. Repeat selection: Higher A count causes A to be shown again; after three clicks A=3,B=0.. Interpret carefully: B’s zero may mean no exposure, not dislike."/>
+            <wp:docPr id="3" name="Picture 3" descr="Feedback Loops. Initial tie: Counts A=0,B=0; ID rule shows A.. Record event: A receives a click, so its count becomes 1; B stays 0.. Repeat selection: Higher A count causes A to be shown again; after three clicks A=3,B=0.. Interpret carefully: B’s zero may mean no exposure, not dislike."/>
             <wp:cNvGraphicFramePr>
               <a:graphicFrameLocks noChangeAspect="1"/>
             </wp:cNvGraphicFramePr>
@@ -1649,7 +1991,7 @@
                     <pic:cNvPicPr/>
                   </pic:nvPicPr>
                   <pic:blipFill>
-                    <a:blip r:embed="rId10"/>
+                    <a:blip r:embed="rId11"/>
                     <a:stretch>
                       <a:fillRect/>
                     </a:stretch>
@@ -1818,537 +2160,415 @@
         <w:pStyle w:val="Heading3"/>
       </w:pPr>
       <w:r>
-        <w:t>Why the result follows</w:t>
+        <w:t>What this example does not establish</w:t>
+      </w:r>
+    </w:p>
+    <w:p>
+      <w:pPr>
+        <w:pStyle w:val="Heading3"/>
+      </w:pPr>
+      <w:r>
+        <w:t>Change one thing in the pictured case</w:t>
+      </w:r>
+    </w:p>
+    <w:p>
+      <w:pPr>
+        <w:pStyle w:val="Heading3"/>
+      </w:pPr>
+      <w:r>
+        <w:t>Ask while showing the picture</w:t>
+      </w:r>
+    </w:p>
+    <w:p>
+      <w:pPr>
+        <w:pStyle w:val="Heading1"/>
+      </w:pPr>
+      <w:r>
+        <w:t>03. Guide the current event-log reasoning, then fade help</w:t>
+      </w:r>
+    </w:p>
+    <w:p>
+      <w:r>
+        <w:t>Collect individual reasoning before revealing the key.</w:t>
+      </w:r>
+    </w:p>
+    <w:p>
+      <w:pPr>
+        <w:pStyle w:val="Heading2"/>
+      </w:pPr>
+      <w:r>
+        <w:t>Main sequence</w:t>
       </w:r>
     </w:p>
     <w:p>
       <w:pPr>
         <w:spacing w:line="336" w:lineRule="auto" w:after="180"/>
-        <w:shd w:fill="F1F6FC"/>
       </w:pPr>
       <w:r>
         <w:rPr>
           <w:b w:val="0"/>
         </w:rPr>
-        <w:t xml:space="preserve">The selection policy changes which </w:t>
+        <w:t>Main sequence: state exposure/click meanings and scripted events; predict the click-count log; trace the pictured loop; compare the predeclared A,B,A plan; complete current W1–W3 with fading support; collect new X/Y/Z W4 before feedback; use current W5 to limit the diversity claim. The earlier deterministic-function schedule is optional review.</w:t>
+      </w:r>
+    </w:p>
+    <w:p>
+      <w:pPr>
+        <w:pStyle w:val="Heading2"/>
+      </w:pPr>
+      <w:r>
+        <w:t>Current completion task and key</w:t>
+      </w:r>
+    </w:p>
+    <w:p>
+      <w:pPr>
+        <w:spacing w:line="336" w:lineRule="auto" w:after="180"/>
+      </w:pPr>
+      <w:r>
+        <w:rPr>
+          <w:b w:val="0"/>
+        </w:rPr>
+        <w:t>Completion task: B was never shown, then a planned trial shows B once with no click. Give the before/after exposure and click counts, identify which click rate is unavailable and limit the inference.</w:t>
+      </w:r>
+    </w:p>
+    <w:p>
+      <w:pPr>
+        <w:spacing w:line="336" w:lineRule="auto" w:after="180"/>
+      </w:pPr>
+      <w:r>
+        <w:rPr>
+          <w:b w:val="0"/>
+        </w:rPr>
+        <w:t>Teacher check: Before:0 displays,0 clicks, rate unavailable. After:1 display,0 clicks, observed rate0/1=0%; this is one observed nonclick, not a permanent dislike.</w:t>
+      </w:r>
+    </w:p>
+    <w:p>
+      <w:pPr>
+        <w:spacing w:line="336" w:lineRule="auto" w:after="180"/>
+      </w:pPr>
+      <w:r>
+        <w:rPr>
+          <w:b w:val="0"/>
+        </w:rPr>
+        <w:t xml:space="preserve">Start by identifying the given </w:t>
       </w:r>
       <w:r>
         <w:rPr>
           <w:b/>
         </w:rPr>
+        <w:t>input</w:t>
+      </w:r>
+      <w:r>
+        <w:rPr>
+          <w:b w:val="0"/>
+        </w:rPr>
+        <w:t>s together. Leave the intermediate steps blank. If needed, model one step, then withdraw that help on the next step. Move to a full trace only when the partial trace is understood.</w:t>
+      </w:r>
+    </w:p>
+    <w:p>
+      <w:pPr>
+        <w:spacing w:line="336" w:lineRule="auto" w:after="180"/>
+      </w:pPr>
+      <w:r>
+        <w:rPr>
+          <w:b w:val="0"/>
+        </w:rPr>
+        <w:t>For partners, alternate explainer and checker; collect a response from every learner before discussion.</w:t>
+      </w:r>
+    </w:p>
+    <w:p>
+      <w:pPr>
+        <w:pStyle w:val="Heading2"/>
+      </w:pPr>
+      <w:r>
+        <w:t>Current misconception check</w:t>
+      </w:r>
+    </w:p>
+    <w:p>
+      <w:pPr>
+        <w:spacing w:line="336" w:lineRule="auto" w:after="180"/>
+      </w:pPr>
+      <w:r>
+        <w:rPr>
+          <w:b w:val="0"/>
+        </w:rPr>
+        <w:t xml:space="preserve">Proposed </w:t>
+      </w:r>
+      <w:r>
+        <w:rPr>
+          <w:b/>
+        </w:rPr>
+        <w:t>explanation</w:t>
+      </w:r>
+      <w:r>
+        <w:rPr>
+          <w:b w:val="0"/>
+        </w:rPr>
+        <w:t>: Zero clicks proves dislike even when the item was never displayed. Use the exposure denominator to repair the claim.</w:t>
+      </w:r>
+    </w:p>
+    <w:p>
+      <w:pPr>
+        <w:spacing w:line="336" w:lineRule="auto" w:after="180"/>
+      </w:pPr>
+      <w:r>
+        <w:rPr>
+          <w:b w:val="0"/>
+        </w:rPr>
+        <w:t>Expected correction: No exposure means no observed click rate or opportunity; it is not measured dislike.</w:t>
+      </w:r>
+    </w:p>
+    <w:p>
+      <w:pPr>
+        <w:spacing w:line="336" w:lineRule="auto" w:after="180"/>
+      </w:pPr>
+      <w:r>
+        <w:rPr>
+          <w:b w:val="0"/>
+        </w:rPr>
+        <w:t xml:space="preserve">Collect </w:t>
+      </w:r>
+      <w:r>
+        <w:rPr>
+          <w:b/>
+        </w:rPr>
+        <w:t>explanation</w:t>
+      </w:r>
+      <w:r>
+        <w:rPr>
+          <w:b w:val="0"/>
+        </w:rPr>
+        <w:t>s, not only yes/no votes. If a misunderstanding is common, re-model the relevant step for the class.</w:t>
+      </w:r>
+    </w:p>
+    <w:p>
+      <w:pPr>
+        <w:spacing w:line="336" w:lineRule="auto" w:after="180"/>
+      </w:pPr>
+      <w:r>
+        <w:rPr>
+          <w:b w:val="0"/>
+        </w:rPr>
+        <w:t xml:space="preserve">If it affects a few learners, give a short targeted group </w:t>
+      </w:r>
+      <w:r>
+        <w:rPr>
+          <w:b/>
+        </w:rPr>
+        <w:t>explanation</w:t>
+      </w:r>
+      <w:r>
+        <w:rPr>
+          <w:b w:val="0"/>
+        </w:rPr>
+        <w:t xml:space="preserve"> while others solve a more demanding variation.</w:t>
+      </w:r>
+    </w:p>
+    <w:p>
+      <w:pPr>
+        <w:pStyle w:val="Heading2"/>
+      </w:pPr>
+      <w:r>
+        <w:t>Pictorial exposure question</w:t>
+      </w:r>
+    </w:p>
+    <w:p>
+      <w:pPr>
+        <w:spacing w:line="336" w:lineRule="auto" w:after="180"/>
+      </w:pPr>
+      <w:r>
+        <w:rPr>
+          <w:b w:val="0"/>
+        </w:rPr>
+        <w:t>What extra field would reveal why comparing raw clicks is misleading?</w:t>
+      </w:r>
+    </w:p>
+    <w:p>
+      <w:pPr>
+        <w:spacing w:line="336" w:lineRule="auto" w:after="180"/>
+      </w:pPr>
+      <w:r>
+        <w:rPr>
+          <w:b w:val="0"/>
+        </w:rPr>
+        <w:t xml:space="preserve">Display or </w:t>
+      </w:r>
+      <w:r>
+        <w:rPr>
+          <w:b/>
+        </w:rPr>
+        <w:t>exposure</w:t>
+      </w:r>
+      <w:r>
+        <w:rPr>
+          <w:b w:val="0"/>
+        </w:rPr>
+        <w:t xml:space="preserve"> count: A shown three times, B zero. Raw clicks confound opportunities with response.</w:t>
+      </w:r>
+    </w:p>
+    <w:p>
+      <w:pPr>
+        <w:spacing w:line="336" w:lineRule="auto" w:after="180"/>
+      </w:pPr>
+      <w:r>
+        <w:rPr>
+          <w:b w:val="0"/>
+        </w:rPr>
+        <w:t xml:space="preserve">Changed-case reasoning: B gains one </w:t>
+      </w:r>
+      <w:r>
+        <w:rPr>
+          <w:b/>
+        </w:rPr>
+        <w:t>exposure</w:t>
+      </w:r>
+      <w:r>
+        <w:rPr>
+          <w:b w:val="0"/>
+        </w:rPr>
+        <w:t xml:space="preserve"> but still zero clicks. The </w:t>
+      </w:r>
+      <w:r>
+        <w:rPr>
+          <w:b/>
+        </w:rPr>
+        <w:t>observation</w:t>
+      </w:r>
+      <w:r>
+        <w:rPr>
+          <w:b w:val="0"/>
+        </w:rPr>
+        <w:t xml:space="preserve"> now supports a nonclick on that display, not a permanent dislike.</w:t>
+      </w:r>
+    </w:p>
+    <w:p>
+      <w:pPr>
+        <w:spacing w:line="336" w:lineRule="auto" w:after="180"/>
+      </w:pPr>
+      <w:r>
+        <w:rPr>
+          <w:b w:val="0"/>
+        </w:rPr>
+        <w:t xml:space="preserve">Collect each learner’s </w:t>
+      </w:r>
+      <w:r>
+        <w:rPr>
+          <w:b/>
+        </w:rPr>
+        <w:t>explanation</w:t>
+      </w:r>
+      <w:r>
+        <w:rPr>
+          <w:b w:val="0"/>
+        </w:rPr>
+        <w:t xml:space="preserve"> before discussion. Use the first missing connection between </w:t>
+      </w:r>
+      <w:r>
+        <w:rPr>
+          <w:b/>
+        </w:rPr>
+        <w:t>input</w:t>
+      </w:r>
+      <w:r>
+        <w:rPr>
+          <w:b w:val="0"/>
+        </w:rPr>
+        <w:t xml:space="preserve">, deciding step and result to choose support. This question is worked-case practice, not fresh mastery </w:t>
+      </w:r>
+      <w:r>
+        <w:rPr>
+          <w:b/>
+        </w:rPr>
         <w:t>evidence</w:t>
       </w:r>
       <w:r>
         <w:rPr>
           <w:b w:val="0"/>
         </w:rPr>
-        <w:t xml:space="preserve"> is available. A accumulates clicks partly because the system gives it every opportunity, while B has none. These records cannot compare enjoyment of two equally exposed books.</w:t>
+        <w:t>.</w:t>
+      </w:r>
+    </w:p>
+    <w:p>
+      <w:pPr>
+        <w:pStyle w:val="Heading2"/>
+      </w:pPr>
+      <w:r>
+        <w:t>Keep every learner explaining</w:t>
       </w:r>
     </w:p>
     <w:p>
       <w:pPr>
         <w:spacing w:line="336" w:lineRule="auto" w:after="180"/>
-        <w:shd w:fill="F1F6FC"/>
       </w:pPr>
       <w:r>
         <w:rPr>
           <w:b w:val="0"/>
         </w:rPr>
-        <w:t xml:space="preserve">Keep display counts separate from click counts; investigate alternatives with a teacher-approved </w:t>
+        <w:t>Ask: Which facts are given, and which would we have to assume? Learners mark relevant details before discussing answers.</w:t>
+      </w:r>
+    </w:p>
+    <w:p>
+      <w:pPr>
+        <w:spacing w:line="336" w:lineRule="auto" w:after="180"/>
+      </w:pPr>
+      <w:r>
+        <w:rPr>
+          <w:b w:val="0"/>
+        </w:rPr>
+        <w:t xml:space="preserve">Say: Predict first. Show the rule, information path or calculation that would produce the result. A correct guess is not yet an </w:t>
       </w:r>
       <w:r>
         <w:rPr>
           <w:b/>
         </w:rPr>
-        <w:t>exposure</w:t>
+        <w:t>explanation</w:t>
       </w:r>
       <w:r>
         <w:rPr>
           <w:b w:val="0"/>
         </w:rPr>
-        <w:t xml:space="preserve"> plan rather than treating zero as negative feedback.</w:t>
-      </w:r>
-    </w:p>
-    <w:p>
-      <w:pPr>
-        <w:pStyle w:val="Heading3"/>
-      </w:pPr>
-      <w:r>
-        <w:t>What this example does not establish</w:t>
-      </w:r>
-    </w:p>
-    <w:p>
-      <w:pPr>
-        <w:pStyle w:val="Heading3"/>
-      </w:pPr>
-      <w:r>
-        <w:t>Keep the stated limit</w:t>
+        <w:t>.</w:t>
       </w:r>
     </w:p>
     <w:p>
       <w:pPr>
         <w:spacing w:line="336" w:lineRule="auto" w:after="180"/>
-        <w:shd w:fill="FFF5E6"/>
       </w:pPr>
       <w:r>
         <w:rPr>
           <w:b w:val="0"/>
         </w:rPr>
-        <w:t xml:space="preserve">A click can reflect curiosity or a mistake; even equal </w:t>
+        <w:t xml:space="preserve">In pairs, one learner solves while the other checks </w:t>
       </w:r>
       <w:r>
         <w:rPr>
           <w:b/>
         </w:rPr>
-        <w:t>exposure</w:t>
+        <w:t>evidence</w:t>
       </w:r>
       <w:r>
         <w:rPr>
           <w:b w:val="0"/>
         </w:rPr>
-        <w:t xml:space="preserve"> does not reveal every reason for selection.</w:t>
-      </w:r>
-    </w:p>
-    <w:p>
-      <w:pPr>
-        <w:pStyle w:val="Heading3"/>
-      </w:pPr>
-      <w:r>
-        <w:t>Change one thing in the pictured case</w:t>
-      </w:r>
-    </w:p>
-    <w:p>
-      <w:pPr>
-        <w:pStyle w:val="Heading3"/>
-      </w:pPr>
-      <w:r>
-        <w:t>Change one thing</w:t>
+        <w:t>; exchange roles. Remove the worked answer before independent assessment.</w:t>
+      </w:r>
+    </w:p>
+    <w:p>
+      <w:pPr>
+        <w:pStyle w:val="Heading2"/>
+      </w:pPr>
+      <w:r>
+        <w:t>Review · Earlier implementation sequence · reference / check after trying</w:t>
       </w:r>
     </w:p>
     <w:p>
       <w:pPr>
         <w:spacing w:line="336" w:lineRule="auto" w:after="180"/>
-        <w:shd w:fill="F5F1FB"/>
       </w:pPr>
       <w:r>
         <w:rPr>
           <w:b w:val="0"/>
         </w:rPr>
-        <w:t>Change: On a planned trial, show B once and record no click.</w:t>
-      </w:r>
-    </w:p>
-    <w:p>
-      <w:pPr>
-        <w:pStyle w:val="Heading3"/>
-      </w:pPr>
-      <w:r>
-        <w:t>Predicted result</w:t>
-      </w:r>
-    </w:p>
-    <w:p>
-      <w:pPr>
-        <w:spacing w:line="336" w:lineRule="auto" w:after="180"/>
-        <w:shd w:fill="F1F6FC"/>
-      </w:pPr>
-      <w:r>
-        <w:rPr>
-          <w:b/>
-        </w:rPr>
-        <w:t>Prediction</w:t>
-      </w:r>
-      <w:r>
-        <w:rPr>
-          <w:b w:val="0"/>
-        </w:rPr>
-        <w:t xml:space="preserve">: B gains one </w:t>
-      </w:r>
-      <w:r>
-        <w:rPr>
-          <w:b/>
-        </w:rPr>
-        <w:t>exposure</w:t>
-      </w:r>
-      <w:r>
-        <w:rPr>
-          <w:b w:val="0"/>
-        </w:rPr>
-        <w:t xml:space="preserve"> but still zero clicks.</w:t>
-      </w:r>
-    </w:p>
-    <w:p>
-      <w:pPr>
-        <w:pStyle w:val="Heading3"/>
-      </w:pPr>
-      <w:r>
-        <w:t>Why the result follows</w:t>
-      </w:r>
-    </w:p>
-    <w:p>
-      <w:pPr>
-        <w:spacing w:line="336" w:lineRule="auto" w:after="180"/>
-        <w:shd w:fill="F1F6FC"/>
-      </w:pPr>
-      <w:r>
-        <w:rPr>
-          <w:b w:val="0"/>
-        </w:rPr>
-        <w:t xml:space="preserve">Reason: The </w:t>
-      </w:r>
-      <w:r>
-        <w:rPr>
-          <w:b/>
-        </w:rPr>
-        <w:t>observation</w:t>
-      </w:r>
-      <w:r>
-        <w:rPr>
-          <w:b w:val="0"/>
-        </w:rPr>
-        <w:t xml:space="preserve"> now supports a nonclick on that display, not a permanent dislike.</w:t>
-      </w:r>
-    </w:p>
-    <w:p>
-      <w:pPr>
-        <w:pStyle w:val="Heading3"/>
-      </w:pPr>
-      <w:r>
-        <w:t>Ask while showing the picture</w:t>
-      </w:r>
-    </w:p>
-    <w:p>
-      <w:pPr>
-        <w:pStyle w:val="Heading3"/>
-      </w:pPr>
-      <w:r>
-        <w:t>Ask while showing the picture · 2</w:t>
-      </w:r>
-    </w:p>
-    <w:p>
-      <w:pPr>
-        <w:spacing w:line="336" w:lineRule="auto" w:after="180"/>
-      </w:pPr>
-      <w:r>
-        <w:rPr>
-          <w:b w:val="0"/>
-        </w:rPr>
-        <w:t xml:space="preserve">Cover the result. Ask learners to name the </w:t>
-      </w:r>
-      <w:r>
-        <w:rPr>
-          <w:b/>
-        </w:rPr>
-        <w:t>input</w:t>
-      </w:r>
-      <w:r>
-        <w:rPr>
-          <w:b w:val="0"/>
-        </w:rPr>
-        <w:t xml:space="preserve">s and predict the next step. Uncover one step, connect the icon to the actual procedure, and explain its </w:t>
-      </w:r>
-      <w:r>
-        <w:rPr>
-          <w:b/>
-        </w:rPr>
-        <w:t>evidence</w:t>
-      </w:r>
-      <w:r>
-        <w:rPr>
-          <w:b w:val="0"/>
-        </w:rPr>
-        <w:t>. Then change the supplied condition and compare.</w:t>
-      </w:r>
-    </w:p>
-    <w:p>
-      <w:pPr>
-        <w:spacing w:line="336" w:lineRule="auto" w:after="180"/>
-      </w:pPr>
-      <w:r>
-        <w:rPr>
-          <w:b w:val="0"/>
-        </w:rPr>
-        <w:t>The picture is a representation; it does not document execution of a real AI model.</w:t>
-      </w:r>
-    </w:p>
-    <w:p>
-      <w:pPr>
-        <w:pStyle w:val="Heading1"/>
-      </w:pPr>
-      <w:r>
-        <w:t>03. Demonstrate and guide practice</w:t>
-      </w:r>
-    </w:p>
-    <w:p>
-      <w:r>
-        <w:t>Demonstrate Feedback Loops, reduce support deliberately and check individual reasoning before discussing answers.</w:t>
-      </w:r>
-    </w:p>
-    <w:p>
-      <w:pPr>
-        <w:pStyle w:val="Heading3"/>
-      </w:pPr>
-      <w:r>
-        <w:t>Board sequence</w:t>
-      </w:r>
-    </w:p>
-    <w:p>
-      <w:pPr>
-        <w:pStyle w:val="Heading3"/>
-      </w:pPr>
-      <w:r>
-        <w:t>1. Put the facts on the board</w:t>
-      </w:r>
-    </w:p>
-    <w:p>
-      <w:pPr>
-        <w:spacing w:line="336" w:lineRule="auto" w:after="180"/>
-        <w:shd w:fill="F4F9FC"/>
-      </w:pPr>
-      <w:r>
-        <w:rPr>
-          <w:b w:val="0"/>
-        </w:rPr>
-        <w:t xml:space="preserve">Write the given facts: A </w:t>
-      </w:r>
-      <w:r>
-        <w:rPr>
-          <w:b/>
-        </w:rPr>
-        <w:t>recommender</w:t>
-      </w:r>
-      <w:r>
-        <w:rPr>
-          <w:b w:val="0"/>
-        </w:rPr>
-        <w:t xml:space="preserve"> shows only adventure books, uses clicks to learn and then shows more adventure.</w:t>
-      </w:r>
-    </w:p>
-    <w:p>
-      <w:pPr>
-        <w:pStyle w:val="Heading3"/>
-      </w:pPr>
-      <w:r>
-        <w:t>2. State the decision to explain</w:t>
-      </w:r>
-    </w:p>
-    <w:p>
-      <w:pPr>
-        <w:spacing w:line="336" w:lineRule="auto" w:after="180"/>
-        <w:shd w:fill="F4F9FC"/>
-      </w:pPr>
-      <w:r>
-        <w:rPr>
-          <w:b w:val="0"/>
-        </w:rPr>
-        <w:t xml:space="preserve">Write the question to explain: Explain the </w:t>
-      </w:r>
-      <w:r>
-        <w:rPr>
-          <w:b/>
-        </w:rPr>
-        <w:t>feedback loop</w:t>
-      </w:r>
-      <w:r>
-        <w:rPr>
-          <w:b w:val="0"/>
-        </w:rPr>
-        <w:t>.</w:t>
-      </w:r>
-    </w:p>
-    <w:p>
-      <w:pPr>
-        <w:pStyle w:val="Heading3"/>
-      </w:pPr>
-      <w:r>
-        <w:t>3. Reveal the worked reasoning</w:t>
-      </w:r>
-    </w:p>
-    <w:p>
-      <w:pPr>
-        <w:spacing w:line="336" w:lineRule="auto" w:after="180"/>
-        <w:shd w:fill="F1F6FC"/>
-      </w:pPr>
-      <w:r>
-        <w:rPr>
-          <w:b w:val="0"/>
-        </w:rPr>
-        <w:t xml:space="preserve">Reveal after </w:t>
-      </w:r>
-      <w:r>
-        <w:rPr>
-          <w:b/>
-        </w:rPr>
-        <w:t>prediction</w:t>
-      </w:r>
-      <w:r>
-        <w:rPr>
-          <w:b w:val="0"/>
-        </w:rPr>
-        <w:t xml:space="preserve">s: </w:t>
-      </w:r>
-      <w:r>
-        <w:rPr>
-          <w:b/>
-        </w:rPr>
-        <w:t>Exposure</w:t>
-      </w:r>
-      <w:r>
-        <w:rPr>
-          <w:b w:val="0"/>
-        </w:rPr>
-        <w:t xml:space="preserve"> affects clicks; clicks affect future </w:t>
-      </w:r>
-      <w:r>
-        <w:rPr>
-          <w:b/>
-        </w:rPr>
-        <w:t>exposure</w:t>
-      </w:r>
-      <w:r>
-        <w:rPr>
-          <w:b w:val="0"/>
-        </w:rPr>
-        <w:t>. Record what was shown and offer controlled variety.</w:t>
-      </w:r>
-    </w:p>
-    <w:p>
-      <w:pPr>
-        <w:pStyle w:val="Heading3"/>
-      </w:pPr>
-      <w:r>
-        <w:t>Hold back the independent task</w:t>
-      </w:r>
-    </w:p>
-    <w:p>
-      <w:pPr>
-        <w:spacing w:line="336" w:lineRule="auto" w:after="180"/>
-        <w:shd w:fill="FFF5E6"/>
-      </w:pPr>
-      <w:r>
-        <w:rPr>
-          <w:b w:val="0"/>
-        </w:rPr>
-        <w:t>Keep for an independent attempt: Only space books are shown, so nearly every click is on space. Can these clicks prove readers dislike other topics? Explain the loop.</w:t>
-      </w:r>
-    </w:p>
-    <w:p>
-      <w:pPr>
-        <w:pStyle w:val="Heading3"/>
-      </w:pPr>
-      <w:r>
-        <w:t>Classroom dialogue</w:t>
-      </w:r>
-    </w:p>
-    <w:p>
-      <w:pPr>
-        <w:pStyle w:val="Heading3"/>
-      </w:pPr>
-      <w:r>
-        <w:t>Ask the class</w:t>
-      </w:r>
-    </w:p>
-    <w:p>
-      <w:pPr>
-        <w:spacing w:line="336" w:lineRule="auto" w:after="180"/>
-        <w:shd w:fill="F5F1FB"/>
-      </w:pPr>
-      <w:r>
-        <w:rPr>
-          <w:b w:val="0"/>
-        </w:rPr>
-        <w:t>Ask: Which facts are given, and which would we have to assume? Learners mark relevant details before discussing answers.</w:t>
-      </w:r>
-    </w:p>
-    <w:p>
-      <w:pPr>
-        <w:pStyle w:val="Heading3"/>
-      </w:pPr>
-      <w:r>
-        <w:t>Language to model</w:t>
-      </w:r>
-    </w:p>
-    <w:p>
-      <w:pPr>
-        <w:spacing w:line="336" w:lineRule="auto" w:after="180"/>
-        <w:shd w:fill="F1F6F8"/>
-      </w:pPr>
-      <w:r>
-        <w:rPr>
-          <w:b w:val="0"/>
-        </w:rPr>
-        <w:t xml:space="preserve">Say: Predict first. Show the rule, information path or calculation that would produce the result. A correct guess is not yet an </w:t>
-      </w:r>
-      <w:r>
-        <w:rPr>
-          <w:b/>
-        </w:rPr>
-        <w:t>explanation</w:t>
-      </w:r>
-      <w:r>
-        <w:rPr>
-          <w:b w:val="0"/>
-        </w:rPr>
-        <w:t>.</w:t>
-      </w:r>
-    </w:p>
-    <w:p>
-      <w:pPr>
-        <w:spacing w:line="336" w:lineRule="auto" w:after="180"/>
-      </w:pPr>
-      <w:r>
-        <w:rPr>
-          <w:b w:val="0"/>
-        </w:rPr>
-        <w:t>Reveal reasoning one step at a time. Explain why a tempting alternative fails. Write units and denominators for arithmetic, trace conditions for decisions, and identify supporting sources for claims.</w:t>
-      </w:r>
-    </w:p>
-    <w:p>
-      <w:pPr>
-        <w:spacing w:line="336" w:lineRule="auto" w:after="180"/>
-      </w:pPr>
-      <w:r>
-        <w:rPr>
-          <w:b w:val="0"/>
-        </w:rPr>
-        <w:t xml:space="preserve">In pairs, one learner solves while the other checks </w:t>
-      </w:r>
-      <w:r>
-        <w:rPr>
-          <w:b/>
-        </w:rPr>
-        <w:t>evidence</w:t>
-      </w:r>
-      <w:r>
-        <w:rPr>
-          <w:b w:val="0"/>
-        </w:rPr>
-        <w:t>; exchange roles. Remove the worked answer before independent assessment.</w:t>
-      </w:r>
-    </w:p>
-    <w:p>
-      <w:pPr>
-        <w:pStyle w:val="Heading3"/>
-      </w:pPr>
-      <w:r>
-        <w:t>Model these guided questions</w:t>
-      </w:r>
-    </w:p>
-    <w:p>
-      <w:pPr>
-        <w:spacing w:line="336" w:lineRule="auto" w:after="180"/>
-      </w:pPr>
-      <w:r>
-        <w:rPr>
-          <w:b w:val="0"/>
-        </w:rPr>
         <w:t>Reversing still returns A. Limit 8 leaves no eligible item and returns None. Exit: X meets the 12-minute limit and ties for highest eligible score 9; the alphabetical tie rule selects X.</w:t>
-      </w:r>
-    </w:p>
-    <w:p>
-      <w:pPr>
-        <w:pStyle w:val="Heading3"/>
-      </w:pPr>
-      <w:r>
-        <w:t>Case-specific teaching sequence</w:t>
       </w:r>
     </w:p>
     <w:tbl>
@@ -2565,9 +2785,175 @@
     </w:tbl>
     <w:p>
       <w:pPr>
+        <w:pStyle w:val="Heading2"/>
+      </w:pPr>
+      <w:r>
+        <w:t>Earlier wording, alternatives and picture transcripts · reference / check after trying</w:t>
+      </w:r>
+    </w:p>
+    <w:p>
+      <w:pPr>
+        <w:spacing w:line="336" w:lineRule="auto" w:after="180"/>
+      </w:pPr>
+      <w:r>
+        <w:rPr>
+          <w:b w:val="0"/>
+        </w:rPr>
+        <w:t>Demonstrate and guide practice</w:t>
+      </w:r>
+    </w:p>
+    <w:p>
+      <w:pPr>
         <w:pStyle w:val="Heading3"/>
       </w:pPr>
       <w:r>
+        <w:t>Board sequence</w:t>
+      </w:r>
+    </w:p>
+    <w:p>
+      <w:pPr>
+        <w:spacing w:line="336" w:lineRule="auto" w:after="180"/>
+      </w:pPr>
+      <w:r>
+        <w:rPr>
+          <w:b w:val="0"/>
+        </w:rPr>
+        <w:t xml:space="preserve">Write the given facts: A </w:t>
+      </w:r>
+      <w:r>
+        <w:rPr>
+          <w:b/>
+        </w:rPr>
+        <w:t>recommender</w:t>
+      </w:r>
+      <w:r>
+        <w:rPr>
+          <w:b w:val="0"/>
+        </w:rPr>
+        <w:t xml:space="preserve"> shows only adventure books, uses clicks to learn and then shows more adventure.</w:t>
+      </w:r>
+    </w:p>
+    <w:p>
+      <w:pPr>
+        <w:spacing w:line="336" w:lineRule="auto" w:after="180"/>
+      </w:pPr>
+      <w:r>
+        <w:rPr>
+          <w:b w:val="0"/>
+        </w:rPr>
+        <w:t xml:space="preserve">Write the question to explain: Explain the </w:t>
+      </w:r>
+      <w:r>
+        <w:rPr>
+          <w:b/>
+        </w:rPr>
+        <w:t>feedback loop</w:t>
+      </w:r>
+      <w:r>
+        <w:rPr>
+          <w:b w:val="0"/>
+        </w:rPr>
+        <w:t>.</w:t>
+      </w:r>
+    </w:p>
+    <w:p>
+      <w:pPr>
+        <w:spacing w:line="336" w:lineRule="auto" w:after="180"/>
+      </w:pPr>
+      <w:r>
+        <w:rPr>
+          <w:b w:val="0"/>
+        </w:rPr>
+        <w:t xml:space="preserve">Reveal after </w:t>
+      </w:r>
+      <w:r>
+        <w:rPr>
+          <w:b/>
+        </w:rPr>
+        <w:t>prediction</w:t>
+      </w:r>
+      <w:r>
+        <w:rPr>
+          <w:b w:val="0"/>
+        </w:rPr>
+        <w:t xml:space="preserve">s: </w:t>
+      </w:r>
+      <w:r>
+        <w:rPr>
+          <w:b/>
+        </w:rPr>
+        <w:t>Exposure</w:t>
+      </w:r>
+      <w:r>
+        <w:rPr>
+          <w:b w:val="0"/>
+        </w:rPr>
+        <w:t xml:space="preserve"> affects clicks; clicks affect future </w:t>
+      </w:r>
+      <w:r>
+        <w:rPr>
+          <w:b/>
+        </w:rPr>
+        <w:t>exposure</w:t>
+      </w:r>
+      <w:r>
+        <w:rPr>
+          <w:b w:val="0"/>
+        </w:rPr>
+        <w:t>. Record what was shown and offer controlled variety.</w:t>
+      </w:r>
+    </w:p>
+    <w:p>
+      <w:pPr>
+        <w:spacing w:line="336" w:lineRule="auto" w:after="180"/>
+      </w:pPr>
+      <w:r>
+        <w:rPr>
+          <w:b w:val="0"/>
+        </w:rPr>
+        <w:t>Use the earlier changed question as optional later practice. Reserve Audit a new exposure log independently for the first independent attempt before hints or feedback.</w:t>
+      </w:r>
+    </w:p>
+    <w:p>
+      <w:pPr>
+        <w:pStyle w:val="Heading3"/>
+      </w:pPr>
+      <w:r>
+        <w:t>Classroom dialogue</w:t>
+      </w:r>
+    </w:p>
+    <w:p>
+      <w:pPr>
+        <w:spacing w:line="336" w:lineRule="auto" w:after="180"/>
+      </w:pPr>
+      <w:r>
+        <w:rPr>
+          <w:b w:val="0"/>
+        </w:rPr>
+        <w:t>Reveal reasoning one step at a time. Explain why a tempting alternative fails. Write units and denominators for arithmetic, trace conditions for decisions, and identify supporting sources for claims.</w:t>
+      </w:r>
+    </w:p>
+    <w:p>
+      <w:pPr>
+        <w:pStyle w:val="Heading3"/>
+      </w:pPr>
+      <w:r>
+        <w:t>Model these guided questions</w:t>
+      </w:r>
+    </w:p>
+    <w:p>
+      <w:pPr>
+        <w:pStyle w:val="Heading3"/>
+      </w:pPr>
+      <w:r>
+        <w:t>Case-specific teaching sequence</w:t>
+      </w:r>
+    </w:p>
+    <w:p>
+      <w:pPr>
+        <w:pStyle w:val="Heading3"/>
+      </w:pPr>
+      <w:r>
         <w:t>Reduce help deliberately</w:t>
       </w:r>
     </w:p>
@@ -2576,460 +2962,103 @@
         <w:pStyle w:val="Heading3"/>
       </w:pPr>
       <w:r>
-        <w:t>Completion practice</w:t>
+        <w:t>Individual reasoning check</w:t>
+      </w:r>
+    </w:p>
+    <w:p>
+      <w:pPr>
+        <w:pStyle w:val="Heading3"/>
+      </w:pPr>
+      <w:r>
+        <w:t>Pictorial practice question</w:t>
+      </w:r>
+    </w:p>
+    <w:p>
+      <w:pPr>
+        <w:pStyle w:val="Heading3"/>
+      </w:pPr>
+      <w:r>
+        <w:t>Reasoned teacher answer</w:t>
+      </w:r>
+    </w:p>
+    <w:p>
+      <w:pPr>
+        <w:pStyle w:val="Heading1"/>
+      </w:pPr>
+      <w:r>
+        <w:t>04. Run the supplied event-log comparison</w:t>
+      </w:r>
+    </w:p>
+    <w:p>
+      <w:r>
+        <w:t>State the scripted response assumptions beside any result.</w:t>
+      </w:r>
+    </w:p>
+    <w:p>
+      <w:pPr>
+        <w:pStyle w:val="Heading2"/>
+      </w:pPr>
+      <w:r>
+        <w:t>Current investigation and answer guidance</w:t>
       </w:r>
     </w:p>
     <w:p>
       <w:pPr>
         <w:spacing w:line="336" w:lineRule="auto" w:after="180"/>
-        <w:shd w:fill="F5F1FB"/>
       </w:pPr>
       <w:r>
         <w:rPr>
           <w:b w:val="0"/>
         </w:rPr>
-        <w:t>Completion task: State recommend([], 10) and the worked items with limit 8.</w:t>
-      </w:r>
-    </w:p>
-    <w:p>
-      <w:pPr>
-        <w:pStyle w:val="Heading3"/>
-      </w:pPr>
-      <w:r>
-        <w:t>Reasoning to listen for</w:t>
-      </w:r>
-    </w:p>
-    <w:p>
-      <w:pPr>
-        <w:spacing w:line="336" w:lineRule="auto" w:after="180"/>
-        <w:shd w:fill="F1F6FC"/>
-      </w:pPr>
-      <w:r>
-        <w:rPr>
-          <w:b w:val="0"/>
-        </w:rPr>
-        <w:t>Teacher check: Both return None; the caller should display no eligible option.</w:t>
-      </w:r>
-    </w:p>
-    <w:p>
-      <w:pPr>
-        <w:spacing w:line="336" w:lineRule="auto" w:after="180"/>
-      </w:pPr>
-      <w:r>
-        <w:rPr>
-          <w:b w:val="0"/>
-        </w:rPr>
-        <w:t xml:space="preserve">Start by identifying the given </w:t>
-      </w:r>
-      <w:r>
-        <w:rPr>
-          <w:b/>
-        </w:rPr>
-        <w:t>input</w:t>
-      </w:r>
-      <w:r>
-        <w:rPr>
-          <w:b w:val="0"/>
-        </w:rPr>
-        <w:t>s together. Leave the intermediate steps blank. If needed, model one step, then withdraw that help on the next step. Move to a full trace only when the partial trace is understood.</w:t>
-      </w:r>
-    </w:p>
-    <w:p>
-      <w:pPr>
-        <w:spacing w:line="336" w:lineRule="auto" w:after="180"/>
-      </w:pPr>
-      <w:r>
-        <w:rPr>
-          <w:b w:val="0"/>
-        </w:rPr>
-        <w:t>For partners, alternate explainer and checker; collect a response from every learner before discussion.</w:t>
-      </w:r>
-    </w:p>
-    <w:p>
-      <w:pPr>
-        <w:pStyle w:val="Heading3"/>
-      </w:pPr>
-      <w:r>
-        <w:t>Individual reasoning check</w:t>
-      </w:r>
-    </w:p>
-    <w:p>
-      <w:pPr>
-        <w:spacing w:line="336" w:lineRule="auto" w:after="180"/>
-      </w:pPr>
-      <w:r>
-        <w:rPr>
-          <w:b w:val="0"/>
-        </w:rPr>
-        <w:t xml:space="preserve">Use the worked case for Implementing a </w:t>
-      </w:r>
-      <w:r>
-        <w:rPr>
-          <w:b/>
-        </w:rPr>
-        <w:t>recommender</w:t>
-      </w:r>
-      <w:r>
-        <w:rPr>
-          <w:b w:val="0"/>
-        </w:rPr>
-        <w:t xml:space="preserve">. Proposed </w:t>
-      </w:r>
-      <w:r>
-        <w:rPr>
-          <w:b/>
-        </w:rPr>
-        <w:t>explanation</w:t>
-      </w:r>
-      <w:r>
-        <w:rPr>
-          <w:b w:val="0"/>
-        </w:rPr>
-        <w:t xml:space="preserve">: “A successful run proves the conclusion”. Decide whether this </w:t>
-      </w:r>
-      <w:r>
-        <w:rPr>
-          <w:b/>
-        </w:rPr>
-        <w:t>explanation</w:t>
-      </w:r>
-      <w:r>
-        <w:rPr>
-          <w:b w:val="0"/>
-        </w:rPr>
-        <w:t xml:space="preserve"> is supported.</w:t>
-      </w:r>
-    </w:p>
-    <w:p>
-      <w:pPr>
-        <w:spacing w:line="336" w:lineRule="auto" w:after="180"/>
-      </w:pPr>
-      <w:r>
-        <w:rPr>
-          <w:b w:val="0"/>
-        </w:rPr>
-        <w:t>Point to the step or supplied fact that decides; explain your repair if needed.</w:t>
-      </w:r>
-    </w:p>
-    <w:p>
-      <w:pPr>
-        <w:pStyle w:val="Heading3"/>
-      </w:pPr>
-      <w:r>
-        <w:t>Expected repair</w:t>
-      </w:r>
-    </w:p>
-    <w:p>
-      <w:pPr>
-        <w:spacing w:line="336" w:lineRule="auto" w:after="180"/>
-        <w:shd w:fill="F1F6FC"/>
-      </w:pPr>
-      <w:r>
-        <w:rPr>
-          <w:b w:val="0"/>
-        </w:rPr>
-        <w:t>Expected correction: The recommendation follows a written scoring policy. It does not learn preferences, prove learning benefit or authorize an action.</w:t>
-      </w:r>
-    </w:p>
-    <w:p>
-      <w:pPr>
-        <w:spacing w:line="336" w:lineRule="auto" w:after="180"/>
-        <w:shd w:fill="F1F6FC"/>
-      </w:pPr>
-      <w:r>
-        <w:rPr>
-          <w:b w:val="0"/>
-        </w:rPr>
-        <w:t>Display the chosen rule and let a person review whether an option is suitable.</w:t>
-      </w:r>
-    </w:p>
-    <w:p>
-      <w:pPr>
-        <w:spacing w:line="336" w:lineRule="auto" w:after="180"/>
-      </w:pPr>
-      <w:r>
-        <w:rPr>
-          <w:b w:val="0"/>
-        </w:rPr>
-        <w:t xml:space="preserve">Collect </w:t>
-      </w:r>
-      <w:r>
-        <w:rPr>
-          <w:b/>
-        </w:rPr>
-        <w:t>explanation</w:t>
-      </w:r>
-      <w:r>
-        <w:rPr>
-          <w:b w:val="0"/>
-        </w:rPr>
-        <w:t>s, not only yes/no votes. If a misunderstanding is common, re-model the relevant step for the class.</w:t>
-      </w:r>
-    </w:p>
-    <w:p>
-      <w:pPr>
-        <w:spacing w:line="336" w:lineRule="auto" w:after="180"/>
-      </w:pPr>
-      <w:r>
-        <w:rPr>
-          <w:b w:val="0"/>
-        </w:rPr>
-        <w:t xml:space="preserve">If it affects a few learners, give a short targeted group </w:t>
-      </w:r>
-      <w:r>
-        <w:rPr>
-          <w:b/>
-        </w:rPr>
-        <w:t>explanation</w:t>
-      </w:r>
-      <w:r>
-        <w:rPr>
-          <w:b w:val="0"/>
-        </w:rPr>
-        <w:t xml:space="preserve"> while others solve a more demanding variation.</w:t>
-      </w:r>
-    </w:p>
-    <w:p>
-      <w:pPr>
-        <w:pStyle w:val="Heading3"/>
-      </w:pPr>
-      <w:r>
-        <w:t>Pictorial practice question</w:t>
-      </w:r>
-    </w:p>
-    <w:p>
-      <w:pPr>
-        <w:spacing w:line="336" w:lineRule="auto" w:after="180"/>
-        <w:shd w:fill="F5F1FB"/>
-      </w:pPr>
-      <w:r>
-        <w:rPr>
-          <w:b w:val="0"/>
-        </w:rPr>
-        <w:t>What extra field would reveal why comparing raw clicks is misleading?</w:t>
-      </w:r>
-    </w:p>
-    <w:p>
-      <w:pPr>
-        <w:pStyle w:val="Heading3"/>
-      </w:pPr>
-      <w:r>
-        <w:t>Reasoned teacher answer</w:t>
-      </w:r>
-    </w:p>
-    <w:p>
-      <w:pPr>
-        <w:spacing w:line="336" w:lineRule="auto" w:after="180"/>
-      </w:pPr>
-      <w:r>
-        <w:rPr>
-          <w:b w:val="0"/>
-        </w:rPr>
-        <w:t xml:space="preserve">Display or </w:t>
-      </w:r>
-      <w:r>
-        <w:rPr>
-          <w:b/>
-        </w:rPr>
-        <w:t>exposure</w:t>
-      </w:r>
-      <w:r>
-        <w:rPr>
-          <w:b w:val="0"/>
-        </w:rPr>
-        <w:t xml:space="preserve"> count: A shown three times, B zero. Raw clicks confound opportunities with response.</w:t>
-      </w:r>
-    </w:p>
-    <w:p>
-      <w:pPr>
-        <w:spacing w:line="336" w:lineRule="auto" w:after="180"/>
-      </w:pPr>
-      <w:r>
-        <w:rPr>
-          <w:b w:val="0"/>
-        </w:rPr>
-        <w:t xml:space="preserve">Changed-case reasoning: B gains one </w:t>
-      </w:r>
-      <w:r>
-        <w:rPr>
-          <w:b/>
-        </w:rPr>
-        <w:t>exposure</w:t>
-      </w:r>
-      <w:r>
-        <w:rPr>
-          <w:b w:val="0"/>
-        </w:rPr>
-        <w:t xml:space="preserve"> but still zero clicks. The </w:t>
-      </w:r>
-      <w:r>
-        <w:rPr>
-          <w:b/>
-        </w:rPr>
-        <w:t>observation</w:t>
-      </w:r>
-      <w:r>
-        <w:rPr>
-          <w:b w:val="0"/>
-        </w:rPr>
-        <w:t xml:space="preserve"> now supports a nonclick on that display, not a permanent dislike.</w:t>
-      </w:r>
-    </w:p>
-    <w:p>
-      <w:pPr>
-        <w:spacing w:line="336" w:lineRule="auto" w:after="180"/>
-      </w:pPr>
-      <w:r>
-        <w:rPr>
-          <w:b w:val="0"/>
-        </w:rPr>
-        <w:t xml:space="preserve">Collect each learner’s </w:t>
-      </w:r>
-      <w:r>
-        <w:rPr>
-          <w:b/>
-        </w:rPr>
-        <w:t>explanation</w:t>
-      </w:r>
-      <w:r>
-        <w:rPr>
-          <w:b w:val="0"/>
-        </w:rPr>
-        <w:t xml:space="preserve"> before discussion. Use the first missing connection between </w:t>
-      </w:r>
-      <w:r>
-        <w:rPr>
-          <w:b/>
-        </w:rPr>
-        <w:t>input</w:t>
-      </w:r>
-      <w:r>
-        <w:rPr>
-          <w:b w:val="0"/>
-        </w:rPr>
-        <w:t xml:space="preserve">, deciding step and result to choose support. This question is worked-case practice, not fresh mastery </w:t>
-      </w:r>
-      <w:r>
-        <w:rPr>
-          <w:b/>
-        </w:rPr>
-        <w:t>evidence</w:t>
-      </w:r>
-      <w:r>
-        <w:rPr>
-          <w:b w:val="0"/>
-        </w:rPr>
-        <w:t>.</w:t>
-      </w:r>
-    </w:p>
-    <w:p>
-      <w:pPr>
-        <w:pStyle w:val="Heading1"/>
-      </w:pPr>
-      <w:r>
-        <w:t>04. Run the weekly evidence lab</w:t>
-      </w:r>
-    </w:p>
-    <w:p>
-      <w:r>
-        <w:t>Run the Feedback Loops investigation and use the first unsupported step to choose a teaching response.</w:t>
-      </w:r>
-    </w:p>
-    <w:p>
-      <w:pPr>
-        <w:spacing w:line="336" w:lineRule="auto" w:after="180"/>
-      </w:pPr>
-      <w:r>
-        <w:rPr>
-          <w:b w:val="0"/>
-        </w:rPr>
-        <w:t>Words You Can Use to Reason</w:t>
-      </w:r>
-    </w:p>
-    <w:p>
-      <w:pPr>
-        <w:spacing w:line="336" w:lineRule="auto" w:after="180"/>
-      </w:pPr>
-      <w:r>
-        <w:rPr>
-          <w:b w:val="0"/>
-        </w:rPr>
-        <w:t>A definition matters when you can recognize the idea, use it, and contrast it with a near-miss.</w:t>
-      </w:r>
-    </w:p>
-    <w:p>
-      <w:pPr>
-        <w:spacing w:line="336" w:lineRule="auto" w:after="180"/>
-      </w:pPr>
-      <w:r>
-        <w:rPr>
-          <w:b w:val="0"/>
-        </w:rPr>
+        <w:t>Scripted click-count policy showsA,A,A: displaysA3/B0,clicksA3/B0. PlannedA,B,A gives displaysA2/B1,clicksA2/B0; displayed-ID diversity rises1→2 only in this simulation. Both runs use the stated A-click/B-nonclick events; they do not measure real enjoyment. B0/0 is unavailable before exposure; after one supplied nonclick B0/1 is observed0%, not permanent dislike. Reserve the fresh X/Y/Z audit for current independent W4.</w:t>
+      </w:r>
+    </w:p>
+    <w:p>
+      <w:pPr>
+        <w:pStyle w:val="Heading2"/>
+      </w:pPr>
+      <w:r>
+        <w:t>Predict, simulate and inspect</w:t>
+      </w:r>
+    </w:p>
+    <w:p>
+      <w:pPr>
+        <w:pStyle w:val="ListNumber"/>
+      </w:pPr>
+      <w:r>
         <w:t>Predict → Test → Record → Explain</w:t>
       </w:r>
     </w:p>
     <w:p>
       <w:pPr>
-        <w:spacing w:line="336" w:lineRule="auto" w:after="180"/>
-      </w:pPr>
-      <w:r>
-        <w:rPr>
-          <w:b w:val="0"/>
-        </w:rPr>
+        <w:pStyle w:val="ListNumber"/>
+      </w:pPr>
+      <w:r>
         <w:t>Keep expected and actual results separate. Surprises are useful data when recorded honestly.</w:t>
       </w:r>
     </w:p>
     <w:p>
       <w:pPr>
-        <w:spacing w:line="336" w:lineRule="auto" w:after="180"/>
-      </w:pPr>
-      <w:r>
-        <w:rPr>
-          <w:b w:val="0"/>
-        </w:rPr>
-        <w:t>Act out three recommendation rounds. Log shown items, choices, and updated profile; add an exploration rule and compare diversity.</w:t>
-      </w:r>
-    </w:p>
-    <w:p>
-      <w:pPr>
-        <w:spacing w:line="336" w:lineRule="auto" w:after="180"/>
-        <w:shd w:fill="F5F1FB"/>
-      </w:pPr>
-      <w:r>
-        <w:rPr>
-          <w:b w:val="0"/>
-        </w:rPr>
+        <w:pStyle w:val="ListNumber"/>
+      </w:pPr>
+      <w:r>
+        <w:t>Use the supplied three-round click-count policy and A,B,A exposure plan under the same scripted events. Log displays and clicks separately and compare distinct displayed IDs. Do not claim real preference or satisfaction was measured.</w:t>
+      </w:r>
+    </w:p>
+    <w:p>
+      <w:pPr>
+        <w:pStyle w:val="ListNumber"/>
+      </w:pPr>
+      <w:r>
         <w:t>What did the hardest test teach you that the normal test did not?</w:t>
       </w:r>
     </w:p>
     <w:p>
       <w:pPr>
-        <w:pStyle w:val="Heading3"/>
-      </w:pPr>
-      <w:r>
-        <w:t>Make the lab runnable</w:t>
-      </w:r>
-    </w:p>
-    <w:p>
-      <w:pPr>
-        <w:spacing w:line="336" w:lineRule="auto" w:after="180"/>
-      </w:pPr>
-      <w:r>
-        <w:rPr>
-          <w:b w:val="0"/>
-        </w:rPr>
-        <w:t>Use the concrete case as the shared normal case and the independent question as a second case. Each pair creates a boundary or missing-information case and predicts its result before testing.</w:t>
-      </w:r>
-    </w:p>
-    <w:p>
-      <w:pPr>
-        <w:spacing w:line="336" w:lineRule="auto" w:after="180"/>
-      </w:pPr>
-      <w:r>
-        <w:rPr>
-          <w:b w:val="0"/>
-        </w:rPr>
-        <w:t>Keep the expected result separate from an observed mistake.</w:t>
+        <w:pStyle w:val="Heading2"/>
+      </w:pPr>
+      <w:r>
+        <w:t>Keep event evidence</w:t>
       </w:r>
     </w:p>
     <w:tbl>
@@ -3180,10 +3209,10 @@
     </w:tbl>
     <w:p>
       <w:pPr>
-        <w:pStyle w:val="Heading3"/>
-      </w:pPr>
-      <w:r>
-        <w:t>Diagnose and reteach</w:t>
+        <w:pStyle w:val="Heading2"/>
+      </w:pPr>
+      <w:r>
+        <w:t>Current misconception support</w:t>
       </w:r>
     </w:p>
     <w:p>
@@ -3194,113 +3223,15 @@
         <w:rPr>
           <w:b w:val="0"/>
         </w:rPr>
-        <w:t>For guessing, return to given facts and request a trace. For vocabulary without application, use one example and one non-example. For arithmetic errors, check the setup before the calculation.</w:t>
-      </w:r>
-    </w:p>
-    <w:p>
-      <w:pPr>
-        <w:spacing w:line="336" w:lineRule="auto" w:after="180"/>
-      </w:pPr>
-      <w:r>
-        <w:rPr>
-          <w:b w:val="0"/>
-        </w:rPr>
-        <w:t>Finish with a different uncoached case before recording mastery.</w:t>
-      </w:r>
-    </w:p>
-    <w:p>
-      <w:pPr>
-        <w:pStyle w:val="Heading3"/>
-      </w:pPr>
-      <w:r>
-        <w:t>Address these additional misconceptions</w:t>
-      </w:r>
-    </w:p>
-    <w:p>
-      <w:pPr>
-        <w:spacing w:line="336" w:lineRule="auto" w:after="180"/>
-      </w:pPr>
-      <w:r>
-        <w:rPr>
-          <w:b w:val="0"/>
-        </w:rPr>
-        <w:t>A successful run proves the conclusion: The recommendation follows a written scoring policy. It does not learn preferences, prove learning benefit or authorize an action.</w:t>
-      </w:r>
-    </w:p>
-    <w:p>
-      <w:pPr>
-        <w:spacing w:line="336" w:lineRule="auto" w:after="180"/>
-      </w:pPr>
-      <w:r>
-        <w:rPr>
-          <w:b w:val="0"/>
-        </w:rPr>
-        <w:t>Display the chosen rule and let a person review whether an option is suitable.</w:t>
-      </w:r>
-    </w:p>
-    <w:p>
-      <w:pPr>
-        <w:spacing w:line="336" w:lineRule="auto" w:after="180"/>
-      </w:pPr>
-      <w:r>
-        <w:rPr>
-          <w:b w:val="0"/>
-        </w:rPr>
-        <w:t xml:space="preserve">Matching the example is enough: Require the new W4 case, explicit </w:t>
-      </w:r>
-      <w:r>
-        <w:rPr>
-          <w:b/>
-        </w:rPr>
-        <w:t>prediction</w:t>
-      </w:r>
-      <w:r>
-        <w:rPr>
-          <w:b w:val="0"/>
-        </w:rPr>
-        <w:t xml:space="preserve">s and an </w:t>
-      </w:r>
-      <w:r>
-        <w:rPr>
-          <w:b/>
-        </w:rPr>
-        <w:t>explanation</w:t>
-      </w:r>
-      <w:r>
-        <w:rPr>
-          <w:b w:val="0"/>
-        </w:rPr>
-        <w:t>. Fresh retry: B (2,4,8), C (3,2,8), A (5,5,9), limit 8. B/C tie at 8; B wins. Limit 7 returns None.</w:t>
-      </w:r>
-    </w:p>
-    <w:p>
-      <w:pPr>
-        <w:spacing w:line="336" w:lineRule="auto" w:after="180"/>
-      </w:pPr>
-      <w:r>
-        <w:rPr>
-          <w:b w:val="0"/>
-        </w:rPr>
-        <w:t>A convenient shortcut preserves meaning: Updating best on score &gt;= best_score makes the last tied item win, so reordering can change results. Use the explicit name comparison for ties.</w:t>
-      </w:r>
-    </w:p>
-    <w:p>
-      <w:pPr>
-        <w:spacing w:line="336" w:lineRule="auto" w:after="180"/>
-      </w:pPr>
-      <w:r>
-        <w:rPr>
-          <w:b w:val="0"/>
-        </w:rPr>
-        <w:t>Test both orders and a no-match case after the repair.</w:t>
-      </w:r>
-    </w:p>
-    <w:p>
-      <w:pPr>
-        <w:pStyle w:val="Heading3"/>
-      </w:pPr>
-      <w:r>
-        <w:t>Match the support to the first error</w:t>
+        <w:t>Current misconceptions: zero clicks equals dislike—check whether any display occurred; click share measures enjoyment—clicks can reflect curiosity, position or error; two displayed IDs proves a better recommender—it measures only this simulation’s exposure diversity; a planned trial guarantees an outcome—retain unobserved responses as unknown. Keep the X/Y/Z independent key out of shared practice.</w:t>
+      </w:r>
+    </w:p>
+    <w:p>
+      <w:pPr>
+        <w:pStyle w:val="Heading2"/>
+      </w:pPr>
+      <w:r>
+        <w:t>Choose accessible support</w:t>
       </w:r>
     </w:p>
     <w:tbl>
@@ -3485,15 +3416,439 @@
     </w:p>
     <w:p>
       <w:pPr>
+        <w:pStyle w:val="Heading2"/>
+      </w:pPr>
+      <w:r>
+        <w:t>Review · Earlier implementation misconceptions · reference / check after trying</w:t>
+      </w:r>
+    </w:p>
+    <w:p>
+      <w:pPr>
+        <w:spacing w:line="336" w:lineRule="auto" w:after="180"/>
+      </w:pPr>
+      <w:r>
+        <w:rPr>
+          <w:b w:val="0"/>
+        </w:rPr>
+        <w:t>A successful run proves the conclusion: The recommendation follows a written scoring policy. It does not learn preferences, prove learning benefit or authorize an action.</w:t>
+      </w:r>
+    </w:p>
+    <w:p>
+      <w:pPr>
+        <w:spacing w:line="336" w:lineRule="auto" w:after="180"/>
+      </w:pPr>
+      <w:r>
+        <w:rPr>
+          <w:b w:val="0"/>
+        </w:rPr>
+        <w:t>Display the chosen rule and let a person review whether an option is suitable.</w:t>
+      </w:r>
+    </w:p>
+    <w:p>
+      <w:pPr>
+        <w:spacing w:line="336" w:lineRule="auto" w:after="180"/>
+      </w:pPr>
+      <w:r>
+        <w:rPr>
+          <w:b w:val="0"/>
+        </w:rPr>
+        <w:t xml:space="preserve">Matching the example is enough: Require the new W4 case, explicit </w:t>
+      </w:r>
+      <w:r>
+        <w:rPr>
+          <w:b/>
+        </w:rPr>
+        <w:t>prediction</w:t>
+      </w:r>
+      <w:r>
+        <w:rPr>
+          <w:b w:val="0"/>
+        </w:rPr>
+        <w:t xml:space="preserve">s and an </w:t>
+      </w:r>
+      <w:r>
+        <w:rPr>
+          <w:b/>
+        </w:rPr>
+        <w:t>explanation</w:t>
+      </w:r>
+      <w:r>
+        <w:rPr>
+          <w:b w:val="0"/>
+        </w:rPr>
+        <w:t>. Fresh retry: B (2,4,8), C (3,2,8), A (5,5,9), limit 8. B/C tie at 8; B wins. Limit 7 returns None.</w:t>
+      </w:r>
+    </w:p>
+    <w:p>
+      <w:pPr>
+        <w:spacing w:line="336" w:lineRule="auto" w:after="180"/>
+      </w:pPr>
+      <w:r>
+        <w:rPr>
+          <w:b w:val="0"/>
+        </w:rPr>
+        <w:t>A convenient shortcut preserves meaning: Updating best on score &gt;= best_score makes the last tied item win, so reordering can change results. Use the explicit name comparison for ties.</w:t>
+      </w:r>
+    </w:p>
+    <w:p>
+      <w:pPr>
+        <w:spacing w:line="336" w:lineRule="auto" w:after="180"/>
+      </w:pPr>
+      <w:r>
+        <w:rPr>
+          <w:b w:val="0"/>
+        </w:rPr>
+        <w:t>Test both orders and a no-match case after the repair.</w:t>
+      </w:r>
+    </w:p>
+    <w:p>
+      <w:pPr>
+        <w:pStyle w:val="Heading2"/>
+      </w:pPr>
+      <w:r>
+        <w:t>Earlier wording, alternatives and picture transcripts · reference / check after trying</w:t>
+      </w:r>
+    </w:p>
+    <w:p>
+      <w:pPr>
+        <w:spacing w:line="336" w:lineRule="auto" w:after="180"/>
+      </w:pPr>
+      <w:r>
+        <w:rPr>
+          <w:b w:val="0"/>
+        </w:rPr>
+        <w:t>Run the weekly evidence lab</w:t>
+      </w:r>
+    </w:p>
+    <w:p>
+      <w:pPr>
+        <w:spacing w:line="336" w:lineRule="auto" w:after="180"/>
+      </w:pPr>
+      <w:r>
+        <w:rPr>
+          <w:b w:val="0"/>
+        </w:rPr>
+        <w:t>Words You Can Use to Reason</w:t>
+      </w:r>
+    </w:p>
+    <w:p>
+      <w:pPr>
+        <w:spacing w:line="336" w:lineRule="auto" w:after="180"/>
+      </w:pPr>
+      <w:r>
+        <w:rPr>
+          <w:b w:val="0"/>
+        </w:rPr>
+        <w:t>A definition matters when you can recognize the idea, use it, and contrast it with a near-miss.</w:t>
+      </w:r>
+    </w:p>
+    <w:p>
+      <w:pPr>
+        <w:pStyle w:val="Heading3"/>
+      </w:pPr>
+      <w:r>
+        <w:t>Make the lab runnable</w:t>
+      </w:r>
+    </w:p>
+    <w:p>
+      <w:pPr>
+        <w:spacing w:line="336" w:lineRule="auto" w:after="180"/>
+      </w:pPr>
+      <w:r>
+        <w:rPr>
+          <w:b w:val="0"/>
+        </w:rPr>
+        <w:t>Use the supplied investigation for shared practice. Keep predictions and observed paper-trace results separate. Reserve Audit a new exposure log independently for the individual first attempt before feedback; do not use the reserved case as a paired lab task.</w:t>
+      </w:r>
+    </w:p>
+    <w:p>
+      <w:pPr>
+        <w:pStyle w:val="Heading3"/>
+      </w:pPr>
+      <w:r>
+        <w:t>Diagnose and reteach</w:t>
+      </w:r>
+    </w:p>
+    <w:p>
+      <w:pPr>
+        <w:spacing w:line="336" w:lineRule="auto" w:after="180"/>
+      </w:pPr>
+      <w:r>
+        <w:rPr>
+          <w:b w:val="0"/>
+        </w:rPr>
+        <w:t>For guessing, return to given facts and request a trace. For vocabulary without application, use one example and one non-example. For arithmetic errors, check the setup before the calculation.</w:t>
+      </w:r>
+    </w:p>
+    <w:p>
+      <w:pPr>
+        <w:spacing w:line="336" w:lineRule="auto" w:after="180"/>
+      </w:pPr>
+      <w:r>
+        <w:rPr>
+          <w:b w:val="0"/>
+        </w:rPr>
+        <w:t>Finish with a different uncoached case before recording mastery.</w:t>
+      </w:r>
+    </w:p>
+    <w:p>
+      <w:pPr>
+        <w:pStyle w:val="Heading3"/>
+      </w:pPr>
+      <w:r>
+        <w:t>Address these additional misconceptions</w:t>
+      </w:r>
+    </w:p>
+    <w:p>
+      <w:pPr>
+        <w:pStyle w:val="Heading3"/>
+      </w:pPr>
+      <w:r>
+        <w:t>Match the support to the first error</w:t>
+      </w:r>
+    </w:p>
+    <w:p>
+      <w:pPr>
         <w:pStyle w:val="Heading1"/>
       </w:pPr>
       <w:r>
-        <w:t>05. Assess and explain the answers</w:t>
-      </w:r>
-    </w:p>
-    <w:p>
-      <w:r>
-        <w:t>Use the Feedback Loops questions, teacher keys and criteria after the relevant attempts. Previously discussed cases are practice; protect the separately selected independent task.</w:t>
+        <w:t>05. Assess the current X/Y/Z exposure-log transfer</w:t>
+      </w:r>
+    </w:p>
+    <w:p>
+      <w:r>
+        <w:t>Reveal this key only after the first independent attempt.</w:t>
+      </w:r>
+    </w:p>
+    <w:p>
+      <w:pPr>
+        <w:pStyle w:val="Heading2"/>
+      </w:pPr>
+      <w:r>
+        <w:t>Current independent question and checked key</w:t>
+      </w:r>
+    </w:p>
+    <w:p>
+      <w:pPr>
+        <w:spacing w:line="336" w:lineRule="auto" w:after="180"/>
+      </w:pPr>
+      <w:r>
+        <w:rPr>
+          <w:b w:val="0"/>
+        </w:rPr>
+        <w:t>A fresh fictional log has X displayed4 times with1 click, Y displayed4 times with2 clicks, and Z displayed0 times with0 clicks. Calculate the observed click rates for X and Y; state why Z has no measured click rate. Explain how always selecting the highest raw-click item can shape future evidence. Then a planned trial shows Z once with no click: update Z’s counts and rate, and state one limit of that observation.</w:t>
+      </w:r>
+    </w:p>
+    <w:p>
+      <w:pPr>
+        <w:spacing w:line="336" w:lineRule="auto" w:after="180"/>
+      </w:pPr>
+      <w:r>
+        <w:rPr>
+          <w:b w:val="0"/>
+        </w:rPr>
+        <w:t>X has1/4=25% and Y2/4=50% observed click rates. Z has no exposure and0/0 is unavailable, not measured0%. Selecting Y repeatedly can increase Y’s opportunities while leaving Z unobserved. After the supplied Z display with no click, Z has1 display,0 clicks and observed0/1=0%; one nonclick does not establish permanent dislike or future performance.</w:t>
+      </w:r>
+    </w:p>
+    <w:p>
+      <w:pPr>
+        <w:pStyle w:val="Heading2"/>
+      </w:pPr>
+      <w:r>
+        <w:t>Judge reasoning and limits</w:t>
+      </w:r>
+    </w:p>
+    <w:tbl>
+      <w:tblPr>
+        <w:tblStyle w:val="LightShading-Accent1"/>
+        <w:tblW w:type="auto" w:w="0"/>
+        <w:tblLook w:firstColumn="1" w:firstRow="1" w:lastColumn="0" w:lastRow="0" w:noHBand="0" w:noVBand="1" w:val="04A0"/>
+      </w:tblPr>
+      <w:tblGrid>
+        <w:gridCol w:w="5112"/>
+        <w:gridCol w:w="5112"/>
+      </w:tblGrid>
+      <w:tr>
+        <w:trPr>
+          <w:tblHeader/>
+        </w:trPr>
+        <w:tc>
+          <w:tcPr>
+            <w:tcW w:type="dxa" w:w="5112"/>
+          </w:tcPr>
+          <w:p>
+            <w:r>
+              <w:t>Dimension</w:t>
+            </w:r>
+          </w:p>
+        </w:tc>
+        <w:tc>
+          <w:tcPr>
+            <w:tcW w:type="dxa" w:w="5112"/>
+          </w:tcPr>
+          <w:p>
+            <w:r>
+              <w:t>Evidence required</w:t>
+            </w:r>
+          </w:p>
+        </w:tc>
+      </w:tr>
+      <w:tr>
+        <w:tc>
+          <w:tcPr>
+            <w:tcW w:type="dxa" w:w="5112"/>
+          </w:tcPr>
+          <w:p>
+            <w:r>
+              <w:t>Explanation</w:t>
+            </w:r>
+          </w:p>
+        </w:tc>
+        <w:tc>
+          <w:tcPr>
+            <w:tcW w:type="dxa" w:w="5112"/>
+          </w:tcPr>
+          <w:p>
+            <w:r>
+              <w:t>Names the applicable idea or procedure and ties it to the supplied facts.</w:t>
+            </w:r>
+          </w:p>
+        </w:tc>
+      </w:tr>
+      <w:tr>
+        <w:tc>
+          <w:tcPr>
+            <w:tcW w:type="dxa" w:w="5112"/>
+          </w:tcPr>
+          <w:p>
+            <w:r>
+              <w:t>Trace and result</w:t>
+            </w:r>
+          </w:p>
+        </w:tc>
+        <w:tc>
+          <w:tcPr>
+            <w:tcW w:type="dxa" w:w="5112"/>
+          </w:tcPr>
+          <w:p>
+            <w:r>
+              <w:t>Preserves the given inputs and shows the relevant intermediate steps; distinguishes a prediction from an observed execution.</w:t>
+            </w:r>
+          </w:p>
+        </w:tc>
+      </w:tr>
+      <w:tr>
+        <w:tc>
+          <w:tcPr>
+            <w:tcW w:type="dxa" w:w="5112"/>
+          </w:tcPr>
+          <w:p>
+            <w:r>
+              <w:t>Limits</w:t>
+            </w:r>
+          </w:p>
+        </w:tc>
+        <w:tc>
+          <w:tcPr>
+            <w:tcW w:type="dxa" w:w="5112"/>
+          </w:tcPr>
+          <w:p>
+            <w:r>
+              <w:t>States the assumptions, missing evidence or conditions under which the result would change.</w:t>
+            </w:r>
+          </w:p>
+        </w:tc>
+      </w:tr>
+    </w:tbl>
+    <w:p>
+      <w:pPr>
+        <w:spacing w:line="336" w:lineRule="auto" w:after="180"/>
+      </w:pPr>
+      <w:r>
+        <w:rPr>
+          <w:b w:val="0"/>
+        </w:rPr>
+        <w:t>Record each dimension as not yet, with support, or independent. Accept a valid alternative procedure with a defensible trace.</w:t>
+      </w:r>
+    </w:p>
+    <w:p>
+      <w:pPr>
+        <w:spacing w:line="336" w:lineRule="auto" w:after="180"/>
+      </w:pPr>
+      <w:r>
+        <w:rPr>
+          <w:b w:val="0"/>
+        </w:rPr>
+        <w:t xml:space="preserve">Do not penalise an honestly recorded model failure if the learner correctly explains its </w:t>
+      </w:r>
+      <w:r>
+        <w:rPr>
+          <w:b/>
+        </w:rPr>
+        <w:t>evidence</w:t>
+      </w:r>
+      <w:r>
+        <w:rPr>
+          <w:b w:val="0"/>
+        </w:rPr>
+        <w:t xml:space="preserve"> and limits.</w:t>
+      </w:r>
+    </w:p>
+    <w:p>
+      <w:pPr>
+        <w:pStyle w:val="Heading2"/>
+      </w:pPr>
+      <w:r>
+        <w:t>Give one repair action</w:t>
+      </w:r>
+    </w:p>
+    <w:p>
+      <w:pPr>
+        <w:spacing w:line="336" w:lineRule="auto" w:after="180"/>
+      </w:pPr>
+      <w:r>
+        <w:rPr>
+          <w:b w:val="0"/>
+        </w:rPr>
+        <w:t>Name the earliest unsupported step and give one action to repair it. Have the learner make that repair now and explain why. Then assess the relevant skill on a fresh, fully specified case.</w:t>
+      </w:r>
+    </w:p>
+    <w:p>
+      <w:pPr>
+        <w:spacing w:line="336" w:lineRule="auto" w:after="180"/>
+      </w:pPr>
+      <w:r>
+        <w:rPr>
+          <w:b w:val="0"/>
+        </w:rPr>
+        <w:t>Confirm it was not previously practised with feedback; solve and check the new case before assigning it. A follow-up design prompt is a starting brief, not automatically an equivalent test.</w:t>
+      </w:r>
+    </w:p>
+    <w:p>
+      <w:pPr>
+        <w:pStyle w:val="Heading2"/>
+      </w:pPr>
+      <w:r>
+        <w:t>Current workbook answer guidance</w:t>
+      </w:r>
+    </w:p>
+    <w:p>
+      <w:pPr>
+        <w:spacing w:line="336" w:lineRule="auto" w:after="180"/>
+      </w:pPr>
+      <w:r>
+        <w:rPr>
+          <w:b w:val="0"/>
+        </w:rPr>
+        <w:t>Current W1: round1 A1/B0 displays and clicksA1/B0; round2 A2/B0 andA2/B0; round3 A3/B0 andA3/B0. Current W2: beforeB0/0 unavailable; afterB0/1=0% on one display. W3: raw counts reflect unequal opportunities; propose a documented exposure plan without claiming its unknown outcomes. W5: distinct displays1 versus2 is a simulated count, not enjoyment or educational evidence.</w:t>
+      </w:r>
+    </w:p>
+    <w:p>
+      <w:pPr>
+        <w:pStyle w:val="Heading2"/>
+      </w:pPr>
+      <w:r>
+        <w:t>Review · Earlier implementation questions and keys · reference / check after trying</w:t>
       </w:r>
     </w:p>
     <w:p>
@@ -3501,45 +3856,332 @@
         <w:pStyle w:val="Heading3"/>
       </w:pPr>
       <w:r>
+        <w:t>W1 Trace selection</w:t>
+      </w:r>
+    </w:p>
+    <w:p>
+      <w:pPr>
+        <w:spacing w:line="336" w:lineRule="auto" w:after="180"/>
+      </w:pPr>
+      <w:r>
+        <w:rPr>
+          <w:b w:val="0"/>
+        </w:rPr>
+        <w:t xml:space="preserve">Why does A win the worked example even though B is </w:t>
+      </w:r>
+      <w:r>
+        <w:rPr>
+          <w:b/>
+        </w:rPr>
+        <w:t>process</w:t>
+      </w:r>
+      <w:r>
+        <w:rPr>
+          <w:b w:val="0"/>
+        </w:rPr>
+        <w:t>ed first?</w:t>
+      </w:r>
+    </w:p>
+    <w:p>
+      <w:pPr>
+        <w:spacing w:line="336" w:lineRule="auto" w:after="180"/>
+      </w:pPr>
+      <w:r>
+        <w:rPr>
+          <w:b w:val="0"/>
+        </w:rPr>
+        <w:t>Both score 8 and qualify; A is alphabetically first under the tie rule.</w:t>
+      </w:r>
+    </w:p>
+    <w:p>
+      <w:pPr>
+        <w:pStyle w:val="Heading3"/>
+      </w:pPr>
+      <w:r>
+        <w:t>W2 Handle no match</w:t>
+      </w:r>
+    </w:p>
+    <w:p>
+      <w:pPr>
+        <w:spacing w:line="336" w:lineRule="auto" w:after="180"/>
+      </w:pPr>
+      <w:r>
+        <w:rPr>
+          <w:b w:val="0"/>
+        </w:rPr>
+        <w:t>State recommend([], 10) and the worked items with limit 8.</w:t>
+      </w:r>
+    </w:p>
+    <w:p>
+      <w:pPr>
+        <w:spacing w:line="336" w:lineRule="auto" w:after="180"/>
+      </w:pPr>
+      <w:r>
+        <w:rPr>
+          <w:b w:val="0"/>
+        </w:rPr>
+        <w:t>Both return None; the caller should display no eligible option.</w:t>
+      </w:r>
+    </w:p>
+    <w:p>
+      <w:pPr>
+        <w:spacing w:line="336" w:lineRule="auto" w:after="180"/>
+      </w:pPr>
+      <w:r>
+        <w:rPr>
+          <w:b w:val="0"/>
+        </w:rPr>
+        <w:t>For the empty list, the loop has no iterations, so best stays None. With the worked durations 10 and 9 under a limit of 8, neither item passes the eligibility check, so best again stays None.</w:t>
+      </w:r>
+    </w:p>
+    <w:p>
+      <w:pPr>
+        <w:spacing w:line="336" w:lineRule="auto" w:after="180"/>
+      </w:pPr>
+      <w:r>
+        <w:rPr>
+          <w:b w:val="0"/>
+        </w:rPr>
+        <w:t>The caller must turn this result into a clear no-eligible-option message; it must not treat None as an activity name.</w:t>
+      </w:r>
+    </w:p>
+    <w:p>
+      <w:pPr>
+        <w:pStyle w:val="Heading3"/>
+      </w:pPr>
+      <w:r>
+        <w:t>W3 Repair order dependence</w:t>
+      </w:r>
+    </w:p>
+    <w:p>
+      <w:pPr>
+        <w:spacing w:line="336" w:lineRule="auto" w:after="180"/>
+      </w:pPr>
+      <w:r>
+        <w:rPr>
+          <w:b w:val="0"/>
+        </w:rPr>
+        <w:t xml:space="preserve">A tied selection changes after reversing </w:t>
+      </w:r>
+      <w:r>
+        <w:rPr>
+          <w:b/>
+        </w:rPr>
+        <w:t>input</w:t>
+      </w:r>
+      <w:r>
+        <w:rPr>
+          <w:b w:val="0"/>
+        </w:rPr>
+        <w:t xml:space="preserve"> order. Identify the likely missing policy and test.</w:t>
+      </w:r>
+    </w:p>
+    <w:p>
+      <w:pPr>
+        <w:spacing w:line="336" w:lineRule="auto" w:after="180"/>
+      </w:pPr>
+      <w:r>
+        <w:rPr>
+          <w:b w:val="0"/>
+        </w:rPr>
+        <w:t xml:space="preserve">An explicit </w:t>
+      </w:r>
+      <w:r>
+        <w:rPr>
+          <w:b/>
+        </w:rPr>
+        <w:t>deterministic</w:t>
+      </w:r>
+      <w:r>
+        <w:rPr>
+          <w:b w:val="0"/>
+        </w:rPr>
+        <w:t xml:space="preserve"> tie rule is missing or incorrect. Apply alphabetical name order and rerun both orders.</w:t>
+      </w:r>
+    </w:p>
+    <w:p>
+      <w:pPr>
+        <w:pStyle w:val="Heading3"/>
+      </w:pPr>
+      <w:r>
+        <w:t>W4 Implement independently</w:t>
+      </w:r>
+    </w:p>
+    <w:p>
+      <w:pPr>
+        <w:spacing w:line="336" w:lineRule="auto" w:after="180"/>
+      </w:pPr>
+      <w:r>
+        <w:rPr>
+          <w:b w:val="0"/>
+        </w:rPr>
+        <w:t>Use the function with X (fun 4, learning 1, minutes 12), Y (3,3,10), Z (5,5,13), limit 12. Predict the winner, reverse the list and retest. Also test limit 9.</w:t>
+      </w:r>
+    </w:p>
+    <w:p>
+      <w:pPr>
+        <w:spacing w:line="336" w:lineRule="auto" w:after="180"/>
+      </w:pPr>
+      <w:r>
+        <w:rPr>
+          <w:b w:val="0"/>
+        </w:rPr>
+        <w:t>X and Y score 9; Z is excluded. X wins alphabetically in either order. Limit 9 returns None.</w:t>
+      </w:r>
+    </w:p>
+    <w:p>
+      <w:pPr>
+        <w:pStyle w:val="Heading3"/>
+      </w:pPr>
+      <w:r>
+        <w:t>W5 Explain the result</w:t>
+      </w:r>
+    </w:p>
+    <w:p>
+      <w:pPr>
+        <w:spacing w:line="336" w:lineRule="auto" w:after="180"/>
+      </w:pPr>
+      <w:r>
+        <w:rPr>
+          <w:b w:val="0"/>
+        </w:rPr>
+        <w:t xml:space="preserve">Write a one-sentence </w:t>
+      </w:r>
+      <w:r>
+        <w:rPr>
+          <w:b/>
+        </w:rPr>
+        <w:t>explanation</w:t>
+      </w:r>
+      <w:r>
+        <w:rPr>
+          <w:b w:val="0"/>
+        </w:rPr>
+        <w:t xml:space="preserve"> of X winning without calling it objectively best.</w:t>
+      </w:r>
+    </w:p>
+    <w:p>
+      <w:pPr>
+        <w:spacing w:line="336" w:lineRule="auto" w:after="180"/>
+      </w:pPr>
+      <w:r>
+        <w:rPr>
+          <w:b w:val="0"/>
+        </w:rPr>
+        <w:t>X meets the 12-minute limit and ties for highest eligible score 9; the alphabetical tie rule selects X.</w:t>
+      </w:r>
+    </w:p>
+    <w:p>
+      <w:pPr>
+        <w:pStyle w:val="Heading3"/>
+      </w:pPr>
+      <w:r>
+        <w:t>Assess independent transfer</w:t>
+      </w:r>
+    </w:p>
+    <w:p>
+      <w:pPr>
+        <w:spacing w:line="336" w:lineRule="auto" w:after="180"/>
+      </w:pPr>
+      <w:r>
+        <w:rPr>
+          <w:b w:val="0"/>
+        </w:rPr>
+        <w:t>Selected case: Use the function with X (fun 4, learning 1, minutes 12), Y (3,3,10), Z (5,5,13), limit 12. Predict the winner, reverse the list and retest. Also test limit 9.</w:t>
+      </w:r>
+    </w:p>
+    <w:p>
+      <w:pPr>
+        <w:pStyle w:val="Heading3"/>
+      </w:pPr>
+      <w:r>
+        <w:t>Selected case answer</w:t>
+      </w:r>
+    </w:p>
+    <w:p>
+      <w:pPr>
+        <w:spacing w:line="336" w:lineRule="auto" w:after="180"/>
+      </w:pPr>
+      <w:r>
+        <w:rPr>
+          <w:b w:val="0"/>
+        </w:rPr>
+        <w:t>X and Y score 9; Z is excluded. X wins alphabetically in either order. Limit 9 returns None.</w:t>
+      </w:r>
+    </w:p>
+    <w:p>
+      <w:pPr>
+        <w:pStyle w:val="Heading2"/>
+      </w:pPr>
+      <w:r>
+        <w:t>Earlier wording, alternatives and picture transcripts · reference / check after trying</w:t>
+      </w:r>
+    </w:p>
+    <w:p>
+      <w:pPr>
+        <w:spacing w:line="336" w:lineRule="auto" w:after="180"/>
+      </w:pPr>
+      <w:r>
+        <w:rPr>
+          <w:b w:val="0"/>
+        </w:rPr>
+        <w:t>Assess and explain the answers</w:t>
+      </w:r>
+    </w:p>
+    <w:p>
+      <w:pPr>
+        <w:pStyle w:val="Heading3"/>
+      </w:pPr>
+      <w:r>
         <w:t>Worked case answer</w:t>
       </w:r>
     </w:p>
     <w:p>
       <w:pPr>
+        <w:spacing w:line="336" w:lineRule="auto" w:after="180"/>
+      </w:pPr>
+      <w:r>
+        <w:rPr>
+          <w:b/>
+        </w:rPr>
+        <w:t>Exposure</w:t>
+      </w:r>
+      <w:r>
+        <w:rPr>
+          <w:b w:val="0"/>
+        </w:rPr>
+        <w:t xml:space="preserve"> affects clicks; clicks affect future </w:t>
+      </w:r>
+      <w:r>
+        <w:rPr>
+          <w:b/>
+        </w:rPr>
+        <w:t>exposure</w:t>
+      </w:r>
+      <w:r>
+        <w:rPr>
+          <w:b w:val="0"/>
+        </w:rPr>
+        <w:t>. Record what was shown and offer controlled variety.</w:t>
+      </w:r>
+    </w:p>
+    <w:p>
+      <w:pPr>
         <w:pStyle w:val="Heading3"/>
       </w:pPr>
       <w:r>
-        <w:t>Teacher key · Worked case answer</w:t>
+        <w:t>Additional transfer practice question</w:t>
       </w:r>
     </w:p>
     <w:p>
       <w:pPr>
         <w:spacing w:line="336" w:lineRule="auto" w:after="180"/>
-        <w:shd w:fill="F1F6FC"/>
-      </w:pPr>
-      <w:r>
-        <w:rPr>
-          <w:b/>
-        </w:rPr>
-        <w:t>Exposure</w:t>
-      </w:r>
+      </w:pPr>
       <w:r>
         <w:rPr>
           <w:b w:val="0"/>
         </w:rPr>
-        <w:t xml:space="preserve"> affects clicks; clicks affect future </w:t>
-      </w:r>
-      <w:r>
-        <w:rPr>
-          <w:b/>
-        </w:rPr>
-        <w:t>exposure</w:t>
-      </w:r>
-      <w:r>
-        <w:rPr>
-          <w:b w:val="0"/>
-        </w:rPr>
-        <w:t>. Record what was shown and offer controlled variety.</w:t>
+        <w:t>Only space books are shown, so nearly every click is on space. Can these clicks prove readers dislike other topics? Explain the loop.</w:t>
       </w:r>
     </w:p>
     <w:p>
@@ -3547,49 +4189,12 @@
         <w:pStyle w:val="Heading3"/>
       </w:pPr>
       <w:r>
-        <w:t>Independent question</w:t>
-      </w:r>
-    </w:p>
-    <w:p>
-      <w:pPr>
-        <w:pStyle w:val="Heading3"/>
-      </w:pPr>
-      <w:r>
-        <w:t>Independent question · withhold the key</w:t>
+        <w:t>Reasoned practice answer</w:t>
       </w:r>
     </w:p>
     <w:p>
       <w:pPr>
         <w:spacing w:line="336" w:lineRule="auto" w:after="180"/>
-        <w:shd w:fill="F5F1FB"/>
-      </w:pPr>
-      <w:r>
-        <w:rPr>
-          <w:b w:val="0"/>
-        </w:rPr>
-        <w:t>Only space books are shown, so nearly every click is on space. Can these clicks prove readers dislike other topics? Explain the loop.</w:t>
-      </w:r>
-    </w:p>
-    <w:p>
-      <w:pPr>
-        <w:pStyle w:val="Heading3"/>
-      </w:pPr>
-      <w:r>
-        <w:t>Expected independent answer</w:t>
-      </w:r>
-    </w:p>
-    <w:p>
-      <w:pPr>
-        <w:pStyle w:val="Heading3"/>
-      </w:pPr>
-      <w:r>
-        <w:t>Teacher key · Expected independent answer</w:t>
-      </w:r>
-    </w:p>
-    <w:p>
-      <w:pPr>
-        <w:spacing w:line="336" w:lineRule="auto" w:after="180"/>
-        <w:shd w:fill="F1F6FC"/>
       </w:pPr>
       <w:r>
         <w:rPr>
@@ -3907,886 +4512,252 @@
     </w:p>
     <w:p>
       <w:pPr>
+        <w:spacing w:line="336" w:lineRule="auto" w:after="180"/>
+      </w:pPr>
+      <w:r>
+        <w:rPr>
+          <w:b w:val="0"/>
+        </w:rPr>
+        <w:t xml:space="preserve">Poetry is 1/2=50%; adventure is 6/20=30%. Raw clicks favour adventure but </w:t>
+      </w:r>
+      <w:r>
+        <w:rPr>
+          <w:b/>
+        </w:rPr>
+        <w:t>exposure</w:t>
+      </w:r>
+      <w:r>
+        <w:rPr>
+          <w:b w:val="0"/>
+        </w:rPr>
+        <w:t xml:space="preserve"> rates differ. Position, user mix and tiny poetry sample confound interpretation. Run a balanced comparison and record </w:t>
+      </w:r>
+      <w:r>
+        <w:rPr>
+          <w:b/>
+        </w:rPr>
+        <w:t>exposure</w:t>
+      </w:r>
+      <w:r>
+        <w:rPr>
+          <w:b w:val="0"/>
+        </w:rPr>
+        <w:t>s and outcomes.</w:t>
+      </w:r>
+    </w:p>
+    <w:p>
+      <w:pPr>
         <w:pStyle w:val="Heading3"/>
       </w:pPr>
       <w:r>
-        <w:t>Teacher key · Original transfer answer</w:t>
+        <w:t>Explanations for the additional workbook examples</w:t>
+      </w:r>
+    </w:p>
+    <w:p>
+      <w:pPr>
+        <w:pStyle w:val="Heading3"/>
+      </w:pPr>
+      <w:r>
+        <w:t>Feedback that the learner uses</w:t>
+      </w:r>
+    </w:p>
+    <w:p>
+      <w:pPr>
+        <w:pStyle w:val="Heading1"/>
+      </w:pPr>
+      <w:r>
+        <w:t>06. Connect, adapt and return</w:t>
+      </w:r>
+    </w:p>
+    <w:p>
+      <w:r>
+        <w:t>Retain the project evidence and revisit the reasoning on a changed case.</w:t>
+      </w:r>
+    </w:p>
+    <w:p>
+      <w:pPr>
+        <w:pStyle w:val="Heading2"/>
+      </w:pPr>
+      <w:r>
+        <w:t>Project evidence to keep</w:t>
       </w:r>
     </w:p>
     <w:p>
       <w:pPr>
         <w:spacing w:line="336" w:lineRule="auto" w:after="180"/>
-        <w:shd w:fill="F1F6FC"/>
       </w:pPr>
       <w:r>
         <w:rPr>
           <w:b w:val="0"/>
         </w:rPr>
-        <w:t xml:space="preserve">Poetry is 1/2=50%; adventure is 6/20=30%. Raw clicks favour adventure but </w:t>
+        <w:t>Reserve some varied suggestions and distinguish ‘not shown’ from ‘not liked.’</w:t>
+      </w:r>
+    </w:p>
+    <w:p>
+      <w:pPr>
+        <w:spacing w:line="336" w:lineRule="auto" w:after="180"/>
+      </w:pPr>
+      <w:r>
+        <w:rPr>
+          <w:b w:val="0"/>
+        </w:rPr>
+        <w:t xml:space="preserve">Keep the decision, </w:t>
       </w:r>
       <w:r>
         <w:rPr>
           <w:b/>
         </w:rPr>
+        <w:t>input</w:t>
+      </w:r>
+      <w:r>
+        <w:rPr>
+          <w:b w:val="0"/>
+        </w:rPr>
+        <w:t xml:space="preserve">, result, </w:t>
+      </w:r>
+      <w:r>
+        <w:rPr>
+          <w:b/>
+        </w:rPr>
+        <w:t>explanation</w:t>
+      </w:r>
+      <w:r>
+        <w:rPr>
+          <w:b w:val="0"/>
+        </w:rPr>
+        <w:t xml:space="preserve"> and remaining limitation in the project </w:t>
+      </w:r>
+      <w:r>
+        <w:rPr>
+          <w:b/>
+        </w:rPr>
+        <w:t>evidence</w:t>
+      </w:r>
+      <w:r>
+        <w:rPr>
+          <w:b w:val="0"/>
+        </w:rPr>
+        <w:t xml:space="preserve"> record. Retrieve this record next week rather than restarting the project.</w:t>
+      </w:r>
+    </w:p>
+    <w:p>
+      <w:pPr>
+        <w:spacing w:line="336" w:lineRule="auto" w:after="180"/>
+      </w:pPr>
+      <w:r>
+        <w:rPr>
+          <w:b w:val="0"/>
+        </w:rPr>
+        <w:t xml:space="preserve">Log </w:t>
+      </w:r>
+      <w:r>
+        <w:rPr>
+          <w:b/>
+        </w:rPr>
+        <w:t>recommender</w:t>
+      </w:r>
+      <w:r>
+        <w:rPr>
+          <w:b w:val="0"/>
+        </w:rPr>
+        <w:t xml:space="preserve"> </w:t>
+      </w:r>
+      <w:r>
+        <w:rPr>
+          <w:b/>
+        </w:rPr>
         <w:t>exposure</w:t>
       </w:r>
       <w:r>
         <w:rPr>
           <w:b w:val="0"/>
         </w:rPr>
-        <w:t xml:space="preserve"> rates differ. Position, user mix and tiny poetry sample confound interpretation. Run a balanced comparison and record </w:t>
+        <w:t xml:space="preserve">, choice and explicit feedback separately; consider whether its own policy narrows future </w:t>
       </w:r>
       <w:r>
         <w:rPr>
           <w:b/>
         </w:rPr>
-        <w:t>exposure</w:t>
+        <w:t>evidence</w:t>
       </w:r>
       <w:r>
         <w:rPr>
           <w:b w:val="0"/>
         </w:rPr>
-        <w:t>s and outcomes.</w:t>
-      </w:r>
-    </w:p>
-    <w:p>
-      <w:pPr>
-        <w:pStyle w:val="Heading3"/>
-      </w:pPr>
-      <w:r>
-        <w:t>Explanations for the additional workbook examples</w:t>
-      </w:r>
-    </w:p>
-    <w:p>
-      <w:pPr>
-        <w:pStyle w:val="Heading3"/>
-      </w:pPr>
-      <w:r>
-        <w:t>W1 Trace selection</w:t>
-      </w:r>
-    </w:p>
-    <w:p>
-      <w:pPr>
-        <w:pStyle w:val="Heading3"/>
-      </w:pPr>
-      <w:r>
-        <w:t>Workbook question · W1</w:t>
+        <w:t>.</w:t>
+      </w:r>
+    </w:p>
+    <w:p>
+      <w:pPr>
+        <w:pStyle w:val="Heading2"/>
+      </w:pPr>
+      <w:r>
+        <w:t>Support while preserving the reasoning goal</w:t>
       </w:r>
     </w:p>
     <w:p>
       <w:pPr>
         <w:spacing w:line="336" w:lineRule="auto" w:after="180"/>
-        <w:shd w:fill="F5F1FB"/>
       </w:pPr>
       <w:r>
         <w:rPr>
           <w:b w:val="0"/>
         </w:rPr>
-        <w:t xml:space="preserve">Why does A win the worked example even though B is </w:t>
+        <w:t>Trace one record or condition at a time with counters and labelled columns. Stretch: introduce a tie, boundary or missing field and declare its handling policy before rerunning.</w:t>
+      </w:r>
+    </w:p>
+    <w:p>
+      <w:pPr>
+        <w:spacing w:line="336" w:lineRule="auto" w:after="180"/>
+      </w:pPr>
+      <w:r>
+        <w:rPr>
+          <w:b w:val="0"/>
+        </w:rPr>
+        <w:t>Use separate display and click counters with one card per event. A never-shown card stays outside the rate calculation. Extension: compare two predeclared exposure plans under the same scripted event assumption and state why a real causal claim would need more evidence.</w:t>
+      </w:r>
+    </w:p>
+    <w:p>
+      <w:pPr>
+        <w:spacing w:line="336" w:lineRule="auto" w:after="180"/>
+      </w:pPr>
+      <w:r>
+        <w:rPr>
+          <w:b w:val="0"/>
+        </w:rPr>
+        <w:t xml:space="preserve">For the current independent case require X1/4=25%,Y2/4=50%,Z rate unavailable at0 displays, a policy→exposure→feedback </w:t>
       </w:r>
       <w:r>
         <w:rPr>
           <w:b/>
         </w:rPr>
-        <w:t>process</w:t>
+        <w:t>explanation</w:t>
       </w:r>
       <w:r>
         <w:rPr>
           <w:b w:val="0"/>
         </w:rPr>
-        <w:t>ed first?</w:t>
-      </w:r>
-    </w:p>
-    <w:p>
-      <w:pPr>
-        <w:pStyle w:val="Heading3"/>
-      </w:pPr>
-      <w:r>
-        <w:t>Teacher reasoning · W1</w:t>
-      </w:r>
-    </w:p>
-    <w:p>
-      <w:pPr>
-        <w:spacing w:line="336" w:lineRule="auto" w:after="180"/>
-        <w:shd w:fill="F1F6FC"/>
-      </w:pPr>
+        <w:t xml:space="preserve">, and after the supplied trial Z0/1=0% without a permanent-dislike claim. Fresh retry: P2 displays/1click,Q0/0,R4/1; require denominators and a documented future </w:t>
+      </w:r>
+      <w:r>
+        <w:rPr>
+          <w:b/>
+        </w:rPr>
+        <w:t>evidence</w:t>
+      </w:r>
       <w:r>
         <w:rPr>
           <w:b w:val="0"/>
         </w:rPr>
-        <w:t>Both score 8 and qualify; A is alphabetically first under the tie rule.</w:t>
-      </w:r>
-    </w:p>
-    <w:p>
-      <w:pPr>
-        <w:pStyle w:val="Heading3"/>
-      </w:pPr>
-      <w:r>
-        <w:t>W2 Handle no match</w:t>
-      </w:r>
-    </w:p>
-    <w:p>
-      <w:pPr>
-        <w:pStyle w:val="Heading3"/>
-      </w:pPr>
-      <w:r>
-        <w:t>Workbook question · W2</w:t>
-      </w:r>
-    </w:p>
-    <w:p>
-      <w:pPr>
-        <w:spacing w:line="336" w:lineRule="auto" w:after="180"/>
-        <w:shd w:fill="F5F1FB"/>
-      </w:pPr>
-      <w:r>
-        <w:rPr>
-          <w:b w:val="0"/>
-        </w:rPr>
-        <w:t>State recommend([], 10) and the worked items with limit 8.</w:t>
-      </w:r>
-    </w:p>
-    <w:p>
-      <w:pPr>
-        <w:pStyle w:val="Heading3"/>
-      </w:pPr>
-      <w:r>
-        <w:t>Teacher reasoning · W2</w:t>
-      </w:r>
-    </w:p>
-    <w:p>
-      <w:pPr>
-        <w:spacing w:line="336" w:lineRule="auto" w:after="180"/>
-        <w:shd w:fill="F1F6FC"/>
-      </w:pPr>
-      <w:r>
-        <w:rPr>
-          <w:b w:val="0"/>
-        </w:rPr>
-        <w:t>Both return None; the caller should display no eligible option.</w:t>
-      </w:r>
-    </w:p>
-    <w:p>
-      <w:pPr>
-        <w:pStyle w:val="Heading3"/>
-      </w:pPr>
-      <w:r>
-        <w:t>Teacher reasoning · W2</w:t>
-      </w:r>
-    </w:p>
-    <w:p>
-      <w:pPr>
-        <w:spacing w:line="336" w:lineRule="auto" w:after="180"/>
-        <w:shd w:fill="F1F6FC"/>
-      </w:pPr>
-      <w:r>
-        <w:rPr>
-          <w:b w:val="0"/>
-        </w:rPr>
-        <w:t>For the empty list, the loop has no iterations, so best stays None. With the worked durations 10 and 9 under a limit of 8, neither item passes the eligibility check, so best again stays None.</w:t>
-      </w:r>
-    </w:p>
-    <w:p>
-      <w:pPr>
-        <w:spacing w:line="336" w:lineRule="auto" w:after="180"/>
-        <w:shd w:fill="F1F6FC"/>
-      </w:pPr>
-      <w:r>
-        <w:rPr>
-          <w:b w:val="0"/>
-        </w:rPr>
-        <w:t>The caller must turn this result into a clear no-eligible-option message; it must not treat None as an activity name.</w:t>
-      </w:r>
-    </w:p>
-    <w:p>
-      <w:pPr>
-        <w:pStyle w:val="Heading3"/>
-      </w:pPr>
-      <w:r>
-        <w:t>W3 Repair order dependence</w:t>
-      </w:r>
-    </w:p>
-    <w:p>
-      <w:pPr>
-        <w:pStyle w:val="Heading3"/>
-      </w:pPr>
-      <w:r>
-        <w:t>Workbook question · W3</w:t>
-      </w:r>
-    </w:p>
-    <w:p>
-      <w:pPr>
-        <w:spacing w:line="336" w:lineRule="auto" w:after="180"/>
-        <w:shd w:fill="F5F1FB"/>
-      </w:pPr>
-      <w:r>
-        <w:rPr>
-          <w:b w:val="0"/>
-        </w:rPr>
-        <w:t xml:space="preserve">A tied selection changes after reversing </w:t>
-      </w:r>
-      <w:r>
-        <w:rPr>
-          <w:b/>
-        </w:rPr>
-        <w:t>input</w:t>
-      </w:r>
-      <w:r>
-        <w:rPr>
-          <w:b w:val="0"/>
-        </w:rPr>
-        <w:t xml:space="preserve"> order. Identify the likely missing policy and test.</w:t>
-      </w:r>
-    </w:p>
-    <w:p>
-      <w:pPr>
-        <w:pStyle w:val="Heading3"/>
-      </w:pPr>
-      <w:r>
-        <w:t>Teacher reasoning · W3</w:t>
-      </w:r>
-    </w:p>
-    <w:p>
-      <w:pPr>
-        <w:spacing w:line="336" w:lineRule="auto" w:after="180"/>
-        <w:shd w:fill="F1F6FC"/>
-      </w:pPr>
-      <w:r>
-        <w:rPr>
-          <w:b w:val="0"/>
-        </w:rPr>
-        <w:t xml:space="preserve">An explicit </w:t>
-      </w:r>
-      <w:r>
-        <w:rPr>
-          <w:b/>
-        </w:rPr>
-        <w:t>deterministic</w:t>
-      </w:r>
-      <w:r>
-        <w:rPr>
-          <w:b w:val="0"/>
-        </w:rPr>
-        <w:t xml:space="preserve"> tie rule is missing or incorrect. Apply alphabetical name order and rerun both orders.</w:t>
-      </w:r>
-    </w:p>
-    <w:p>
-      <w:pPr>
-        <w:pStyle w:val="Heading3"/>
-      </w:pPr>
-      <w:r>
-        <w:t>W4 Implement independently</w:t>
-      </w:r>
-    </w:p>
-    <w:p>
-      <w:pPr>
-        <w:pStyle w:val="Heading3"/>
-      </w:pPr>
-      <w:r>
-        <w:t>Workbook question · W4</w:t>
-      </w:r>
-    </w:p>
-    <w:p>
-      <w:pPr>
-        <w:spacing w:line="336" w:lineRule="auto" w:after="180"/>
-        <w:shd w:fill="F5F1FB"/>
-      </w:pPr>
-      <w:r>
-        <w:rPr>
-          <w:b w:val="0"/>
-        </w:rPr>
-        <w:t>Use the function with X (fun 4, learning 1, minutes 12), Y (3,3,10), Z (5,5,13), limit 12. Predict the winner, reverse the list and retest. Also test limit 9.</w:t>
-      </w:r>
-    </w:p>
-    <w:p>
-      <w:pPr>
-        <w:pStyle w:val="Heading3"/>
-      </w:pPr>
-      <w:r>
-        <w:t>Teacher reasoning · W4</w:t>
-      </w:r>
-    </w:p>
-    <w:p>
-      <w:pPr>
-        <w:spacing w:line="336" w:lineRule="auto" w:after="180"/>
-        <w:shd w:fill="F1F6FC"/>
-      </w:pPr>
-      <w:r>
-        <w:rPr>
-          <w:b w:val="0"/>
-        </w:rPr>
-        <w:t>X and Y score 9; Z is excluded. X wins alphabetically in either order. Limit 9 returns None.</w:t>
-      </w:r>
-    </w:p>
-    <w:p>
-      <w:pPr>
-        <w:pStyle w:val="Heading3"/>
-      </w:pPr>
-      <w:r>
-        <w:t>W5 Explain the result</w:t>
-      </w:r>
-    </w:p>
-    <w:p>
-      <w:pPr>
-        <w:pStyle w:val="Heading3"/>
-      </w:pPr>
-      <w:r>
-        <w:t>Workbook question · W5</w:t>
-      </w:r>
-    </w:p>
-    <w:p>
-      <w:pPr>
-        <w:spacing w:line="336" w:lineRule="auto" w:after="180"/>
-        <w:shd w:fill="F5F1FB"/>
-      </w:pPr>
-      <w:r>
-        <w:rPr>
-          <w:b w:val="0"/>
-        </w:rPr>
-        <w:t xml:space="preserve">Write a one-sentence </w:t>
-      </w:r>
-      <w:r>
-        <w:rPr>
-          <w:b/>
-        </w:rPr>
-        <w:t>explanation</w:t>
-      </w:r>
-      <w:r>
-        <w:rPr>
-          <w:b w:val="0"/>
-        </w:rPr>
-        <w:t xml:space="preserve"> of X winning without calling it objectively best.</w:t>
-      </w:r>
-    </w:p>
-    <w:p>
-      <w:pPr>
-        <w:pStyle w:val="Heading3"/>
-      </w:pPr>
-      <w:r>
-        <w:t>Teacher reasoning · W5</w:t>
-      </w:r>
-    </w:p>
-    <w:p>
-      <w:pPr>
-        <w:spacing w:line="336" w:lineRule="auto" w:after="180"/>
-        <w:shd w:fill="F1F6FC"/>
-      </w:pPr>
-      <w:r>
-        <w:rPr>
-          <w:b w:val="0"/>
-        </w:rPr>
-        <w:t>X meets the 12-minute limit and ties for highest eligible score 9; the alphabetical tie rule selects X.</w:t>
-      </w:r>
-    </w:p>
-    <w:p>
-      <w:pPr>
-        <w:pStyle w:val="Heading3"/>
-      </w:pPr>
-      <w:r>
-        <w:t>Assess independent transfer</w:t>
-      </w:r>
-    </w:p>
-    <w:p>
-      <w:pPr>
-        <w:pStyle w:val="Heading3"/>
-      </w:pPr>
-      <w:r>
-        <w:t>Independent question · withhold the key</w:t>
-      </w:r>
-    </w:p>
-    <w:p>
-      <w:pPr>
-        <w:spacing w:line="336" w:lineRule="auto" w:after="180"/>
-        <w:shd w:fill="F5F1FB"/>
-      </w:pPr>
-      <w:r>
-        <w:rPr>
-          <w:b w:val="0"/>
-        </w:rPr>
-        <w:t>Selected case: Use the function with X (fun 4, learning 1, minutes 12), Y (3,3,10), Z (5,5,13), limit 12. Predict the winner, reverse the list and retest. Also test limit 9.</w:t>
-      </w:r>
-    </w:p>
-    <w:p>
-      <w:pPr>
-        <w:pStyle w:val="Heading3"/>
-      </w:pPr>
-      <w:r>
-        <w:t>Selected case answer</w:t>
-      </w:r>
-    </w:p>
-    <w:p>
-      <w:pPr>
-        <w:pStyle w:val="Heading3"/>
-      </w:pPr>
-      <w:r>
-        <w:t>Teacher key · Selected case answer</w:t>
-      </w:r>
-    </w:p>
-    <w:p>
-      <w:pPr>
-        <w:spacing w:line="336" w:lineRule="auto" w:after="180"/>
-        <w:shd w:fill="F1F6FC"/>
-      </w:pPr>
-      <w:r>
-        <w:rPr>
-          <w:b w:val="0"/>
-        </w:rPr>
-        <w:t>X and Y score 9; Z is excluded. X wins alphabetically in either order. Limit 9 returns None.</w:t>
-      </w:r>
-    </w:p>
-    <w:tbl>
-      <w:tblPr>
-        <w:tblStyle w:val="LightShading-Accent1"/>
-        <w:tblW w:type="auto" w:w="0"/>
-        <w:tblLook w:firstColumn="1" w:firstRow="1" w:lastColumn="0" w:lastRow="0" w:noHBand="0" w:noVBand="1" w:val="04A0"/>
-      </w:tblPr>
-      <w:tblGrid>
-        <w:gridCol w:w="5112"/>
-        <w:gridCol w:w="5112"/>
-      </w:tblGrid>
-      <w:tr>
-        <w:trPr>
-          <w:tblHeader/>
-        </w:trPr>
-        <w:tc>
-          <w:tcPr>
-            <w:tcW w:type="dxa" w:w="5112"/>
-          </w:tcPr>
-          <w:p>
-            <w:r>
-              <w:t>Dimension</w:t>
-            </w:r>
-          </w:p>
-        </w:tc>
-        <w:tc>
-          <w:tcPr>
-            <w:tcW w:type="dxa" w:w="5112"/>
-          </w:tcPr>
-          <w:p>
-            <w:r>
-              <w:t>Evidence required</w:t>
-            </w:r>
-          </w:p>
-        </w:tc>
-      </w:tr>
-      <w:tr>
-        <w:tc>
-          <w:tcPr>
-            <w:tcW w:type="dxa" w:w="5112"/>
-          </w:tcPr>
-          <w:p>
-            <w:r>
-              <w:t>Explanation</w:t>
-            </w:r>
-          </w:p>
-        </w:tc>
-        <w:tc>
-          <w:tcPr>
-            <w:tcW w:type="dxa" w:w="5112"/>
-          </w:tcPr>
-          <w:p>
-            <w:r>
-              <w:t>Names the applicable idea or procedure and ties it to the supplied facts.</w:t>
-            </w:r>
-          </w:p>
-        </w:tc>
-      </w:tr>
-      <w:tr>
-        <w:tc>
-          <w:tcPr>
-            <w:tcW w:type="dxa" w:w="5112"/>
-          </w:tcPr>
-          <w:p>
-            <w:r>
-              <w:t>Trace and result</w:t>
-            </w:r>
-          </w:p>
-        </w:tc>
-        <w:tc>
-          <w:tcPr>
-            <w:tcW w:type="dxa" w:w="5112"/>
-          </w:tcPr>
-          <w:p>
-            <w:r>
-              <w:t>Preserves the given inputs and shows the relevant intermediate steps; distinguishes a prediction from an observed execution.</w:t>
-            </w:r>
-          </w:p>
-        </w:tc>
-      </w:tr>
-      <w:tr>
-        <w:tc>
-          <w:tcPr>
-            <w:tcW w:type="dxa" w:w="5112"/>
-          </w:tcPr>
-          <w:p>
-            <w:r>
-              <w:t>Limits</w:t>
-            </w:r>
-          </w:p>
-        </w:tc>
-        <w:tc>
-          <w:tcPr>
-            <w:tcW w:type="dxa" w:w="5112"/>
-          </w:tcPr>
-          <w:p>
-            <w:r>
-              <w:t>States the assumptions, missing evidence or conditions under which the result would change.</w:t>
-            </w:r>
-          </w:p>
-        </w:tc>
-      </w:tr>
-    </w:tbl>
-    <w:p>
-      <w:pPr>
-        <w:pStyle w:val="Heading3"/>
-      </w:pPr>
-      <w:r>
-        <w:t>Teacher key · Selected case answer</w:t>
-      </w:r>
-    </w:p>
-    <w:p>
-      <w:pPr>
-        <w:spacing w:line="336" w:lineRule="auto" w:after="180"/>
-        <w:shd w:fill="F1F6FC"/>
-      </w:pPr>
-      <w:r>
-        <w:rPr>
-          <w:b w:val="0"/>
-        </w:rPr>
-        <w:t>Record each dimension as not yet, with support, or independent. Accept a valid alternative procedure with a defensible trace.</w:t>
-      </w:r>
-    </w:p>
-    <w:p>
-      <w:pPr>
-        <w:spacing w:line="336" w:lineRule="auto" w:after="180"/>
-        <w:shd w:fill="F1F6FC"/>
-      </w:pPr>
-      <w:r>
-        <w:rPr>
-          <w:b w:val="0"/>
-        </w:rPr>
-        <w:t xml:space="preserve">Do not penalise an honestly recorded model failure if the learner correctly explains its </w:t>
-      </w:r>
-      <w:r>
-        <w:rPr>
-          <w:b/>
-        </w:rPr>
-        <w:t>evidence</w:t>
-      </w:r>
-      <w:r>
-        <w:rPr>
-          <w:b w:val="0"/>
-        </w:rPr>
-        <w:t xml:space="preserve"> and limits.</w:t>
-      </w:r>
-    </w:p>
-    <w:p>
-      <w:pPr>
-        <w:pStyle w:val="Heading3"/>
-      </w:pPr>
-      <w:r>
-        <w:t>Feedback that the learner uses</w:t>
-      </w:r>
-    </w:p>
-    <w:p>
-      <w:pPr>
-        <w:spacing w:line="336" w:lineRule="auto" w:after="180"/>
-      </w:pPr>
-      <w:r>
-        <w:rPr>
-          <w:b w:val="0"/>
-        </w:rPr>
-        <w:t>Name the earliest unsupported step and give one action to repair it. Have the learner make that repair now and explain why. Then assess the relevant skill on a fresh, fully specified case.</w:t>
-      </w:r>
-    </w:p>
-    <w:p>
-      <w:pPr>
-        <w:spacing w:line="336" w:lineRule="auto" w:after="180"/>
-      </w:pPr>
-      <w:r>
-        <w:rPr>
-          <w:b w:val="0"/>
-        </w:rPr>
-        <w:t>Confirm it was not previously practised with feedback; solve and check the new case before assigning it. A follow-up design prompt is a starting brief, not automatically an equivalent test.</w:t>
-      </w:r>
-    </w:p>
-    <w:p>
-      <w:pPr>
-        <w:pStyle w:val="Heading1"/>
-      </w:pPr>
-      <w:r>
-        <w:t>06. Connect and extend learning</w:t>
-      </w:r>
-    </w:p>
-    <w:p>
-      <w:r>
-        <w:t>Connect Feedback Loops to Transparent Book Recommender, adapt support and plan a later changed-case check.</w:t>
-      </w:r>
-    </w:p>
-    <w:p>
-      <w:pPr>
-        <w:pStyle w:val="Heading3"/>
-      </w:pPr>
-      <w:r>
-        <w:t>Transparent Book Recommender</w:t>
-      </w:r>
-    </w:p>
-    <w:p>
-      <w:pPr>
-        <w:spacing w:line="336" w:lineRule="auto" w:after="180"/>
-      </w:pPr>
-      <w:r>
-        <w:rPr>
-          <w:b w:val="0"/>
-        </w:rPr>
-        <w:t>Reserve some varied suggestions and distinguish ‘not shown’ from ‘not liked.’</w:t>
-      </w:r>
-    </w:p>
-    <w:p>
-      <w:pPr>
-        <w:spacing w:line="336" w:lineRule="auto" w:after="180"/>
-      </w:pPr>
-      <w:r>
-        <w:rPr>
-          <w:b w:val="0"/>
-        </w:rPr>
-        <w:t xml:space="preserve">Keep the decision, </w:t>
-      </w:r>
-      <w:r>
-        <w:rPr>
-          <w:b/>
-        </w:rPr>
-        <w:t>input</w:t>
-      </w:r>
-      <w:r>
-        <w:rPr>
-          <w:b w:val="0"/>
-        </w:rPr>
-        <w:t xml:space="preserve">, result, </w:t>
-      </w:r>
-      <w:r>
-        <w:rPr>
-          <w:b/>
-        </w:rPr>
-        <w:t>explanation</w:t>
-      </w:r>
-      <w:r>
-        <w:rPr>
-          <w:b w:val="0"/>
-        </w:rPr>
-        <w:t xml:space="preserve"> and remaining limitation in the project </w:t>
-      </w:r>
-      <w:r>
-        <w:rPr>
-          <w:b/>
-        </w:rPr>
-        <w:t>evidence</w:t>
-      </w:r>
-      <w:r>
-        <w:rPr>
-          <w:b w:val="0"/>
-        </w:rPr>
-        <w:t xml:space="preserve"> record. Retrieve this record next week rather than restarting the project.</w:t>
-      </w:r>
-    </w:p>
-    <w:p>
-      <w:pPr>
-        <w:pStyle w:val="Heading3"/>
-      </w:pPr>
-      <w:r>
-        <w:t>Support and stretch</w:t>
-      </w:r>
-    </w:p>
-    <w:p>
-      <w:pPr>
-        <w:spacing w:line="336" w:lineRule="auto" w:after="180"/>
-      </w:pPr>
-      <w:r>
-        <w:rPr>
-          <w:b w:val="0"/>
-        </w:rPr>
-        <w:t>Trace one record or condition at a time with counters and labelled columns. Stretch: introduce a tie, boundary or missing field and declare its handling policy before rerunning.</w:t>
-      </w:r>
-    </w:p>
-    <w:p>
-      <w:pPr>
-        <w:pStyle w:val="Heading3"/>
-      </w:pPr>
-      <w:r>
-        <w:t>Exit reflection</w:t>
-      </w:r>
-    </w:p>
-    <w:p>
-      <w:pPr>
-        <w:spacing w:line="336" w:lineRule="auto" w:after="180"/>
-      </w:pPr>
-      <w:r>
-        <w:rPr>
-          <w:b w:val="0"/>
-        </w:rPr>
-        <w:t xml:space="preserve">Ask for one decision the learner can now justify and one situation requiring more </w:t>
-      </w:r>
-      <w:r>
-        <w:rPr>
-          <w:b/>
-        </w:rPr>
-        <w:t>evidence</w:t>
-      </w:r>
-      <w:r>
-        <w:rPr>
-          <w:b w:val="0"/>
-        </w:rPr>
-        <w:t xml:space="preserve"> or human review. Confidence ratings are separate from correct independent performance.</w:t>
-      </w:r>
-    </w:p>
-    <w:p>
-      <w:pPr>
-        <w:pStyle w:val="Heading3"/>
-      </w:pPr>
-      <w:r>
-        <w:t>Bridge to the next week</w:t>
-      </w:r>
-    </w:p>
-    <w:p>
-      <w:pPr>
-        <w:spacing w:line="336" w:lineRule="auto" w:after="180"/>
-      </w:pPr>
-      <w:r>
-        <w:rPr>
-          <w:b w:val="0"/>
-        </w:rPr>
-        <w:t xml:space="preserve">Next: Week 25: Text as Pieces. Retrieve today’s </w:t>
-      </w:r>
-      <w:r>
-        <w:rPr>
-          <w:b/>
-        </w:rPr>
-        <w:t>evidence</w:t>
-      </w:r>
-      <w:r>
-        <w:rPr>
-          <w:b w:val="0"/>
-        </w:rPr>
-        <w:t xml:space="preserve"> and identify what carries forward and what is new.</w:t>
-      </w:r>
-    </w:p>
-    <w:p>
-      <w:pPr>
-        <w:pStyle w:val="Heading3"/>
-      </w:pPr>
-      <w:r>
-        <w:t>Support and fresh reassessment</w:t>
-      </w:r>
-    </w:p>
-    <w:p>
-      <w:pPr>
-        <w:spacing w:line="336" w:lineRule="auto" w:after="180"/>
-      </w:pPr>
-      <w:r>
-        <w:rPr>
-          <w:b w:val="0"/>
-        </w:rPr>
-        <w:t>Trace best and best_score row by row. Extension: return a record with name, score and reason while retaining the same selection policy.</w:t>
-      </w:r>
-    </w:p>
-    <w:p>
-      <w:pPr>
-        <w:spacing w:line="336" w:lineRule="auto" w:after="180"/>
-      </w:pPr>
-      <w:r>
-        <w:rPr>
-          <w:b w:val="0"/>
-        </w:rPr>
-        <w:t xml:space="preserve">Independent W4 </w:t>
-      </w:r>
-      <w:r>
-        <w:rPr>
-          <w:b/>
-        </w:rPr>
-        <w:t>evidence</w:t>
-      </w:r>
-      <w:r>
-        <w:rPr>
-          <w:b w:val="0"/>
-        </w:rPr>
-        <w:t xml:space="preserve">: X and Y score 9; Z is excluded. X wins alphabetically in either order. Limit 9 returns None. Record whether the learner needed no help, a hint or </w:t>
-      </w:r>
-      <w:r>
-        <w:rPr>
-          <w:b/>
-        </w:rPr>
-        <w:t>explanation</w:t>
-      </w:r>
-      <w:r>
-        <w:rPr>
-          <w:b w:val="0"/>
-        </w:rPr>
-        <w:t>.</w:t>
-      </w:r>
-    </w:p>
-    <w:p>
-      <w:pPr>
-        <w:spacing w:line="336" w:lineRule="auto" w:after="180"/>
-      </w:pPr>
-      <w:r>
-        <w:rPr>
-          <w:b w:val="0"/>
-        </w:rPr>
-        <w:t>Fresh retry: B (2,4,8), C (3,2,8), A (5,5,9), limit 8. B/C tie at 8; B wins. Limit 7 returns None.</w:t>
-      </w:r>
-    </w:p>
-    <w:p>
-      <w:pPr>
-        <w:spacing w:line="336" w:lineRule="auto" w:after="180"/>
-      </w:pPr>
-      <w:r>
-        <w:rPr>
-          <w:b w:val="0"/>
-        </w:rPr>
-        <w:t xml:space="preserve">Next week: File </w:t>
-      </w:r>
-      <w:r>
-        <w:rPr>
-          <w:b/>
-        </w:rPr>
-        <w:t>input</w:t>
-      </w:r>
-      <w:r>
-        <w:rPr>
-          <w:b w:val="0"/>
-        </w:rPr>
-        <w:t xml:space="preserve"> and </w:t>
-      </w:r>
-      <w:r>
-        <w:rPr>
-          <w:b/>
-        </w:rPr>
-        <w:t>output</w:t>
-      </w:r>
-      <w:r>
-        <w:rPr>
-          <w:b w:val="0"/>
-        </w:rPr>
-        <w:t xml:space="preserve">. Reuse this week's explicit contracts and </w:t>
-      </w:r>
-      <w:r>
-        <w:rPr>
-          <w:b/>
-        </w:rPr>
-        <w:t>evidence</w:t>
-      </w:r>
-      <w:r>
-        <w:rPr>
-          <w:b w:val="0"/>
-        </w:rPr>
-        <w:t>.</w:t>
-      </w:r>
-    </w:p>
-    <w:p>
-      <w:pPr>
-        <w:pStyle w:val="Heading3"/>
-      </w:pPr>
-      <w:r>
-        <w:t>Plan the delayed return</w:t>
+        <w:t xml:space="preserve"> plan before feedback.</w:t>
+      </w:r>
+    </w:p>
+    <w:p>
+      <w:pPr>
+        <w:pStyle w:val="Heading2"/>
+      </w:pPr>
+      <w:r>
+        <w:t>Plan the delayed check</w:t>
       </w:r>
     </w:p>
     <w:p>
@@ -5003,84 +4974,176 @@
     </w:p>
     <w:p>
       <w:pPr>
+        <w:pStyle w:val="Heading2"/>
+      </w:pPr>
+      <w:r>
+        <w:t>Bridge to next week</w:t>
+      </w:r>
+    </w:p>
+    <w:p>
+      <w:pPr>
+        <w:spacing w:line="336" w:lineRule="auto" w:after="180"/>
+      </w:pPr>
+      <w:r>
+        <w:rPr>
+          <w:b w:val="0"/>
+        </w:rPr>
+        <w:t xml:space="preserve">Ask for one decision the learner can now justify and one situation requiring more </w:t>
+      </w:r>
+      <w:r>
+        <w:rPr>
+          <w:b/>
+        </w:rPr>
+        <w:t>evidence</w:t>
+      </w:r>
+      <w:r>
+        <w:rPr>
+          <w:b w:val="0"/>
+        </w:rPr>
+        <w:t xml:space="preserve"> or human review. Confidence ratings are separate from correct independent performance.</w:t>
+      </w:r>
+    </w:p>
+    <w:p>
+      <w:pPr>
+        <w:spacing w:line="336" w:lineRule="auto" w:after="180"/>
+      </w:pPr>
+      <w:r>
+        <w:rPr>
+          <w:b w:val="0"/>
+        </w:rPr>
+        <w:t xml:space="preserve">Next: Week 25: Text as Pieces. Retrieve today’s </w:t>
+      </w:r>
+      <w:r>
+        <w:rPr>
+          <w:b/>
+        </w:rPr>
+        <w:t>evidence</w:t>
+      </w:r>
+      <w:r>
+        <w:rPr>
+          <w:b w:val="0"/>
+        </w:rPr>
+        <w:t xml:space="preserve"> and identify what carries forward and what is new.</w:t>
+      </w:r>
+    </w:p>
+    <w:p>
+      <w:pPr>
+        <w:spacing w:line="336" w:lineRule="auto" w:after="180"/>
+      </w:pPr>
+      <w:r>
+        <w:rPr>
+          <w:b w:val="0"/>
+        </w:rPr>
+        <w:t>Next is Week25: Text as Pieces. Carry forward the distinction between observed records and inferred meaning when choosing a text representation.</w:t>
+      </w:r>
+    </w:p>
+    <w:p>
+      <w:pPr>
+        <w:pStyle w:val="Heading2"/>
+      </w:pPr>
+      <w:r>
+        <w:t>Earlier wording, alternatives and picture transcripts · reference / check after trying</w:t>
+      </w:r>
+    </w:p>
+    <w:p>
+      <w:pPr>
+        <w:spacing w:line="336" w:lineRule="auto" w:after="180"/>
+      </w:pPr>
+      <w:r>
+        <w:rPr>
+          <w:b w:val="0"/>
+        </w:rPr>
+        <w:t>Connect and extend learning</w:t>
+      </w:r>
+    </w:p>
+    <w:p>
+      <w:pPr>
         <w:pStyle w:val="Heading3"/>
       </w:pPr>
       <w:r>
+        <w:t>Transparent Book Recommender</w:t>
+      </w:r>
+    </w:p>
+    <w:p>
+      <w:pPr>
+        <w:pStyle w:val="Heading3"/>
+      </w:pPr>
+      <w:r>
+        <w:t>Support and stretch</w:t>
+      </w:r>
+    </w:p>
+    <w:p>
+      <w:pPr>
+        <w:pStyle w:val="Heading3"/>
+      </w:pPr>
+      <w:r>
+        <w:t>Exit reflection</w:t>
+      </w:r>
+    </w:p>
+    <w:p>
+      <w:pPr>
+        <w:pStyle w:val="Heading3"/>
+      </w:pPr>
+      <w:r>
+        <w:t>Bridge to the next week</w:t>
+      </w:r>
+    </w:p>
+    <w:p>
+      <w:pPr>
+        <w:pStyle w:val="Heading3"/>
+      </w:pPr>
+      <w:r>
+        <w:t>Support and fresh reassessment</w:t>
+      </w:r>
+    </w:p>
+    <w:p>
+      <w:pPr>
+        <w:pStyle w:val="Heading3"/>
+      </w:pPr>
+      <w:r>
+        <w:t>Plan the delayed return</w:t>
+      </w:r>
+    </w:p>
+    <w:p>
+      <w:pPr>
+        <w:pStyle w:val="Heading3"/>
+      </w:pPr>
+      <w:r>
         <w:t>Project evidence from this case</w:t>
       </w:r>
     </w:p>
     <w:p>
       <w:pPr>
+        <w:pStyle w:val="Heading1"/>
+      </w:pPr>
+      <w:r>
+        <w:t>Reference bank and extra practice</w:t>
+      </w:r>
+    </w:p>
+    <w:p>
+      <w:pPr>
+        <w:pStyle w:val="Heading1"/>
+      </w:pPr>
+      <w:r>
+        <w:t>07. Reference: alternative planning checklist</w:t>
+      </w:r>
+    </w:p>
+    <w:p>
+      <w:r>
+        <w:t>Use as a reminder alongside the main route rather than teaching the cycle twice.</w:t>
+      </w:r>
+    </w:p>
+    <w:p>
+      <w:pPr>
+        <w:pStyle w:val="Heading2"/>
+      </w:pPr>
+      <w:r>
+        <w:t>Preparation and schedule</w:t>
+      </w:r>
+    </w:p>
+    <w:p>
+      <w:pPr>
         <w:spacing w:line="336" w:lineRule="auto" w:after="180"/>
-      </w:pPr>
-      <w:r>
-        <w:rPr>
-          <w:b w:val="0"/>
-        </w:rPr>
-        <w:t xml:space="preserve">Log </w:t>
-      </w:r>
-      <w:r>
-        <w:rPr>
-          <w:b/>
-        </w:rPr>
-        <w:t>recommender</w:t>
-      </w:r>
-      <w:r>
-        <w:rPr>
-          <w:b w:val="0"/>
-        </w:rPr>
-        <w:t xml:space="preserve"> </w:t>
-      </w:r>
-      <w:r>
-        <w:rPr>
-          <w:b/>
-        </w:rPr>
-        <w:t>exposure</w:t>
-      </w:r>
-      <w:r>
-        <w:rPr>
-          <w:b w:val="0"/>
-        </w:rPr>
-        <w:t xml:space="preserve">, choice and explicit feedback separately; consider whether its own policy narrows future </w:t>
-      </w:r>
-      <w:r>
-        <w:rPr>
-          <w:b/>
-        </w:rPr>
-        <w:t>evidence</w:t>
-      </w:r>
-      <w:r>
-        <w:rPr>
-          <w:b w:val="0"/>
-        </w:rPr>
-        <w:t>.</w:t>
-      </w:r>
-    </w:p>
-    <w:p>
-      <w:pPr>
-        <w:pStyle w:val="Heading1"/>
-      </w:pPr>
-      <w:r>
-        <w:t>07. Prepare, teach and assess</w:t>
-      </w:r>
-    </w:p>
-    <w:p>
-      <w:r>
-        <w:t>Use this preparation summary alongside the detailed Feedback Loops lesson; it is a checklist rather than a replacement for the full sequence.</w:t>
-      </w:r>
-    </w:p>
-    <w:p>
-      <w:pPr>
-        <w:pStyle w:val="Heading3"/>
-      </w:pPr>
-      <w:r>
-        <w:t>Teaching target</w:t>
-      </w:r>
-    </w:p>
-    <w:p>
-      <w:pPr>
-        <w:spacing w:line="336" w:lineRule="auto" w:after="180"/>
-        <w:shd w:fill="EDF7F3"/>
       </w:pPr>
       <w:r>
         <w:rPr>
@@ -5275,6 +5338,14 @@
     </w:tbl>
     <w:p>
       <w:pPr>
+        <w:pStyle w:val="Heading2"/>
+      </w:pPr>
+      <w:r>
+        <w:t>Practice and assessment reminders</w:t>
+      </w:r>
+    </w:p>
+    <w:p>
+      <w:pPr>
         <w:spacing w:line="336" w:lineRule="auto" w:after="180"/>
       </w:pPr>
       <w:r>
@@ -5286,16 +5357,7 @@
     </w:p>
     <w:p>
       <w:pPr>
-        <w:pStyle w:val="Heading3"/>
-      </w:pPr>
-      <w:r>
-        <w:t>Supported practice answer</w:t>
-      </w:r>
-    </w:p>
-    <w:p>
-      <w:pPr>
         <w:spacing w:line="336" w:lineRule="auto" w:after="180"/>
-        <w:shd w:fill="F1F6FC"/>
       </w:pPr>
       <w:r>
         <w:rPr>
@@ -5364,16 +5426,7 @@
     </w:p>
     <w:p>
       <w:pPr>
-        <w:pStyle w:val="Heading3"/>
-      </w:pPr>
-      <w:r>
-        <w:t>Repair the misconception</w:t>
-      </w:r>
-    </w:p>
-    <w:p>
-      <w:pPr>
         <w:spacing w:line="336" w:lineRule="auto" w:after="180"/>
-        <w:shd w:fill="FFF5E6"/>
       </w:pPr>
       <w:r>
         <w:rPr>
@@ -5385,7 +5438,6 @@
     <w:p>
       <w:pPr>
         <w:spacing w:line="336" w:lineRule="auto" w:after="180"/>
-        <w:shd w:fill="FFF5E6"/>
       </w:pPr>
       <w:r>
         <w:rPr>
@@ -5396,16 +5448,7 @@
     </w:p>
     <w:p>
       <w:pPr>
-        <w:pStyle w:val="Heading3"/>
-      </w:pPr>
-      <w:r>
-        <w:t>Support without giving away the answer</w:t>
-      </w:r>
-    </w:p>
-    <w:p>
-      <w:pPr>
         <w:spacing w:line="336" w:lineRule="auto" w:after="180"/>
-        <w:shd w:fill="F1F6F8"/>
       </w:pPr>
       <w:r>
         <w:rPr>
@@ -5440,16 +5483,7 @@
     </w:p>
     <w:p>
       <w:pPr>
-        <w:pStyle w:val="Heading3"/>
-      </w:pPr>
-      <w:r>
-        <w:t>Extend the reasoning</w:t>
-      </w:r>
-    </w:p>
-    <w:p>
-      <w:pPr>
         <w:spacing w:line="336" w:lineRule="auto" w:after="180"/>
-        <w:shd w:fill="F5F1FB"/>
       </w:pPr>
       <w:r>
         <w:rPr>
@@ -5485,7 +5519,6 @@
     <w:p>
       <w:pPr>
         <w:spacing w:line="336" w:lineRule="auto" w:after="180"/>
-        <w:shd w:fill="F5F1FB"/>
       </w:pPr>
       <w:r>
         <w:rPr>
@@ -5508,16 +5541,7 @@
     </w:p>
     <w:p>
       <w:pPr>
-        <w:pStyle w:val="Heading3"/>
-      </w:pPr>
-      <w:r>
-        <w:t>Protect the independent attempt</w:t>
-      </w:r>
-    </w:p>
-    <w:p>
-      <w:pPr>
         <w:spacing w:line="336" w:lineRule="auto" w:after="180"/>
-        <w:shd w:fill="FFF5E6"/>
       </w:pPr>
       <w:r>
         <w:rPr>
@@ -5712,16 +5736,7 @@
     </w:tbl>
     <w:p>
       <w:pPr>
-        <w:pStyle w:val="Heading3"/>
-      </w:pPr>
-      <w:r>
-        <w:t>Project checkpoint</w:t>
-      </w:r>
-    </w:p>
-    <w:p>
-      <w:pPr>
         <w:spacing w:line="336" w:lineRule="auto" w:after="180"/>
-        <w:shd w:fill="EDF7F3"/>
       </w:pPr>
       <w:r>
         <w:rPr>
@@ -5770,12 +5785,20 @@
         <w:pStyle w:val="Heading1"/>
       </w:pPr>
       <w:r>
-        <w:t>08. Use feedback, labs and repair paths</w:t>
-      </w:r>
-    </w:p>
-    <w:p>
-      <w:r>
-        <w:t>Use feedback, earlier review and portfolios purposefully. Apply the coding routine only when this lesson has an executable lab.</w:t>
+        <w:t>08. Reference: feedback and records</w:t>
+      </w:r>
+    </w:p>
+    <w:p>
+      <w:r>
+        <w:t>Use digital tools where they help retain an explanation and its evidence.</w:t>
+      </w:r>
+    </w:p>
+    <w:p>
+      <w:pPr>
+        <w:pStyle w:val="Heading2"/>
+      </w:pPr>
+      <w:r>
+        <w:t>Keep practice and independent evidence separate</w:t>
       </w:r>
     </w:p>
     <w:p>
@@ -5814,12 +5837,86 @@
     </w:p>
     <w:p>
       <w:pPr>
+        <w:pStyle w:val="Heading2"/>
+      </w:pPr>
+      <w:r>
+        <w:t>Repair and portfolio records</w:t>
+      </w:r>
+    </w:p>
+    <w:p>
+      <w:pPr>
         <w:spacing w:line="336" w:lineRule="auto" w:after="180"/>
       </w:pPr>
       <w:r>
         <w:rPr>
           <w:b w:val="0"/>
         </w:rPr>
+        <w:t>Use the earlier worked-</w:t>
+      </w:r>
+      <w:r>
+        <w:rPr>
+          <w:b/>
+        </w:rPr>
+        <w:t>explanation</w:t>
+      </w:r>
+      <w:r>
+        <w:rPr>
+          <w:b w:val="0"/>
+        </w:rPr>
+        <w:t xml:space="preserve"> links to address a specific missing building block, then return to the current question. Adapt this suggestion after observing the learner; it is not an automatic diagnosis.</w:t>
+      </w:r>
+    </w:p>
+    <w:p>
+      <w:pPr>
+        <w:spacing w:line="336" w:lineRule="auto" w:after="180"/>
+      </w:pPr>
+      <w:r>
+        <w:rPr>
+          <w:b w:val="0"/>
+        </w:rPr>
+        <w:t xml:space="preserve">Collect the completed-work portfolio as </w:t>
+      </w:r>
+      <w:r>
+        <w:rPr>
+          <w:b/>
+        </w:rPr>
+        <w:t>evidence</w:t>
+      </w:r>
+      <w:r>
+        <w:rPr>
+          <w:b w:val="0"/>
+        </w:rPr>
+        <w:t xml:space="preserve">. Record support separately from correctness, and assess </w:t>
+      </w:r>
+      <w:r>
+        <w:rPr>
+          <w:b/>
+        </w:rPr>
+        <w:t>explanation</w:t>
+      </w:r>
+      <w:r>
+        <w:rPr>
+          <w:b w:val="0"/>
+        </w:rPr>
+        <w:t>, trace/test and limitations. Progress ticks and quiz selections alone do not establish mastery.</w:t>
+      </w:r>
+    </w:p>
+    <w:p>
+      <w:pPr>
+        <w:pStyle w:val="Heading2"/>
+      </w:pPr>
+      <w:r>
+        <w:t>Earlier wording, alternatives and picture transcripts · reference / check after trying</w:t>
+      </w:r>
+    </w:p>
+    <w:p>
+      <w:pPr>
+        <w:spacing w:line="336" w:lineRule="auto" w:after="180"/>
+      </w:pPr>
+      <w:r>
+        <w:rPr>
+          <w:b w:val="0"/>
+        </w:rPr>
         <w:t xml:space="preserve">Ask students to predict before running code. Preserve errors and actual </w:t>
       </w:r>
       <w:r>
@@ -5849,101 +5946,20 @@
     </w:p>
     <w:p>
       <w:pPr>
-        <w:spacing w:line="336" w:lineRule="auto" w:after="180"/>
-      </w:pPr>
-      <w:r>
-        <w:rPr>
-          <w:b w:val="0"/>
-        </w:rPr>
-        <w:t>Use the earlier worked-</w:t>
-      </w:r>
-      <w:r>
-        <w:rPr>
-          <w:b/>
-        </w:rPr>
-        <w:t>explanation</w:t>
-      </w:r>
-      <w:r>
-        <w:rPr>
-          <w:b w:val="0"/>
-        </w:rPr>
-        <w:t xml:space="preserve"> links to address a specific missing building block, then return to the current question. Adapt this suggestion after observing the learner; it is not an automatic diagnosis.</w:t>
-      </w:r>
-    </w:p>
-    <w:p>
-      <w:pPr>
-        <w:spacing w:line="336" w:lineRule="auto" w:after="180"/>
-      </w:pPr>
-      <w:r>
-        <w:rPr>
-          <w:b w:val="0"/>
-        </w:rPr>
-        <w:t xml:space="preserve">Collect the completed-work portfolio as </w:t>
-      </w:r>
-      <w:r>
-        <w:rPr>
-          <w:b/>
-        </w:rPr>
-        <w:t>evidence</w:t>
-      </w:r>
-      <w:r>
-        <w:rPr>
-          <w:b w:val="0"/>
-        </w:rPr>
-        <w:t xml:space="preserve">. Record support separately from correctness, and assess </w:t>
-      </w:r>
-      <w:r>
-        <w:rPr>
-          <w:b/>
-        </w:rPr>
-        <w:t>explanation</w:t>
-      </w:r>
-      <w:r>
-        <w:rPr>
-          <w:b w:val="0"/>
-        </w:rPr>
-        <w:t>, trace/test and limitations. Progress ticks and quiz selections alone do not establish mastery.</w:t>
-      </w:r>
-    </w:p>
-    <w:p>
-      <w:pPr>
         <w:pStyle w:val="Heading1"/>
       </w:pPr>
       <w:r>
-        <w:t>09. Visual concept journey</w:t>
-      </w:r>
-    </w:p>
-    <w:p>
-      <w:r>
-        <w:t>Show one Feedback Loops graphic at a time, request a prediction and discuss its trace before the independent assessment.</w:t>
-      </w:r>
-    </w:p>
-    <w:p>
-      <w:pPr>
-        <w:spacing w:line="336" w:lineRule="auto" w:after="180"/>
-      </w:pPr>
-      <w:r>
-        <w:rPr>
-          <w:b w:val="0"/>
-        </w:rPr>
-        <w:t xml:space="preserve">Use one picture at a time. Hide a worked result before asking for a </w:t>
-      </w:r>
-      <w:r>
-        <w:rPr>
-          <w:b/>
-        </w:rPr>
-        <w:t>prediction</w:t>
-      </w:r>
-      <w:r>
-        <w:rPr>
-          <w:b w:val="0"/>
-        </w:rPr>
-        <w:t>, then reveal it for feedback. These are supported teaching cases; retain the separate independent assessment for a fresh first attempt.</w:t>
-      </w:r>
-    </w:p>
-    <w:p>
-      <w:pPr>
-        <w:pStyle w:val="Heading3"/>
+        <w:t>09. Reference: teach with the six pictures</w:t>
+      </w:r>
+    </w:p>
+    <w:p>
+      <w:r>
+        <w:t>Choose the picture for the teaching move and connect it to the explanation.</w:t>
+      </w:r>
+    </w:p>
+    <w:p>
+      <w:pPr>
+        <w:pStyle w:val="Heading2"/>
       </w:pPr>
       <w:r>
         <w:t>01. Feedback Loops: the case</w:t>
@@ -5954,7 +5970,7 @@
         <w:drawing>
           <wp:inline xmlns:a="http://schemas.openxmlformats.org/drawingml/2006/main" xmlns:pic="http://schemas.openxmlformats.org/drawingml/2006/picture">
             <wp:extent cx="5486400" cy="2840736"/>
-            <wp:docPr id="3" name="Picture 3" descr="A fictional catalogue repeatedly recommends two books using observed clicks. Supplied facts: Initially each click count is 0. Equal counts choose earlier ID A over B. Only the recommended book is shown. In an invented three-round record, A is shown and clicked each round; B is never shown."/>
+            <wp:docPr id="4" name="Picture 4" descr="A fictional catalogue repeatedly recommends two books using observed clicks. Supplied facts: Initially each click count is 0. Equal counts choose earlier ID A over B. Only the recommended book is shown. In an invented three-round record, A is shown and clicked each round; B is never shown."/>
             <wp:cNvGraphicFramePr>
               <a:graphicFrameLocks noChangeAspect="1"/>
             </wp:cNvGraphicFramePr>
@@ -5966,7 +5982,7 @@
                     <pic:cNvPicPr/>
                   </pic:nvPicPr>
                   <pic:blipFill>
-                    <a:blip r:embed="rId11"/>
+                    <a:blip r:embed="rId12"/>
                     <a:stretch>
                       <a:fillRect/>
                     </a:stretch>
@@ -6010,7 +6026,6 @@
     <w:p>
       <w:pPr>
         <w:spacing w:line="336" w:lineRule="auto" w:after="180"/>
-        <w:shd w:fill="F5F1FB"/>
       </w:pPr>
       <w:r>
         <w:rPr>
@@ -6021,16 +6036,7 @@
     </w:p>
     <w:p>
       <w:pPr>
-        <w:pStyle w:val="Heading3"/>
-      </w:pPr>
-      <w:r>
-        <w:t>Discuss while showing the picture</w:t>
-      </w:r>
-    </w:p>
-    <w:p>
-      <w:pPr>
         <w:spacing w:line="336" w:lineRule="auto" w:after="180"/>
-        <w:shd w:fill="F1F6F8"/>
       </w:pPr>
       <w:r>
         <w:rPr>
@@ -6041,7 +6047,7 @@
     </w:p>
     <w:p>
       <w:pPr>
-        <w:pStyle w:val="Heading3"/>
+        <w:pStyle w:val="Heading2"/>
       </w:pPr>
       <w:r>
         <w:t>02. Follow the deciding steps</w:t>
@@ -6052,7 +6058,7 @@
         <w:drawing>
           <wp:inline xmlns:a="http://schemas.openxmlformats.org/drawingml/2006/main" xmlns:pic="http://schemas.openxmlformats.org/drawingml/2006/picture">
             <wp:extent cx="5486400" cy="4005072"/>
-            <wp:docPr id="4" name="Picture 4" descr="Initial tie: Counts A=0,B=0; ID rule shows A. → Record event: A receives a click, so its count becomes 1; B stays 0. → Repeat selection: Higher A count causes A to be shown again; after three clicks A=3,B=0. → Interpret carefully: B’s zero may mean no exposure, not dislike."/>
+            <wp:docPr id="5" name="Picture 5" descr="Initial tie: Counts A=0,B=0; ID rule shows A. → Record event: A receives a click, so its count becomes 1; B stays 0. → Repeat selection: Higher A count causes A to be shown again; after three clicks A=3,B=0. → Interpret carefully: B’s zero may mean no exposure, not dislike."/>
             <wp:cNvGraphicFramePr>
               <a:graphicFrameLocks noChangeAspect="1"/>
             </wp:cNvGraphicFramePr>
@@ -6064,7 +6070,7 @@
                     <pic:cNvPicPr/>
                   </pic:nvPicPr>
                   <pic:blipFill>
-                    <a:blip r:embed="rId12"/>
+                    <a:blip r:embed="rId9"/>
                     <a:stretch>
                       <a:fillRect/>
                     </a:stretch>
@@ -6109,7 +6115,6 @@
     <w:p>
       <w:pPr>
         <w:spacing w:line="336" w:lineRule="auto" w:after="180"/>
-        <w:shd w:fill="F5F1FB"/>
       </w:pPr>
       <w:r>
         <w:rPr>
@@ -6132,16 +6137,7 @@
     </w:p>
     <w:p>
       <w:pPr>
-        <w:pStyle w:val="Heading3"/>
-      </w:pPr>
-      <w:r>
-        <w:t>Discuss while showing the picture</w:t>
-      </w:r>
-    </w:p>
-    <w:p>
-      <w:pPr>
         <w:spacing w:line="336" w:lineRule="auto" w:after="180"/>
-        <w:shd w:fill="F1F6F8"/>
       </w:pPr>
       <w:r>
         <w:rPr>
@@ -6164,7 +6160,7 @@
     </w:p>
     <w:p>
       <w:pPr>
-        <w:pStyle w:val="Heading3"/>
+        <w:pStyle w:val="Heading2"/>
       </w:pPr>
       <w:r>
         <w:t>03. Exposure and clicks after the invented three rounds</w:t>
@@ -6175,7 +6171,7 @@
         <w:drawing>
           <wp:inline xmlns:a="http://schemas.openxmlformats.org/drawingml/2006/main" xmlns:pic="http://schemas.openxmlformats.org/drawingml/2006/picture">
             <wp:extent cx="5486400" cy="3096768"/>
-            <wp:docPr id="5" name="Picture 5" descr="Exposure and clicks after the invented three rounds. A: Shown = 3, Clicked = 3. B: Shown = 0, Clicked = 0."/>
+            <wp:docPr id="6" name="Picture 6" descr="Exposure and clicks after the invented three rounds. A: Shown = 3, Clicked = 3. B: Shown = 0, Clicked = 0."/>
             <wp:cNvGraphicFramePr>
               <a:graphicFrameLocks noChangeAspect="1"/>
             </wp:cNvGraphicFramePr>
@@ -6226,7 +6222,6 @@
     <w:p>
       <w:pPr>
         <w:spacing w:line="336" w:lineRule="auto" w:after="180"/>
-        <w:shd w:fill="F5F1FB"/>
       </w:pPr>
       <w:r>
         <w:rPr>
@@ -6237,16 +6232,7 @@
     </w:p>
     <w:p>
       <w:pPr>
-        <w:pStyle w:val="Heading3"/>
-      </w:pPr>
-      <w:r>
-        <w:t>Discuss while showing the picture</w:t>
-      </w:r>
-    </w:p>
-    <w:p>
-      <w:pPr>
         <w:spacing w:line="336" w:lineRule="auto" w:after="180"/>
-        <w:shd w:fill="F1F6F8"/>
       </w:pPr>
       <w:r>
         <w:rPr>
@@ -6258,7 +6244,6 @@
     <w:p>
       <w:pPr>
         <w:spacing w:line="336" w:lineRule="auto" w:after="180"/>
-        <w:shd w:fill="F1F6F8"/>
       </w:pPr>
       <w:r>
         <w:rPr>
@@ -6269,7 +6254,7 @@
     </w:p>
     <w:p>
       <w:pPr>
-        <w:pStyle w:val="Heading3"/>
+        <w:pStyle w:val="Heading2"/>
       </w:pPr>
       <w:r>
         <w:t>04. Change one thing. Trace what follows.</w:t>
@@ -6280,7 +6265,7 @@
         <w:drawing>
           <wp:inline xmlns:a="http://schemas.openxmlformats.org/drawingml/2006/main" xmlns:pic="http://schemas.openxmlformats.org/drawingml/2006/picture">
             <wp:extent cx="5486400" cy="3026664"/>
-            <wp:docPr id="6" name="Picture 6" descr="Original case: B’s zero may mean no exposure, not dislike. Changed condition: On a planned trial, show B once and record no click. Expected result: B gains one exposure but still zero clicks. Reason: The observation now supports a nonclick on that display, not a permanent dislike."/>
+            <wp:docPr id="7" name="Picture 7" descr="Original case: B’s zero may mean no exposure, not dislike. Changed condition: On a planned trial, show B once and record no click. Expected result: B gains one exposure but still zero clicks. Reason: The observation now supports a nonclick on that display, not a permanent dislike."/>
             <wp:cNvGraphicFramePr>
               <a:graphicFrameLocks noChangeAspect="1"/>
             </wp:cNvGraphicFramePr>
@@ -6372,7 +6357,6 @@
     <w:p>
       <w:pPr>
         <w:spacing w:line="336" w:lineRule="auto" w:after="180"/>
-        <w:shd w:fill="F5F1FB"/>
       </w:pPr>
       <w:r>
         <w:rPr>
@@ -6383,16 +6367,7 @@
     </w:p>
     <w:p>
       <w:pPr>
-        <w:pStyle w:val="Heading3"/>
-      </w:pPr>
-      <w:r>
-        <w:t>Discuss while showing the picture</w:t>
-      </w:r>
-    </w:p>
-    <w:p>
-      <w:pPr>
         <w:spacing w:line="336" w:lineRule="auto" w:after="180"/>
-        <w:shd w:fill="F1F6F8"/>
       </w:pPr>
       <w:r>
         <w:rPr>
@@ -6404,7 +6379,6 @@
     <w:p>
       <w:pPr>
         <w:spacing w:line="336" w:lineRule="auto" w:after="180"/>
-        <w:shd w:fill="F1F6F8"/>
       </w:pPr>
       <w:r>
         <w:rPr>
@@ -6427,7 +6401,7 @@
     </w:p>
     <w:p>
       <w:pPr>
-        <w:pStyle w:val="Heading3"/>
+        <w:pStyle w:val="Heading2"/>
       </w:pPr>
       <w:r>
         <w:t>05. Connect the explanation to its limit</w:t>
@@ -6438,7 +6412,7 @@
         <w:drawing>
           <wp:inline xmlns:a="http://schemas.openxmlformats.org/drawingml/2006/main" xmlns:pic="http://schemas.openxmlformats.org/drawingml/2006/picture">
             <wp:extent cx="5486400" cy="2941320"/>
-            <wp:docPr id="7" name="Picture 7" descr="The selection policy changes which evidence is available. A accumulates clicks partly because the system gives it every opportunity, while B has none. These records cannot compare enjoyment of two equally exposed books. Keep display counts separate from click counts; investigate alternatives with a teacher-approved exposure plan rather than treating zero as negative feedback. Limit: A click can reflect curiosity or a mistake; even equal exposure does not reveal every reason for selection."/>
+            <wp:docPr id="8" name="Picture 8" descr="The selection policy changes which evidence is available. A accumulates clicks partly because the system gives it every opportunity, while B has none. These records cannot compare enjoyment of two equally exposed books. Keep display counts separate from click counts; investigate alternatives with a teacher-approved exposure plan rather than treating zero as negative feedback. Limit: A click can reflect curiosity or a mistake; even equal exposure does not reveal every reason for selection."/>
             <wp:cNvGraphicFramePr>
               <a:graphicFrameLocks noChangeAspect="1"/>
             </wp:cNvGraphicFramePr>
@@ -6541,7 +6515,6 @@
     <w:p>
       <w:pPr>
         <w:spacing w:line="336" w:lineRule="auto" w:after="180"/>
-        <w:shd w:fill="F5F1FB"/>
       </w:pPr>
       <w:r>
         <w:rPr>
@@ -6552,16 +6525,7 @@
     </w:p>
     <w:p>
       <w:pPr>
-        <w:pStyle w:val="Heading3"/>
-      </w:pPr>
-      <w:r>
-        <w:t>Discuss while showing the picture</w:t>
-      </w:r>
-    </w:p>
-    <w:p>
-      <w:pPr>
         <w:spacing w:line="336" w:lineRule="auto" w:after="180"/>
-        <w:shd w:fill="F1F6F8"/>
       </w:pPr>
       <w:r>
         <w:rPr>
@@ -6573,7 +6537,6 @@
     <w:p>
       <w:pPr>
         <w:spacing w:line="336" w:lineRule="auto" w:after="180"/>
-        <w:shd w:fill="F1F6F8"/>
       </w:pPr>
       <w:r>
         <w:rPr>
@@ -6596,7 +6559,7 @@
     </w:p>
     <w:p>
       <w:pPr>
-        <w:pStyle w:val="Heading3"/>
+        <w:pStyle w:val="Heading2"/>
       </w:pPr>
       <w:r>
         <w:t>06. Make the idea visible in your project</w:t>
@@ -6607,7 +6570,7 @@
         <w:drawing>
           <wp:inline xmlns:a="http://schemas.openxmlformats.org/drawingml/2006/main" xmlns:pic="http://schemas.openxmlformats.org/drawingml/2006/picture">
             <wp:extent cx="5486400" cy="3380232"/>
-            <wp:docPr id="8" name="Picture 8" descr="Log recommender exposure, choice and explicit feedback separately; consider whether its own policy narrows future evidence. Draw your input, deciding step, result and limit. Supported question: What extra field would reveal why comparing raw clicks is misleading?"/>
+            <wp:docPr id="9" name="Picture 9" descr="Log recommender exposure, choice and explicit feedback separately; consider whether its own policy narrows future evidence. Draw your input, deciding step, result and limit. Supported question: What extra field would reveal why comparing raw clicks is misleading?"/>
             <wp:cNvGraphicFramePr>
               <a:graphicFrameLocks noChangeAspect="1"/>
             </wp:cNvGraphicFramePr>
@@ -6711,7 +6674,6 @@
     <w:p>
       <w:pPr>
         <w:spacing w:line="336" w:lineRule="auto" w:after="180"/>
-        <w:shd w:fill="F5F1FB"/>
       </w:pPr>
       <w:r>
         <w:rPr>
@@ -6734,58 +6696,127 @@
     </w:p>
     <w:p>
       <w:pPr>
+        <w:spacing w:line="336" w:lineRule="auto" w:after="180"/>
+      </w:pPr>
+      <w:r>
+        <w:rPr>
+          <w:b w:val="0"/>
+        </w:rPr>
+        <w:t xml:space="preserve">Teacher prompt: Draw your project trace and justify the deciding step using </w:t>
+      </w:r>
+      <w:r>
+        <w:rPr>
+          <w:b/>
+        </w:rPr>
+        <w:t>evidence</w:t>
+      </w:r>
+      <w:r>
+        <w:rPr>
+          <w:b w:val="0"/>
+        </w:rPr>
+        <w:t>. Ask learners to describe one label or arrow in ordinary words. Use the adjacent transcript if the image is difficult to see.</w:t>
+      </w:r>
+    </w:p>
+    <w:p>
+      <w:pPr>
+        <w:spacing w:line="336" w:lineRule="auto" w:after="180"/>
+      </w:pPr>
+      <w:r>
+        <w:rPr>
+          <w:b w:val="0"/>
+        </w:rPr>
+        <w:t xml:space="preserve">Supported practice key: Display or </w:t>
+      </w:r>
+      <w:r>
+        <w:rPr>
+          <w:b/>
+        </w:rPr>
+        <w:t>exposure</w:t>
+      </w:r>
+      <w:r>
+        <w:rPr>
+          <w:b w:val="0"/>
+        </w:rPr>
+        <w:t xml:space="preserve"> count: A shown three times, B zero. Raw clicks confound opportunities with response.</w:t>
+      </w:r>
+    </w:p>
+    <w:p>
+      <w:pPr>
+        <w:pStyle w:val="Heading2"/>
+      </w:pPr>
+      <w:r>
+        <w:t>Earlier wording, alternatives and picture transcripts · reference / check after trying</w:t>
+      </w:r>
+    </w:p>
+    <w:p>
+      <w:pPr>
+        <w:spacing w:line="336" w:lineRule="auto" w:after="180"/>
+      </w:pPr>
+      <w:r>
+        <w:rPr>
+          <w:b w:val="0"/>
+        </w:rPr>
+        <w:t xml:space="preserve">Use one picture at a time. Hide a worked result before asking for a </w:t>
+      </w:r>
+      <w:r>
+        <w:rPr>
+          <w:b/>
+        </w:rPr>
+        <w:t>prediction</w:t>
+      </w:r>
+      <w:r>
+        <w:rPr>
+          <w:b w:val="0"/>
+        </w:rPr>
+        <w:t>, then reveal it for feedback. These are supported teaching cases; retain the separate independent assessment for a fresh first attempt.</w:t>
+      </w:r>
+    </w:p>
+    <w:p>
+      <w:pPr>
         <w:pStyle w:val="Heading3"/>
       </w:pPr>
       <w:r>
-        <w:t>Discuss while showing the picture</w:t>
-      </w:r>
-    </w:p>
-    <w:p>
-      <w:pPr>
-        <w:spacing w:line="336" w:lineRule="auto" w:after="180"/>
-        <w:shd w:fill="F1F6F8"/>
-      </w:pPr>
-      <w:r>
-        <w:rPr>
-          <w:b w:val="0"/>
-        </w:rPr>
-        <w:t xml:space="preserve">Teacher prompt: Draw your project trace and justify the deciding step using </w:t>
-      </w:r>
-      <w:r>
-        <w:rPr>
-          <w:b/>
-        </w:rPr>
-        <w:t>evidence</w:t>
-      </w:r>
-      <w:r>
-        <w:rPr>
-          <w:b w:val="0"/>
-        </w:rPr>
-        <w:t>. Ask learners to describe one label or arrow in ordinary words. Use the adjacent transcript if the image is difficult to see.</w:t>
-      </w:r>
-    </w:p>
-    <w:p>
-      <w:pPr>
-        <w:spacing w:line="336" w:lineRule="auto" w:after="180"/>
-        <w:shd w:fill="F1F6F8"/>
-      </w:pPr>
-      <w:r>
-        <w:rPr>
-          <w:b w:val="0"/>
-        </w:rPr>
-        <w:t xml:space="preserve">Supported practice key: Display or </w:t>
-      </w:r>
-      <w:r>
-        <w:rPr>
-          <w:b/>
-        </w:rPr>
-        <w:t>exposure</w:t>
-      </w:r>
-      <w:r>
-        <w:rPr>
-          <w:b w:val="0"/>
-        </w:rPr>
-        <w:t xml:space="preserve"> count: A shown three times, B zero. Raw clicks confound opportunities with response.</w:t>
+        <w:t>01. Feedback Loops: the case</w:t>
+      </w:r>
+    </w:p>
+    <w:p>
+      <w:pPr>
+        <w:pStyle w:val="Heading3"/>
+      </w:pPr>
+      <w:r>
+        <w:t>02. Follow the deciding steps</w:t>
+      </w:r>
+    </w:p>
+    <w:p>
+      <w:pPr>
+        <w:pStyle w:val="Heading3"/>
+      </w:pPr>
+      <w:r>
+        <w:t>03. Exposure and clicks after the invented three rounds</w:t>
+      </w:r>
+    </w:p>
+    <w:p>
+      <w:pPr>
+        <w:pStyle w:val="Heading3"/>
+      </w:pPr>
+      <w:r>
+        <w:t>04. Change one thing. Trace what follows.</w:t>
+      </w:r>
+    </w:p>
+    <w:p>
+      <w:pPr>
+        <w:pStyle w:val="Heading3"/>
+      </w:pPr>
+      <w:r>
+        <w:t>05. Connect the explanation to its limit</w:t>
+      </w:r>
+    </w:p>
+    <w:p>
+      <w:pPr>
+        <w:pStyle w:val="Heading3"/>
+      </w:pPr>
+      <w:r>
+        <w:t>06. Make the idea visible in your project</w:t>
       </w:r>
     </w:p>
     <w:sectPr>
